--- a/downloads/MW_Wk5_to_wk8_Edit_6Sep26.docx
+++ b/downloads/MW_Wk5_to_wk8_Edit_6Sep26.docx
@@ -1492,10 +1492,13 @@
       </w:pPr>
       <w:r>
         <w:rPr>
-          <w:color w:val="000000" w:themeColor="text1"/>
+          <w:rFonts w:ascii="Times New Roman" w:hAnsi="Times New Roman" w:eastAsia="Times New Roman"/>
+          <w:b w:val="0"/>
+          <w:color w:val="000000" w:themeColor="text1"/>
+          <w:sz w:val="24"/>
           <w:szCs w:val="28"/>
         </w:rPr>
-        <w:t xml:space="preserve">The cumulative evidence across stakeholder-salience theory and U.S.-based IT governance and cybersecurity oversight research converges on a consistent insight: recovery stability is less a function of technical tooling and more a function of how authority is structured and enacted under pressure. Stakeholder-salience theory explains how power, legitimacy, and urgency dynamically reorder decision priorities during disruption, shaping whose claims define “what matters now” and which tradeoffs become acceptable (Mitchell et al., 1997). Governance findings likewise indicate that decision allocation and coordination capacity influence crisis performance, such that clearer authority structures are associated with more stable outcomes during disruption response (Liu et al., 2020; Park et al., 2023). Oversight research further suggests that fragile supervision and limited expertise can degrade governance quality and amplify inconsistency in operational execution when urgency escalates (Lowry et al., 2025).  </w:t>
+        <w:t xml:space="preserve">The cumulative evidence across stakeholder-salience theory and U.S.-based IT governance and cybersecurity oversight research converges on a consistent insight: recovery stability is less a function of technical tooling and more a function of how authority is structured and enacted under pressure. Stakeholder-salience theory explains how power, legitimacy, and urgency dynamically reorder decision priorities during disruption, shaping whose claims define “what matters now” and which tradeoffs become acceptable (Mitchell et al., 1997). Governance findings likewise indicate that decision allocation and coordination capacity influence crisis performance, such that clearer authority structures are associated with more stable outcomes during disruption response (Park et al., 2023). Oversight research further suggests that fragile supervision and limited expertise can degrade governance quality and amplify inconsistency in operational execution when urgency escalates (Lowry et al., 2025).  </w:t>
       </w:r>
     </w:p>
     <w:p>
@@ -1528,10 +1531,13 @@
       </w:pPr>
       <w:r>
         <w:rPr>
-          <w:color w:val="000000" w:themeColor="text1"/>
+          <w:rFonts w:ascii="Times New Roman" w:hAnsi="Times New Roman" w:eastAsia="Times New Roman"/>
+          <w:b w:val="0"/>
+          <w:color w:val="000000" w:themeColor="text1"/>
+          <w:sz w:val="24"/>
           <w:szCs w:val="28"/>
         </w:rPr>
-        <w:t>When synthesized, these streams still leave a critical interpretive gap central to Stakeholder-Salience Governance of ITDRPaaS in SMEs: they do not fully explain how SME IT/network managers experience salience shifts and translate them into the governance-to-assurance chain—decision rights, escalation pathways, and defensible evidence standards, that are needed to produce and defend recoverability assurance in ITDRPaaS settings (</w:t>
+        <w:t>When synthesized, these streams still leave a critical interpretive gap central to Stakeholder-Salience Governance of ITDRPaaS in SMEs: they do not fully explain how SME IT/network managers experience salience shifts and translate them into the governance-to-assurance chain—decision rights, escalation pathways, and defensible evidence standards, that are needed to produce and defend recoverability assurance in ITDRPaaS settings (Lowry et al., 2025; Park et al., 2023). In this context, IT strategy is treated as articulated continuity intent (risk tolerance, critical-service priorities, and acceptable downtime), and the gap concerns how IT/network managers translate that intent into decision-rights governance—who decides, when escalation occurs, and what evidence is required, under salience pressure (Lowry et al., 2025; Mitchell et al., 1997). In practice, salience contests shape which integrity risks are tolerated and what counts as “proof” under time pressure, yet the literature under-specifies the network-management-level negotiation where accountability is most acute and authority often remains ambiguous (Lowry et al., 2025). Accordingly, a generic qualitative inquiry is warranted to examine how SME IT/network managers perceive, interpret, and operationalize salience-driven judgments through decision rights, escalation pathways, and evidence practices that contribute to consistent and defensible recoverability assurance in ITDRPaaS environments (Caelli et al., 2003; Kahlke, 2014; Lowry et al., 2025).</w:t>
       </w:r>
       <w:r>
         <w:rPr>
@@ -1539,14 +1545,12 @@
           <w:szCs w:val="28"/>
           <w:highlight w:val="cyan"/>
         </w:rPr>
-        <w:t>Lowry et al.,</w:t>
       </w:r>
       <w:r>
         <w:rPr>
           <w:color w:val="000000" w:themeColor="text1"/>
           <w:szCs w:val="28"/>
         </w:rPr>
-        <w:t xml:space="preserve"> 2025; Liu et al., 2020). In this context, IT strategy is treated as articulated continuity intent (risk tolerance, critical-service priorities, and acceptable downtime), and the gap concerns how IT/network managers translate that intent into decision-rights governance—who decides, when escalation occurs, and what evidence is required, under salience pressure (Lowry et al., 2025; </w:t>
       </w:r>
       <w:r>
         <w:rPr>
@@ -1554,26 +1558,22 @@
           <w:szCs w:val="28"/>
           <w:highlight w:val="cyan"/>
         </w:rPr>
-        <w:t>Mitchell et al., 1997).</w:t>
       </w:r>
       <w:r>
         <w:rPr>
           <w:color w:val="000000" w:themeColor="text1"/>
           <w:szCs w:val="28"/>
         </w:rPr>
-        <w:t xml:space="preserve"> In practice, salience contests shape which integrity risks are tolerated and what counts as “proof” under time pressure, </w:t>
-      </w:r>
-      <w:r>
-        <w:rPr>
-          <w:color w:val="000000" w:themeColor="text1"/>
-        </w:rPr>
-        <w:t xml:space="preserve">yet the literature under-specifies the network-management-level negotiation where accountability is most acute and authority often remains ambiguous (Lowry et al., 2025). </w:t>
-      </w:r>
-      <w:r>
-        <w:rPr>
-          <w:color w:val="000000" w:themeColor="text1"/>
-        </w:rPr>
-        <w:t>Accordingly, a generic qualitative inquiry is warranted to examine how SME IT/network managers perceive, interpret, and operationalize salience-driven judgments through decision rights, escalation pathways, and evidence practices that contribute to consistent and defensible recoverability assurance in ITDRPaaS environments (Caelli et al., 2003; Kahlke, 2014; Lowry et al., 2025).</w:t>
+      </w:r>
+      <w:r>
+        <w:rPr>
+          <w:color w:val="000000" w:themeColor="text1"/>
+        </w:rPr>
+      </w:r>
+      <w:r>
+        <w:rPr>
+          <w:color w:val="000000" w:themeColor="text1"/>
+        </w:rPr>
       </w:r>
     </w:p>
     <w:p>
@@ -2497,10 +2497,13 @@
       </w:pPr>
       <w:r>
         <w:rPr>
-          <w:color w:val="000000" w:themeColor="text1"/>
+          <w:rFonts w:ascii="Times New Roman" w:hAnsi="Times New Roman" w:eastAsia="Times New Roman"/>
+          <w:b w:val="0"/>
+          <w:color w:val="000000" w:themeColor="text1"/>
+          <w:sz w:val="24"/>
           <w:szCs w:val="28"/>
         </w:rPr>
-        <w:t>This study adopts a constructivist–interpretive worldview, positing that organizational realities are constructed through participants’ interactions and interpretations rather than existing as a single objective reality (</w:t>
+        <w:t xml:space="preserve">This study adopts a constructivist–interpretive worldview, positing that organizational realities are constructed through participants’ interactions and interpretations rather than existing as a single objective reality (Creswell &amp; Poth, 2024; Guba &amp; Lincoln, 1994). Aligning with a subjectivist–transactional epistemology, knowledge of ITDRPaaS governance emerges from the interaction between the researcher and participants (Guba &amp; Lincoln, 1994). This philosophical stance supports generic qualitative inquiry aimed at interpreting how diverse stakeholders understand recovery priorities, decision authority, escalation requirements, and acceptable evidence of recoverability. This approach therefore describes how stakeholders-salience participants translate organizational IT strategy into operational disaster recovery actions rather than testing predefined compliance checklists.  In SME environments, competing stakeholder demands routinely complicate recovery prioritization, restoration authority, and acceptable service-recovery thresholds. Accordingly, the design captures how those demands condition who counts in recovery prioritization, who decides and escalates under pressure, and what counts as an acceptable recovery standard. </w:t>
       </w:r>
       <w:r>
         <w:rPr>
@@ -2508,7 +2511,6 @@
           <w:szCs w:val="28"/>
           <w:highlight w:val="cyan"/>
         </w:rPr>
-        <w:t xml:space="preserve">Creswell &amp; Poth, </w:t>
       </w:r>
       <w:r>
         <w:rPr>
@@ -2516,7 +2518,6 @@
           <w:szCs w:val="28"/>
           <w:highlight w:val="cyan"/>
         </w:rPr>
-        <w:t>199</w:t>
       </w:r>
       <w:r>
         <w:rPr>
@@ -2524,14 +2525,12 @@
           <w:szCs w:val="28"/>
           <w:highlight w:val="cyan"/>
         </w:rPr>
-        <w:t>8</w:t>
       </w:r>
       <w:r>
         <w:rPr>
           <w:color w:val="000000" w:themeColor="text1"/>
           <w:szCs w:val="28"/>
         </w:rPr>
-        <w:t xml:space="preserve">; </w:t>
       </w:r>
       <w:r>
         <w:rPr>
@@ -2539,14 +2538,12 @@
           <w:szCs w:val="28"/>
           <w:highlight w:val="yellow"/>
         </w:rPr>
-        <w:t>Guba &amp; Lincoln, 1994</w:t>
       </w:r>
       <w:r>
         <w:rPr>
           <w:color w:val="000000" w:themeColor="text1"/>
           <w:szCs w:val="28"/>
         </w:rPr>
-        <w:t>). Aligning with a subjectivist–transactional epistemology, knowledge of ITDRPaaS governance emerges from the interaction between the researcher and participants (</w:t>
       </w:r>
       <w:r>
         <w:rPr>
@@ -2554,49 +2551,42 @@
           <w:szCs w:val="28"/>
           <w:highlight w:val="yellow"/>
         </w:rPr>
-        <w:t>Guba &amp; Lincoln, 1994</w:t>
       </w:r>
       <w:r>
         <w:rPr>
           <w:color w:val="000000" w:themeColor="text1"/>
           <w:szCs w:val="28"/>
         </w:rPr>
-        <w:t xml:space="preserve">). This philosophical stance supports generic qualitative inquiry aimed at interpreting how diverse stakeholders understand recovery priorities, decision authority, escalation requirements, and acceptable evidence of recoverability. </w:t>
       </w:r>
       <w:r>
         <w:rPr>
           <w:color w:val="000000" w:themeColor="text1"/>
           <w:szCs w:val="28"/>
         </w:rPr>
-        <w:t>Th</w:t>
       </w:r>
       <w:r>
         <w:rPr>
           <w:color w:val="000000" w:themeColor="text1"/>
           <w:szCs w:val="28"/>
         </w:rPr>
-        <w:t>is</w:t>
       </w:r>
       <w:r>
         <w:rPr>
           <w:color w:val="000000" w:themeColor="text1"/>
           <w:szCs w:val="28"/>
         </w:rPr>
-        <w:t xml:space="preserve"> approach therefore describes how stakeholders-salience participants translate organizational IT strategy into operational disaster recovery actions rather than testing predefined compliance checklists.</w:t>
       </w:r>
       <w:r>
         <w:rPr>
           <w:color w:val="000000" w:themeColor="text1"/>
           <w:szCs w:val="28"/>
         </w:rPr>
-        <w:t xml:space="preserve">  </w:t>
       </w:r>
       <w:r>
         <w:rPr>
           <w:color w:val="000000" w:themeColor="text1"/>
           <w:szCs w:val="28"/>
         </w:rPr>
-        <w:t xml:space="preserve">In SME environments, competing stakeholder demands routinely complicate recovery prioritization, restoration authority, and acceptable service-recovery thresholds. Accordingly, the design captures how those demands condition who counts in recovery prioritization, who decides and escalates under pressure, and what counts as an acceptable recovery standard. </w:t>
       </w:r>
     </w:p>
     <w:p>
@@ -2610,10 +2600,13 @@
       </w:pPr>
       <w:r>
         <w:rPr>
-          <w:color w:val="000000" w:themeColor="text1"/>
+          <w:rFonts w:ascii="Times New Roman" w:hAnsi="Times New Roman" w:eastAsia="Times New Roman"/>
+          <w:b w:val="0"/>
+          <w:color w:val="000000" w:themeColor="text1"/>
+          <w:sz w:val="24"/>
           <w:szCs w:val="28"/>
         </w:rPr>
-        <w:t>Stakeholder-salience theory will serve as the interpretive foundation for understanding how perceptions of power, legitimacy, and urgency influence the prioritization of recovery actions during time-critical events (</w:t>
+        <w:t>Stakeholder-salience theory will serve as the interpretive foundation for understanding how perceptions of power, legitimacy, and urgency influence the prioritization of recovery actions during time-critical events (Mitchell et al., 1997).  Within this GQI frame, the phenomenon is IT/network managers’ experienced governance and decision dynamics as they interpret stakeholder influence during disruption or recovery planning. Managers must convert IT strategy intent, from a lived perspective into operational recovery authority while navigating conflicting claims about what should be restored first and who may authorize action. The approach thereby yields descriptive insight into decision rights and escalation pathways, without reducing the inquiry to a pure classical phenomenology (Weill &amp; Ross, 2004). It also examines evidentiary standards that support recoverability assurance when managers must defend recovery outcomes to stakeholders (Lowry et al., 2025; Park et al., 2023). Collectively, the PLU options of choices keep the methodological approach aligned with the study’s purpose.</w:t>
       </w:r>
       <w:r>
         <w:rPr>
@@ -2621,22 +2614,18 @@
           <w:szCs w:val="28"/>
           <w:highlight w:val="cyan"/>
         </w:rPr>
-        <w:t>Mitchell et al., 1997</w:t>
       </w:r>
       <w:r>
         <w:rPr>
           <w:color w:val="000000" w:themeColor="text1"/>
           <w:szCs w:val="28"/>
         </w:rPr>
-        <w:t xml:space="preserve">).  Within this GQI frame, the phenomenon is IT/network managers’ experienced governance and decision dynamics as they interpret stakeholder influence during disruption or recovery planning. Managers must convert IT strategy intent, from a lived perspective into operational recovery authority while navigating conflicting claims about what should be restored first and who may authorize action. The </w:t>
       </w:r>
       <w:r>
         <w:rPr>
           <w:color w:val="000000" w:themeColor="text1"/>
           <w:szCs w:val="28"/>
         </w:rPr>
-        <w:lastRenderedPageBreak/>
-        <w:t xml:space="preserve">approach thereby yields descriptive insight into decision rights and escalation pathways, without reducing the inquiry to a pure classical phenomenology. It also examines evidentiary standards that support recoverability assurance when managers must defend recovery outcomes to stakeholders (Mojtahedi &amp; Oo, 2017; </w:t>
       </w:r>
       <w:r>
         <w:rPr>
@@ -2644,14 +2633,12 @@
           <w:szCs w:val="28"/>
           <w:highlight w:val="cyan"/>
         </w:rPr>
-        <w:t>Weill &amp; Ross, 2004</w:t>
       </w:r>
       <w:r>
         <w:rPr>
           <w:color w:val="000000" w:themeColor="text1"/>
           <w:szCs w:val="28"/>
         </w:rPr>
-        <w:t>). Collectively, the PLU options of choices keep the methodological approach aligned with the study’s purpose.</w:t>
       </w:r>
     </w:p>
     <w:p>
@@ -2901,35 +2888,34 @@
       </w:pPr>
       <w:r>
         <w:rPr>
-          <w:color w:val="000000" w:themeColor="text1"/>
+          <w:rFonts w:ascii="Times New Roman" w:hAnsi="Times New Roman" w:eastAsia="Times New Roman"/>
+          <w:b w:val="0"/>
+          <w:color w:val="000000" w:themeColor="text1"/>
+          <w:sz w:val="24"/>
           <w:szCs w:val="28"/>
         </w:rPr>
-        <w:t>Criterion and purposive sampling methods will be employed to identify participants who fulfill specific inclusion criteria and possess relevant firsthand recovery experiences (</w:t>
-      </w:r>
-      <w:r>
-        <w:rPr>
-          <w:color w:val="000000" w:themeColor="text1"/>
-        </w:rPr>
-        <w:t>Koerber &amp; McMichael, 2008</w:t>
-      </w:r>
-      <w:r>
-        <w:rPr>
-          <w:color w:val="000000" w:themeColor="text1"/>
-        </w:rPr>
-        <w:t>)</w:t>
-      </w:r>
-      <w:r>
-        <w:rPr>
-          <w:color w:val="000000" w:themeColor="text1"/>
-        </w:rPr>
-        <w:t xml:space="preserve"> </w:t>
+        <w:t>Criterion and purposive sampling methods will be employed to identify participants who fulfill specific inclusion criteria and possess relevant firsthand recovery experiences (Percy et al., 2015)  Eligible participants must hold a role within the U.S. Small and Medium Enterprise (SME) information technology or networking sectors, or closely related fields, with responsibilities pertaining to disaster recovery decision-making or coordination. Additionally, participants must have direct experience within the past 36 months involving at least one disruptive event, failover, recovery test, or operational recovery that necessitated the use of an external disaster recovery or recovery platform. All participants must be 18 years of age or older, possess the capacity to engage in interviews conducted in English, and provide informed consent. Conversely, individuals will be excluded from participation if they are solely employed by vendors without a subject matter expert (SME) role, lack experience with external platform recovery, or are unable to articulate a specific recovery event in a manner that would facilitate meaningful participation in the study.</w:t>
+      </w:r>
+      <w:r>
+        <w:rPr>
+          <w:color w:val="000000" w:themeColor="text1"/>
+        </w:rPr>
+      </w:r>
+      <w:r>
+        <w:rPr>
+          <w:color w:val="000000" w:themeColor="text1"/>
+        </w:rPr>
+      </w:r>
+      <w:r>
+        <w:rPr>
+          <w:color w:val="000000" w:themeColor="text1"/>
+        </w:rPr>
       </w:r>
       <w:r>
         <w:rPr>
           <w:color w:val="000000" w:themeColor="text1"/>
           <w:szCs w:val="28"/>
         </w:rPr>
-        <w:t xml:space="preserve"> Eligible participants must hold a role within the U.S. Small and Medium Enterprise (SME) information technology or networking sectors, or closely related fields, with responsibilities pertaining to disaster recovery decision-making or coordination. Additionally, participants must have direct experience within the past 36 months involving at least one disruptive event, failover, recovery test, or operational recovery that necessitated the use of an external disaster recovery or recovery platform. All participants must be 18 years of age or older, possess the capacity to engage in interviews conducted in English, and provide informed consent. Conversely, individuals will be excluded from participation if they are solely employed by vendors without a subject matter expert (SME) role, lack experience with external platform recovery, or are unable to articulate a specific recovery event in a manner that would facilitate meaningful participation in the study.</w:t>
       </w:r>
     </w:p>
     <w:p>
@@ -5082,10 +5068,11 @@
         <w:rPr>
           <w:rStyle w:val="ng-star-inserted"/>
           <w:rFonts w:ascii="Times New Roman" w:hAnsi="Times New Roman" w:eastAsia="Times New Roman"/>
-          <w:color w:val="000000" w:themeColor="text1"/>
-          <w:sz w:val="24"/>
-        </w:rPr>
-        <w:t>Operational procedures begin with purposive and criterion sampling to identify qualified participants (Koerber &amp; McMichael, 2008; Percy et al., 2015). The locked sample is 12. Inclusion requires service as an IT or network manager (or equivalent systems, infrastructure, or IT operations role) in a U.S. SME of 10 to 200 personnel (Ekinci et al., 2025); direct operational responsibility for, or participation in, IT disaster-recovery coordination that uses an external platform or managed recovery service; and at least one disruption, failover, recovery test, or operational recovery in the preceding 36 months. Vendor-only employees and managers who cannot name a qualifying event are excluded. After eligibility is verified, the researcher emails the informed consent form; once signed electronic consent is returned, a virtual, recorded English interview is scheduled.</w:t>
+          <w:b w:val="0"/>
+          <w:color w:val="000000" w:themeColor="text1"/>
+          <w:sz w:val="24"/>
+        </w:rPr>
+        <w:t>Operational procedures begin with purposive and criterion sampling to identify qualified participants (Percy et al., 2015). The locked sample is 12. Inclusion requires service as an IT or network manager (or equivalent systems, infrastructure, or IT operations role) in a U.S. SME of 10 to 200 personnel (Ekinci et al., 2025); direct operational responsibility for, or participation in, IT disaster-recovery coordination that uses an external platform or managed recovery service; and at least one disruption, failover, recovery test, or operational recovery in the preceding 36 months. Vendor-only employees and managers who cannot name a qualifying event are excluded. After eligibility is verified, the researcher emails the informed consent form; once signed electronic consent is returned, a virtual, recorded English interview is scheduled.</w:t>
       </w:r>
       <w:r>
         <w:rPr>
@@ -5677,11 +5664,12 @@
       <w:r>
         <w:rPr>
           <w:rFonts w:ascii="Times New Roman" w:hAnsi="Times New Roman" w:eastAsia="Times New Roman"/>
+          <w:b w:val="0"/>
           <w:color w:val="000000" w:themeColor="text1"/>
           <w:sz w:val="24"/>
           <w:szCs w:val="24"/>
         </w:rPr>
-        <w:t>This project uses the qualitative trustworthiness criteria of credibility, dependability, confirmability, and transferability (Lincoln &amp; Guba, 1985). Credibility will be supported by critical-incident interviews, a seven-day factual member check, SME-panel review of the interview guide, and two to three mock or pilot interviews before the n = 12 corpus is collected (Moser &amp; Korstjens, 2023). Dependability will be supported by a dated audit trail of protocol versions, codebook changes, and analytic memos (Carcary, 2020). Confirmability will be supported by reflexive memos that separate participant accounts from researcher interpretation. Transferability will be supported by rich, de-identified descriptions of incident context without naming employers, vendors, or products. Expert review and pilot testing belong to instrument development; they are not a second data-collection stream and they are not used as findings.</w:t>
+        <w:t>This project uses the qualitative trustworthiness criteria of credibility, dependability, confirmability, and transferability (Lincoln &amp; Guba, 1985). Credibility will be supported by critical-incident interviews, a seven-day factual member check, SME-panel review of the interview guide, and two to three mock or pilot interviews before the n = 12 corpus is collected (Korstjens &amp; Moser, 2018). Dependability will be supported by a dated audit trail of protocol versions, codebook changes, and analytic memos (Carcary, 2020). Confirmability will be supported by reflexive memos that separate participant accounts from researcher interpretation. Transferability will be supported by rich, de-identified descriptions of incident context without naming employers, vendors, or products. Expert review and pilot testing belong to instrument development; they are not a second data-collection stream and they are not used as findings.</w:t>
       </w:r>
       <w:r>
         <w:rPr>
@@ -5978,10 +5966,12 @@
       </w:pPr>
       <w:r>
         <w:rPr>
+          <w:rFonts w:ascii="Times New Roman" w:hAnsi="Times New Roman" w:eastAsia="Times New Roman"/>
+          <w:b w:val="0"/>
           <w:sz w:val="24"/>
           <w:szCs w:val="24"/>
         </w:rPr>
-        <w:t xml:space="preserve">This study will use a </w:t>
+        <w:t>This study will use a non-probability, criterion-based purposive sampling strategy to select information-rich participants whose professional roles and recent recovery experience align with the research purpose (Percy et al., 2015; Creswell &amp; Poth, 2024). The target population consists of U.S. SME IT network, systems, infrastructure, or operations managers in small and medium-sized enterprises of 10 to 200 personnel who have direct responsibility for, or participation in, IT disaster recovery that uses an external recovery platform, managed recovery service, ITDRPaaS, or a functionally equivalent cloud-recovery capability. Inclusion requires at least one disruption, failover, recovery test, or operational recovery in the preceding 36 months in which that external capability was used. Individuals employed only by a vendor, or who lack direct platform-mediated recovery responsibility, will be excluded. Criterion-based purposive sampling is appropriate for this generic qualitative inquiry because the researcher will deliberately select participants who can recount a named recovery event rather than attempt to obtain a statistically representative sample (Percy et al., 2015).</w:t>
       </w:r>
       <w:r>
         <w:rPr>
@@ -5990,7 +5980,6 @@
           <w:sz w:val="24"/>
           <w:szCs w:val="24"/>
         </w:rPr>
-        <w:t>non</w:t>
       </w:r>
       <w:r>
         <w:rPr>
@@ -5999,7 +5988,6 @@
           <w:sz w:val="24"/>
           <w:szCs w:val="24"/>
         </w:rPr>
-        <w:t>-</w:t>
       </w:r>
       <w:r>
         <w:rPr>
@@ -6008,14 +5996,12 @@
           <w:sz w:val="24"/>
           <w:szCs w:val="24"/>
         </w:rPr>
-        <w:t>probability</w:t>
       </w:r>
       <w:r>
         <w:rPr>
           <w:sz w:val="24"/>
           <w:szCs w:val="24"/>
         </w:rPr>
-        <w:t xml:space="preserve">, criterion-based purposive sampling strategy to select information-rich participants whose professional roles and recent recovery experience align with the research purpose (Percy et al., 2015; </w:t>
       </w:r>
       <w:r>
         <w:rPr>
@@ -6023,7 +6009,6 @@
           <w:szCs w:val="24"/>
           <w:highlight w:val="cyan"/>
         </w:rPr>
-        <w:t xml:space="preserve">Creswell &amp; Poth, </w:t>
       </w:r>
       <w:r>
         <w:rPr>
@@ -6031,7 +6016,6 @@
           <w:szCs w:val="24"/>
           <w:highlight w:val="cyan"/>
         </w:rPr>
-        <w:t>199</w:t>
       </w:r>
       <w:r>
         <w:rPr>
@@ -6039,14 +6023,12 @@
           <w:szCs w:val="24"/>
           <w:highlight w:val="cyan"/>
         </w:rPr>
-        <w:t>8</w:t>
       </w:r>
       <w:r>
         <w:rPr>
           <w:sz w:val="24"/>
           <w:szCs w:val="24"/>
         </w:rPr>
-        <w:t xml:space="preserve">). The target population consists </w:t>
       </w:r>
       <w:r>
         <w:rPr>
@@ -6055,7 +6037,6 @@
           <w:sz w:val="24"/>
           <w:szCs w:val="24"/>
         </w:rPr>
-        <w:t xml:space="preserve">of U.S. </w:t>
       </w:r>
       <w:r>
         <w:rPr>
@@ -6064,7 +6045,6 @@
           <w:sz w:val="24"/>
           <w:szCs w:val="24"/>
         </w:rPr>
-        <w:t xml:space="preserve">SME </w:t>
       </w:r>
       <w:r>
         <w:rPr>
@@ -6073,14 +6053,12 @@
           <w:sz w:val="24"/>
           <w:szCs w:val="24"/>
         </w:rPr>
-        <w:t>IT network, systems, infrastructure, or operations managers in small and medium-sized enterprises of 10 to 200 personnel who have direct responsibility for, or participation in, IT disaster recovery that uses an external recovery platform, managed recovery service, ITDRPaaS, or a functionally equivalent cloud-recovery capability.</w:t>
       </w:r>
       <w:r>
         <w:rPr>
           <w:sz w:val="24"/>
           <w:szCs w:val="24"/>
         </w:rPr>
-        <w:t xml:space="preserve"> </w:t>
       </w:r>
       <w:r>
         <w:rPr>
@@ -6090,14 +6068,12 @@
           <w:sz w:val="24"/>
           <w:szCs w:val="24"/>
         </w:rPr>
-        <w:t>Inclusion</w:t>
       </w:r>
       <w:r>
         <w:rPr>
           <w:sz w:val="24"/>
           <w:szCs w:val="24"/>
         </w:rPr>
-        <w:t xml:space="preserve"> requires at least one disruption, failover, recovery test, or operational recovery in the preceding 36 months in which that external capability was used. Individuals employed only by a vendor, or who lack direct platform-mediated recovery responsibility, will be excluded. Criterion-based purposive sampling is appropriate for this generic qualitative inquiry because the researcher will deliberately select participants who can recount a named recovery event rather than attempt to obtain a statistically representative sample (Percy et al., 2015).</w:t>
       </w:r>
     </w:p>
     <w:p>
@@ -6106,30 +6082,23 @@
         <w:ind w:firstLine="720"/>
       </w:pPr>
       <w:r>
-        <w:t>The sample is locked at 12 participants. Sample adequacy will not be determined through statistical power calculations (Vasileiou et al., 2018). It will be justified by information power: a narrow study aim, a highly specific participant population, theoretically informed but not closed-ended dialogue, and an in-depth thematic analysis strategy (</w:t>
-      </w:r>
-      <w:r>
-        <w:t xml:space="preserve">Malterud et al., </w:t>
-      </w:r>
+        <w:rPr>
+          <w:rFonts w:ascii="Times New Roman" w:hAnsi="Times New Roman" w:eastAsia="Times New Roman"/>
+          <w:b w:val="0"/>
+          <w:sz w:val="24"/>
+        </w:rPr>
+        <w:t>The sample is locked at 12 participants. Sample adequacy will not be determined through statistical power calculations (Wutich et al., 2024). It will be justified by information power: a narrow study aim, a highly specific participant population, theoretically informed but not closed-ended dialogue, and an in-depth thematic analysis strategy (Malterud et al., 2016). Twelve is the planned recruitment target for the detailed screening and interview process. It is not a finding that the gap is closed, nor is there a claim that saturation occurs at the twelfth interview.</w:t>
+      </w:r>
+      <w:r/>
       <w:r>
         <w:rPr>
           <w:highlight w:val="cyan"/>
         </w:rPr>
-        <w:t>2016</w:t>
-      </w:r>
-      <w:r>
-        <w:t xml:space="preserve">). Twelve is the </w:t>
-      </w:r>
-      <w:r>
-        <w:lastRenderedPageBreak/>
-        <w:t xml:space="preserve">planned recruitment target for the detailed screening and interview process. It is not a finding that the gap is closed, </w:t>
-      </w:r>
-      <w:r>
-        <w:t>nor is there a</w:t>
-      </w:r>
-      <w:r>
-        <w:t xml:space="preserve"> claim that saturation occurs at the twelfth interview.</w:t>
-      </w:r>
+      </w:r>
+      <w:r/>
+      <w:r/>
+      <w:r/>
+      <w:r/>
     </w:p>
     <w:p>
       <w:pPr>
@@ -6352,661 +6321,1924 @@
       </w:r>
       <w:r>
         <w:rPr>
+          <w:b w:val="0"/>
+          <w:bCs/>
+        </w:rPr>
+        <w:t>Flanagan, 1954; Chell, 2004</w:t>
+      </w:r>
+      <w:r>
+        <w:t>). A manager who cannot name such an event is not in the population and will not enter the sample. This recency and platform bound distinguishes the population from the broader set of IT managers who only know a written plan or a vendor demonstration.</w:t>
+      </w:r>
+    </w:p>
+    <w:p>
+      <w:pPr>
+        <w:pStyle w:val="ui-markdownparagraph"/>
+        <w:ind w:firstLine="720"/>
+      </w:pPr>
+      <w:r>
+        <w:rPr>
+          <w:rFonts w:ascii="Times New Roman" w:hAnsi="Times New Roman" w:eastAsia="Times New Roman"/>
+          <w:b w:val="0"/>
+          <w:sz w:val="24"/>
+        </w:rPr>
+        <w:t>This population definition is the pool from which the locked sample of 12 participants will be drawn. It is not itself the sample, and it is not a statistically representative frame of all U.S. SME recovery settings (Creswell &amp; Poth, 2024; Percy et al., 2015). The definition is written this tightly because information power depends on sample specificity: a narrow class of SME recovery events and a dense participant profile increase the information available from each interview (Malterud et al., 2016). The 12-participant sample, the inclusion and exclusion screens, and the individual recruitment path all depend on this population boundary remaining stable.</w:t>
+      </w:r>
+      <w:r>
+        <w:rPr>
+          <w:highlight w:val="cyan"/>
+        </w:rPr>
+      </w:r>
+      <w:r>
+        <w:rPr>
+          <w:highlight w:val="cyan"/>
+        </w:rPr>
+      </w:r>
+      <w:r>
+        <w:rPr>
+          <w:highlight w:val="cyan"/>
+        </w:rPr>
+      </w:r>
+      <w:r/>
+      <w:r>
+        <w:rPr>
+          <w:highlight w:val="cyan"/>
+        </w:rPr>
+      </w:r>
+      <w:r>
+        <w:rPr>
+          <w:highlight w:val="cyan"/>
+        </w:rPr>
+      </w:r>
+      <w:r/>
+    </w:p>
+    <w:p>
+      <w:pPr>
+        <w:pStyle w:val="Body"/>
+        <w:rPr>
+          <w:color w:val="000000" w:themeColor="text1"/>
+        </w:rPr>
+      </w:pPr>
+    </w:p>
+    <w:p>
+      <w:pPr>
+        <w:pStyle w:val="Heading5"/>
+        <w:rPr>
+          <w:color w:val="000000" w:themeColor="text1"/>
+        </w:rPr>
+      </w:pPr>
+      <w:r>
+        <w:rPr>
+          <w:color w:val="000000" w:themeColor="text1"/>
+        </w:rPr>
+        <w:t>Data Collection Process</w:t>
+      </w:r>
+      <w:commentRangeEnd w:id="32"/>
+      <w:r>
+        <w:rPr>
+          <w:rStyle w:val="CommentReference"/>
+          <w:color w:val="000000" w:themeColor="text1"/>
+          <w:sz w:val="24"/>
+          <w:szCs w:val="26"/>
+        </w:rPr>
+        <w:commentReference w:id="32"/>
+      </w:r>
+      <w:commentRangeEnd w:id="33"/>
+      <w:r>
+        <w:rPr>
+          <w:rStyle w:val="CommentReference"/>
+          <w:color w:val="000000" w:themeColor="text1"/>
+          <w:sz w:val="24"/>
+          <w:szCs w:val="26"/>
+        </w:rPr>
+        <w:commentReference w:id="33"/>
+      </w:r>
+    </w:p>
+    <w:p>
+      <w:pPr>
+        <w:pStyle w:val="Body"/>
+        <w:rPr>
+          <w:i/>
+          <w:iCs/>
+          <w:color w:val="000000" w:themeColor="text1"/>
+        </w:rPr>
+      </w:pPr>
+      <w:r>
+        <w:rPr>
+          <w:i/>
+          <w:iCs/>
+          <w:color w:val="000000" w:themeColor="text1"/>
+        </w:rPr>
+        <w:t>Provide a logical step-by-step data collection process as it aligns with the methodological approach. Suggest</w:t>
+      </w:r>
+      <w:r>
+        <w:rPr>
+          <w:i/>
+          <w:iCs/>
+          <w:color w:val="000000" w:themeColor="text1"/>
+        </w:rPr>
+        <w:t>ed</w:t>
+      </w:r>
+      <w:r>
+        <w:rPr>
+          <w:i/>
+          <w:iCs/>
+          <w:color w:val="000000" w:themeColor="text1"/>
+        </w:rPr>
+        <w:t xml:space="preserve"> length 3-4 paragraphs.</w:t>
+      </w:r>
+    </w:p>
+    <w:p>
+      <w:pPr>
+        <w:pStyle w:val="NormalWeb"/>
+        <w:ind w:firstLine="720"/>
+      </w:pPr>
+      <w:r>
+        <w:rPr>
+          <w:rFonts w:ascii="Times New Roman" w:hAnsi="Times New Roman" w:eastAsia="Times New Roman"/>
+          <w:sz w:val="24"/>
+        </w:rPr>
+        <w:t>Following institutional approval, the researcher will finalize the semi-structured interview protocol, consent form, and screening instrument. The protocol will be reviewed by an SME panel and tested in two or three mock or pilot interviews with individuals who meet the professional profile but will not enter the n = 12 sample. Pilot feedback will assess question clarity, neutrality, construct coverage, sequencing, and probe usefulness. Revisions will keep the questions aligned with generic qualitative inquiry and with the conceptual chain: stakeholder salience, decision rights, escalation pathways, evidentiary standards, and recoverability assurance (Caelli et al., 2003; Mitchell et al., 1997; Percy et al., 2015).</w:t>
+      </w:r>
+    </w:p>
+    <w:p>
+      <w:pPr>
+        <w:pStyle w:val="pdq2pgselectionanchorcontainer"/>
+        <w:ind w:firstLine="720"/>
+      </w:pPr>
+      <w:r>
+        <w:rPr>
+          <w:rFonts w:ascii="Times New Roman" w:hAnsi="Times New Roman" w:eastAsia="Times New Roman"/>
+          <w:sz w:val="24"/>
+        </w:rPr>
+        <w:t>Critical-incident prompts will ask participants to describe one specific disruption, failover, recovery test, or restoration event. Follow-up probes will examine what occurred, who made or influenced decisions, how competing demands were prioritized, when escalation occurred, and what was treated as proof of recovery (Flanagan, 1954; Chell, 2004). No artifacts will be requested or collected. If a manager names a matrix, ticket, or test record, that naming is part of the interview account.</w:t>
+      </w:r>
+    </w:p>
+    <w:p>
+      <w:pPr>
+        <w:pStyle w:val="NormalWeb"/>
+        <w:ind w:firstLine="720"/>
+      </w:pPr>
+      <w:r>
+        <w:rPr>
+          <w:rFonts w:ascii="Times New Roman" w:hAnsi="Times New Roman" w:eastAsia="Times New Roman"/>
+          <w:sz w:val="24"/>
+        </w:rPr>
+        <w:t>After each interview, the recording will be transcribed, checked against the audio, de-identified, and assigned a participant code. The researcher will prepare field notes and reflexive memos. Participants may be contacted to clarify materially ambiguous statements without being asked to approve the researcher’s final interpretation. Verified transcripts and audit-trail documentation will be imported into Delve for organization and retrieval during hybrid deductive–inductive codebook thematic analysis. Delve will support data management and coding; the analytic method remains thematic analysis (Fereday &amp; Muir-Cochrane, 2006; Carcary, 2020).</w:t>
+      </w:r>
+      <w:r/>
+      <w:r/>
+    </w:p>
+    <w:p>
+      <w:pPr>
+        <w:pStyle w:val="Body"/>
+        <w:rPr>
+          <w:color w:val="000000" w:themeColor="text1"/>
+        </w:rPr>
+      </w:pPr>
+    </w:p>
+    <w:p>
+      <w:pPr>
+        <w:pStyle w:val="Heading5"/>
+        <w:rPr>
+          <w:color w:val="000000" w:themeColor="text1"/>
+        </w:rPr>
+      </w:pPr>
+      <w:r>
+        <w:rPr>
+          <w:color w:val="000000" w:themeColor="text1"/>
+        </w:rPr>
+        <w:t>Ethical Considerations</w:t>
+      </w:r>
+    </w:p>
+    <w:p>
+      <w:pPr>
+        <w:pStyle w:val="Body"/>
+        <w:rPr>
+          <w:i/>
+          <w:iCs/>
+          <w:color w:val="000000" w:themeColor="text1"/>
+        </w:rPr>
+      </w:pPr>
+      <w:r>
+        <w:rPr>
+          <w:i/>
+          <w:iCs/>
+          <w:color w:val="000000" w:themeColor="text1"/>
+        </w:rPr>
+        <w:t xml:space="preserve">Identify potential ethical issues and provide </w:t>
+      </w:r>
+      <w:r>
+        <w:rPr>
+          <w:i/>
+          <w:iCs/>
+          <w:color w:val="000000" w:themeColor="text1"/>
+        </w:rPr>
+        <w:t xml:space="preserve">a proposed plan to adhere to strict ethical standards. Include details regarding privacy, confidentiality, and data security procedures and concerns. Suggested length </w:t>
+      </w:r>
+      <w:r>
+        <w:rPr>
+          <w:i/>
+          <w:iCs/>
+          <w:color w:val="000000" w:themeColor="text1"/>
+          <w:highlight w:val="yellow"/>
+        </w:rPr>
+        <w:t>1-2 paragraphs</w:t>
+      </w:r>
+      <w:r>
+        <w:rPr>
+          <w:i/>
+          <w:iCs/>
+          <w:color w:val="000000" w:themeColor="text1"/>
+        </w:rPr>
+        <w:t>.</w:t>
+      </w:r>
+    </w:p>
+    <w:p>
+      <w:pPr>
+        <w:pStyle w:val="ui-markdownparagraph"/>
+        <w:ind w:firstLine="720"/>
+      </w:pPr>
+      <w:r>
+        <w:rPr>
+          <w:rFonts w:ascii="Times New Roman" w:hAnsi="Times New Roman" w:eastAsia="Times New Roman"/>
+          <w:b w:val="0"/>
+          <w:sz w:val="24"/>
+          <w:highlight w:val="yellow"/>
+        </w:rPr>
+        <w:t>Ethics is a guiding principle in qualitative research. It shapes study design, the process of discovery, and the significance of the findings, and it requires the researcher to weigh the human cost of inquiry (Miteu, 2024). This generic qualitative inquiry will utilize U.S. small and medium-sized enterprise (SME) IT, network, systems, infrastructure, or operations managers in firms of 10 to 200 personnel. In that setting, ethical risk is concentrated: a named recovery event, a role title, and a platform type can re-identify a person or firm more easily than in a large enterprise. The study will therefore treat data management, respect for persons, honesty and integrity, and responsible dissemination as operational requirements, not as a checklist (Miteu, 2024). The researcher will not begin identification, screening, or scheduling until the Capella University Institutional Review Board has granted written approval. The design follows the Belmont Report’s principles of respect for persons, beneficence, and justice (National Commission for the Protection of Human Subjects of Biomedical and Behavioral Research, 1979). Respect for persons will be enacted through voluntary participation, signed electronic consent, a recorded permission-to-record check, and the right to skip any question or stop at any time without penalty. Beneficence will be enacted by treating SME organizational disclosure as both a compliance issue and a Gap-data threat: the researcher will not recruit through a supervisor, owner, employer command chain, or vendor account manager; collection remains interviews only; identifiers will be stripped to P##, role only, SME-X, and Platform-X; and member checking will be a seven-day factual review of sequence, roles, and named proof so contested recovery decisions are not edited out. Justice will be enacted by placing the research burden on operational U.S. SME managers who can name a qualifying event, and by excluding vendor-only staff and command-visible recruitment paths.</w:t>
+      </w:r>
+      <w:r>
+        <w:rPr>
+          <w:highlight w:val="yellow"/>
+        </w:rPr>
+      </w:r>
+      <w:r>
+        <w:rPr>
+          <w:highlight w:val="yellow"/>
+        </w:rPr>
+      </w:r>
+      <w:r>
+        <w:rPr>
+          <w:highlight w:val="yellow"/>
+        </w:rPr>
+      </w:r>
+      <w:r>
+        <w:rPr>
+          <w:highlight w:val="yellow"/>
+        </w:rPr>
+      </w:r>
+      <w:r>
+        <w:rPr>
+          <w:highlight w:val="yellow"/>
+        </w:rPr>
+      </w:r>
+      <w:r/>
+    </w:p>
+    <w:p>
+      <w:pPr>
+        <w:pStyle w:val="ui-markdownparagraph"/>
+        <w:ind w:firstLine="720"/>
+      </w:pPr>
+      <w:r>
+        <w:rPr>
+          <w:rFonts w:ascii="Times New Roman" w:hAnsi="Times New Roman" w:eastAsia="Times New Roman"/>
+          <w:b w:val="0"/>
+          <w:sz w:val="24"/>
+          <w:highlight w:val="yellow"/>
+        </w:rPr>
+        <w:t>Honesty and integrity will govern collection, storage, analysis, reporting, and any later Q&amp;A about the study (Miteu, 2024). Recordings and RAW notes will be stored in an encrypted, password-protected directory separate from CLEAN transcripts and the Delve audit nest. The researcher will not continue a session from memory if recording fails, will not invent artifact contents a manager did not state, and will not claim that Delvetool performed the analysis. Findings and will be disseminated as de-identified patterned accounts of named U.S. SME recovery events, without employer, owner, vendor, or product names, so the study can report how managers enacted whose claim counted, who decided, and what counted as enough proof without exposing the participant or the firm.</w:t>
+      </w:r>
+      <w:r>
+        <w:rPr>
+          <w:highlight w:val="yellow"/>
+        </w:rPr>
+      </w:r>
+      <w:r>
+        <w:rPr>
+          <w:highlight w:val="yellow"/>
+        </w:rPr>
+      </w:r>
+    </w:p>
+    <w:p>
+      <w:pPr>
+        <w:pStyle w:val="Heading2"/>
+        <w:rPr>
+          <w:color w:val="000000" w:themeColor="text1"/>
+        </w:rPr>
+      </w:pPr>
+      <w:r>
+        <w:rPr>
+          <w:color w:val="000000" w:themeColor="text1"/>
+        </w:rPr>
+        <w:t>Proposed Data Analysis Plan</w:t>
+      </w:r>
+    </w:p>
+    <w:p>
+      <w:pPr>
+        <w:pStyle w:val="Body"/>
+        <w:shd w:val="clear" w:color="auto" w:fill="E7E6E6"/>
+        <w:rPr>
+          <w:color w:val="000000" w:themeColor="text1"/>
+        </w:rPr>
+      </w:pPr>
+      <w:r>
+        <w:rPr>
+          <w:i/>
+          <w:iCs/>
+          <w:color w:val="000000" w:themeColor="text1"/>
+        </w:rPr>
+        <w:t xml:space="preserve">Articulate data analysis techniques appropriate to project framework. </w:t>
+      </w:r>
+      <w:r>
+        <w:rPr>
+          <w:color w:val="000000" w:themeColor="text1"/>
+        </w:rPr>
+        <w:t xml:space="preserve"> </w:t>
+      </w:r>
+    </w:p>
+    <w:p>
+      <w:pPr>
+        <w:pStyle w:val="Body"/>
+        <w:rPr>
+          <w:i/>
+          <w:iCs/>
+          <w:color w:val="000000" w:themeColor="text1"/>
+        </w:rPr>
+      </w:pPr>
+      <w:r>
+        <w:rPr>
+          <w:i/>
+          <w:iCs/>
+          <w:color w:val="000000" w:themeColor="text1"/>
+        </w:rPr>
+        <w:t xml:space="preserve"> </w:t>
+      </w:r>
+    </w:p>
+    <w:p>
+      <w:pPr>
+        <w:pStyle w:val="Body"/>
+        <w:rPr>
+          <w:i/>
+          <w:iCs/>
+          <w:color w:val="000000" w:themeColor="text1"/>
+        </w:rPr>
+      </w:pPr>
+      <w:r>
+        <w:rPr>
+          <w:i/>
+          <w:iCs/>
+          <w:color w:val="000000" w:themeColor="text1"/>
+        </w:rPr>
+        <w:t>Present a plan to analyze and present data with techniques that are appropriate to the project, framework, data sources, and sample size. Suggest</w:t>
+      </w:r>
+      <w:r>
+        <w:rPr>
+          <w:i/>
+          <w:iCs/>
+          <w:color w:val="000000" w:themeColor="text1"/>
+        </w:rPr>
+        <w:t>ed</w:t>
+      </w:r>
+      <w:r>
+        <w:rPr>
+          <w:i/>
+          <w:iCs/>
+          <w:color w:val="000000" w:themeColor="text1"/>
+        </w:rPr>
+        <w:t xml:space="preserve"> length 3-4 paragraphs.</w:t>
+      </w:r>
+    </w:p>
+    <w:p>
+      <w:pPr>
+        <w:pStyle w:val="Body"/>
+        <w:rPr>
+          <w:i/>
+          <w:iCs/>
+          <w:color w:val="000000" w:themeColor="text1"/>
+        </w:rPr>
+      </w:pPr>
+    </w:p>
+    <w:p>
+      <w:pPr>
+        <w:pStyle w:val="ui-markdownparagraph"/>
+      </w:pPr>
+      <w:r>
+        <w:rPr>
+          <w:rFonts w:ascii="Times New Roman" w:hAnsi="Times New Roman" w:eastAsia="Times New Roman"/>
+          <w:sz w:val="24"/>
+        </w:rPr>
+        <w:t>The researcher will analyze de-identified critical-incident interviews from the locked sample of 12 U.S. SME IT, network, systems, infrastructure, or operations managers using hybrid deductive–inductive codebook thematic analysis within a generic qualitative inquiry (Caelli et al., 2003; Fereday &amp; Muir-Cochrane, 2006; Kahlke, 2014; Percy et al., 2015). Before coding, the researcher will complete a scope register that records the purpose, research question, framework role, eligibility rules, participant count, and required deliverables, and will keep three work areas separate: preserved RAW recordings, CLEAN analytic files, and presentation outputs. Each interview will receive a stable identifier. The researcher will produce a verbatim transcript, strip person, firm, vendor, and product names, complete a seven-day factual member check, and read each CLEAN transcript in full before formal coding (Lincoln &amp; Guba, 1985). Delve will store CLEAN transcripts, the versioned codebook, memos, and snippet URLs. Delve will not perform the analysis.</w:t>
+      </w:r>
+      <w:r>
+        <w:rPr>
+          <w:highlight w:val="cyan"/>
+        </w:rPr>
+      </w:r>
+      <w:r/>
+      <w:r>
+        <w:rPr>
+          <w:highlight w:val="cyan"/>
+        </w:rPr>
+      </w:r>
+      <w:r/>
+      <w:r>
+        <w:rPr>
+          <w:highlight w:val="cyan"/>
+        </w:rPr>
+      </w:r>
+      <w:r/>
+      <w:r/>
+    </w:p>
+    <w:p>
+      <w:pPr>
+        <w:pStyle w:val="ui-markdownparagraph"/>
+      </w:pPr>
+      <w:r>
+        <w:rPr>
+          <w:rFonts w:ascii="Times New Roman" w:hAnsi="Times New Roman" w:eastAsia="Times New Roman"/>
+          <w:b w:val="0"/>
+          <w:sz w:val="24"/>
+        </w:rPr>
+        <w:t>Second, the researcher will import the nested start-list of STRUCTURAL, FRAMEWORK_DEDUCTIVE, and BOUNDARY codes and create one excerpt record for each bounded passage that requires analysis, attaching its source locator, speaker, incident context, and provisional code (Fereday &amp; Muir-Cochrane, 2006; Carcary, 2020). A passage may receive more than one code when it conveys distinct ideas. Power, legitimacy, and urgency will function as sensitizing probes, not predetermined theme titles (Mitchell et al., 1997). Decision rights, escalation, evidentiary standards, and recoverability assurance will be coded as enactment evidence, not as a fourth salience attribute. Each code definition will state its meaning, inclusion criteria, exclusion criteria, and a source-linked example; uncertain assignments will be flagged for review. EMERGENT child codes will remain empty until meaning units are locked (Braun &amp; Clarke, 2019; Taylor &amp; Bogdan, 1998). Coding changes will be recorded with the date, reason, and affected records. Spreadsheet lookup and Delve retrieval may support these records; interpretive approval will remain with the researcher (Fereday &amp; Muir-Cochrane, 2006).</w:t>
+      </w:r>
+      <w:r>
+        <w:rPr>
+          <w:highlight w:val="cyan"/>
+        </w:rPr>
+      </w:r>
+      <w:r>
+        <w:rPr>
+          <w:highlight w:val="cyan"/>
+        </w:rPr>
+      </w:r>
+      <w:r>
+        <w:rPr>
+          <w:highlight w:val="cyan"/>
+        </w:rPr>
+      </w:r>
+      <w:r>
+        <w:rPr>
+          <w:highlight w:val="cyan"/>
+        </w:rPr>
+      </w:r>
+      <w:r>
+        <w:rPr>
+          <w:highlight w:val="cyan"/>
+        </w:rPr>
+      </w:r>
+      <w:r/>
+      <w:r/>
+    </w:p>
+    <w:p>
+      <w:pPr>
+        <w:pStyle w:val="ui-markdownparagraph"/>
+      </w:pPr>
+      <w:r>
+        <w:rPr>
+          <w:rFonts w:ascii="Times New Roman" w:hAnsi="Times New Roman" w:eastAsia="Times New Roman"/>
+          <w:b w:val="0"/>
+          <w:sz w:val="24"/>
+        </w:rPr>
+        <w:t>Third, the researcher will lock meaning units that state a practice claim before any theme name is written, confirm each unit with a named excerpt and a negative or boundary case, and group related units only when they describe the same salience-to-assurance bargain rather than the same recovery topic (Braun &amp; Clarke, 2019; Taylor &amp; Bogdan, 1998; Walker, 2026). For every proposed theme, the researcher will record its central claim, contributing categories, representative excerpts, exceptions, and research-question relevance, then return to the original passages to inspect context. Candidate categories may be retained, revised, split, combined, or rejected, with earlier versions preserved. This is iterative interpretive work, not an automatic promotion of frequently used labels into themes, and it is not reflexive thematic analysis as the analytic method (Braun &amp; Clarke, 2019; Fereday &amp; Muir-Cochrane, 2006). The locked n = 12 will be reported as the planned participant count, not as proof of saturation; adequacy will be assessed through richness, relevant variation, question coverage, and whether later interviews still change the meaning-unit inventory (Malterud et al., 2016; Naeem et al., 2024).</w:t>
+      </w:r>
+      <w:r>
+        <w:rPr>
+          <w:highlight w:val="cyan"/>
+        </w:rPr>
+      </w:r>
+      <w:r>
+        <w:rPr>
+          <w:highlight w:val="cyan"/>
+        </w:rPr>
+      </w:r>
+      <w:r>
+        <w:rPr>
+          <w:highlight w:val="cyan"/>
+        </w:rPr>
+      </w:r>
+      <w:r/>
+      <w:r>
+        <w:rPr>
+          <w:highlight w:val="cyan"/>
+        </w:rPr>
+      </w:r>
+      <w:r>
+        <w:rPr>
+          <w:highlight w:val="cyan"/>
+        </w:rPr>
+      </w:r>
+      <w:r/>
+      <w:r>
+        <w:rPr>
+          <w:highlight w:val="cyan"/>
+        </w:rPr>
+      </w:r>
+      <w:r/>
+      <w:r>
+        <w:rPr>
+          <w:highlight w:val="cyan"/>
+        </w:rPr>
+      </w:r>
+      <w:r/>
+    </w:p>
+    <w:p>
+      <w:pPr>
+        <w:pStyle w:val="ui-markdownparagraph"/>
+      </w:pPr>
+      <w:r>
+        <w:rPr>
+          <w:rFonts w:ascii="Times New Roman" w:hAnsi="Times New Roman" w:eastAsia="Times New Roman"/>
+          <w:b w:val="0"/>
+          <w:sz w:val="24"/>
+        </w:rPr>
+        <w:t>Fourth, the researcher will write two separate syntheses from the reviewed theme records: one for stakeholder-claim management and salience shifts, and one for decision rights, escalation, and recoverability assurance (</w:t>
+      </w:r>
+      <w:r/>
+      <w:r>
+        <w:rPr>
+          <w:rFonts w:ascii="Times New Roman" w:hAnsi="Times New Roman" w:eastAsia="Times New Roman"/>
+          <w:b/>
+          <w:sz w:val="24"/>
+        </w:rPr>
+        <w:t>Lester et al., 2020</w:t>
+      </w:r>
+      <w:r>
+        <w:rPr>
+          <w:rFonts w:ascii="Times New Roman" w:hAnsi="Times New Roman" w:eastAsia="Times New Roman"/>
+          <w:b w:val="0"/>
+          <w:sz w:val="24"/>
+        </w:rPr>
+        <w:t>; Percy et al., 2015). Presentation will include a meaning-unit evidence table, a theme-to-question map, and a narrative that pairs each interpretive claim with source-verified excerpts and relevant boundary cases, including Every published quotation, participant label, source locator, and thematic claim will receive a source check; table titles and theme names will be compared with the narrative. Participant counts, excerpt counts, and source counts will remain separate. The researcher will close the revision log, record unresolved gaps, and release a dated version of the report, codebook, and CSV nest (Carcary, 2020). Clerical software and retrieval aids will not replace researcher interpretation; every quotation and thematic claim will remain grounded in the CLEAN transcript and the dated audit trail (Nowell et al., 2017). Findings will distinguish managers’ reported interpretations from independently documented actions and will not claim statistical generalization.</w:t>
+      </w:r>
+    </w:p>
+    <w:p>
+      <w:pPr>
+        <w:pStyle w:val="Body"/>
+        <w:rPr>
+          <w:color w:val="000000" w:themeColor="text1"/>
+        </w:rPr>
+      </w:pPr>
+    </w:p>
+    <w:p>
+      <w:pPr>
+        <w:pStyle w:val="Body"/>
+        <w:rPr>
+          <w:i/>
+          <w:iCs/>
+          <w:color w:val="000000" w:themeColor="text1"/>
+        </w:rPr>
+      </w:pPr>
+    </w:p>
+    <w:p>
+      <w:pPr>
+        <w:pStyle w:val="Body"/>
+        <w:rPr>
+          <w:i/>
+          <w:iCs/>
+          <w:color w:val="000000" w:themeColor="text1"/>
+        </w:rPr>
+      </w:pPr>
+    </w:p>
+    <w:p>
+      <w:pPr>
+        <w:pStyle w:val="Heading5"/>
+        <w:rPr>
+          <w:color w:val="000000" w:themeColor="text1"/>
+        </w:rPr>
+      </w:pPr>
+      <w:r>
+        <w:rPr>
+          <w:color w:val="000000" w:themeColor="text1"/>
+        </w:rPr>
+        <w:br w:type="page"/>
+      </w:r>
+      <w:commentRangeStart w:id="34"/>
+      <w:commentRangeStart w:id="35"/>
+      <w:r>
+        <w:rPr>
+          <w:rFonts w:cs="Arial"/>
+          <w:iCs w:val="0"/>
+          <w:color w:val="000000" w:themeColor="text1"/>
+          <w:sz w:val="32"/>
+          <w:szCs w:val="32"/>
+        </w:rPr>
+        <w:lastRenderedPageBreak/>
+        <w:t>References</w:t>
+      </w:r>
+      <w:commentRangeEnd w:id="34"/>
+      <w:r>
+        <w:rPr>
+          <w:rStyle w:val="CommentReference"/>
+          <w:color w:val="000000" w:themeColor="text1"/>
+          <w:sz w:val="24"/>
+          <w:szCs w:val="26"/>
+        </w:rPr>
+        <w:commentReference w:id="34"/>
+      </w:r>
+      <w:commentRangeEnd w:id="35"/>
+      <w:r>
+        <w:rPr>
+          <w:rStyle w:val="CommentReference"/>
+          <w:color w:val="000000" w:themeColor="text1"/>
+          <w:sz w:val="24"/>
+          <w:szCs w:val="26"/>
+        </w:rPr>
+        <w:commentReference w:id="35"/>
+      </w:r>
+    </w:p>
+    <w:p>
+      <w:pPr>
+        <w:pStyle w:val="Body"/>
+        <w:rPr>
+          <w:i/>
+          <w:iCs/>
+          <w:color w:val="000000" w:themeColor="text1"/>
+        </w:rPr>
+      </w:pPr>
+      <w:r>
+        <w:rPr>
+          <w:i/>
+          <w:iCs/>
+          <w:color w:val="000000" w:themeColor="text1"/>
+        </w:rPr>
+        <w:t xml:space="preserve">APA formatted reference section that includes a reference for each citation used in text. </w:t>
+      </w:r>
+    </w:p>
+    <w:p>
+      <w:pPr>
+        <w:pStyle w:val="Body"/>
+        <w:rPr>
+          <w:color w:val="000000" w:themeColor="text1"/>
+        </w:rPr>
+      </w:pPr>
+    </w:p>
+    <w:p>
+      <w:pPr>
+        <w:spacing w:line="480" w:lineRule="auto"/>
+        <w:ind w:left="630" w:hanging="630"/>
+        <w:rPr>
+          <w:color w:val="000000" w:themeColor="text1"/>
+        </w:rPr>
+      </w:pPr>
+      <w:r>
+        <w:rPr>
+          <w:rFonts w:ascii="Times New Roman" w:hAnsi="Times New Roman" w:eastAsia="Times New Roman"/>
+          <w:b w:val="0"/>
+          <w:i w:val="0"/>
+          <w:color w:val="000000" w:themeColor="text1"/>
+          <w:sz w:val="24"/>
+        </w:rPr>
+        <w:t xml:space="preserve">Agle, B. R., Mitchell, R. K., &amp; Sonnenfeld, J. A. (1999). Who matters to CEOs? An investigation of stakeholder attributes and salience, corporate performance, and CEO values. </w:t>
+      </w:r>
+      <w:r>
+        <w:rPr>
+          <w:rFonts w:ascii="Times New Roman" w:hAnsi="Times New Roman" w:eastAsia="Times New Roman"/>
+          <w:b w:val="0"/>
+          <w:i/>
+          <w:sz w:val="24"/>
+        </w:rPr>
+        <w:t>Academy of Management Journal, 42</w:t>
+      </w:r>
+      <w:r>
+        <w:rPr>
+          <w:rFonts w:ascii="Times New Roman" w:hAnsi="Times New Roman" w:eastAsia="Times New Roman"/>
+          <w:b w:val="0"/>
+          <w:i w:val="0"/>
+          <w:sz w:val="24"/>
+        </w:rPr>
+        <w:t xml:space="preserve">(5), 507–525. </w:t>
+      </w:r>
+      <w:hyperlink r:id="rId71">
+        <w:r>
+          <w:rPr>
+            <w:color w:val="0563C1"/>
+            <w:u w:val="single"/>
+            <w:rFonts w:ascii="Times New Roman" w:hAnsi="Times New Roman"/>
+            <w:sz w:val="24"/>
+          </w:rPr>
+          <w:t xml:space="preserve">https://doi.org/10.5465/256973</w:t>
+        </w:r>
+      </w:hyperlink>
+    </w:p>
+    <w:p>
+      <w:pPr>
+        <w:spacing w:line="480" w:lineRule="auto"/>
+        <w:ind w:left="630" w:hanging="630"/>
+        <w:rPr>
+          <w:color w:val="000000" w:themeColor="text1"/>
+        </w:rPr>
+      </w:pPr>
+      <w:r>
+        <w:rPr>
+          <w:rFonts w:ascii="Times New Roman" w:hAnsi="Times New Roman" w:eastAsia="Times New Roman"/>
+          <w:b w:val="0"/>
+          <w:i w:val="0"/>
+          <w:color w:val="000000" w:themeColor="text1"/>
+          <w:sz w:val="24"/>
+        </w:rPr>
+        <w:t xml:space="preserve">Agle, B. R., Donaldson, T., Freeman, R. E., Jensen, M. C., Mitchell, R. K., &amp; Wood, D. J. (2008). Dialogue: Toward superior stakeholder theory. </w:t>
+      </w:r>
+      <w:r>
+        <w:rPr>
+          <w:rFonts w:ascii="Times New Roman" w:hAnsi="Times New Roman" w:eastAsia="Times New Roman"/>
+          <w:b w:val="0"/>
+          <w:i/>
+          <w:sz w:val="24"/>
+        </w:rPr>
+        <w:t>Business Ethics Quarterly, 18</w:t>
+      </w:r>
+      <w:r>
+        <w:rPr>
+          <w:rFonts w:ascii="Times New Roman" w:hAnsi="Times New Roman" w:eastAsia="Times New Roman"/>
+          <w:b w:val="0"/>
+          <w:i w:val="0"/>
+          <w:sz w:val="24"/>
+        </w:rPr>
+        <w:t xml:space="preserve">(2), 153–190. </w:t>
+      </w:r>
+      <w:hyperlink r:id="rId16">
+        <w:r>
+          <w:rPr>
+            <w:color w:val="0563C1"/>
+            <w:u w:val="single"/>
+            <w:rFonts w:ascii="Times New Roman" w:hAnsi="Times New Roman"/>
+            <w:sz w:val="24"/>
+          </w:rPr>
+          <w:t xml:space="preserve">https://doi.org/10.5840/beq200818214</w:t>
+        </w:r>
+      </w:hyperlink>
+    </w:p>
+    <w:p>
+      <w:pPr>
+        <w:spacing w:line="480" w:lineRule="auto"/>
+        <w:ind w:left="630" w:hanging="630"/>
+      </w:pPr>
+      <w:r>
+        <w:rPr>
+          <w:rFonts w:ascii="Times New Roman" w:hAnsi="Times New Roman" w:eastAsia="Times New Roman"/>
+          <w:b w:val="0"/>
+          <w:i w:val="0"/>
+          <w:color w:val="000000" w:themeColor="text1"/>
+          <w:sz w:val="24"/>
+        </w:rPr>
+        <w:t xml:space="preserve">Ampel, B. M., Samtani, S., Zhu, H., Chen, H., &amp; Nunamaker, J. F., Jr. (2024). Improving threat mitigation through a cybersecurity risk management framework: A computational design science approach. </w:t>
+      </w:r>
+      <w:r>
+        <w:rPr>
+          <w:rFonts w:ascii="Times New Roman" w:hAnsi="Times New Roman" w:eastAsia="Times New Roman"/>
+          <w:b w:val="0"/>
+          <w:i/>
+          <w:sz w:val="24"/>
+        </w:rPr>
+        <w:t>Journal of Management Information Systems, 41</w:t>
+      </w:r>
+      <w:r>
+        <w:rPr>
+          <w:rFonts w:ascii="Times New Roman" w:hAnsi="Times New Roman" w:eastAsia="Times New Roman"/>
+          <w:b w:val="0"/>
+          <w:i w:val="0"/>
+          <w:sz w:val="24"/>
+        </w:rPr>
+        <w:t xml:space="preserve">(1), 236–265. </w:t>
+      </w:r>
+      <w:hyperlink r:id="rId72">
+        <w:r>
+          <w:rPr>
+            <w:color w:val="0563C1"/>
+            <w:u w:val="single"/>
+            <w:rFonts w:ascii="Times New Roman" w:hAnsi="Times New Roman"/>
+            <w:sz w:val="24"/>
+          </w:rPr>
+          <w:t xml:space="preserve">https://doi.org/10.1080/07421222.2023.2301178</w:t>
+        </w:r>
+      </w:hyperlink>
+    </w:p>
+    <w:p>
+      <w:pPr>
+        <w:spacing w:line="480" w:lineRule="auto"/>
+        <w:ind w:left="630" w:hanging="630"/>
+      </w:pPr>
+      <w:r>
+        <w:rPr>
+          <w:rFonts w:ascii="Times New Roman" w:hAnsi="Times New Roman" w:eastAsia="Times New Roman"/>
+          <w:b w:val="0"/>
+          <w:i w:val="0"/>
+          <w:sz w:val="24"/>
+          <w:highlight w:val="yellow"/>
+        </w:rPr>
+        <w:t xml:space="preserve">Braun, V., &amp; Clarke, V. (2019). Reflecting on reflexive thematic analysis. </w:t>
+      </w:r>
+      <w:r>
+        <w:rPr>
+          <w:b w:val="0"/>
+          <w:i w:val="0"/>
+        </w:rPr>
+      </w:r>
+      <w:r>
+        <w:rPr>
+          <w:b w:val="0"/>
+          <w:i w:val="0"/>
+          <w:iCs/>
+        </w:rPr>
+      </w:r>
+      <w:r>
+        <w:rPr>
+          <w:b w:val="0"/>
+          <w:i w:val="0"/>
+        </w:rPr>
+      </w:r>
+      <w:r>
+        <w:rPr>
+          <w:b w:val="0"/>
+          <w:i w:val="0"/>
+          <w:iCs/>
+        </w:rPr>
+      </w:r>
+      <w:r>
+        <w:rPr>
+          <w:b w:val="0"/>
+          <w:i w:val="0"/>
+        </w:rPr>
+      </w:r>
+      <w:r>
+        <w:rPr>
+          <w:rFonts w:ascii="Times New Roman" w:hAnsi="Times New Roman" w:eastAsia="Times New Roman"/>
+          <w:b w:val="0"/>
+          <w:i/>
+          <w:sz w:val="24"/>
+        </w:rPr>
+        <w:t>Qualitative Research in Sport, Exercise and Health, 11</w:t>
+      </w:r>
+      <w:r>
+        <w:rPr>
+          <w:rFonts w:ascii="Times New Roman" w:hAnsi="Times New Roman" w:eastAsia="Times New Roman"/>
+          <w:b w:val="0"/>
+          <w:i w:val="0"/>
+          <w:sz w:val="24"/>
+        </w:rPr>
+        <w:t xml:space="preserve">(4), 589–597. </w:t>
+      </w:r>
+      <w:hyperlink r:id="rId17">
+        <w:r>
+          <w:rPr>
+            <w:color w:val="0563C1"/>
+            <w:u w:val="single"/>
+            <w:rFonts w:ascii="Times New Roman" w:hAnsi="Times New Roman"/>
+            <w:sz w:val="24"/>
+          </w:rPr>
+          <w:t xml:space="preserve">https://doi.org/10.1080/2159676X.2019.1628806</w:t>
+        </w:r>
+      </w:hyperlink>
+    </w:p>
+    <w:p>
+      <w:pPr>
+        <w:spacing w:line="480" w:lineRule="auto"/>
+      </w:pPr>
+      <w:r>
+        <w:rPr>
+          <w:rFonts w:ascii="Times New Roman" w:hAnsi="Times New Roman" w:eastAsia="Times New Roman"/>
+          <w:b/>
+          <w:i w:val="0"/>
+          <w:sz w:val="24"/>
+        </w:rPr>
+        <w:t xml:space="preserve">Brinkmann, S., &amp; Kvale, S. (2017). Ethics in qualitative psychological research. In C. Willig &amp; W. Stainton Rogers (Eds.), </w:t>
+      </w:r>
+      <w:r>
+        <w:rPr>
+          <w:rFonts w:ascii="Times New Roman" w:hAnsi="Times New Roman" w:eastAsia="Times New Roman"/>
+          <w:b/>
+          <w:i/>
+          <w:sz w:val="24"/>
+        </w:rPr>
+        <w:t>The SAGE handbook of qualitative research in psychology</w:t>
+      </w:r>
+      <w:r>
+        <w:rPr>
+          <w:rFonts w:ascii="Times New Roman" w:hAnsi="Times New Roman" w:eastAsia="Times New Roman"/>
+          <w:b/>
+          <w:i w:val="0"/>
+          <w:sz w:val="24"/>
+        </w:rPr>
+        <w:t xml:space="preserve"> (2nd ed., pp. 259–273). SAGE. </w:t>
+      </w:r>
+    </w:p>
+    <w:p>
+      <w:pPr>
+        <w:spacing w:line="480" w:lineRule="auto"/>
+        <w:ind w:left="630" w:hanging="630"/>
+        <w:rPr>
+          <w:highlight w:val="cyan"/>
+        </w:rPr>
+      </w:pPr>
+      <w:r>
+        <w:rPr>
+          <w:rFonts w:ascii="Times New Roman" w:hAnsi="Times New Roman" w:eastAsia="Times New Roman"/>
+          <w:b w:val="0"/>
+          <w:i w:val="0"/>
+          <w:color w:val="000000" w:themeColor="text1"/>
+          <w:sz w:val="24"/>
+        </w:rPr>
+        <w:t xml:space="preserve">Butterfield, L. D., Borgen, W. A., Amundson, N. E., &amp; Maglio, A.-S. T. (2005). Fifty years of the critical incident technique: 1954–2004 and beyond. </w:t>
+      </w:r>
+      <w:r>
+        <w:rPr>
+          <w:b w:val="0"/>
+          <w:i w:val="0"/>
+          <w:color w:val="000000" w:themeColor="text1"/>
+          <w:highlight w:val="cyan"/>
+        </w:rPr>
+      </w:r>
+      <w:r>
+        <w:rPr>
+          <w:rFonts w:ascii="Times New Roman" w:hAnsi="Times New Roman" w:eastAsia="Times New Roman"/>
+          <w:b w:val="0"/>
+          <w:i/>
+          <w:sz w:val="24"/>
+        </w:rPr>
+        <w:t>Qualitative Research, 5</w:t>
+      </w:r>
+      <w:r>
+        <w:rPr>
+          <w:rFonts w:ascii="Times New Roman" w:hAnsi="Times New Roman" w:eastAsia="Times New Roman"/>
+          <w:b w:val="0"/>
+          <w:i w:val="0"/>
+          <w:sz w:val="24"/>
+        </w:rPr>
+        <w:t xml:space="preserve">(4), 475–497. </w:t>
+      </w:r>
+      <w:hyperlink r:id="rId73">
+        <w:r>
+          <w:rPr>
+            <w:color w:val="0563C1"/>
+            <w:u w:val="single"/>
+            <w:rFonts w:ascii="Times New Roman" w:hAnsi="Times New Roman"/>
+            <w:sz w:val="24"/>
+          </w:rPr>
+          <w:t xml:space="preserve">https://doi.org/10.1177/1468794105056924</w:t>
+        </w:r>
+      </w:hyperlink>
+    </w:p>
+    <w:p>
+      <w:pPr>
+        <w:spacing w:line="480" w:lineRule="auto"/>
+        <w:ind w:left="630" w:hanging="630"/>
+      </w:pPr>
+      <w:r>
+        <w:rPr>
+          <w:rFonts w:ascii="Times New Roman" w:hAnsi="Times New Roman" w:eastAsia="Times New Roman"/>
+          <w:b w:val="0"/>
+          <w:i w:val="0"/>
+          <w:color w:val="000000" w:themeColor="text1"/>
+          <w:sz w:val="24"/>
+          <w:highlight w:val="cyan"/>
+        </w:rPr>
+        <w:t xml:space="preserve">Caelli, K., Ray, L., &amp; Mill, J. (2003). “Clear as mud”: Toward greater clarity in generic qualitative research. </w:t>
+      </w:r>
+      <w:r>
+        <w:rPr>
+          <w:b w:val="0"/>
+          <w:i w:val="0"/>
+          <w:color w:val="000000" w:themeColor="text1"/>
+        </w:rPr>
+      </w:r>
+      <w:r>
+        <w:rPr>
+          <w:b w:val="0"/>
+          <w:i w:val="0"/>
+        </w:rPr>
+      </w:r>
+      <w:r>
+        <w:rPr>
+          <w:rFonts w:ascii="Times New Roman" w:hAnsi="Times New Roman" w:eastAsia="Times New Roman"/>
+          <w:b w:val="0"/>
+          <w:i/>
+          <w:sz w:val="24"/>
+        </w:rPr>
+        <w:t>International Journal of Qualitative Methods, 2</w:t>
+      </w:r>
+      <w:r>
+        <w:rPr>
+          <w:rFonts w:ascii="Times New Roman" w:hAnsi="Times New Roman" w:eastAsia="Times New Roman"/>
+          <w:b w:val="0"/>
+          <w:i w:val="0"/>
+          <w:sz w:val="24"/>
+        </w:rPr>
+        <w:t xml:space="preserve">(2), 1–13. </w:t>
+      </w:r>
+      <w:hyperlink r:id="rId18">
+        <w:r>
+          <w:rPr>
+            <w:color w:val="0563C1"/>
+            <w:u w:val="single"/>
+            <w:rFonts w:ascii="Times New Roman" w:hAnsi="Times New Roman"/>
+            <w:sz w:val="24"/>
+          </w:rPr>
+          <w:t xml:space="preserve">https://doi.org/10.1177/160940690300200201</w:t>
+        </w:r>
+      </w:hyperlink>
+    </w:p>
+    <w:p>
+      <w:pPr>
+        <w:spacing w:line="480" w:lineRule="auto"/>
+      </w:pPr>
+      <w:r>
+        <w:rPr>
+          <w:rFonts w:ascii="Times New Roman" w:hAnsi="Times New Roman" w:eastAsia="Times New Roman"/>
+          <w:b w:val="0"/>
+          <w:i w:val="0"/>
+          <w:sz w:val="24"/>
+        </w:rPr>
+        <w:t xml:space="preserve">Capella University. (2024). </w:t>
+      </w:r>
+      <w:r>
+        <w:rPr>
+          <w:rFonts w:ascii="Times New Roman" w:hAnsi="Times New Roman" w:eastAsia="Times New Roman"/>
+          <w:b w:val="0"/>
+          <w:i/>
+          <w:sz w:val="24"/>
+        </w:rPr>
+        <w:t>University catalog: Doctor of Philosophy (PhD) in Business Management, Information Technology Management specialization</w:t>
+      </w:r>
+      <w:r>
+        <w:rPr>
+          <w:rFonts w:ascii="Times New Roman" w:hAnsi="Times New Roman" w:eastAsia="Times New Roman"/>
+          <w:b w:val="0"/>
+          <w:i w:val="0"/>
+          <w:sz w:val="24"/>
+        </w:rPr>
+        <w:t>. Capella University.</w:t>
+      </w:r>
+    </w:p>
+    <w:p>
+      <w:pPr>
+        <w:spacing w:line="480" w:lineRule="auto"/>
+        <w:ind w:left="630" w:hanging="630"/>
+        <w:rPr>
+          <w:color w:val="000000" w:themeColor="text1"/>
+        </w:rPr>
+      </w:pPr>
+      <w:r>
+        <w:rPr>
+          <w:rFonts w:ascii="Times New Roman" w:hAnsi="Times New Roman" w:eastAsia="Times New Roman"/>
+          <w:b w:val="0"/>
+          <w:i w:val="0"/>
+          <w:sz w:val="24"/>
+          <w:highlight w:val="cyan"/>
+        </w:rPr>
+        <w:t xml:space="preserve">Carcary, M. (2020). The research audit trail: Methodological guidance for application in practice. </w:t>
+      </w:r>
+      <w:r>
+        <w:rPr>
+          <w:b w:val="0"/>
+          <w:i w:val="0"/>
+        </w:rPr>
+      </w:r>
+      <w:r>
+        <w:rPr>
+          <w:b w:val="0"/>
+          <w:i w:val="0"/>
+          <w:iCs/>
+        </w:rPr>
+      </w:r>
+      <w:r>
+        <w:rPr>
+          <w:b w:val="0"/>
+          <w:i w:val="0"/>
+        </w:rPr>
+      </w:r>
+      <w:r>
+        <w:rPr>
+          <w:rFonts w:ascii="Times New Roman" w:hAnsi="Times New Roman" w:eastAsia="Times New Roman"/>
+          <w:b w:val="0"/>
+          <w:i/>
+          <w:sz w:val="24"/>
+        </w:rPr>
+        <w:t>Electronic Journal of Business Research Methods, 18</w:t>
+      </w:r>
+      <w:r>
+        <w:rPr>
+          <w:rFonts w:ascii="Times New Roman" w:hAnsi="Times New Roman" w:eastAsia="Times New Roman"/>
+          <w:b w:val="0"/>
+          <w:i w:val="0"/>
+          <w:sz w:val="24"/>
+        </w:rPr>
+        <w:t xml:space="preserve">(2), 166–177. </w:t>
+      </w:r>
+      <w:hyperlink r:id="rId74">
+        <w:r>
+          <w:rPr>
+            <w:color w:val="0563C1"/>
+            <w:u w:val="single"/>
+            <w:rFonts w:ascii="Times New Roman" w:hAnsi="Times New Roman"/>
+            <w:sz w:val="24"/>
+          </w:rPr>
+          <w:t xml:space="preserve">https://doi.org/10.34190/jbrm.18.2.008</w:t>
+        </w:r>
+      </w:hyperlink>
+    </w:p>
+    <w:p>
+      <w:pPr>
+        <w:spacing w:line="480" w:lineRule="auto"/>
+      </w:pPr>
+      <w:r>
+        <w:rPr>
+          <w:rFonts w:ascii="Times New Roman" w:hAnsi="Times New Roman" w:eastAsia="Times New Roman"/>
+          <w:b w:val="0"/>
+          <w:i w:val="0"/>
+          <w:sz w:val="24"/>
+        </w:rPr>
+        <w:t xml:space="preserve">Chell, E. (2004). Critical incident technique. In C. Cassell &amp; G. Symon (Eds.), </w:t>
+      </w:r>
+      <w:r>
+        <w:rPr>
+          <w:rFonts w:ascii="Times New Roman" w:hAnsi="Times New Roman" w:eastAsia="Times New Roman"/>
+          <w:b w:val="0"/>
+          <w:i/>
+          <w:sz w:val="24"/>
+        </w:rPr>
+        <w:t>Essential guide to qualitative methods in organizational research</w:t>
+      </w:r>
+      <w:r>
+        <w:rPr>
+          <w:rFonts w:ascii="Times New Roman" w:hAnsi="Times New Roman" w:eastAsia="Times New Roman"/>
+          <w:b w:val="0"/>
+          <w:i w:val="0"/>
+          <w:sz w:val="24"/>
+        </w:rPr>
+        <w:t xml:space="preserve"> (pp. 45–60). SAGE.</w:t>
+      </w:r>
+    </w:p>
+    <w:p>
+      <w:pPr>
+        <w:spacing w:line="480" w:lineRule="auto"/>
+        <w:ind w:left="630" w:hanging="630"/>
+        <w:rPr>
+          <w:color w:val="000000" w:themeColor="text1"/>
+        </w:rPr>
+      </w:pPr>
+      <w:r>
+        <w:rPr>
+          <w:rFonts w:ascii="Times New Roman" w:hAnsi="Times New Roman" w:eastAsia="Times New Roman"/>
+          <w:b/>
+          <w:i w:val="0"/>
+          <w:color w:val="000000" w:themeColor="text1"/>
+          <w:sz w:val="24"/>
+        </w:rPr>
+        <w:t xml:space="preserve">Cooper, S., &amp; Endacott, R. (2007). Generic qualitative research: A design for qualitative research in emergency care? </w:t>
+      </w:r>
+      <w:r>
+        <w:rPr>
+          <w:rFonts w:ascii="Times New Roman" w:hAnsi="Times New Roman" w:eastAsia="Times New Roman"/>
+          <w:b/>
+          <w:i/>
+          <w:sz w:val="24"/>
+        </w:rPr>
+        <w:t>Emergency Medicine Journal, 24</w:t>
+      </w:r>
+      <w:r>
+        <w:rPr>
+          <w:rFonts w:ascii="Times New Roman" w:hAnsi="Times New Roman" w:eastAsia="Times New Roman"/>
+          <w:b/>
+          <w:i w:val="0"/>
+          <w:sz w:val="24"/>
+        </w:rPr>
+        <w:t xml:space="preserve">(12), 816–819. </w:t>
+      </w:r>
+      <w:hyperlink r:id="rId19">
+        <w:r>
+          <w:rPr>
+            <w:color w:val="0563C1"/>
+            <w:u w:val="single"/>
+            <w:rFonts w:ascii="Times New Roman" w:hAnsi="Times New Roman"/>
+            <w:sz w:val="24"/>
+            <w:b/>
+          </w:rPr>
+          <w:t xml:space="preserve">https://doi.org/10.1136/emj.2007.050641</w:t>
+        </w:r>
+      </w:hyperlink>
+    </w:p>
+    <w:p>
+      <w:pPr>
+        <w:spacing w:line="480" w:lineRule="auto"/>
+        <w:ind w:left="630" w:hanging="630"/>
+        <w:rPr>
+          <w:color w:val="000000" w:themeColor="text1"/>
+        </w:rPr>
+      </w:pPr>
+      <w:r>
+        <w:rPr>
+          <w:rFonts w:ascii="Times New Roman" w:hAnsi="Times New Roman" w:eastAsia="Times New Roman"/>
+          <w:b/>
+          <w:i w:val="0"/>
+          <w:color w:val="000000" w:themeColor="text1"/>
+          <w:sz w:val="24"/>
+        </w:rPr>
+        <w:t xml:space="preserve">Creswell, J. W., &amp; Miller, D. L. (2000). Determining validity in qualitative inquiry. </w:t>
+      </w:r>
+      <w:r>
+        <w:rPr>
+          <w:rFonts w:ascii="Times New Roman" w:hAnsi="Times New Roman" w:eastAsia="Times New Roman"/>
+          <w:b/>
+          <w:i/>
+          <w:sz w:val="24"/>
+        </w:rPr>
+        <w:t>Theory Into Practice, 39</w:t>
+      </w:r>
+      <w:r>
+        <w:rPr>
+          <w:rFonts w:ascii="Times New Roman" w:hAnsi="Times New Roman" w:eastAsia="Times New Roman"/>
+          <w:b/>
+          <w:i w:val="0"/>
+          <w:sz w:val="24"/>
+        </w:rPr>
+        <w:t xml:space="preserve">(3), 124–130. </w:t>
+      </w:r>
+      <w:hyperlink r:id="rId75">
+        <w:r>
+          <w:rPr>
+            <w:color w:val="0563C1"/>
+            <w:u w:val="single"/>
+            <w:rFonts w:ascii="Times New Roman" w:hAnsi="Times New Roman"/>
+            <w:sz w:val="24"/>
+            <w:b/>
+          </w:rPr>
+          <w:t xml:space="preserve">https://doi.org/10.1207/s15430421tip3903_2</w:t>
+        </w:r>
+      </w:hyperlink>
+    </w:p>
+    <w:p>
+      <w:pPr>
+        <w:spacing w:line="480" w:lineRule="auto"/>
+        <w:ind w:left="630" w:hanging="630"/>
+        <w:rPr>
+          <w:color w:val="000000" w:themeColor="text1"/>
+        </w:rPr>
+      </w:pPr>
+      <w:r>
+        <w:rPr>
+          <w:rFonts w:ascii="Times New Roman" w:hAnsi="Times New Roman" w:eastAsia="Times New Roman"/>
+          <w:b w:val="0"/>
+          <w:i w:val="0"/>
+          <w:color w:val="000000" w:themeColor="text1"/>
+          <w:sz w:val="24"/>
+          <w:highlight w:val="cyan"/>
+        </w:rPr>
+        <w:t xml:space="preserve">Creswell, J. W., &amp; Poth, C. N. (2024). </w:t>
+      </w:r>
+      <w:r>
+        <w:rPr>
+          <w:b w:val="0"/>
+          <w:i w:val="0"/>
+          <w:color w:val="000000" w:themeColor="text1"/>
+          <w:highlight w:val="green"/>
+        </w:rPr>
+      </w:r>
+      <w:r>
+        <w:rPr>
+          <w:b w:val="0"/>
+          <w:i w:val="0"/>
+          <w:color w:val="000000" w:themeColor="text1"/>
+          <w:highlight w:val="green"/>
+        </w:rPr>
+      </w:r>
+      <w:r>
+        <w:rPr>
+          <w:b w:val="0"/>
+          <w:i w:val="0"/>
+          <w:color w:val="000000" w:themeColor="text1"/>
+          <w:highlight w:val="green"/>
+        </w:rPr>
+      </w:r>
+      <w:r>
+        <w:rPr>
+          <w:b w:val="0"/>
+          <w:i w:val="0"/>
+          <w:color w:val="000000" w:themeColor="text1"/>
+        </w:rPr>
+      </w:r>
+      <w:r>
+        <w:rPr>
+          <w:rFonts w:ascii="Times New Roman" w:hAnsi="Times New Roman" w:eastAsia="Times New Roman"/>
+          <w:b w:val="0"/>
+          <w:i/>
+          <w:sz w:val="24"/>
+        </w:rPr>
+        <w:t>Qualitative inquiry and research design: Choosing among five approaches</w:t>
+      </w:r>
+      <w:r>
+        <w:rPr>
+          <w:rFonts w:ascii="Times New Roman" w:hAnsi="Times New Roman" w:eastAsia="Times New Roman"/>
+          <w:b w:val="0"/>
+          <w:i w:val="0"/>
+          <w:sz w:val="24"/>
+        </w:rPr>
+        <w:t xml:space="preserve"> (5th ed.). SAGE.</w:t>
+      </w:r>
+    </w:p>
+    <w:p>
+      <w:pPr>
+        <w:spacing w:line="480" w:lineRule="auto"/>
+        <w:ind w:left="630" w:hanging="630"/>
+        <w:rPr>
+          <w:color w:val="000000" w:themeColor="text1"/>
+        </w:rPr>
+      </w:pPr>
+      <w:r>
+        <w:rPr>
+          <w:rFonts w:ascii="Times New Roman" w:hAnsi="Times New Roman" w:eastAsia="Times New Roman"/>
+          <w:b w:val="0"/>
+          <w:i w:val="0"/>
+          <w:color w:val="000000" w:themeColor="text1"/>
+          <w:sz w:val="24"/>
+        </w:rPr>
+        <w:t xml:space="preserve">Donaldson, T., &amp; Preston, L. E. (1995). The stakeholder theory of the corporation: Concepts, evidence, and implications. </w:t>
+      </w:r>
+      <w:r>
+        <w:rPr>
+          <w:b w:val="0"/>
+          <w:i w:val="0"/>
+          <w:color w:val="000000" w:themeColor="text1"/>
+        </w:rPr>
+      </w:r>
+      <w:r>
+        <w:rPr>
+          <w:b w:val="0"/>
+          <w:i w:val="0"/>
+          <w:color w:val="000000" w:themeColor="text1"/>
+        </w:rPr>
+      </w:r>
+      <w:r>
+        <w:rPr>
+          <w:rFonts w:ascii="Times New Roman" w:hAnsi="Times New Roman" w:eastAsia="Times New Roman"/>
+          <w:b w:val="0"/>
+          <w:i/>
+          <w:sz w:val="24"/>
+        </w:rPr>
+        <w:t>Academy of Management Review, 20</w:t>
+      </w:r>
+      <w:r>
+        <w:rPr>
+          <w:rFonts w:ascii="Times New Roman" w:hAnsi="Times New Roman" w:eastAsia="Times New Roman"/>
+          <w:b w:val="0"/>
+          <w:i w:val="0"/>
+          <w:sz w:val="24"/>
+        </w:rPr>
+        <w:t xml:space="preserve">(1), 65–91. </w:t>
+      </w:r>
+      <w:hyperlink r:id="rId76">
+        <w:r>
+          <w:rPr>
+            <w:color w:val="0563C1"/>
+            <w:u w:val="single"/>
+            <w:rFonts w:ascii="Times New Roman" w:hAnsi="Times New Roman"/>
+            <w:sz w:val="24"/>
+          </w:rPr>
+          <w:t xml:space="preserve">https://doi.org/10.5465/amr.1995.9503271992</w:t>
+        </w:r>
+      </w:hyperlink>
+    </w:p>
+    <w:p>
+      <w:pPr>
+        <w:spacing w:line="480" w:lineRule="auto"/>
+        <w:ind w:left="630" w:hanging="630"/>
+        <w:rPr>
+          <w:color w:val="000000" w:themeColor="text1"/>
+        </w:rPr>
+      </w:pPr>
+      <w:r>
+        <w:rPr>
+          <w:rFonts w:ascii="Times New Roman" w:hAnsi="Times New Roman" w:eastAsia="Times New Roman"/>
+          <w:b w:val="0"/>
+          <w:i w:val="0"/>
+          <w:color w:val="000000" w:themeColor="text1"/>
+          <w:sz w:val="24"/>
+        </w:rPr>
+        <w:t xml:space="preserve">Dorobantu, S., Henisz, W. J., &amp; Nartey, L. J. (2024). Firm–stakeholder dialogue and the media: The evolution of stakeholder evaluations in different informational environments. </w:t>
+      </w:r>
+      <w:r>
+        <w:rPr>
+          <w:rFonts w:ascii="Times New Roman" w:hAnsi="Times New Roman" w:eastAsia="Times New Roman"/>
+          <w:b w:val="0"/>
+          <w:i/>
+          <w:sz w:val="24"/>
+        </w:rPr>
+        <w:t>Academy of Management Journal, 67</w:t>
+      </w:r>
+      <w:r>
+        <w:rPr>
+          <w:rFonts w:ascii="Times New Roman" w:hAnsi="Times New Roman" w:eastAsia="Times New Roman"/>
+          <w:b w:val="0"/>
+          <w:i w:val="0"/>
+          <w:sz w:val="24"/>
+        </w:rPr>
+        <w:t xml:space="preserve">(1), 92–125. </w:t>
+      </w:r>
+      <w:hyperlink r:id="rId77">
+        <w:r>
+          <w:rPr>
+            <w:color w:val="0563C1"/>
+            <w:u w:val="single"/>
+            <w:rFonts w:ascii="Times New Roman" w:hAnsi="Times New Roman"/>
+            <w:sz w:val="24"/>
+          </w:rPr>
+          <w:t xml:space="preserve">https://doi.org/10.5465/amj.2021.0103</w:t>
+        </w:r>
+      </w:hyperlink>
+    </w:p>
+    <w:p>
+      <w:pPr>
+        <w:spacing w:line="480" w:lineRule="auto"/>
+        <w:ind w:left="630" w:hanging="630"/>
+        <w:rPr>
+          <w:color w:val="000000" w:themeColor="text1"/>
+        </w:rPr>
+      </w:pPr>
+      <w:r>
+        <w:rPr>
+          <w:rFonts w:ascii="Times New Roman" w:hAnsi="Times New Roman" w:eastAsia="Times New Roman"/>
+          <w:b w:val="0"/>
+          <w:i w:val="0"/>
+          <w:color w:val="000000" w:themeColor="text1"/>
+          <w:sz w:val="24"/>
+        </w:rPr>
+        <w:t xml:space="preserve">Ekinci, Y., Rodrigo, P., Japutra, A., Çifci, S., Tee, M., &amp; Jia, Y. (2025). Assessing small and medium-size enterprise CEOs’ attitude towards business growth: The impact of event risk. </w:t>
+      </w:r>
+      <w:r>
+        <w:rPr>
+          <w:rFonts w:ascii="Times New Roman" w:hAnsi="Times New Roman" w:eastAsia="Times New Roman"/>
+          <w:b w:val="0"/>
+          <w:i/>
+          <w:sz w:val="24"/>
+        </w:rPr>
+        <w:t>Journal of Business Economics and Management, 26</w:t>
+      </w:r>
+      <w:r>
+        <w:rPr>
+          <w:rFonts w:ascii="Times New Roman" w:hAnsi="Times New Roman" w:eastAsia="Times New Roman"/>
+          <w:b w:val="0"/>
+          <w:i w:val="0"/>
+          <w:sz w:val="24"/>
+        </w:rPr>
+        <w:t xml:space="preserve">(3), 533–554. </w:t>
+      </w:r>
+      <w:hyperlink r:id="rId78">
+        <w:r>
+          <w:rPr>
+            <w:color w:val="0563C1"/>
+            <w:u w:val="single"/>
+            <w:rFonts w:ascii="Times New Roman" w:hAnsi="Times New Roman"/>
+            <w:sz w:val="24"/>
+          </w:rPr>
+          <w:t xml:space="preserve">https://doi.org/10.3846/jbem.2025.23519</w:t>
+        </w:r>
+      </w:hyperlink>
+    </w:p>
+    <w:p>
+      <w:pPr>
+        <w:spacing w:line="480" w:lineRule="auto"/>
+        <w:ind w:left="630" w:hanging="630"/>
+        <w:rPr>
+          <w:color w:val="000000" w:themeColor="text1"/>
+        </w:rPr>
+      </w:pPr>
+      <w:r>
+        <w:rPr>
+          <w:rFonts w:ascii="Times New Roman" w:hAnsi="Times New Roman" w:eastAsia="Times New Roman"/>
+          <w:b/>
+          <w:i w:val="0"/>
+          <w:color w:val="000000" w:themeColor="text1"/>
+          <w:sz w:val="24"/>
+        </w:rPr>
+        <w:t xml:space="preserve">Erdiaw-Kwasie, M. O., Alam, K., &amp; Shahiduzzaman, M. (2017). Towards understanding stakeholder salience transition and relational approach to ‘better’ corporate social responsibility: A case for a proposed model in practice. </w:t>
+      </w:r>
+      <w:r>
+        <w:rPr>
+          <w:rFonts w:ascii="Times New Roman" w:hAnsi="Times New Roman" w:eastAsia="Times New Roman"/>
+          <w:b/>
+          <w:i/>
+          <w:sz w:val="24"/>
+        </w:rPr>
+        <w:t>Journal of Business Ethics, 144</w:t>
+      </w:r>
+      <w:r>
+        <w:rPr>
+          <w:rFonts w:ascii="Times New Roman" w:hAnsi="Times New Roman" w:eastAsia="Times New Roman"/>
+          <w:b/>
+          <w:i w:val="0"/>
+          <w:sz w:val="24"/>
+        </w:rPr>
+        <w:t xml:space="preserve">(1), 85–101. </w:t>
+      </w:r>
+      <w:hyperlink r:id="rId21">
+        <w:r>
+          <w:rPr>
+            <w:color w:val="0563C1"/>
+            <w:u w:val="single"/>
+            <w:rFonts w:ascii="Times New Roman" w:hAnsi="Times New Roman"/>
+            <w:sz w:val="24"/>
+            <w:b/>
+          </w:rPr>
+          <w:t xml:space="preserve">https://doi.org/10.1007/s10551-015-2805-z</w:t>
+        </w:r>
+      </w:hyperlink>
+    </w:p>
+    <w:p>
+      <w:pPr>
+        <w:spacing w:line="480" w:lineRule="auto"/>
+        <w:ind w:left="630" w:hanging="630"/>
+        <w:rPr>
+          <w:color w:val="000000" w:themeColor="text1"/>
+        </w:rPr>
+      </w:pPr>
+      <w:r>
+        <w:rPr>
+          <w:rFonts w:ascii="Times New Roman" w:hAnsi="Times New Roman" w:eastAsia="Times New Roman"/>
+          <w:b w:val="0"/>
+          <w:i w:val="0"/>
+          <w:color w:val="000000" w:themeColor="text1"/>
+          <w:sz w:val="24"/>
+          <w:highlight w:val="cyan"/>
+        </w:rPr>
+        <w:t xml:space="preserve">Farahbod, K., Shayo, C., &amp; Varzandeh, J. (2022). Six sigma and lean operations in cybersecurity management. </w:t>
+      </w:r>
+      <w:r>
+        <w:rPr>
+          <w:b w:val="0"/>
+          <w:i w:val="0"/>
+          <w:color w:val="000000" w:themeColor="text1"/>
+        </w:rPr>
+      </w:r>
+      <w:r>
+        <w:rPr>
+          <w:rFonts w:ascii="Times New Roman" w:hAnsi="Times New Roman" w:eastAsia="Times New Roman"/>
+          <w:b w:val="0"/>
+          <w:i/>
+          <w:sz w:val="24"/>
+        </w:rPr>
+        <w:t>Journal of Business and Behavioral Sciences, 34</w:t>
+      </w:r>
+      <w:r>
+        <w:rPr>
+          <w:rFonts w:ascii="Times New Roman" w:hAnsi="Times New Roman" w:eastAsia="Times New Roman"/>
+          <w:b w:val="0"/>
+          <w:i w:val="0"/>
+          <w:sz w:val="24"/>
+        </w:rPr>
+        <w:t>(1), 99–109.</w:t>
+      </w:r>
+    </w:p>
+    <w:p>
+      <w:pPr>
+        <w:spacing w:line="480" w:lineRule="auto"/>
+        <w:ind w:left="630" w:hanging="630"/>
+        <w:rPr>
+          <w:color w:val="000000" w:themeColor="text1"/>
+        </w:rPr>
+      </w:pPr>
+      <w:r>
+        <w:rPr>
+          <w:rFonts w:ascii="Times New Roman" w:hAnsi="Times New Roman" w:eastAsia="Times New Roman"/>
+          <w:b w:val="0"/>
+          <w:i w:val="0"/>
+          <w:color w:val="000000" w:themeColor="text1"/>
+          <w:sz w:val="24"/>
+        </w:rPr>
+        <w:t xml:space="preserve">Federal Bureau of Investigation. (2024). </w:t>
+      </w:r>
+      <w:r>
+        <w:rPr>
+          <w:rFonts w:ascii="Times New Roman" w:hAnsi="Times New Roman" w:eastAsia="Times New Roman"/>
+          <w:b w:val="0"/>
+          <w:i/>
+          <w:sz w:val="24"/>
+        </w:rPr>
+        <w:t>Internet crime report 2024</w:t>
+      </w:r>
+      <w:r>
+        <w:rPr>
+          <w:rFonts w:ascii="Times New Roman" w:hAnsi="Times New Roman" w:eastAsia="Times New Roman"/>
+          <w:b w:val="0"/>
+          <w:i w:val="0"/>
+          <w:sz w:val="24"/>
+        </w:rPr>
+        <w:t xml:space="preserve">. </w:t>
+      </w:r>
+      <w:hyperlink r:id="rId79">
+        <w:r>
+          <w:rPr>
+            <w:color w:val="0563C1"/>
+            <w:u w:val="single"/>
+            <w:rFonts w:ascii="Times New Roman" w:hAnsi="Times New Roman"/>
+            <w:sz w:val="24"/>
+          </w:rPr>
+          <w:t xml:space="preserve">https://www.ic3.gov/AnnualReport/Reports/2024_IC3Report.pdf</w:t>
+        </w:r>
+      </w:hyperlink>
+    </w:p>
+    <w:p>
+      <w:r>
+        <w:rPr>
+          <w:rFonts w:ascii="Times New Roman" w:hAnsi="Times New Roman" w:eastAsia="Times New Roman"/>
+          <w:b w:val="0"/>
+          <w:i w:val="0"/>
+          <w:sz w:val="24"/>
+        </w:rPr>
+        <w:t xml:space="preserve">Fereday, J., &amp; Muir-Cochrane, E. (2006). Demonstrating rigor using thematic analysis: A hybrid approach of inductive and deductive coding and theme development. </w:t>
+      </w:r>
+      <w:r>
+        <w:rPr>
+          <w:rFonts w:ascii="Times New Roman" w:hAnsi="Times New Roman" w:eastAsia="Times New Roman"/>
+          <w:b w:val="0"/>
+          <w:i/>
+          <w:sz w:val="24"/>
+        </w:rPr>
+        <w:t>International Journal of Qualitative Methods, 5</w:t>
+      </w:r>
+      <w:r>
+        <w:rPr>
+          <w:rFonts w:ascii="Times New Roman" w:hAnsi="Times New Roman" w:eastAsia="Times New Roman"/>
+          <w:b w:val="0"/>
+          <w:i w:val="0"/>
+          <w:sz w:val="24"/>
+        </w:rPr>
+        <w:t xml:space="preserve">(1), 80–92. </w:t>
+      </w:r>
+      <w:hyperlink r:id="rId80">
+        <w:r>
+          <w:rPr>
+            <w:color w:val="0563C1"/>
+            <w:u w:val="single"/>
+            <w:rFonts w:ascii="Times New Roman" w:hAnsi="Times New Roman"/>
+            <w:sz w:val="24"/>
+          </w:rPr>
+          <w:t xml:space="preserve">https://doi.org/10.1177/160940690600500107</w:t>
+        </w:r>
+      </w:hyperlink>
+    </w:p>
+    <w:p>
+      <w:pPr>
+        <w:spacing w:line="480" w:lineRule="auto"/>
+        <w:ind w:left="630" w:hanging="630"/>
+        <w:rPr>
+          <w:color w:val="000000" w:themeColor="text1"/>
+        </w:rPr>
+      </w:pPr>
+      <w:r>
+        <w:rPr>
+          <w:rFonts w:ascii="Times New Roman" w:hAnsi="Times New Roman" w:eastAsia="Times New Roman"/>
+          <w:b/>
+          <w:i w:val="0"/>
+          <w:color w:val="000000" w:themeColor="text1"/>
+          <w:sz w:val="24"/>
+        </w:rPr>
+        <w:t xml:space="preserve">Fischer, D., Brettel, M., &amp; Mauer, R. (2020). The three dimensions of sustainability: A delicate balancing act for entrepreneurs made more complex by stakeholder expectations. </w:t>
+      </w:r>
+      <w:r>
+        <w:rPr>
+          <w:b w:val="0"/>
+          <w:i w:val="0"/>
+          <w:color w:val="000000" w:themeColor="text1"/>
+        </w:rPr>
+      </w:r>
+      <w:r>
+        <w:rPr>
+          <w:rFonts w:ascii="Times New Roman" w:hAnsi="Times New Roman" w:eastAsia="Times New Roman"/>
+          <w:b/>
+          <w:i/>
+          <w:sz w:val="24"/>
+        </w:rPr>
+        <w:t>Journal of Business Ethics, 163</w:t>
+      </w:r>
+      <w:r>
+        <w:rPr>
+          <w:rFonts w:ascii="Times New Roman" w:hAnsi="Times New Roman" w:eastAsia="Times New Roman"/>
+          <w:b/>
+          <w:i w:val="0"/>
+          <w:sz w:val="24"/>
+        </w:rPr>
+        <w:t xml:space="preserve">(1), 87–106. </w:t>
+      </w:r>
+      <w:hyperlink r:id="rId23">
+        <w:r>
+          <w:rPr>
+            <w:color w:val="0563C1"/>
+            <w:u w:val="single"/>
+            <w:rFonts w:ascii="Times New Roman" w:hAnsi="Times New Roman"/>
+            <w:sz w:val="24"/>
+            <w:b/>
+          </w:rPr>
+          <w:t xml:space="preserve">https://doi.org/10.1007/s10551-018-4012-1</w:t>
+        </w:r>
+      </w:hyperlink>
+    </w:p>
+    <w:p>
+      <w:pPr>
+        <w:spacing w:line="480" w:lineRule="auto"/>
+        <w:ind w:left="630" w:hanging="630"/>
+        <w:rPr>
+          <w:color w:val="000000" w:themeColor="text1"/>
+        </w:rPr>
+      </w:pPr>
+      <w:r>
+        <w:rPr>
+          <w:rFonts w:ascii="Times New Roman" w:hAnsi="Times New Roman" w:eastAsia="Times New Roman"/>
+          <w:b w:val="0"/>
+          <w:i w:val="0"/>
+          <w:sz w:val="24"/>
+          <w:highlight w:val="yellow"/>
+        </w:rPr>
+        <w:t xml:space="preserve">Flanagan, J. C. (1954). The critical incident technique. </w:t>
+      </w:r>
+      <w:r>
+        <w:rPr>
+          <w:b w:val="0"/>
+          <w:i w:val="0"/>
+        </w:rPr>
+      </w:r>
+      <w:r>
+        <w:rPr>
+          <w:b w:val="0"/>
+          <w:i w:val="0"/>
+          <w:iCs/>
+        </w:rPr>
+      </w:r>
+      <w:r>
+        <w:rPr>
+          <w:b w:val="0"/>
+          <w:i w:val="0"/>
+        </w:rPr>
+      </w:r>
+      <w:r>
+        <w:rPr>
+          <w:b w:val="0"/>
+          <w:i w:val="0"/>
+          <w:iCs/>
+        </w:rPr>
+      </w:r>
+      <w:r>
+        <w:rPr>
+          <w:b w:val="0"/>
+          <w:i w:val="0"/>
+        </w:rPr>
+      </w:r>
+      <w:r>
+        <w:rPr>
+          <w:rFonts w:ascii="Times New Roman" w:hAnsi="Times New Roman" w:eastAsia="Times New Roman"/>
+          <w:b w:val="0"/>
+          <w:i/>
+          <w:sz w:val="24"/>
+        </w:rPr>
+        <w:t>Psychological Bulletin, 51</w:t>
+      </w:r>
+      <w:r>
+        <w:rPr>
+          <w:rFonts w:ascii="Times New Roman" w:hAnsi="Times New Roman" w:eastAsia="Times New Roman"/>
+          <w:b w:val="0"/>
+          <w:i w:val="0"/>
+          <w:sz w:val="24"/>
+        </w:rPr>
+        <w:t xml:space="preserve">(4), 327–358. </w:t>
+      </w:r>
+      <w:hyperlink r:id="rId81">
+        <w:r>
+          <w:rPr>
+            <w:color w:val="0563C1"/>
+            <w:u w:val="single"/>
+            <w:rFonts w:ascii="Times New Roman" w:hAnsi="Times New Roman"/>
+            <w:sz w:val="24"/>
+          </w:rPr>
+          <w:t xml:space="preserve">https://doi.org/10.1037/h0061470</w:t>
+        </w:r>
+      </w:hyperlink>
+    </w:p>
+    <w:p>
+      <w:pPr>
+        <w:spacing w:line="480" w:lineRule="auto"/>
+        <w:ind w:left="630" w:hanging="630"/>
+        <w:rPr>
+          <w:color w:val="000000" w:themeColor="text1"/>
+        </w:rPr>
+      </w:pPr>
+      <w:r>
+        <w:rPr>
+          <w:rFonts w:ascii="Times New Roman" w:hAnsi="Times New Roman" w:eastAsia="Times New Roman"/>
+          <w:b w:val="0"/>
+          <w:i w:val="0"/>
+          <w:color w:val="000000" w:themeColor="text1"/>
+          <w:sz w:val="24"/>
+        </w:rPr>
+        <w:t xml:space="preserve">Freeman, R. E. (1984). </w:t>
+      </w:r>
+      <w:r>
+        <w:rPr>
+          <w:rFonts w:ascii="Times New Roman" w:hAnsi="Times New Roman" w:eastAsia="Times New Roman"/>
+          <w:b w:val="0"/>
+          <w:i/>
+          <w:sz w:val="24"/>
+        </w:rPr>
+        <w:t>Strategic management: A stakeholder approach</w:t>
+      </w:r>
+      <w:r>
+        <w:rPr>
+          <w:rFonts w:ascii="Times New Roman" w:hAnsi="Times New Roman" w:eastAsia="Times New Roman"/>
+          <w:b w:val="0"/>
+          <w:i w:val="0"/>
+          <w:sz w:val="24"/>
+        </w:rPr>
+        <w:t>. Pitman.</w:t>
+      </w:r>
+    </w:p>
+    <w:p>
+      <w:pPr>
+        <w:spacing w:line="480" w:lineRule="auto"/>
+      </w:pPr>
+      <w:r>
+        <w:rPr>
+          <w:rFonts w:ascii="Times New Roman" w:hAnsi="Times New Roman" w:eastAsia="Times New Roman"/>
+          <w:b w:val="0"/>
+          <w:i w:val="0"/>
+          <w:sz w:val="24"/>
+        </w:rPr>
+        <w:t xml:space="preserve">Freeman, R. E. (2008). </w:t>
+      </w:r>
+      <w:r>
+        <w:rPr>
+          <w:rFonts w:ascii="Times New Roman" w:hAnsi="Times New Roman" w:eastAsia="Times New Roman"/>
+          <w:b w:val="0"/>
+          <w:i/>
+          <w:sz w:val="24"/>
+        </w:rPr>
+        <w:t>Managing for stakeholders: Survival, reputation, and success</w:t>
+      </w:r>
+      <w:r>
+        <w:rPr>
+          <w:rFonts w:ascii="Times New Roman" w:hAnsi="Times New Roman" w:eastAsia="Times New Roman"/>
+          <w:b w:val="0"/>
+          <w:i w:val="0"/>
+          <w:sz w:val="24"/>
+        </w:rPr>
+        <w:t>. Yale University Press.</w:t>
+      </w:r>
+    </w:p>
+    <w:p>
+      <w:pPr>
+        <w:spacing w:line="480" w:lineRule="auto"/>
+        <w:ind w:left="630" w:hanging="630"/>
+        <w:rPr>
           <w:b/>
           <w:bCs/>
-        </w:rPr>
-        <w:t>Flanagan, 1954; Chell, 2004</w:t>
-      </w:r>
-      <w:r>
-        <w:t>). A manager who cannot name such an event is not in the population and will not enter the sample. This recency and platform bound distinguishes the population from the broader set of IT managers who only know a written plan or a vendor demonstration.</w:t>
-      </w:r>
-    </w:p>
-    <w:p>
-      <w:pPr>
-        <w:pStyle w:val="ui-markdownparagraph"/>
-        <w:ind w:firstLine="720"/>
-      </w:pPr>
-      <w:r>
-        <w:t>This population definition is the pool from which the locked sample of 12 participants will be drawn. It is not itself the sample, and it is not a statistically representative frame of all U.S. SME recovery settings (</w:t>
-      </w:r>
-      <w:r>
-        <w:rPr>
-          <w:highlight w:val="cyan"/>
-        </w:rPr>
-        <w:t xml:space="preserve">Creswell &amp; Poth, </w:t>
-      </w:r>
-      <w:r>
-        <w:rPr>
-          <w:highlight w:val="cyan"/>
-        </w:rPr>
-        <w:t>199</w:t>
-      </w:r>
-      <w:r>
-        <w:rPr>
-          <w:highlight w:val="cyan"/>
-        </w:rPr>
-        <w:t>8</w:t>
-      </w:r>
-      <w:r>
-        <w:t>; Percy et al., 2015). The definition is written this tightly because information power depends on sample specificity: a narrow class of SME recovery events and a dense participant profile increase the information available from each interview (</w:t>
-      </w:r>
-      <w:r>
-        <w:rPr>
-          <w:highlight w:val="cyan"/>
-        </w:rPr>
-        <w:t xml:space="preserve">Malterud et al., </w:t>
-      </w:r>
-      <w:r>
-        <w:rPr>
-          <w:highlight w:val="cyan"/>
-        </w:rPr>
-        <w:t>2016</w:t>
-      </w:r>
-      <w:r>
-        <w:t>). The 12-participant sample, the inclusion and exclusion screens, and the individual recruitment path all depend on this population boundary remaining stable.</w:t>
-      </w:r>
-    </w:p>
-    <w:p>
-      <w:pPr>
-        <w:pStyle w:val="Body"/>
-        <w:rPr>
-          <w:color w:val="000000" w:themeColor="text1"/>
-        </w:rPr>
-      </w:pPr>
-    </w:p>
-    <w:p>
-      <w:pPr>
-        <w:pStyle w:val="Heading5"/>
-        <w:rPr>
-          <w:color w:val="000000" w:themeColor="text1"/>
-        </w:rPr>
-      </w:pPr>
-      <w:r>
-        <w:rPr>
-          <w:color w:val="000000" w:themeColor="text1"/>
-        </w:rPr>
-        <w:t>Data Collection Process</w:t>
-      </w:r>
-      <w:commentRangeEnd w:id="32"/>
-      <w:r>
-        <w:rPr>
-          <w:rStyle w:val="CommentReference"/>
-          <w:color w:val="000000" w:themeColor="text1"/>
-          <w:sz w:val="24"/>
-          <w:szCs w:val="26"/>
-        </w:rPr>
-        <w:commentReference w:id="32"/>
-      </w:r>
-      <w:commentRangeEnd w:id="33"/>
-      <w:r>
-        <w:rPr>
-          <w:rStyle w:val="CommentReference"/>
-          <w:color w:val="000000" w:themeColor="text1"/>
-          <w:sz w:val="24"/>
-          <w:szCs w:val="26"/>
-        </w:rPr>
-        <w:commentReference w:id="33"/>
-      </w:r>
-    </w:p>
-    <w:p>
-      <w:pPr>
-        <w:pStyle w:val="Body"/>
-        <w:rPr>
-          <w:i/>
-          <w:iCs/>
-          <w:color w:val="000000" w:themeColor="text1"/>
-        </w:rPr>
-      </w:pPr>
-      <w:r>
-        <w:rPr>
-          <w:i/>
-          <w:iCs/>
-          <w:color w:val="000000" w:themeColor="text1"/>
-        </w:rPr>
-        <w:t>Provide a logical step-by-step data collection process as it aligns with the methodological approach. Suggest</w:t>
-      </w:r>
-      <w:r>
-        <w:rPr>
-          <w:i/>
-          <w:iCs/>
-          <w:color w:val="000000" w:themeColor="text1"/>
-        </w:rPr>
-        <w:t>ed</w:t>
-      </w:r>
-      <w:r>
-        <w:rPr>
-          <w:i/>
-          <w:iCs/>
-          <w:color w:val="000000" w:themeColor="text1"/>
-        </w:rPr>
-        <w:t xml:space="preserve"> length 3-4 paragraphs.</w:t>
-      </w:r>
-    </w:p>
-    <w:p>
-      <w:pPr>
-        <w:pStyle w:val="NormalWeb"/>
-        <w:ind w:firstLine="720"/>
-      </w:pPr>
-      <w:r>
-        <w:rPr>
-          <w:rFonts w:ascii="Times New Roman" w:hAnsi="Times New Roman" w:eastAsia="Times New Roman"/>
-          <w:sz w:val="24"/>
-        </w:rPr>
-        <w:t>Following institutional approval, the researcher will finalize the semi-structured interview protocol, consent form, and screening instrument. The protocol will be reviewed by an SME panel and tested in two or three mock or pilot interviews with individuals who meet the professional profile but will not enter the n = 12 sample. Pilot feedback will assess question clarity, neutrality, construct coverage, sequencing, and probe usefulness. Revisions will keep the questions aligned with generic qualitative inquiry and with the conceptual chain: stakeholder salience, decision rights, escalation pathways, evidentiary standards, and recoverability assurance (Caelli et al., 2003; Mitchell et al., 1997; Percy et al., 2015).</w:t>
-      </w:r>
-    </w:p>
-    <w:p>
-      <w:pPr>
-        <w:pStyle w:val="pdq2pgselectionanchorcontainer"/>
-        <w:ind w:firstLine="720"/>
-      </w:pPr>
-      <w:r>
-        <w:rPr>
-          <w:rFonts w:ascii="Times New Roman" w:hAnsi="Times New Roman" w:eastAsia="Times New Roman"/>
-          <w:sz w:val="24"/>
-        </w:rPr>
-        <w:t>Critical-incident prompts will ask participants to describe one specific disruption, failover, recovery test, or restoration event. Follow-up probes will examine what occurred, who made or influenced decisions, how competing demands were prioritized, when escalation occurred, and what was treated as proof of recovery (Flanagan, 1954; Chell, 2004). No artifacts will be requested or collected. If a manager names a matrix, ticket, or test record, that naming is part of the interview account.</w:t>
-      </w:r>
-    </w:p>
-    <w:p>
-      <w:pPr>
-        <w:pStyle w:val="NormalWeb"/>
-        <w:ind w:firstLine="720"/>
-      </w:pPr>
-      <w:r>
-        <w:rPr>
-          <w:rFonts w:ascii="Times New Roman" w:hAnsi="Times New Roman" w:eastAsia="Times New Roman"/>
-          <w:sz w:val="24"/>
-        </w:rPr>
-        <w:t>After each interview, the recording will be transcribed, checked against the audio, de-identified, and assigned a participant code. The researcher will prepare field notes and reflexive memos. Participants may be contacted to clarify materially ambiguous statements without being asked to approve the researcher’s final interpretation. Verified transcripts and audit-trail documentation will be imported into Delve for organization and retrieval during hybrid deductive–inductive codebook thematic analysis. Delve will support data management and coding; the analytic method remains thematic analysis (Fereday &amp; Muir-Cochrane, 2006; Carcary, 2020).</w:t>
-      </w:r>
-      <w:r/>
-      <w:r/>
-    </w:p>
-    <w:p>
-      <w:pPr>
-        <w:pStyle w:val="Body"/>
-        <w:rPr>
-          <w:color w:val="000000" w:themeColor="text1"/>
-        </w:rPr>
-      </w:pPr>
-    </w:p>
-    <w:p>
-      <w:pPr>
-        <w:pStyle w:val="Heading5"/>
-        <w:rPr>
-          <w:color w:val="000000" w:themeColor="text1"/>
-        </w:rPr>
-      </w:pPr>
-      <w:r>
-        <w:rPr>
-          <w:color w:val="000000" w:themeColor="text1"/>
-        </w:rPr>
-        <w:t>Ethical Considerations</w:t>
-      </w:r>
-    </w:p>
-    <w:p>
-      <w:pPr>
-        <w:pStyle w:val="Body"/>
-        <w:rPr>
-          <w:i/>
-          <w:iCs/>
-          <w:color w:val="000000" w:themeColor="text1"/>
-        </w:rPr>
-      </w:pPr>
-      <w:r>
-        <w:rPr>
-          <w:i/>
-          <w:iCs/>
-          <w:color w:val="000000" w:themeColor="text1"/>
-        </w:rPr>
-        <w:t xml:space="preserve">Identify potential ethical issues and provide </w:t>
-      </w:r>
-      <w:r>
-        <w:rPr>
-          <w:i/>
-          <w:iCs/>
-          <w:color w:val="000000" w:themeColor="text1"/>
-        </w:rPr>
-        <w:t xml:space="preserve">a proposed plan to adhere to strict ethical standards. Include details regarding privacy, confidentiality, and data security procedures and concerns. Suggested length </w:t>
-      </w:r>
-      <w:r>
-        <w:rPr>
-          <w:i/>
-          <w:iCs/>
-          <w:color w:val="000000" w:themeColor="text1"/>
+          <w:color w:val="000000" w:themeColor="text1"/>
+        </w:rPr>
+      </w:pPr>
+      <w:r>
+        <w:rPr>
+          <w:rFonts w:ascii="Times New Roman" w:hAnsi="Times New Roman" w:eastAsia="Times New Roman"/>
+          <w:b w:val="0"/>
+          <w:bCs/>
+          <w:i w:val="0"/>
+          <w:color w:val="000000" w:themeColor="text1"/>
+          <w:sz w:val="24"/>
           <w:highlight w:val="yellow"/>
         </w:rPr>
-        <w:t>1-2 paragraphs</w:t>
-      </w:r>
-      <w:r>
-        <w:rPr>
-          <w:i/>
-          <w:iCs/>
-          <w:color w:val="000000" w:themeColor="text1"/>
-        </w:rPr>
-        <w:t>.</w:t>
-      </w:r>
-    </w:p>
-    <w:p>
-      <w:pPr>
-        <w:pStyle w:val="ui-markdownparagraph"/>
-        <w:ind w:firstLine="720"/>
-      </w:pPr>
-      <w:r>
-        <w:rPr>
-          <w:highlight w:val="yellow"/>
-        </w:rPr>
-        <w:t xml:space="preserve">Ethics is a guiding principle in qualitative research. It shapes study design, the process of discovery, and the significance of the findings, and it requires the researcher to weigh the human </w:t>
-      </w:r>
-      <w:r>
-        <w:rPr>
-          <w:highlight w:val="yellow"/>
-        </w:rPr>
-        <w:lastRenderedPageBreak/>
-        <w:t>cost of inquiry (Miteu, 2024). This generic qualitative inquiry will utilize U.S. small and medium-sized enterprise (SME) IT, network, systems, infrastructure, or operations managers in firms of 10 to 200 personnel. In that setting, ethical risk is concentrated: a named recovery event, a role title, and a platform type can re-identify a person or firm more easily than in a large enterprise. The study will therefore treat data management, respect for persons, honesty and integrity, and responsible dissemination as operational requirements, not as a checklist (Miteu, 2024). The researcher will not begin identification, screening, or scheduling until the Capella University Institutional Review Board has granted written approval. The design follows the Belmont Report’s principles of respect for persons, beneficence, and justice (National Commission for the Protection of Human Subjects of Biomedical and Behavioral Research, 1979; Office for Human Research Protections, 2024). Respect for persons will be enacted through voluntary participation, signed electronic consent, a recorded permission-to-record check, and the right to skip any question or stop at any time without penalty. Beneficence will be enacted by treating SME organizational disclosure as both a compliance issue and a Gap-data threat: the researcher will not recruit through a supervisor, owner, employer command chain, or vendor account manager; artifact sharing will remain optional; identifiers will be stripped to P##, role only, SME-</w:t>
-      </w:r>
-      <w:r>
-        <w:rPr>
-          <w:highlight w:val="yellow"/>
-        </w:rPr>
-        <w:t>X</w:t>
-      </w:r>
-      <w:r>
-        <w:rPr>
-          <w:highlight w:val="yellow"/>
-        </w:rPr>
-        <w:t>, and Platform-</w:t>
-      </w:r>
-      <w:r>
-        <w:rPr>
-          <w:highlight w:val="yellow"/>
-        </w:rPr>
-        <w:t>X</w:t>
-      </w:r>
-      <w:r>
-        <w:rPr>
-          <w:highlight w:val="yellow"/>
-        </w:rPr>
-        <w:t>; and member checking will be a seven-day factual review of sequence, roles, and artifact type so contested recovery decisions are not edited out. Justice will be enacted by placing the research burden on operational U.S. SME managers who can name a qualifying event, and by excluding vendor-only staff and command-visible recruitment paths</w:t>
-      </w:r>
-      <w:r>
-        <w:t>.</w:t>
-      </w:r>
-    </w:p>
-    <w:p>
-      <w:pPr>
-        <w:pStyle w:val="ui-markdownparagraph"/>
-        <w:ind w:firstLine="720"/>
-      </w:pPr>
-      <w:r>
-        <w:rPr>
-          <w:highlight w:val="yellow"/>
-        </w:rPr>
-        <w:t>Honesty and integrity will govern collection, storage, analysis, reporting, and any later Q&amp;A about the study (Miteu, 2024). Recordings, RAW notes, and identifiable artifacts will be stored in an encrypted, password-protected directory separate from CLEAN transcripts and the Delve audit nest. The researcher will not continue a session from memory if recording fails, will not invent artifact contents a manager did not state, and will not claim that Delve</w:t>
-      </w:r>
-      <w:r>
-        <w:rPr>
-          <w:highlight w:val="yellow"/>
-        </w:rPr>
-        <w:t>tool</w:t>
-      </w:r>
-      <w:r>
-        <w:rPr>
-          <w:highlight w:val="yellow"/>
-        </w:rPr>
-        <w:t xml:space="preserve"> performed the analysis. Findings and will be disseminated as de-identified patterned accounts of named U.S. SME recovery events, without employer, owner, vendor, or product names, so the study can report how managers enacted whose claim counted, who decided, and what counted as enough proof without exposing the participant or the firm.</w:t>
-      </w:r>
-    </w:p>
-    <w:p>
-      <w:pPr>
-        <w:pStyle w:val="Heading2"/>
-        <w:rPr>
-          <w:color w:val="000000" w:themeColor="text1"/>
-        </w:rPr>
-      </w:pPr>
-      <w:r>
-        <w:rPr>
-          <w:color w:val="000000" w:themeColor="text1"/>
-        </w:rPr>
-        <w:t>Proposed Data Analysis Plan</w:t>
-      </w:r>
-    </w:p>
-    <w:p>
-      <w:pPr>
-        <w:pStyle w:val="Body"/>
-        <w:shd w:val="clear" w:color="auto" w:fill="E7E6E6"/>
-        <w:rPr>
-          <w:color w:val="000000" w:themeColor="text1"/>
-        </w:rPr>
-      </w:pPr>
-      <w:r>
-        <w:rPr>
-          <w:i/>
-          <w:iCs/>
-          <w:color w:val="000000" w:themeColor="text1"/>
-        </w:rPr>
-        <w:t xml:space="preserve">Articulate data analysis techniques appropriate to project framework. </w:t>
-      </w:r>
-      <w:r>
-        <w:rPr>
-          <w:color w:val="000000" w:themeColor="text1"/>
-        </w:rPr>
-        <w:t xml:space="preserve"> </w:t>
-      </w:r>
-    </w:p>
-    <w:p>
-      <w:pPr>
-        <w:pStyle w:val="Body"/>
-        <w:rPr>
-          <w:i/>
-          <w:iCs/>
-          <w:color w:val="000000" w:themeColor="text1"/>
-        </w:rPr>
-      </w:pPr>
-      <w:r>
-        <w:rPr>
-          <w:i/>
-          <w:iCs/>
-          <w:color w:val="000000" w:themeColor="text1"/>
-        </w:rPr>
-        <w:t xml:space="preserve"> </w:t>
-      </w:r>
-    </w:p>
-    <w:p>
-      <w:pPr>
-        <w:pStyle w:val="Body"/>
-        <w:rPr>
-          <w:i/>
-          <w:iCs/>
-          <w:color w:val="000000" w:themeColor="text1"/>
-        </w:rPr>
-      </w:pPr>
-      <w:r>
-        <w:rPr>
-          <w:i/>
-          <w:iCs/>
-          <w:color w:val="000000" w:themeColor="text1"/>
-        </w:rPr>
-        <w:t>Present a plan to analyze and present data with techniques that are appropriate to the project, framework, data sources, and sample size. Suggest</w:t>
-      </w:r>
-      <w:r>
-        <w:rPr>
-          <w:i/>
-          <w:iCs/>
-          <w:color w:val="000000" w:themeColor="text1"/>
-        </w:rPr>
-        <w:t>ed</w:t>
-      </w:r>
-      <w:r>
-        <w:rPr>
-          <w:i/>
-          <w:iCs/>
-          <w:color w:val="000000" w:themeColor="text1"/>
-        </w:rPr>
-        <w:t xml:space="preserve"> length 3-4 paragraphs.</w:t>
-      </w:r>
-    </w:p>
-    <w:p>
-      <w:pPr>
-        <w:pStyle w:val="Body"/>
-        <w:rPr>
-          <w:i/>
-          <w:iCs/>
-          <w:color w:val="000000" w:themeColor="text1"/>
-        </w:rPr>
-      </w:pPr>
-    </w:p>
-    <w:p>
-      <w:pPr>
-        <w:pStyle w:val="ui-markdownparagraph"/>
-      </w:pPr>
-      <w:r>
-        <w:rPr>
-          <w:rFonts w:ascii="Times New Roman" w:hAnsi="Times New Roman" w:eastAsia="Times New Roman"/>
-          <w:sz w:val="24"/>
-        </w:rPr>
-        <w:t>The researcher will analyze de-identified critical-incident interviews from the locked sample of 12 U.S. SME IT, network, systems, infrastructure, or operations managers using hybrid deductive–inductive codebook thematic analysis within a generic qualitative inquiry (Caelli et al., 2003; Fereday &amp; Muir-Cochrane, 2006; Kahlke, 2014; Percy et al., 2015). Before coding, the researcher will complete a scope register that records the purpose, research question, framework role, eligibility rules, participant count, and required deliverables, and will keep three work areas separate: preserved RAW recordings, CLEAN analytic files, and presentation outputs. Each interview will receive a stable identifier. The researcher will produce a verbatim transcript, strip person, firm, vendor, and product names, complete a seven-day factual member check, and read each CLEAN transcript in full before formal coding (Lincoln &amp; Guba, 1985). Delve will store CLEAN transcripts, the versioned codebook, memos, and snippet URLs. Delve will not perform the analysis.</w:t>
-      </w:r>
-      <w:r>
-        <w:rPr>
-          <w:highlight w:val="cyan"/>
-        </w:rPr>
-      </w:r>
-      <w:r/>
-      <w:r>
-        <w:rPr>
-          <w:highlight w:val="cyan"/>
-        </w:rPr>
-      </w:r>
-      <w:r/>
-      <w:r>
-        <w:rPr>
-          <w:highlight w:val="cyan"/>
-        </w:rPr>
-      </w:r>
-      <w:r/>
-      <w:r/>
-    </w:p>
-    <w:p>
-      <w:pPr>
-        <w:pStyle w:val="ui-markdownparagraph"/>
-      </w:pPr>
-      <w:r>
-        <w:t>Second, the researcher will import the nested start-list of STRUCTURAL, FRAMEWORK_DEDUCTIVE, and BOUNDARY codes and create one excerpt record for each bounded passage that requires analysis, attaching its source locator, speaker, incident context, and provisional code (Fereday &amp; Muir-Cochrane, 2006; Haan &amp; Venema, 2025). A passage may receive more than one code when it conveys distinct ideas. Power, legitimacy, and urgency will function as sensitizing probes, not predetermined theme titles (Mitchell et al., 1997). Decision rights, escalation, evidentiary standards, and recoverability assurance will be coded as enactment evidence, not as a fourth salience attribute. Each code definition will state its meaning, inclusion criteria, exclusion criteria, and a source-linked example; uncertain assignments will be flagged for review. EMERGENT child codes will remain empty until meaning units are locked (</w:t>
-      </w:r>
-      <w:r>
-        <w:rPr>
-          <w:highlight w:val="cyan"/>
-        </w:rPr>
-        <w:t>Braun</w:t>
-      </w:r>
-      <w:r>
-        <w:rPr>
-          <w:highlight w:val="cyan"/>
-        </w:rPr>
-        <w:t xml:space="preserve"> </w:t>
-      </w:r>
-      <w:r>
-        <w:rPr>
-          <w:highlight w:val="cyan"/>
-        </w:rPr>
-        <w:t>&amp; Clarke,</w:t>
-      </w:r>
-      <w:r>
-        <w:rPr>
-          <w:highlight w:val="cyan"/>
-        </w:rPr>
-        <w:t xml:space="preserve"> 2</w:t>
-      </w:r>
-      <w:r>
-        <w:rPr>
-          <w:highlight w:val="cyan"/>
-        </w:rPr>
-        <w:t>0</w:t>
-      </w:r>
-      <w:r>
-        <w:t>19;</w:t>
-      </w:r>
-      <w:r>
-        <w:t xml:space="preserve"> Taylor &amp; Bogdan, 1998). Coding changes will be recorded with the date, reason, and affected records. Spreadsheet lookup and Delve retrieval may support these records; interpretive approval will remain with the researcher (Haan &amp; Venema, 2025).</w:t>
-      </w:r>
-    </w:p>
-    <w:p>
-      <w:pPr>
-        <w:pStyle w:val="ui-markdownparagraph"/>
-      </w:pPr>
-      <w:r>
-        <w:t xml:space="preserve">Third, the researcher will lock meaning units that state a practice claim before any theme name is written, confirm each unit with a named excerpt and a negative or boundary case, and group related units only when they describe the same salience-to-assurance bargain rather than the same recovery topic (Braun &amp; </w:t>
-      </w:r>
-      <w:r>
-        <w:rPr>
-          <w:highlight w:val="cyan"/>
-        </w:rPr>
-        <w:t>Clarke, 20</w:t>
-      </w:r>
-      <w:r>
-        <w:rPr>
-          <w:highlight w:val="cyan"/>
-        </w:rPr>
-        <w:t>19</w:t>
-      </w:r>
-      <w:r>
-        <w:rPr>
-          <w:highlight w:val="cyan"/>
-        </w:rPr>
-        <w:t>;</w:t>
-      </w:r>
-      <w:r>
-        <w:t xml:space="preserve"> Taylor &amp; Bogdan, 1998; Walker, 2026b). For every proposed theme, the researcher will record its central claim, contributing categories, representative excerpts, exceptions, and research-question relevance, then return to the original passages to inspect context. Candidate categories may be retained, revised, split, combined, or rejected, with earlier versions preserved. This is iterative interpretive work, not an automatic promotion of frequently used labels into themes, and it is not reflexive thematic analysis as the analytic method (</w:t>
-      </w:r>
-      <w:r>
-        <w:rPr>
-          <w:highlight w:val="cyan"/>
-        </w:rPr>
-        <w:t>Braun &amp; Clarke, 20</w:t>
-      </w:r>
-      <w:r>
-        <w:rPr>
-          <w:highlight w:val="cyan"/>
-        </w:rPr>
-        <w:t>19</w:t>
-      </w:r>
-      <w:r>
-        <w:t>; Fereday &amp; Muir-Cochrane, 2006). The locked n = 12 will be reported as the planned participant count, not as proof of saturation; adequacy will be assessed through richness, relevant variation, question coverage, and whether later interviews still change the meaning-unit inventory (</w:t>
-      </w:r>
-      <w:r>
-        <w:rPr>
-          <w:highlight w:val="cyan"/>
-        </w:rPr>
-        <w:t>Malterud</w:t>
-      </w:r>
-      <w:r>
-        <w:t xml:space="preserve"> et al., 2016; </w:t>
-      </w:r>
-      <w:r>
-        <w:rPr>
-          <w:highlight w:val="cyan"/>
-        </w:rPr>
-        <w:t>Naeem et a</w:t>
-      </w:r>
-      <w:r>
-        <w:t>l., 2024).</w:t>
-      </w:r>
-    </w:p>
-    <w:p>
-      <w:pPr>
-        <w:pStyle w:val="ui-markdownparagraph"/>
-      </w:pPr>
-      <w:r>
-        <w:rPr>
-          <w:rFonts w:ascii="Times New Roman" w:hAnsi="Times New Roman" w:eastAsia="Times New Roman"/>
-          <w:sz w:val="24"/>
-        </w:rPr>
-        <w:t>Fourth, the researcher will write two separate syntheses from the reviewed theme records: one for stakeholder-claim management and salience shifts, and one for decision rights, escalation, and recoverability assurance (Lester et al., 2020; Percy et al., 2015). Presentation will include a meaning-unit evidence table, a theme-to-question map, and a narrative that pairs each interpretive claim with source-verified excerpts and relevant boundary cases, including Every published quotation, participant label, source locator, and thematic claim will receive a source check; table titles and theme names will be compared with the narrative. Participant counts, excerpt counts, and source counts will remain separate. The researcher will close the revision log, record unresolved gaps, and release a dated version of the report, codebook, and CSV nest (Carcary, 2020). Clerical software and retrieval aids will not replace researcher interpretation; every quotation and thematic claim will remain grounded in the CLEAN transcript and the dated audit trail (Nowell et al., 2017). Findings will distinguish managers’ reported interpretations from independently documented actions and will not claim statistical generalization.</w:t>
-      </w:r>
-      <w:r/>
-    </w:p>
-    <w:p>
-      <w:pPr>
-        <w:pStyle w:val="Body"/>
-        <w:rPr>
-          <w:color w:val="000000" w:themeColor="text1"/>
-        </w:rPr>
-      </w:pPr>
-    </w:p>
-    <w:p>
-      <w:pPr>
-        <w:pStyle w:val="Body"/>
-        <w:rPr>
-          <w:i/>
-          <w:iCs/>
-          <w:color w:val="000000" w:themeColor="text1"/>
-        </w:rPr>
-      </w:pPr>
-    </w:p>
-    <w:p>
-      <w:pPr>
-        <w:pStyle w:val="Body"/>
-        <w:rPr>
-          <w:i/>
-          <w:iCs/>
-          <w:color w:val="000000" w:themeColor="text1"/>
-        </w:rPr>
-      </w:pPr>
-    </w:p>
-    <w:p>
-      <w:pPr>
-        <w:pStyle w:val="Heading5"/>
-        <w:rPr>
-          <w:color w:val="000000" w:themeColor="text1"/>
-        </w:rPr>
-      </w:pPr>
-      <w:r>
-        <w:rPr>
-          <w:color w:val="000000" w:themeColor="text1"/>
-        </w:rPr>
-        <w:br w:type="page"/>
-      </w:r>
-      <w:commentRangeStart w:id="34"/>
-      <w:commentRangeStart w:id="35"/>
-      <w:r>
-        <w:rPr>
-          <w:rFonts w:cs="Arial"/>
-          <w:iCs w:val="0"/>
-          <w:color w:val="000000" w:themeColor="text1"/>
-          <w:sz w:val="32"/>
-          <w:szCs w:val="32"/>
-        </w:rPr>
-        <w:lastRenderedPageBreak/>
-        <w:t>References</w:t>
-      </w:r>
-      <w:commentRangeEnd w:id="34"/>
-      <w:r>
-        <w:rPr>
-          <w:rStyle w:val="CommentReference"/>
-          <w:color w:val="000000" w:themeColor="text1"/>
-          <w:sz w:val="24"/>
-          <w:szCs w:val="26"/>
-        </w:rPr>
-        <w:commentReference w:id="34"/>
-      </w:r>
-      <w:commentRangeEnd w:id="35"/>
-      <w:r>
-        <w:rPr>
-          <w:rStyle w:val="CommentReference"/>
-          <w:color w:val="000000" w:themeColor="text1"/>
-          <w:sz w:val="24"/>
-          <w:szCs w:val="26"/>
-        </w:rPr>
-        <w:commentReference w:id="35"/>
-      </w:r>
-    </w:p>
-    <w:p>
-      <w:pPr>
-        <w:pStyle w:val="Body"/>
-        <w:rPr>
-          <w:i/>
-          <w:iCs/>
-          <w:color w:val="000000" w:themeColor="text1"/>
-        </w:rPr>
-      </w:pPr>
-      <w:r>
-        <w:rPr>
-          <w:i/>
-          <w:iCs/>
-          <w:color w:val="000000" w:themeColor="text1"/>
-        </w:rPr>
-        <w:t xml:space="preserve">APA formatted reference section that includes a reference for each citation used in text. </w:t>
-      </w:r>
-    </w:p>
-    <w:p>
-      <w:pPr>
-        <w:pStyle w:val="Body"/>
-        <w:rPr>
-          <w:color w:val="000000" w:themeColor="text1"/>
-        </w:rPr>
-      </w:pPr>
+        <w:t xml:space="preserve">Freeman, R. E. (2009). Stakeholder theory: 25 years later. </w:t>
+      </w:r>
+      <w:r>
+        <w:rPr>
+          <w:rFonts w:ascii="Times New Roman" w:hAnsi="Times New Roman" w:eastAsia="Times New Roman"/>
+          <w:b w:val="0"/>
+          <w:i w:val="0"/>
+          <w:sz w:val="24"/>
+        </w:rPr>
+      </w:r>
+      <w:r>
+        <w:rPr>
+          <w:rFonts w:ascii="Times New Roman" w:hAnsi="Times New Roman" w:eastAsia="Times New Roman"/>
+          <w:b w:val="0"/>
+          <w:i/>
+          <w:sz w:val="24"/>
+        </w:rPr>
+        <w:t>Philosophy of Management, 8</w:t>
+      </w:r>
+      <w:r>
+        <w:rPr>
+          <w:rFonts w:ascii="Times New Roman" w:hAnsi="Times New Roman" w:eastAsia="Times New Roman"/>
+          <w:b w:val="0"/>
+          <w:i w:val="0"/>
+          <w:sz w:val="24"/>
+        </w:rPr>
+        <w:t xml:space="preserve">(3), 97–107. </w:t>
+      </w:r>
+      <w:hyperlink r:id="rId27">
+        <w:r>
+          <w:rPr>
+            <w:color w:val="0563C1"/>
+            <w:u w:val="single"/>
+            <w:rFonts w:ascii="Times New Roman" w:hAnsi="Times New Roman"/>
+            <w:sz w:val="24"/>
+          </w:rPr>
+          <w:t xml:space="preserve">https://doi.org/10.5840/pom20098310</w:t>
+        </w:r>
+      </w:hyperlink>
     </w:p>
     <w:p>
       <w:pPr>
@@ -7018,17 +8250,41 @@
       </w:pPr>
       <w:r>
         <w:rPr>
-          <w:color w:val="000000" w:themeColor="text1"/>
-        </w:rPr>
-        <w:t xml:space="preserve">Ampel, B. M., Samtani, S., Zhu, H., Chen, H., &amp; Nunamaker, J. F., Jr. (2024). Improving threat mitigation through a cybersecurity risk management framework: A computational design science approach. Journal of Management Information Systems, 41(1), 236–265. </w:t>
-      </w:r>
-      <w:hyperlink r:id="rId15" w:history="1">
+          <w:rFonts w:ascii="Times New Roman" w:hAnsi="Times New Roman" w:eastAsia="Times New Roman"/>
+          <w:b w:val="0"/>
+          <w:i w:val="0"/>
+          <w:color w:val="000000" w:themeColor="text1"/>
+          <w:sz w:val="24"/>
+        </w:rPr>
+        <w:t xml:space="preserve">Freeman, R. E., Gilbert, D. R., Jr., &amp; Hartman, E. (1988). Values and the foundations of strategic management. </w:t>
+      </w:r>
+      <w:r>
+        <w:rPr>
+          <w:rFonts w:ascii="Times New Roman" w:hAnsi="Times New Roman" w:eastAsia="Times New Roman"/>
+          <w:b w:val="0"/>
+          <w:i/>
+          <w:sz w:val="24"/>
+        </w:rPr>
+        <w:t>Journal of Business Ethics, 7</w:t>
+      </w:r>
+      <w:r>
+        <w:rPr>
+          <w:rFonts w:ascii="Times New Roman" w:hAnsi="Times New Roman" w:eastAsia="Times New Roman"/>
+          <w:b w:val="0"/>
+          <w:i w:val="0"/>
+          <w:sz w:val="24"/>
+        </w:rPr>
+        <w:t xml:space="preserve">(11), 821–834. </w:t>
+      </w:r>
+      <w:hyperlink r:id="rId82">
         <w:r>
           <w:rPr>
-            <w:rStyle w:val="Hyperlink"/>
-            <w:color w:val="000000" w:themeColor="text1"/>
+            <w:color w:val="0563C1"/>
+            <w:u w:val="single"/>
+            <w:rFonts w:ascii="Times New Roman" w:hAnsi="Times New Roman"/>
+            <w:sz w:val="24"/>
           </w:rPr>
-          <w:t>https://www.researchgate.net/publication/378330555_Improving_Threat_Mitigation_Through_a_Cybersecurity_Risk_Management_Framework_A_Computational_Design_Science_Approach</w:t>
+          <w:t xml:space="preserve">https://doi.org/10.1007/BF00383045</w:t>
         </w:r>
       </w:hyperlink>
     </w:p>
@@ -7042,554 +8298,79 @@
       </w:pPr>
       <w:r>
         <w:rPr>
-          <w:color w:val="000000" w:themeColor="text1"/>
-        </w:rPr>
-        <w:t>Agle, B. R., Mitchell, R. K., &amp; Sonnenfeld, J. A. (1999). Who matters to Ceos? An investigation of stakeholder attributes and salience, corpate performance, and Ceo values. Academy of management journal, 42(5), 507-525.</w:t>
-      </w:r>
+          <w:rFonts w:ascii="Times New Roman" w:hAnsi="Times New Roman" w:eastAsia="Times New Roman"/>
+          <w:b w:val="0"/>
+          <w:i w:val="0"/>
+          <w:color w:val="000000" w:themeColor="text1"/>
+          <w:sz w:val="24"/>
+        </w:rPr>
+        <w:t xml:space="preserve">Freeman, R. E., Martin, K., &amp; Parmar, B. (2007). Stakeholder capitalism. </w:t>
+      </w:r>
+      <w:r>
+        <w:rPr>
+          <w:rFonts w:ascii="Times New Roman" w:hAnsi="Times New Roman" w:eastAsia="Times New Roman"/>
+          <w:b w:val="0"/>
+          <w:i/>
+          <w:sz w:val="24"/>
+        </w:rPr>
+        <w:t>Journal of Business Ethics, 74</w:t>
+      </w:r>
+      <w:r>
+        <w:rPr>
+          <w:rFonts w:ascii="Times New Roman" w:hAnsi="Times New Roman" w:eastAsia="Times New Roman"/>
+          <w:b w:val="0"/>
+          <w:i w:val="0"/>
+          <w:sz w:val="24"/>
+        </w:rPr>
+        <w:t xml:space="preserve">(4), 303–314. </w:t>
+      </w:r>
+      <w:hyperlink r:id="rId83">
+        <w:r>
+          <w:rPr>
+            <w:color w:val="0563C1"/>
+            <w:u w:val="single"/>
+            <w:rFonts w:ascii="Times New Roman" w:hAnsi="Times New Roman"/>
+            <w:sz w:val="24"/>
+          </w:rPr>
+          <w:t xml:space="preserve">https://doi.org/10.1007/s10551-007-9517-y</w:t>
+        </w:r>
+      </w:hyperlink>
     </w:p>
     <w:p>
       <w:pPr>
         <w:spacing w:line="480" w:lineRule="auto"/>
         <w:ind w:left="630" w:hanging="630"/>
-      </w:pPr>
-      <w:r>
-        <w:rPr>
-          <w:color w:val="000000" w:themeColor="text1"/>
-        </w:rPr>
-        <w:t xml:space="preserve">Agle, B. R., Donaldson, T., Freeman, R. E., Jensen, M. C., Mitchell, R. K., &amp; Wood, D. J. (2008). Dialogue: Toward superior stakeholder theory. Business Ethics Quarterly, 18(2), 153-190. </w:t>
-      </w:r>
-      <w:hyperlink r:id="rId16" w:tgtFrame="_blank" w:history="1">
-        <w:r>
-          <w:rPr>
-            <w:rStyle w:val="Hyperlink"/>
-            <w:color w:val="000000" w:themeColor="text1"/>
-          </w:rPr>
-          <w:t>https://doi.org/10.5840/beq200818214</w:t>
-        </w:r>
-      </w:hyperlink>
-    </w:p>
-    <w:p>
-      <w:pPr>
-        <w:spacing w:line="480" w:lineRule="auto"/>
-        <w:ind w:left="630" w:hanging="630"/>
-      </w:pPr>
-      <w:r>
-        <w:rPr>
-          <w:highlight w:val="yellow"/>
-        </w:rPr>
-        <w:t>Braun, V., &amp; Clarke, V. (2019). Reflecting</w:t>
-      </w:r>
-      <w:r>
-        <w:t xml:space="preserve"> on reflexive thematic analysis. </w:t>
-      </w:r>
-      <w:r>
-        <w:rPr>
-          <w:i/>
-          <w:iCs/>
-        </w:rPr>
-        <w:t>Qualitative Research in Sport, Exercise and Health</w:t>
-      </w:r>
-      <w:r>
-        <w:t xml:space="preserve">, </w:t>
-      </w:r>
-      <w:r>
-        <w:rPr>
-          <w:i/>
-          <w:iCs/>
-        </w:rPr>
-        <w:t>11</w:t>
-      </w:r>
-      <w:r>
-        <w:t xml:space="preserve">(4), 589–597. </w:t>
-      </w:r>
-      <w:hyperlink r:id="rId17" w:history="1">
-        <w:r>
-          <w:rPr>
-            <w:rStyle w:val="Hyperlink"/>
-          </w:rPr>
-          <w:t>https://doi.org/</w:t>
-        </w:r>
-        <w:r>
-          <w:rPr>
-            <w:rStyle w:val="Hyperlink"/>
-          </w:rPr>
-          <w:t>1</w:t>
-        </w:r>
-        <w:r>
-          <w:rPr>
-            <w:rStyle w:val="Hyperlink"/>
-          </w:rPr>
-          <w:t>0.1080/2159676X.2019.1628806</w:t>
-        </w:r>
-      </w:hyperlink>
-    </w:p>
-    <w:p>
-      <w:pPr>
-        <w:spacing w:line="480" w:lineRule="auto"/>
-      </w:pPr>
-      <w:r>
-        <w:rPr>
-          <w:rFonts w:ascii="Times New Roman" w:hAnsi="Times New Roman" w:eastAsia="Times New Roman"/>
-          <w:sz w:val="24"/>
-        </w:rPr>
-        <w:t>Butterfield, L. D., Borgen, W. A., Amundson, N. E., &amp; Maglio, A.-S. T. (2005). Fifty years of the critical incident technique: 1954–2004 and beyond. Qualitative Research, 5(4), 475–497. https://doi.org/10.1177/1468794105056924</w:t>
-      </w:r>
-    </w:p>
-    <w:p>
-      <w:pPr>
-        <w:spacing w:line="480" w:lineRule="auto"/>
-        <w:ind w:left="630" w:hanging="630"/>
-        <w:rPr>
-          <w:highlight w:val="cyan"/>
-        </w:rPr>
-      </w:pPr>
-      <w:r>
-        <w:rPr>
-          <w:color w:val="000000" w:themeColor="text1"/>
-        </w:rPr>
-        <w:t>Brinkmann, S., &amp; Kvale, S. (2017). Ethics in qualitative psychological research. The Sage handbook of qua</w:t>
-      </w:r>
-      <w:r>
-        <w:rPr>
-          <w:color w:val="000000" w:themeColor="text1"/>
-          <w:highlight w:val="cyan"/>
-        </w:rPr>
-        <w:t>litative research in psychology, 2, 259-273.</w:t>
-      </w:r>
-    </w:p>
-    <w:p>
-      <w:pPr>
-        <w:spacing w:line="480" w:lineRule="auto"/>
-        <w:ind w:left="630" w:hanging="630"/>
-      </w:pPr>
-      <w:r>
-        <w:rPr>
-          <w:color w:val="000000" w:themeColor="text1"/>
-          <w:highlight w:val="cyan"/>
-        </w:rPr>
-        <w:t>Caelli</w:t>
-      </w:r>
-      <w:r>
-        <w:rPr>
-          <w:color w:val="000000" w:themeColor="text1"/>
-        </w:rPr>
-        <w:t xml:space="preserve">, K., Ray, L., &amp; Mill, J. (2003). “Clear as mud”: Toward greater clarity in generic qualitative research. International Journal of Qualitative Methods, 2(2), 1–13. </w:t>
-      </w:r>
-      <w:hyperlink r:id="rId18" w:tgtFrame="_new" w:history="1">
-        <w:r>
-          <w:rPr>
-            <w:rStyle w:val="Hyperlink"/>
-            <w:color w:val="000000" w:themeColor="text1"/>
-          </w:rPr>
-          <w:t>https://doi.org/10.1177/160940690300200201</w:t>
-        </w:r>
-      </w:hyperlink>
-      <w:r>
-        <w:t xml:space="preserve"> </w:t>
-      </w:r>
-    </w:p>
-    <w:p>
-      <w:pPr>
-        <w:spacing w:line="480" w:lineRule="auto"/>
-      </w:pPr>
-      <w:r>
-        <w:rPr>
-          <w:rFonts w:ascii="Times New Roman" w:hAnsi="Times New Roman" w:eastAsia="Times New Roman"/>
-          <w:sz w:val="24"/>
-        </w:rPr>
-        <w:t>Capella University. (2024). University catalog: Doctor of Philosophy (PhD) in Business Management, Information Technology Management specialization. Capella University.</w:t>
-      </w:r>
-    </w:p>
-    <w:p>
-      <w:pPr>
-        <w:spacing w:line="480" w:lineRule="auto"/>
-        <w:ind w:left="630" w:hanging="630"/>
-        <w:rPr>
-          <w:color w:val="000000" w:themeColor="text1"/>
-        </w:rPr>
-      </w:pPr>
-      <w:r>
-        <w:rPr>
-          <w:highlight w:val="cyan"/>
-        </w:rPr>
-        <w:lastRenderedPageBreak/>
-        <w:t>Carcary, Marian. "The</w:t>
-      </w:r>
-      <w:r>
-        <w:t xml:space="preserve"> research audit trail: Methodological guidance for application in practice." </w:t>
-      </w:r>
-      <w:r>
-        <w:rPr>
-          <w:i/>
-          <w:iCs/>
-        </w:rPr>
-        <w:t>Electronic journal of business research methods</w:t>
-      </w:r>
-      <w:r>
-        <w:t xml:space="preserve"> 18, no. 2 (2020): 166-177.</w:t>
-      </w:r>
-    </w:p>
-    <w:p>
-      <w:pPr>
-        <w:spacing w:line="480" w:lineRule="auto"/>
-      </w:pPr>
-      <w:r>
-        <w:rPr>
-          <w:rFonts w:ascii="Times New Roman" w:hAnsi="Times New Roman" w:eastAsia="Times New Roman"/>
-          <w:sz w:val="24"/>
-        </w:rPr>
-        <w:t>Chell, E. (2004). Critical incident technique. In C. Cassell &amp; G. Symon (Eds.), Essential guide to qualitative methods in organizational research (pp. 45–60). SAGE.</w:t>
-      </w:r>
-    </w:p>
-    <w:p>
-      <w:pPr>
-        <w:spacing w:line="480" w:lineRule="auto"/>
-        <w:ind w:left="630" w:hanging="630"/>
-        <w:rPr>
-          <w:color w:val="000000" w:themeColor="text1"/>
-        </w:rPr>
-      </w:pPr>
-      <w:r>
-        <w:rPr>
-          <w:color w:val="000000" w:themeColor="text1"/>
-        </w:rPr>
-        <w:t xml:space="preserve">Cooper, S., &amp; Endacott, R. (2007). Generic qualitative research: A design for qualitative research in emergency care? Emergency Medicine Journal, 24(12), 816–819. </w:t>
-      </w:r>
-      <w:hyperlink r:id="rId19" w:history="1">
-        <w:r>
-          <w:rPr>
-            <w:rStyle w:val="Hyperlink"/>
-            <w:color w:val="000000" w:themeColor="text1"/>
-          </w:rPr>
-          <w:t>https://doi.org/10.1136/emj.2007.050641</w:t>
-        </w:r>
-      </w:hyperlink>
-    </w:p>
-    <w:p>
-      <w:pPr>
-        <w:spacing w:line="480" w:lineRule="auto"/>
-        <w:ind w:left="630" w:hanging="630"/>
-        <w:rPr>
-          <w:color w:val="000000" w:themeColor="text1"/>
-        </w:rPr>
-      </w:pPr>
-      <w:r>
-        <w:rPr>
-          <w:color w:val="000000" w:themeColor="text1"/>
-        </w:rPr>
-        <w:t xml:space="preserve">Creswell, J. W., &amp; Miller, D. L. (2000). Determining validity in qualitative inquiry. Theory into Practice, 39(3), 124. https://library.capella.edu/login?url=https://www.proquest.com/scholarly-journals/determining-validity-qualitative-inquiry/docview/218779368/se-2 </w:t>
-      </w:r>
-    </w:p>
-    <w:p>
-      <w:pPr>
-        <w:spacing w:line="480" w:lineRule="auto"/>
-        <w:ind w:left="630" w:hanging="630"/>
-        <w:rPr>
-          <w:color w:val="000000" w:themeColor="text1"/>
-        </w:rPr>
-      </w:pPr>
-      <w:r>
-        <w:rPr>
-          <w:color w:val="000000" w:themeColor="text1"/>
-          <w:highlight w:val="cyan"/>
-        </w:rPr>
-        <w:t xml:space="preserve">Creswell, J. W., &amp; Poth, </w:t>
-      </w:r>
-      <w:r>
-        <w:rPr>
-          <w:color w:val="000000" w:themeColor="text1"/>
-          <w:highlight w:val="green"/>
-        </w:rPr>
-        <w:t>C. N. (</w:t>
-      </w:r>
-      <w:r>
-        <w:rPr>
-          <w:color w:val="000000" w:themeColor="text1"/>
-          <w:highlight w:val="green"/>
-        </w:rPr>
-        <w:t>1998</w:t>
-      </w:r>
-      <w:r>
-        <w:rPr>
-          <w:color w:val="000000" w:themeColor="text1"/>
-          <w:highlight w:val="green"/>
-        </w:rPr>
-        <w:t>).</w:t>
-      </w:r>
-      <w:r>
-        <w:rPr>
-          <w:color w:val="000000" w:themeColor="text1"/>
-        </w:rPr>
-        <w:t xml:space="preserve"> Qualitative inquiry and research design: Choosing among five approaches. Sage publications.</w:t>
-      </w:r>
-    </w:p>
-    <w:p>
-      <w:pPr>
-        <w:spacing w:line="480" w:lineRule="auto"/>
-        <w:ind w:left="630" w:hanging="630"/>
-        <w:rPr>
-          <w:color w:val="000000" w:themeColor="text1"/>
-        </w:rPr>
-      </w:pPr>
-      <w:r>
-        <w:rPr>
-          <w:color w:val="000000" w:themeColor="text1"/>
-        </w:rPr>
-        <w:t>Dodgson, J. E. (2023). Phenomenology: Researching the lived experience. Journal of Human</w:t>
-      </w:r>
-      <w:r>
-        <w:rPr>
-          <w:color w:val="000000" w:themeColor="text1"/>
-        </w:rPr>
-        <w:t xml:space="preserve"> Lactation.</w:t>
-      </w:r>
-      <w:r>
-        <w:rPr>
-          <w:color w:val="000000" w:themeColor="text1"/>
-        </w:rPr>
-        <w:t xml:space="preserve">  </w:t>
-      </w:r>
-      <w:hyperlink r:id="rId20" w:history="1">
-        <w:r>
-          <w:rPr>
-            <w:rStyle w:val="Hyperlink"/>
-            <w:color w:val="000000" w:themeColor="text1"/>
-          </w:rPr>
-          <w:t>Https://doi.org/10.1177/08903344231176453</w:t>
-        </w:r>
-      </w:hyperlink>
-    </w:p>
-    <w:p>
-      <w:pPr>
-        <w:spacing w:line="480" w:lineRule="auto"/>
-        <w:ind w:left="630" w:hanging="630"/>
-        <w:rPr>
-          <w:color w:val="000000" w:themeColor="text1"/>
-        </w:rPr>
-      </w:pPr>
-      <w:r>
-        <w:rPr>
-          <w:color w:val="000000" w:themeColor="text1"/>
-        </w:rPr>
-        <w:t>Donaldson, T., &amp; Preston, L. E. (1995). The stakeholder theory of the corporation: Concepts, evidence, and implications. Academy of Management Review, 20(1), 65–91.</w:t>
-      </w:r>
-    </w:p>
-    <w:p>
-      <w:pPr>
-        <w:spacing w:line="480" w:lineRule="auto"/>
-        <w:ind w:left="630" w:hanging="630"/>
-        <w:rPr>
-          <w:color w:val="000000" w:themeColor="text1"/>
-        </w:rPr>
-      </w:pPr>
-      <w:r>
-        <w:rPr>
-          <w:color w:val="000000" w:themeColor="text1"/>
-        </w:rPr>
-        <w:t xml:space="preserve">Dorobantu, S., Henisz, W. J., &amp; Nartey, L. J. (2024). Firm–Stakeholder dialogue and the media: The evolution of stakeholder evaluations in different informational environments. Academy of Management Journal, 67(1), 92–125. https://doi-org.library.capella.edu/10.5465/amj.2021.0103 </w:t>
-      </w:r>
-    </w:p>
-    <w:p>
-      <w:pPr>
-        <w:spacing w:line="480" w:lineRule="auto"/>
-        <w:ind w:left="630" w:hanging="630"/>
-        <w:rPr>
-          <w:color w:val="000000" w:themeColor="text1"/>
-        </w:rPr>
-      </w:pPr>
-      <w:r>
-        <w:rPr>
-          <w:color w:val="000000" w:themeColor="text1"/>
-        </w:rPr>
-        <w:t>Ekinci, Y., Rodrigo, P., Japutra, A., Çifci, S., Tee, M., &amp; Jia, Y. (2025). Assessing small and medium-size enterprise CEOs' attitude towards business growth: the impact of event risk. Journal of Business Economics and Management, 26(3), 533-554. https://doi.org/10.3846/jbem.2025.23519</w:t>
-      </w:r>
-    </w:p>
-    <w:p>
-      <w:pPr>
-        <w:spacing w:line="480" w:lineRule="auto"/>
-        <w:ind w:left="630" w:hanging="630"/>
-        <w:rPr>
-          <w:color w:val="000000" w:themeColor="text1"/>
-        </w:rPr>
-      </w:pPr>
-      <w:r>
-        <w:rPr>
-          <w:color w:val="000000" w:themeColor="text1"/>
-          <w:highlight w:val="cyan"/>
-        </w:rPr>
-        <w:lastRenderedPageBreak/>
-        <w:t>Erdiaw-Kwasie, M. O., Alam</w:t>
-      </w:r>
-      <w:r>
-        <w:rPr>
-          <w:color w:val="000000" w:themeColor="text1"/>
-        </w:rPr>
-        <w:t xml:space="preserve">, K., &amp; Shahiduzzaman, M. (2017). Towards understanding stakeholder salience transition and relational approach to 'better' corporate social responsibility: A case for a proposed model in practice. Journal of Business Ethics, 144(1), 85–101. </w:t>
-      </w:r>
-      <w:hyperlink r:id="rId21" w:tgtFrame="_blank" w:history="1">
-        <w:r>
-          <w:rPr>
-            <w:rStyle w:val="Hyperlink"/>
-            <w:color w:val="000000" w:themeColor="text1"/>
-          </w:rPr>
-          <w:t>https://doi.org/10.1007/s10551-015-2805-z</w:t>
-        </w:r>
-      </w:hyperlink>
-    </w:p>
-    <w:p>
-      <w:pPr>
-        <w:spacing w:line="480" w:lineRule="auto"/>
-        <w:ind w:left="630" w:hanging="630"/>
-        <w:rPr>
-          <w:color w:val="000000" w:themeColor="text1"/>
-        </w:rPr>
-      </w:pPr>
-      <w:r>
-        <w:rPr>
-          <w:color w:val="000000" w:themeColor="text1"/>
-        </w:rPr>
-        <w:t>Farahbod, K., Shayo, C., &amp; Varzandeh, J. (2022). Six sigma and lean operations in cybersecurity management. Journal of Business and Behavioral Sciences, 34(1), 99–109.</w:t>
-      </w:r>
-    </w:p>
-    <w:p>
-      <w:r>
-        <w:rPr>
-          <w:rFonts w:ascii="Times New Roman" w:hAnsi="Times New Roman"/>
-          <w:sz w:val="24"/>
-        </w:rPr>
-        <w:t>Freeman, R. E. (1984). Strategic management: A stakeholder approach. Pitman.</w:t>
-      </w:r>
-    </w:p>
-    <w:p>
-      <w:pPr>
-        <w:spacing w:line="480" w:lineRule="auto"/>
-        <w:ind w:left="630" w:hanging="630"/>
-        <w:rPr>
-          <w:color w:val="000000" w:themeColor="text1"/>
-        </w:rPr>
-      </w:pPr>
-      <w:r>
-        <w:rPr>
-          <w:rFonts w:ascii="Times New Roman" w:hAnsi="Times New Roman" w:eastAsia="Times New Roman"/>
-          <w:color w:val="000000" w:themeColor="text1"/>
-          <w:sz w:val="24"/>
-        </w:rPr>
-        <w:t>Federal Bureau of Investigation. (2024). Internet crime report 2024. https://www.ic3.gov/AnnualReport/Reports/2024_IC3Report.pdf</w:t>
-      </w:r>
-      <w:hyperlink r:id="rId22" w:history="1">
-        <w:r>
-          <w:rPr>
-            <w:rStyle w:val="Hyperlink"/>
-          </w:rPr>
-          <w:t>https://www.ic3.gov/AnnualReport/Reports/2024_IC3Report.pdfUntitled</w:t>
-        </w:r>
-      </w:hyperlink>
-      <w:r>
-        <w:rPr>
-          <w:color w:val="000000" w:themeColor="text1"/>
-        </w:rPr>
-      </w:r>
-    </w:p>
-    <w:p>
-      <w:pPr>
-        <w:spacing w:line="480" w:lineRule="auto"/>
-        <w:ind w:left="630" w:hanging="630"/>
-        <w:rPr>
-          <w:color w:val="000000" w:themeColor="text1"/>
-        </w:rPr>
-      </w:pPr>
-      <w:r>
-        <w:rPr>
-          <w:highlight w:val="yellow"/>
-        </w:rPr>
-        <w:t>Fereday, J., &amp; Muir-Cochrane</w:t>
-      </w:r>
-      <w:r>
-        <w:t xml:space="preserve">, E. (2006). Demonstrating rigor using thematic analysis: A hybrid approach of inductive and deductive coding and theme development. </w:t>
-      </w:r>
-      <w:r>
-        <w:rPr>
-          <w:i/>
-          <w:iCs/>
-        </w:rPr>
-        <w:t>International journal of qualitative methods</w:t>
-      </w:r>
-      <w:r>
-        <w:t xml:space="preserve">, </w:t>
-      </w:r>
-      <w:r>
-        <w:rPr>
-          <w:i/>
-          <w:iCs/>
-        </w:rPr>
-        <w:t>5</w:t>
-      </w:r>
-      <w:r>
-        <w:t>(1), 80-92.</w:t>
-      </w:r>
-    </w:p>
-    <w:p>
-      <w:pPr>
-        <w:spacing w:line="480" w:lineRule="auto"/>
-        <w:ind w:left="630" w:hanging="630"/>
-        <w:rPr>
-          <w:color w:val="000000" w:themeColor="text1"/>
-        </w:rPr>
-      </w:pPr>
-      <w:r>
-        <w:rPr>
-          <w:color w:val="000000" w:themeColor="text1"/>
-        </w:rPr>
-        <w:t xml:space="preserve">Fischer, D., Brettel, M., &amp; Mauer, R. (2020). The three dimensions of sustainability: A delicate balancing act for entrepreneurs made more complex by stakeholder expectations. Journal of Business Ethics, 163(1), 87-106. </w:t>
-      </w:r>
-      <w:hyperlink r:id="rId23" w:tgtFrame="_blank" w:history="1">
-        <w:r>
-          <w:rPr>
-            <w:rStyle w:val="Hyperlink"/>
-            <w:color w:val="000000" w:themeColor="text1"/>
-          </w:rPr>
-          <w:t>https://doi.org/10.1007/s10551-018-4012-1</w:t>
-        </w:r>
-      </w:hyperlink>
-    </w:p>
-    <w:p>
-      <w:pPr>
-        <w:spacing w:line="480" w:lineRule="auto"/>
-      </w:pPr>
-      <w:r>
-        <w:rPr>
-          <w:rFonts w:ascii="Times New Roman" w:hAnsi="Times New Roman" w:eastAsia="Times New Roman"/>
-          <w:sz w:val="24"/>
-        </w:rPr>
-        <w:t>Flanagan, J. C. (1954). The critical incident technique. Psychological Bulletin, 51(4), 327–358. https://doi.org/10.1037/h0061470</w:t>
-      </w:r>
-    </w:p>
-    <w:p>
-      <w:pPr>
-        <w:spacing w:line="480" w:lineRule="auto"/>
-        <w:ind w:left="630" w:hanging="630"/>
-        <w:rPr>
-          <w:b/>
-          <w:bCs/>
-          <w:color w:val="000000" w:themeColor="text1"/>
-        </w:rPr>
-      </w:pPr>
-      <w:r>
-        <w:rPr>
-          <w:rFonts w:ascii="Times New Roman" w:hAnsi="Times New Roman" w:eastAsia="Times New Roman"/>
-          <w:b/>
-          <w:bCs/>
-          <w:color w:val="000000" w:themeColor="text1"/>
-          <w:sz w:val="24"/>
-          <w:highlight w:val="yellow"/>
-        </w:rPr>
-      </w:r>
-      <w:r>
-        <w:rPr>
-          <w:rFonts w:ascii="Times New Roman" w:hAnsi="Times New Roman" w:eastAsia="Times New Roman"/>
-          <w:sz w:val="24"/>
-        </w:rPr>
-        <w:t xml:space="preserve">Freeman, R. E., Phillips, R., &amp; Sisodia, R. (2020). Tensions in stakeholder theory. Business &amp; Society, 59(2), 213–231. </w:t>
+        <w:rPr>
+          <w:color w:val="000000" w:themeColor="text1"/>
+        </w:rPr>
+      </w:pPr>
+      <w:r>
+        <w:rPr>
+          <w:rFonts w:ascii="Times New Roman" w:hAnsi="Times New Roman" w:eastAsia="Times New Roman"/>
+          <w:b w:val="0"/>
+          <w:i w:val="0"/>
+          <w:color w:val="000000" w:themeColor="text1"/>
+          <w:sz w:val="24"/>
+        </w:rPr>
+        <w:t xml:space="preserve">Freeman, R. E., Phillips, R., &amp; Sisodia, R. (2020). Tensions in stakeholder theory. </w:t>
+      </w:r>
+      <w:r>
+        <w:rPr>
+          <w:rFonts w:ascii="Times New Roman" w:hAnsi="Times New Roman" w:eastAsia="Times New Roman"/>
+          <w:b w:val="0"/>
+          <w:i/>
+          <w:sz w:val="24"/>
+        </w:rPr>
+        <w:t>Business &amp; Society, 59</w:t>
+      </w:r>
+      <w:r>
+        <w:rPr>
+          <w:rFonts w:ascii="Times New Roman" w:hAnsi="Times New Roman" w:eastAsia="Times New Roman"/>
+          <w:b w:val="0"/>
+          <w:i w:val="0"/>
+          <w:sz w:val="24"/>
+        </w:rPr>
+        <w:t xml:space="preserve">(2), 213–231. </w:t>
       </w:r>
       <w:hyperlink r:id="rId70">
         <w:r>
@@ -7599,7 +8380,7 @@
             <w:rFonts w:ascii="Times New Roman" w:hAnsi="Times New Roman"/>
             <w:sz w:val="24"/>
           </w:rPr>
-          <w:t>https://doi.org/10.1177/0007650318773750</w:t>
+          <w:t xml:space="preserve">https://doi.org/10.1177/0007650318773750</w:t>
         </w:r>
       </w:hyperlink>
     </w:p>
@@ -7613,17 +8394,41 @@
       </w:pPr>
       <w:r>
         <w:rPr>
-          <w:color w:val="000000" w:themeColor="text1"/>
-        </w:rPr>
-        <w:t xml:space="preserve">Freeman, R. E. (2008). Managing for stakeholders: Survival, reputation, and success. Yale University Press. </w:t>
-      </w:r>
-      <w:hyperlink r:id="rId24" w:history="1">
+          <w:rFonts w:ascii="Times New Roman" w:hAnsi="Times New Roman" w:eastAsia="Times New Roman"/>
+          <w:b w:val="0"/>
+          <w:i w:val="0"/>
+          <w:color w:val="000000" w:themeColor="text1"/>
+          <w:sz w:val="24"/>
+        </w:rPr>
+        <w:t xml:space="preserve">Freeman, R. E., Wicks, A. C., &amp; Parmar, B. (2004). Stakeholder theory and the corporate objective revisited. </w:t>
+      </w:r>
+      <w:r>
+        <w:rPr>
+          <w:rFonts w:ascii="Times New Roman" w:hAnsi="Times New Roman" w:eastAsia="Times New Roman"/>
+          <w:b w:val="0"/>
+          <w:i/>
+          <w:sz w:val="24"/>
+        </w:rPr>
+        <w:t>Organization Science, 15</w:t>
+      </w:r>
+      <w:r>
+        <w:rPr>
+          <w:rFonts w:ascii="Times New Roman" w:hAnsi="Times New Roman" w:eastAsia="Times New Roman"/>
+          <w:b w:val="0"/>
+          <w:i w:val="0"/>
+          <w:sz w:val="24"/>
+        </w:rPr>
+        <w:t xml:space="preserve">(3), 364–369. </w:t>
+      </w:r>
+      <w:hyperlink r:id="rId84">
         <w:r>
           <w:rPr>
-            <w:rStyle w:val="Hyperlink"/>
-            <w:color w:val="000000" w:themeColor="text1"/>
+            <w:color w:val="0563C1"/>
+            <w:u w:val="single"/>
+            <w:rFonts w:ascii="Times New Roman" w:hAnsi="Times New Roman"/>
+            <w:sz w:val="24"/>
           </w:rPr>
-          <w:t>https://www.proquest.com/legacydocview/EBC/3420430?accountid=27965</w:t>
+          <w:t xml:space="preserve">https://doi.org/10.1287/orsc.1040.0066</w:t>
         </w:r>
       </w:hyperlink>
     </w:p>
@@ -7637,17 +8442,49 @@
       </w:pPr>
       <w:r>
         <w:rPr>
-          <w:color w:val="000000" w:themeColor="text1"/>
-        </w:rPr>
-        <w:t xml:space="preserve">Freeman, R. E., Wicks, A. C., &amp; Parmar, B. (2004). Stakeholder theory and the corporate objective revisited. Organization Science, 15(3), 364–369. </w:t>
-      </w:r>
-      <w:hyperlink r:id="rId25" w:tgtFrame="_blank" w:history="1">
+          <w:rFonts w:ascii="Times New Roman" w:hAnsi="Times New Roman" w:eastAsia="Times New Roman"/>
+          <w:b/>
+          <w:i w:val="0"/>
+          <w:color w:val="000000" w:themeColor="text1"/>
+          <w:sz w:val="24"/>
+        </w:rPr>
+        <w:t xml:space="preserve">Fusch, P., Fusch, G. E., &amp; Ness, L. R. (2018). Denzin’s paradigm shift: Revisiting triangulation in qualitative research. </w:t>
+      </w:r>
+      <w:r>
+        <w:rPr>
+          <w:b w:val="0"/>
+          <w:i w:val="0"/>
+          <w:color w:val="000000" w:themeColor="text1"/>
+        </w:rPr>
+      </w:r>
+      <w:r>
+        <w:rPr>
+          <w:rFonts w:ascii="Times New Roman" w:hAnsi="Times New Roman" w:eastAsia="Times New Roman"/>
+          <w:b/>
+          <w:i/>
+          <w:sz w:val="24"/>
+        </w:rPr>
+        <w:t>Journal of Social Change, 10</w:t>
+      </w:r>
+      <w:r>
+        <w:rPr>
+          <w:rFonts w:ascii="Times New Roman" w:hAnsi="Times New Roman" w:eastAsia="Times New Roman"/>
+          <w:b/>
+          <w:i w:val="0"/>
+          <w:sz w:val="24"/>
+        </w:rPr>
+        <w:t xml:space="preserve">(1), 19–32. </w:t>
+      </w:r>
+      <w:hyperlink r:id="rId32">
         <w:r>
           <w:rPr>
-            <w:rStyle w:val="Hyperlink"/>
-            <w:color w:val="000000" w:themeColor="text1"/>
+            <w:color w:val="0563C1"/>
+            <w:u w:val="single"/>
+            <w:rFonts w:ascii="Times New Roman" w:hAnsi="Times New Roman"/>
+            <w:sz w:val="24"/>
+            <w:b/>
           </w:rPr>
-          <w:t>https://10.1287/orsc.1040.0066</w:t>
+          <w:t xml:space="preserve">https://doi.org/10.5590/JOSC.2018.10.1.02</w:t>
         </w:r>
       </w:hyperlink>
     </w:p>
@@ -7661,17 +8498,41 @@
       </w:pPr>
       <w:r>
         <w:rPr>
-          <w:color w:val="000000" w:themeColor="text1"/>
-        </w:rPr>
-        <w:t xml:space="preserve">Freeman, R. E., Martin, K., &amp; Parmar, B. (2007). Stakeholder capitalism. Journal of Business Ethics, 74(4), 303–314. </w:t>
-      </w:r>
-      <w:hyperlink r:id="rId26" w:tgtFrame="_blank" w:history="1">
+          <w:rFonts w:ascii="Times New Roman" w:hAnsi="Times New Roman" w:eastAsia="Times New Roman"/>
+          <w:b w:val="0"/>
+          <w:i w:val="0"/>
+          <w:color w:val="000000" w:themeColor="text1"/>
+          <w:sz w:val="24"/>
+        </w:rPr>
+        <w:t xml:space="preserve">Gabriel, C., &amp; Shafique, K. (2024). An ethical salience framework to achieve sustainable development goals. </w:t>
+      </w:r>
+      <w:r>
+        <w:rPr>
+          <w:rFonts w:ascii="Times New Roman" w:hAnsi="Times New Roman" w:eastAsia="Times New Roman"/>
+          <w:b w:val="0"/>
+          <w:i/>
+          <w:sz w:val="24"/>
+        </w:rPr>
+        <w:t>Sustainable Development, 32</w:t>
+      </w:r>
+      <w:r>
+        <w:rPr>
+          <w:rFonts w:ascii="Times New Roman" w:hAnsi="Times New Roman" w:eastAsia="Times New Roman"/>
+          <w:b w:val="0"/>
+          <w:i w:val="0"/>
+          <w:sz w:val="24"/>
+        </w:rPr>
+        <w:t xml:space="preserve">(4), 3213–3225. </w:t>
+      </w:r>
+      <w:hyperlink r:id="rId85">
         <w:r>
           <w:rPr>
-            <w:rStyle w:val="Hyperlink"/>
-            <w:color w:val="000000" w:themeColor="text1"/>
+            <w:color w:val="0563C1"/>
+            <w:u w:val="single"/>
+            <w:rFonts w:ascii="Times New Roman" w:hAnsi="Times New Roman"/>
+            <w:sz w:val="24"/>
           </w:rPr>
-          <w:t>https://10.1007/s10551-007-9517-y</w:t>
+          <w:t xml:space="preserve">https://doi.org/10.1002/sd.2840</w:t>
         </w:r>
       </w:hyperlink>
     </w:p>
@@ -7685,18 +8546,78 @@
       </w:pPr>
       <w:r>
         <w:rPr>
-          <w:color w:val="000000" w:themeColor="text1"/>
-        </w:rPr>
-        <w:lastRenderedPageBreak/>
-        <w:t xml:space="preserve">Freeman, R. E. (2009). Stakeholder theory: 25 years later. Philosophy of Management, 8(3), 97–107. </w:t>
-      </w:r>
-      <w:hyperlink r:id="rId27" w:history="1">
+          <w:rFonts w:ascii="Times New Roman" w:hAnsi="Times New Roman" w:eastAsia="Times New Roman"/>
+          <w:b w:val="0"/>
+          <w:i w:val="0"/>
+          <w:color w:val="000000" w:themeColor="text1"/>
+          <w:sz w:val="24"/>
+        </w:rPr>
+        <w:t xml:space="preserve">Guba, E. G., &amp; Lincoln, Y. S. (1994). Competing paradigms in qualitative research. In N. K. Denzin &amp; Y. S. Lincoln (Eds.), </w:t>
+      </w:r>
+      <w:r>
+        <w:rPr>
+          <w:rFonts w:ascii="Times New Roman" w:hAnsi="Times New Roman" w:eastAsia="Times New Roman"/>
+          <w:b w:val="0"/>
+          <w:i/>
+          <w:sz w:val="24"/>
+        </w:rPr>
+        <w:t>Handbook of qualitative research</w:t>
+      </w:r>
+      <w:r>
+        <w:rPr>
+          <w:rFonts w:ascii="Times New Roman" w:hAnsi="Times New Roman" w:eastAsia="Times New Roman"/>
+          <w:b w:val="0"/>
+          <w:i w:val="0"/>
+          <w:sz w:val="24"/>
+        </w:rPr>
+        <w:t xml:space="preserve"> (pp. 105–117). SAGE.</w:t>
+      </w:r>
+    </w:p>
+    <w:p>
+      <w:pPr>
+        <w:spacing w:line="480" w:lineRule="auto"/>
+        <w:ind w:left="630" w:hanging="630"/>
+        <w:rPr>
+          <w:color w:val="000000" w:themeColor="text1"/>
+        </w:rPr>
+      </w:pPr>
+      <w:r>
+        <w:rPr>
+          <w:rFonts w:ascii="Times New Roman" w:hAnsi="Times New Roman" w:eastAsia="Times New Roman"/>
+          <w:b w:val="0"/>
+          <w:i w:val="0"/>
+          <w:color w:val="000000" w:themeColor="text1"/>
+          <w:sz w:val="24"/>
+        </w:rPr>
+        <w:t xml:space="preserve">Guest, G., Bunce, A., &amp; Johnson, L. (2006). How many interviews are enough? An experiment with data saturation and variability. </w:t>
+      </w:r>
+      <w:r>
+        <w:rPr>
+          <w:rFonts w:ascii="Times New Roman" w:hAnsi="Times New Roman" w:eastAsia="Times New Roman"/>
+          <w:b w:val="0"/>
+          <w:i/>
+          <w:sz w:val="24"/>
+        </w:rPr>
+        <w:t>Field Methods, 18</w:t>
+      </w:r>
+      <w:r>
+        <w:rPr>
+          <w:rFonts w:ascii="Times New Roman" w:hAnsi="Times New Roman" w:eastAsia="Times New Roman"/>
+          <w:b w:val="0"/>
+          <w:i w:val="0"/>
+          <w:sz w:val="24"/>
+        </w:rPr>
+        <w:t xml:space="preserve">(1), 59–82. </w:t>
+      </w:r>
+      <w:hyperlink r:id="rId86">
         <w:r>
           <w:rPr>
-            <w:rStyle w:val="Hyperlink"/>
-            <w:color w:val="000000" w:themeColor="text1"/>
+            <w:color w:val="0563C1"/>
+            <w:u w:val="single"/>
+            <w:rFonts w:ascii="Times New Roman" w:hAnsi="Times New Roman"/>
+            <w:sz w:val="24"/>
           </w:rPr>
-          <w:t>https://doi.org/10.5840/pom20098310</w:t>
+          <w:t xml:space="preserve">https://doi.org/10.1177/1525822X05279903</w:t>
         </w:r>
       </w:hyperlink>
     </w:p>
@@ -7704,38 +8625,109 @@
       <w:pPr>
         <w:spacing w:line="480" w:lineRule="auto"/>
         <w:ind w:left="630" w:hanging="630"/>
-        <w:rPr>
-          <w:color w:val="000000" w:themeColor="text1"/>
-        </w:rPr>
-      </w:pPr>
-      <w:r>
-        <w:rPr>
-          <w:color w:val="000000" w:themeColor="text1"/>
-        </w:rPr>
-        <w:t xml:space="preserve">Freeman, R. E., Gilbert, D. R., &amp; Hartman, E. (1988). Values and the foundations of strategic management. Journal of Business Ethics, 7(11), 821–834. </w:t>
-      </w:r>
-      <w:hyperlink r:id="rId28" w:tgtFrame="_blank" w:history="1">
+      </w:pPr>
+      <w:r>
+        <w:rPr>
+          <w:rFonts w:ascii="Times New Roman" w:hAnsi="Times New Roman" w:eastAsia="Times New Roman"/>
+          <w:b w:val="0"/>
+          <w:i w:val="0"/>
+          <w:color w:val="000000" w:themeColor="text1"/>
+          <w:sz w:val="24"/>
+        </w:rPr>
+        <w:t xml:space="preserve">Kahlke, R. M. (2014). Generic qualitative approaches: Pitfalls and benefits of methodological mixology. </w:t>
+      </w:r>
+      <w:r>
+        <w:rPr>
+          <w:rFonts w:ascii="Times New Roman" w:hAnsi="Times New Roman" w:eastAsia="Times New Roman"/>
+          <w:b w:val="0"/>
+          <w:i/>
+          <w:sz w:val="24"/>
+        </w:rPr>
+        <w:t>International Journal of Qualitative Methods, 13</w:t>
+      </w:r>
+      <w:r>
+        <w:rPr>
+          <w:rFonts w:ascii="Times New Roman" w:hAnsi="Times New Roman" w:eastAsia="Times New Roman"/>
+          <w:b w:val="0"/>
+          <w:i w:val="0"/>
+          <w:sz w:val="24"/>
+        </w:rPr>
+        <w:t xml:space="preserve">(1), 37–52. </w:t>
+      </w:r>
+      <w:hyperlink r:id="rId36">
         <w:r>
           <w:rPr>
-            <w:rStyle w:val="Hyperlink"/>
-            <w:color w:val="000000" w:themeColor="text1"/>
+            <w:color w:val="0563C1"/>
+            <w:u w:val="single"/>
+            <w:rFonts w:ascii="Times New Roman" w:hAnsi="Times New Roman"/>
+            <w:sz w:val="24"/>
           </w:rPr>
-          <w:t>https://www.proquest.com/scholarly-journals/values-foundations-strategic-management/docview/198089072/se-2?accountid=27965</w:t>
+          <w:t xml:space="preserve">https://doi.org/10.1177/160940691401300119</w:t>
         </w:r>
       </w:hyperlink>
-      <w:r>
-        <w:rPr>
-          <w:color w:val="000000" w:themeColor="text1"/>
-        </w:rPr>
-        <w:t xml:space="preserve"> </w:t>
-      </w:r>
-      <w:hyperlink r:id="rId29" w:tgtFrame="_blank" w:history="1">
+    </w:p>
+    <w:p>
+      <w:pPr>
+        <w:spacing w:line="480" w:lineRule="auto"/>
+        <w:ind w:left="630" w:hanging="630"/>
+      </w:pPr>
+      <w:r>
+        <w:rPr>
+          <w:rFonts w:ascii="Times New Roman" w:hAnsi="Times New Roman" w:eastAsia="Times New Roman"/>
+          <w:b/>
+          <w:i w:val="0"/>
+          <w:sz w:val="24"/>
+          <w:highlight w:val="cyan"/>
+        </w:rPr>
+        <w:t xml:space="preserve">Kenny, C., Weber, C., &amp; Bratton, K. (2017). The characteristics of interpersonal networks in disaster response. </w:t>
+      </w:r>
+      <w:r>
+        <w:rPr>
+          <w:b w:val="0"/>
+          <w:i w:val="0"/>
+        </w:rPr>
+      </w:r>
+      <w:r>
+        <w:rPr>
+          <w:rStyle w:val="Emphasis"/>
+          <w:b w:val="0"/>
+          <w:i w:val="0"/>
+        </w:rPr>
+      </w:r>
+      <w:r>
+        <w:rPr>
+          <w:b w:val="0"/>
+          <w:i w:val="0"/>
+        </w:rPr>
+      </w:r>
+      <w:r>
+        <w:rPr>
+          <w:rFonts w:ascii="Times New Roman" w:hAnsi="Times New Roman" w:eastAsia="Times New Roman"/>
+          <w:b/>
+          <w:i/>
+          <w:sz w:val="24"/>
+        </w:rPr>
+        <w:t>Social Science Quarterly, 98</w:t>
+      </w:r>
+      <w:r>
+        <w:rPr>
+          <w:rFonts w:ascii="Times New Roman" w:hAnsi="Times New Roman" w:eastAsia="Times New Roman"/>
+          <w:b/>
+          <w:i w:val="0"/>
+          <w:sz w:val="24"/>
+        </w:rPr>
+        <w:t xml:space="preserve">(2), 566–583. </w:t>
+      </w:r>
+      <w:hyperlink r:id="rId87">
         <w:r>
           <w:rPr>
-            <w:rStyle w:val="Hyperlink"/>
-            <w:color w:val="000000" w:themeColor="text1"/>
+            <w:color w:val="0563C1"/>
+            <w:u w:val="single"/>
+            <w:rFonts w:ascii="Times New Roman" w:hAnsi="Times New Roman"/>
+            <w:sz w:val="24"/>
+            <w:b/>
           </w:rPr>
-          <w:t>https://capella.alma.exlibrisgroup.com/openurl/01CAPELLA_INST/01CAPELLA_INST:Services?genre=article&amp;atitle=Values+And+The+Foundations+Of+Strategic+Management%253A+JBE&amp;author=Freeman%252C+R+Edward%253BGilbert%252C+Daniel+R%252C+Jr%253BHartman%252C+Edwin&amp;volume=7&amp;issue=11&amp;spage=821&amp;date=1988-11-01&amp;rft.btitle=&amp;rft.jtitle=Journal+of+Business+Ethics&amp;issn=0167-4544&amp;isbn=&amp;sid=ProQ%253Aabiglobal_00438427</w:t>
+          <w:t xml:space="preserve">https://doi.org/10.1111/ssqu.12328</w:t>
         </w:r>
       </w:hyperlink>
     </w:p>
@@ -7743,23 +8735,77 @@
       <w:pPr>
         <w:spacing w:line="480" w:lineRule="auto"/>
         <w:ind w:left="630" w:hanging="630"/>
-        <w:rPr>
-          <w:color w:val="000000" w:themeColor="text1"/>
-        </w:rPr>
-      </w:pPr>
-      <w:r>
-        <w:rPr>
-          <w:color w:val="000000" w:themeColor="text1"/>
-        </w:rPr>
-        <w:t xml:space="preserve">Freeman, R. E., Martin, K., &amp; Parmar, B. (2007). Stakeholder capitalism. Journal of Business Ethics, 74(4), 303–314. </w:t>
-      </w:r>
-      <w:hyperlink r:id="rId30" w:tgtFrame="_blank" w:history="1">
+      </w:pPr>
+      <w:r>
+        <w:rPr>
+          <w:rFonts w:ascii="Times New Roman" w:hAnsi="Times New Roman" w:eastAsia="Times New Roman"/>
+          <w:b/>
+          <w:i w:val="0"/>
+          <w:sz w:val="24"/>
+          <w:highlight w:val="yellow"/>
+        </w:rPr>
+        <w:t xml:space="preserve">Koerber, A., &amp; McMichael, L. (2008). Qualitative sampling methods: A primer for technical communicators. </w:t>
+      </w:r>
+      <w:r>
+        <w:rPr>
+          <w:b w:val="0"/>
+          <w:i w:val="0"/>
+        </w:rPr>
+      </w:r>
+      <w:r>
+        <w:rPr>
+          <w:b w:val="0"/>
+          <w:i w:val="0"/>
+          <w:iCs/>
+        </w:rPr>
+      </w:r>
+      <w:r>
+        <w:rPr>
+          <w:b w:val="0"/>
+          <w:i w:val="0"/>
+        </w:rPr>
+      </w:r>
+      <w:r>
+        <w:rPr>
+          <w:b w:val="0"/>
+          <w:i w:val="0"/>
+          <w:iCs/>
+        </w:rPr>
+      </w:r>
+      <w:r>
+        <w:rPr>
+          <w:b w:val="0"/>
+          <w:i w:val="0"/>
+        </w:rPr>
+      </w:r>
+      <w:r>
+        <w:rPr>
+          <w:rFonts w:ascii="Times New Roman" w:hAnsi="Times New Roman" w:eastAsia="Times New Roman"/>
+          <w:b/>
+          <w:i/>
+          <w:sz w:val="24"/>
+        </w:rPr>
+        <w:t>Journal of Business and Technical Communication, 22</w:t>
+      </w:r>
+      <w:r>
+        <w:rPr>
+          <w:rFonts w:ascii="Times New Roman" w:hAnsi="Times New Roman" w:eastAsia="Times New Roman"/>
+          <w:b/>
+          <w:i w:val="0"/>
+          <w:sz w:val="24"/>
+        </w:rPr>
+        <w:t xml:space="preserve">(4), 454–473. </w:t>
+      </w:r>
+      <w:hyperlink r:id="rId88">
         <w:r>
           <w:rPr>
-            <w:rStyle w:val="Hyperlink"/>
-            <w:color w:val="000000" w:themeColor="text1"/>
+            <w:color w:val="0563C1"/>
+            <w:u w:val="single"/>
+            <w:rFonts w:ascii="Times New Roman" w:hAnsi="Times New Roman"/>
+            <w:sz w:val="24"/>
+            <w:b/>
           </w:rPr>
-          <w:t>https://10.1007/s10551-007-9517-y</w:t>
+          <w:t xml:space="preserve">https://doi.org/10.1177/1050651908320362</w:t>
         </w:r>
       </w:hyperlink>
     </w:p>
@@ -7773,17 +8819,48 @@
       </w:pPr>
       <w:r>
         <w:rPr>
-          <w:color w:val="000000" w:themeColor="text1"/>
-        </w:rPr>
-        <w:t xml:space="preserve">Freeman, R. E., Wicks, A. C., &amp; Parmar, B. (2004). Stakeholder theory and "the corporate objective revisited". Organization Science (Providence, R.I.), 15(3), 364–369. </w:t>
-      </w:r>
-      <w:hyperlink r:id="rId31" w:tgtFrame="_blank" w:history="1">
+          <w:rFonts w:ascii="Times New Roman" w:hAnsi="Times New Roman" w:eastAsia="Times New Roman"/>
+          <w:b w:val="0"/>
+          <w:i w:val="0"/>
+          <w:color w:val="000000" w:themeColor="text1"/>
+          <w:sz w:val="24"/>
+        </w:rPr>
+        <w:t xml:space="preserve">Korstjens, I., &amp; Moser, A. (2018). Series: Practical guidance to qualitative research. Part 4: Trustworthiness and publishing. </w:t>
+      </w:r>
+      <w:r>
+        <w:rPr>
+          <w:b w:val="0"/>
+          <w:i w:val="0"/>
+          <w:color w:val="000000" w:themeColor="text1"/>
+        </w:rPr>
+      </w:r>
+      <w:r>
+        <w:rPr>
+          <w:rFonts w:ascii="Times New Roman" w:hAnsi="Times New Roman" w:eastAsia="Times New Roman"/>
+          <w:b w:val="0"/>
+          <w:i/>
+          <w:sz w:val="24"/>
+        </w:rPr>
+        <w:t>European Journal of General Practice, 24</w:t>
+      </w:r>
+      <w:r>
+        <w:rPr>
+          <w:rFonts w:ascii="Times New Roman" w:hAnsi="Times New Roman" w:eastAsia="Times New Roman"/>
+          <w:b w:val="0"/>
+          <w:i w:val="0"/>
+          <w:sz w:val="24"/>
+        </w:rPr>
+        <w:t xml:space="preserve">(1), 120–124. </w:t>
+      </w:r>
+      <w:hyperlink r:id="rId89">
         <w:r>
           <w:rPr>
-            <w:rStyle w:val="Hyperlink"/>
-            <w:color w:val="000000" w:themeColor="text1"/>
+            <w:color w:val="0563C1"/>
+            <w:u w:val="single"/>
+            <w:rFonts w:ascii="Times New Roman" w:hAnsi="Times New Roman"/>
+            <w:sz w:val="24"/>
           </w:rPr>
-          <w:t>https://10.1287/orsc.1040.0066</w:t>
+          <w:t xml:space="preserve">https://doi.org/10.1080/13814788.2017.1375092</w:t>
         </w:r>
       </w:hyperlink>
     </w:p>
@@ -7791,23 +8868,105 @@
       <w:pPr>
         <w:spacing w:line="480" w:lineRule="auto"/>
         <w:ind w:left="630" w:hanging="630"/>
-        <w:rPr>
-          <w:color w:val="000000" w:themeColor="text1"/>
-        </w:rPr>
-      </w:pPr>
-      <w:r>
-        <w:rPr>
-          <w:color w:val="000000" w:themeColor="text1"/>
-        </w:rPr>
-        <w:t>Fusch, P., Fusch, G. E., &amp; Ness, L. R. (2018). Denzin’s paradigm shift: Revisiting triangulation in qualitative research. Journal of Social Change, 10(1)</w:t>
-      </w:r>
-      <w:hyperlink r:id="rId32" w:tgtFrame="_blank" w:history="1">
+      </w:pPr>
+      <w:r>
+        <w:rPr>
+          <w:rFonts w:ascii="Times New Roman" w:hAnsi="Times New Roman" w:eastAsia="Times New Roman"/>
+          <w:b w:val="0"/>
+          <w:i w:val="0"/>
+          <w:sz w:val="24"/>
+          <w:highlight w:val="yellow"/>
+        </w:rPr>
+        <w:t xml:space="preserve">Kvale, S., &amp; Brinkmann, S. (2015). </w:t>
+      </w:r>
+      <w:r>
+        <w:rPr>
+          <w:b w:val="0"/>
+          <w:i w:val="0"/>
+        </w:rPr>
+      </w:r>
+      <w:r>
+        <w:rPr>
+          <w:b w:val="0"/>
+          <w:i w:val="0"/>
+        </w:rPr>
+      </w:r>
+      <w:r>
+        <w:rPr>
+          <w:b w:val="0"/>
+          <w:i w:val="0"/>
+        </w:rPr>
+      </w:r>
+      <w:r>
+        <w:rPr>
+          <w:rFonts w:ascii="Times New Roman" w:hAnsi="Times New Roman" w:eastAsia="Times New Roman"/>
+          <w:b w:val="0"/>
+          <w:i/>
+          <w:sz w:val="24"/>
+        </w:rPr>
+        <w:t>InterViews: Learning the craft of qualitative research interviewing</w:t>
+      </w:r>
+      <w:r>
+        <w:rPr>
+          <w:rFonts w:ascii="Times New Roman" w:hAnsi="Times New Roman" w:eastAsia="Times New Roman"/>
+          <w:b w:val="0"/>
+          <w:i w:val="0"/>
+          <w:sz w:val="24"/>
+        </w:rPr>
+        <w:t xml:space="preserve"> (3rd ed.). SAGE.</w:t>
+      </w:r>
+    </w:p>
+    <w:p>
+      <w:pPr>
+        <w:spacing w:line="480" w:lineRule="auto"/>
+        <w:ind w:left="630" w:hanging="630"/>
+      </w:pPr>
+      <w:r>
+        <w:rPr>
+          <w:rFonts w:ascii="Times New Roman" w:hAnsi="Times New Roman" w:eastAsia="Times New Roman"/>
+          <w:b/>
+          <w:i w:val="0"/>
+          <w:color w:val="000000" w:themeColor="text1"/>
+          <w:sz w:val="24"/>
+          <w:highlight w:val="cyan"/>
+        </w:rPr>
+        <w:t xml:space="preserve">Lester, J. N., Cho, Y., &amp; Lochmiller, C. R. (2020). Learning to do qualitative data analysis: A starting point. </w:t>
+      </w:r>
+      <w:r>
+        <w:rPr>
+          <w:b w:val="0"/>
+          <w:i w:val="0"/>
+          <w:color w:val="000000" w:themeColor="text1"/>
+        </w:rPr>
+      </w:r>
+      <w:r>
+        <w:rPr>
+          <w:rFonts w:ascii="Times New Roman" w:hAnsi="Times New Roman" w:eastAsia="Times New Roman"/>
+          <w:b/>
+          <w:i/>
+          <w:sz w:val="24"/>
+        </w:rPr>
+        <w:t>Human Resource Development Review, 19</w:t>
+      </w:r>
+      <w:r>
+        <w:rPr>
+          <w:rFonts w:ascii="Times New Roman" w:hAnsi="Times New Roman" w:eastAsia="Times New Roman"/>
+          <w:b/>
+          <w:i w:val="0"/>
+          <w:sz w:val="24"/>
+        </w:rPr>
+        <w:t xml:space="preserve">(1), 94–106. </w:t>
+      </w:r>
+      <w:hyperlink r:id="rId90">
         <w:r>
           <w:rPr>
-            <w:rStyle w:val="Hyperlink"/>
-            <w:color w:val="000000" w:themeColor="text1"/>
+            <w:color w:val="0563C1"/>
+            <w:u w:val="single"/>
+            <w:rFonts w:ascii="Times New Roman" w:hAnsi="Times New Roman"/>
+            <w:sz w:val="24"/>
+            <w:b/>
           </w:rPr>
-          <w:t>https://doi.org/10.5590/JOSC.2018.10.1.02</w:t>
+          <w:t xml:space="preserve">https://doi.org/10.1177/1534484320903890</w:t>
         </w:r>
       </w:hyperlink>
     </w:p>
@@ -7815,20 +8974,88 @@
       <w:pPr>
         <w:spacing w:line="480" w:lineRule="auto"/>
         <w:ind w:left="630" w:hanging="630"/>
-      </w:pPr>
-      <w:r>
-        <w:rPr>
-          <w:color w:val="000000" w:themeColor="text1"/>
-        </w:rPr>
-        <w:t xml:space="preserve">Gabriel, C., &amp; Shafique, K. (2024). An ethical salience framework to achieve sustainable development goals. Sustainable Development, 32(4), 3213–3225. </w:t>
-      </w:r>
-      <w:hyperlink r:id="rId33" w:history="1">
+        <w:rPr>
+          <w:b/>
+          <w:bCs/>
+          <w:color w:val="000000" w:themeColor="text1"/>
+        </w:rPr>
+      </w:pPr>
+      <w:r>
+        <w:rPr>
+          <w:rFonts w:ascii="Times New Roman" w:hAnsi="Times New Roman" w:eastAsia="Times New Roman"/>
+          <w:b w:val="0"/>
+          <w:bCs/>
+          <w:i w:val="0"/>
+          <w:sz w:val="24"/>
+          <w:highlight w:val="yellow"/>
+        </w:rPr>
+        <w:t xml:space="preserve">Lincoln, Y. S., &amp; Guba, E. G. (1985). </w:t>
+      </w:r>
+      <w:r>
+        <w:rPr>
+          <w:rFonts w:ascii="Times New Roman" w:hAnsi="Times New Roman" w:eastAsia="Times New Roman"/>
+          <w:b w:val="0"/>
+          <w:i/>
+          <w:sz w:val="24"/>
+        </w:rPr>
+        <w:t>Naturalistic inquiry</w:t>
+      </w:r>
+      <w:r>
+        <w:rPr>
+          <w:rFonts w:ascii="Times New Roman" w:hAnsi="Times New Roman" w:eastAsia="Times New Roman"/>
+          <w:b w:val="0"/>
+          <w:i w:val="0"/>
+          <w:sz w:val="24"/>
+        </w:rPr>
+        <w:t>. SAGE.</w:t>
+      </w:r>
+    </w:p>
+    <w:p>
+      <w:pPr>
+        <w:spacing w:line="480" w:lineRule="auto"/>
+        <w:ind w:left="630" w:hanging="630"/>
+        <w:rPr>
+          <w:color w:val="000000" w:themeColor="text1"/>
+        </w:rPr>
+      </w:pPr>
+      <w:r>
+        <w:rPr>
+          <w:rFonts w:ascii="Times New Roman" w:hAnsi="Times New Roman" w:eastAsia="Times New Roman"/>
+          <w:b/>
+          <w:i w:val="0"/>
+          <w:color w:val="000000" w:themeColor="text1"/>
+          <w:sz w:val="24"/>
+        </w:rPr>
+        <w:t xml:space="preserve">Liu, W., Liu, R., Chen, H., &amp; Mboga, J. (2020). Perspectives on disruptive technology and innovation. </w:t>
+      </w:r>
+      <w:r>
+        <w:rPr>
+          <w:rFonts w:ascii="Times New Roman" w:hAnsi="Times New Roman" w:eastAsia="Times New Roman"/>
+          <w:b/>
+          <w:i/>
+          <w:sz w:val="24"/>
+        </w:rPr>
+        <w:t>International Journal of Conflict Management, 31</w:t>
+      </w:r>
+      <w:r>
+        <w:rPr>
+          <w:rFonts w:ascii="Times New Roman" w:hAnsi="Times New Roman" w:eastAsia="Times New Roman"/>
+          <w:b/>
+          <w:i w:val="0"/>
+          <w:sz w:val="24"/>
+        </w:rPr>
+        <w:t xml:space="preserve">(3), 313–331. </w:t>
+      </w:r>
+      <w:hyperlink r:id="rId39">
         <w:r>
           <w:rPr>
-            <w:rStyle w:val="Hyperlink"/>
-            <w:color w:val="000000" w:themeColor="text1"/>
+            <w:color w:val="0563C1"/>
+            <w:u w:val="single"/>
+            <w:rFonts w:ascii="Times New Roman" w:hAnsi="Times New Roman"/>
+            <w:sz w:val="24"/>
+            <w:b/>
           </w:rPr>
-          <w:t>https://doi-org.library.capella.edu/10.1002/sd.2840</w:t>
+          <w:t xml:space="preserve">https://doi.org/10.1108/IJCMA-09-2019-0172</w:t>
         </w:r>
       </w:hyperlink>
     </w:p>
@@ -7836,61 +9063,105 @@
       <w:pPr>
         <w:spacing w:line="480" w:lineRule="auto"/>
         <w:ind w:left="630" w:hanging="630"/>
-      </w:pPr>
-      <w:r>
-        <w:rPr>
-          <w:highlight w:val="cyan"/>
-        </w:rPr>
-        <w:lastRenderedPageBreak/>
-        <w:t>Gibran, K. (1923</w:t>
-      </w:r>
-      <w:r>
-        <w:t xml:space="preserve">). </w:t>
-      </w:r>
-      <w:r>
-        <w:rPr>
-          <w:rStyle w:val="Emphasis"/>
-        </w:rPr>
-        <w:t>The prophet</w:t>
-      </w:r>
-      <w:r>
-        <w:t>. Alfred A. Knopf.</w:t>
-      </w:r>
+        <w:rPr>
+          <w:color w:val="000000" w:themeColor="text1"/>
+        </w:rPr>
+      </w:pPr>
+      <w:r>
+        <w:rPr>
+          <w:rFonts w:ascii="Times New Roman" w:hAnsi="Times New Roman" w:eastAsia="Times New Roman"/>
+          <w:b w:val="0"/>
+          <w:i w:val="0"/>
+          <w:color w:val="000000" w:themeColor="text1"/>
+          <w:sz w:val="24"/>
+        </w:rPr>
+        <w:t xml:space="preserve">Lowry, M. R., Vance, A., &amp; Vance, M. D. (2025). Inexpert supervision: Field evidence on boards’ oversight of cybersecurity. </w:t>
+      </w:r>
+      <w:r>
+        <w:rPr>
+          <w:rFonts w:ascii="Times New Roman" w:hAnsi="Times New Roman" w:eastAsia="Times New Roman"/>
+          <w:b w:val="0"/>
+          <w:i/>
+          <w:sz w:val="24"/>
+        </w:rPr>
+        <w:t>Management Science</w:t>
+      </w:r>
+      <w:r>
+        <w:rPr>
+          <w:rFonts w:ascii="Times New Roman" w:hAnsi="Times New Roman" w:eastAsia="Times New Roman"/>
+          <w:b w:val="0"/>
+          <w:i w:val="0"/>
+          <w:sz w:val="24"/>
+        </w:rPr>
+        <w:t xml:space="preserve">. </w:t>
+      </w:r>
+      <w:hyperlink r:id="rId40">
+        <w:r>
+          <w:rPr>
+            <w:color w:val="0563C1"/>
+            <w:u w:val="single"/>
+            <w:rFonts w:ascii="Times New Roman" w:hAnsi="Times New Roman"/>
+            <w:sz w:val="24"/>
+          </w:rPr>
+          <w:t xml:space="preserve">https://doi.org/10.1287/mnsc.2023.04147</w:t>
+        </w:r>
+      </w:hyperlink>
     </w:p>
     <w:p>
       <w:pPr>
         <w:spacing w:line="480" w:lineRule="auto"/>
         <w:ind w:left="630" w:hanging="630"/>
-      </w:pPr>
-      <w:r>
-        <w:rPr>
+        <w:rPr>
+          <w:color w:val="000000" w:themeColor="text1"/>
+        </w:rPr>
+      </w:pPr>
+      <w:r>
+        <w:rPr>
+          <w:rFonts w:ascii="Times New Roman" w:hAnsi="Times New Roman" w:eastAsia="Times New Roman"/>
+          <w:b w:val="0"/>
+          <w:i w:val="0"/>
+          <w:color w:val="000000" w:themeColor="text1"/>
+          <w:sz w:val="24"/>
           <w:highlight w:val="yellow"/>
         </w:rPr>
-        <w:t>Guba, E. G., &amp; Lincoln, Y. S</w:t>
-      </w:r>
-      <w:r>
-        <w:t xml:space="preserve">. (1994). Competing paradigms in qualitative research. </w:t>
-      </w:r>
-      <w:r>
-        <w:rPr>
-          <w:i/>
-          <w:iCs/>
-        </w:rPr>
-        <w:t>Handbook of qualitative research</w:t>
-      </w:r>
-      <w:r>
-        <w:t xml:space="preserve">, </w:t>
-      </w:r>
-      <w:r>
-        <w:rPr>
-          <w:i/>
-          <w:iCs/>
-        </w:rPr>
-        <w:t>2</w:t>
-      </w:r>
-      <w:r>
-        <w:t>(163-194), 105.</w:t>
-      </w:r>
+        <w:t xml:space="preserve">Malterud, K., Siersma, V. D., &amp; Guassora, A. D. (2016). Sample size in qualitative interview studies: Guided by information power. </w:t>
+      </w:r>
+      <w:r>
+        <w:rPr>
+          <w:b w:val="0"/>
+          <w:i w:val="0"/>
+          <w:color w:val="000000" w:themeColor="text1"/>
+        </w:rPr>
+      </w:r>
+      <w:r>
+        <w:rPr>
+          <w:rFonts w:ascii="Times New Roman" w:hAnsi="Times New Roman" w:eastAsia="Times New Roman"/>
+          <w:b w:val="0"/>
+          <w:i/>
+          <w:sz w:val="24"/>
+        </w:rPr>
+        <w:t>Qualitative Health Research, 26</w:t>
+      </w:r>
+      <w:r>
+        <w:rPr>
+          <w:rFonts w:ascii="Times New Roman" w:hAnsi="Times New Roman" w:eastAsia="Times New Roman"/>
+          <w:b w:val="0"/>
+          <w:i w:val="0"/>
+          <w:sz w:val="24"/>
+        </w:rPr>
+        <w:t xml:space="preserve">(13), 1753–1760. </w:t>
+      </w:r>
+      <w:hyperlink r:id="rId91">
+        <w:r>
+          <w:rPr>
+            <w:color w:val="0563C1"/>
+            <w:u w:val="single"/>
+            <w:rFonts w:ascii="Times New Roman" w:hAnsi="Times New Roman"/>
+            <w:sz w:val="24"/>
+          </w:rPr>
+          <w:t xml:space="preserve">https://doi.org/10.1177/1049732315617444</w:t>
+        </w:r>
+      </w:hyperlink>
     </w:p>
     <w:p>
       <w:pPr>
@@ -7902,56 +9173,96 @@
       </w:pPr>
       <w:r>
         <w:rPr>
-          <w:color w:val="000000" w:themeColor="text1"/>
-        </w:rPr>
-        <w:t xml:space="preserve">Guest, G., Bunce, A., &amp; Johnson, L. (2006). How many interviews are enough? An experiment with data saturation and variability. Field methods, 18(1), 59-82. </w:t>
-      </w:r>
-      <w:hyperlink r:id="rId34" w:history="1">
+          <w:rFonts w:ascii="Times New Roman" w:hAnsi="Times New Roman" w:eastAsia="Times New Roman"/>
+          <w:b w:val="0"/>
+          <w:i w:val="0"/>
+          <w:color w:val="000000" w:themeColor="text1"/>
+          <w:sz w:val="24"/>
+        </w:rPr>
+        <w:t xml:space="preserve">Mitchell, R. K., Agle, B. R., &amp; Wood, D. J. (1997). Toward a theory of stakeholder identification and salience: Defining the principle of who and what really counts. </w:t>
+      </w:r>
+      <w:r>
+        <w:rPr>
+          <w:rFonts w:ascii="Times New Roman" w:hAnsi="Times New Roman" w:eastAsia="Times New Roman"/>
+          <w:b w:val="0"/>
+          <w:i/>
+          <w:sz w:val="24"/>
+        </w:rPr>
+        <w:t>Academy of Management Review, 22</w:t>
+      </w:r>
+      <w:r>
+        <w:rPr>
+          <w:rFonts w:ascii="Times New Roman" w:hAnsi="Times New Roman" w:eastAsia="Times New Roman"/>
+          <w:b w:val="0"/>
+          <w:i w:val="0"/>
+          <w:sz w:val="24"/>
+        </w:rPr>
+        <w:t xml:space="preserve">(4), 853–886. </w:t>
+      </w:r>
+      <w:hyperlink r:id="rId92">
         <w:r>
           <w:rPr>
-            <w:rStyle w:val="Hyperlink"/>
-            <w:color w:val="000000" w:themeColor="text1"/>
+            <w:color w:val="0563C1"/>
+            <w:u w:val="single"/>
+            <w:rFonts w:ascii="Times New Roman" w:hAnsi="Times New Roman"/>
+            <w:sz w:val="24"/>
           </w:rPr>
-          <w:t>https://doi-org.library.capella.edu/10.1177/1525822X05279903</w:t>
+          <w:t xml:space="preserve">https://doi.org/10.5465/amr.1997.9711022105</w:t>
         </w:r>
       </w:hyperlink>
-      <w:r>
-        <w:rPr>
-          <w:color w:val="000000" w:themeColor="text1"/>
-        </w:rPr>
-        <w:t xml:space="preserve"> </w:t>
-      </w:r>
     </w:p>
     <w:p>
       <w:pPr>
         <w:spacing w:line="480" w:lineRule="auto"/>
         <w:ind w:left="630" w:hanging="630"/>
-      </w:pPr>
-      <w:r>
-        <w:rPr>
-          <w:highlight w:val="yellow"/>
-        </w:rPr>
-        <w:t>Hermann, V., Osman, F., Durbeej, N., Karlsson, A.-C., &amp; Sarkadi, A. (2024).</w:t>
-      </w:r>
-      <w:r>
-        <w:t xml:space="preserve"> How to analyze focus group interactions – Development of a coding scheme. </w:t>
-      </w:r>
-      <w:r>
-        <w:rPr>
-          <w:i/>
-        </w:rPr>
-        <w:t>International Journal of Qualitative Methods, 23</w:t>
-      </w:r>
-      <w:r>
-        <w:t xml:space="preserve">, 1–13. </w:t>
-      </w:r>
-      <w:hyperlink r:id="rId35">
+        <w:rPr>
+          <w:color w:val="000000" w:themeColor="text1"/>
+        </w:rPr>
+      </w:pPr>
+      <w:r>
+        <w:rPr>
+          <w:rFonts w:ascii="Times New Roman" w:hAnsi="Times New Roman" w:eastAsia="Times New Roman"/>
+          <w:b w:val="0"/>
+          <w:i w:val="0"/>
+          <w:color w:val="000000" w:themeColor="text1"/>
+          <w:sz w:val="24"/>
+        </w:rPr>
+        <w:t xml:space="preserve">Miteu, G. D. (2024). Ethics in scientific research: A lens into its importance, history, and future. </w:t>
+      </w:r>
+      <w:r>
+        <w:rPr>
+          <w:b w:val="0"/>
+          <w:i w:val="0"/>
+          <w:color w:val="000000" w:themeColor="text1"/>
+        </w:rPr>
+      </w:r>
+      <w:r>
+        <w:rPr>
+          <w:rFonts w:ascii="Times New Roman" w:hAnsi="Times New Roman" w:eastAsia="Times New Roman"/>
+          <w:b w:val="0"/>
+          <w:i/>
+          <w:sz w:val="24"/>
+        </w:rPr>
+        <w:t>Annals of Medicine and Surgery, 86</w:t>
+      </w:r>
+      <w:r>
+        <w:rPr>
+          <w:rFonts w:ascii="Times New Roman" w:hAnsi="Times New Roman" w:eastAsia="Times New Roman"/>
+          <w:b w:val="0"/>
+          <w:i w:val="0"/>
+          <w:sz w:val="24"/>
+        </w:rPr>
+        <w:t xml:space="preserve">(5), 2395–2398. </w:t>
+      </w:r>
+      <w:hyperlink r:id="rId43">
         <w:r>
           <w:rPr>
-            <w:color w:val="1F4D78"/>
+            <w:color w:val="0563C1"/>
             <w:u w:val="single"/>
+            <w:rFonts w:ascii="Times New Roman" w:hAnsi="Times New Roman"/>
+            <w:sz w:val="24"/>
           </w:rPr>
-          <w:t>https://doi.org/10.1177/16094069241286848</w:t>
+          <w:t xml:space="preserve">https://doi.org/10.1097/MS9.0000000000001959</w:t>
         </w:r>
       </w:hyperlink>
     </w:p>
@@ -7959,27 +9270,56 @@
       <w:pPr>
         <w:spacing w:line="480" w:lineRule="auto"/>
         <w:ind w:left="630" w:hanging="630"/>
-      </w:pPr>
-      <w:r>
-        <w:rPr>
-          <w:color w:val="000000" w:themeColor="text1"/>
-          <w:highlight w:val="cyan"/>
-        </w:rPr>
-        <w:t>Kahlke, R. M. (2014). Generic</w:t>
-      </w:r>
-      <w:r>
-        <w:rPr>
-          <w:color w:val="000000" w:themeColor="text1"/>
-        </w:rPr>
-        <w:t xml:space="preserve"> qualitative approaches: Pitfalls and benefits of methodological mixology. International Journal of Qualitative Methods, 13, 37–52. </w:t>
-      </w:r>
-      <w:hyperlink r:id="rId36" w:tgtFrame="_new" w:history="1">
+        <w:rPr>
+          <w:color w:val="000000" w:themeColor="text1"/>
+        </w:rPr>
+      </w:pPr>
+      <w:r>
+        <w:rPr>
+          <w:rFonts w:ascii="Times New Roman" w:hAnsi="Times New Roman" w:eastAsia="Times New Roman"/>
+          <w:b/>
+          <w:i w:val="0"/>
+          <w:color w:val="000000" w:themeColor="text1"/>
+          <w:sz w:val="24"/>
+          <w:highlight w:val="yellow"/>
+        </w:rPr>
+        <w:t xml:space="preserve">Mojtahedi, M., &amp; Oo, B. L. (2017). Critical attributes for proactive engagement of stakeholders in disaster risk management. </w:t>
+      </w:r>
+      <w:r>
+        <w:rPr>
+          <w:b w:val="0"/>
+          <w:i w:val="0"/>
+          <w:color w:val="000000" w:themeColor="text1"/>
+        </w:rPr>
+      </w:r>
+      <w:r>
+        <w:rPr>
+          <w:rFonts w:ascii="Times New Roman" w:hAnsi="Times New Roman" w:eastAsia="Times New Roman"/>
+          <w:b/>
+          <w:i/>
+          <w:sz w:val="24"/>
+        </w:rPr>
+        <w:t>International Journal of Disaster Risk Reduction, 21</w:t>
+      </w:r>
+      <w:r>
+        <w:rPr>
+          <w:rFonts w:ascii="Times New Roman" w:hAnsi="Times New Roman" w:eastAsia="Times New Roman"/>
+          <w:b/>
+          <w:i w:val="0"/>
+          <w:sz w:val="24"/>
+        </w:rPr>
+        <w:t xml:space="preserve">, 35–43. </w:t>
+      </w:r>
+      <w:hyperlink r:id="rId93">
         <w:r>
           <w:rPr>
-            <w:rStyle w:val="Hyperlink"/>
-            <w:color w:val="000000" w:themeColor="text1"/>
+            <w:color w:val="0563C1"/>
+            <w:u w:val="single"/>
+            <w:rFonts w:ascii="Times New Roman" w:hAnsi="Times New Roman"/>
+            <w:sz w:val="24"/>
+            <w:b/>
           </w:rPr>
-          <w:t>https://doi.org/10.1177/160940691401300119</w:t>
+          <w:t xml:space="preserve">https://doi.org/10.1016/j.ijdrr.2016.10.017</w:t>
         </w:r>
       </w:hyperlink>
     </w:p>
@@ -7987,44 +9327,122 @@
       <w:pPr>
         <w:spacing w:line="480" w:lineRule="auto"/>
         <w:ind w:left="630" w:hanging="630"/>
-        <w:rPr>
-          <w:b/>
-          <w:bCs/>
-          <w:color w:val="000000" w:themeColor="text1"/>
-        </w:rPr>
-      </w:pPr>
-      <w:r>
-        <w:rPr>
-          <w:rFonts w:ascii="Times New Roman" w:hAnsi="Times New Roman" w:eastAsia="Times New Roman"/>
-          <w:b/>
-          <w:bCs/>
-          <w:sz w:val="24"/>
-          <w:highlight w:val="yellow"/>
-        </w:rPr>
-        <w:t>Kvale, S., &amp; Brinkmann, S. (2015). InterViews: Learning the craft of qualitative research interviewing (3rd ed.). SAGE.</w:t>
-      </w:r>
+      </w:pPr>
+      <w:r>
+        <w:rPr>
+          <w:rFonts w:ascii="Times New Roman" w:hAnsi="Times New Roman" w:eastAsia="Times New Roman"/>
+          <w:b w:val="0"/>
+          <w:i w:val="0"/>
+          <w:color w:val="000000" w:themeColor="text1"/>
+          <w:sz w:val="24"/>
+          <w:highlight w:val="cyan"/>
+        </w:rPr>
+        <w:t xml:space="preserve">Molete, O. B., Mokhele, S. E., Ntombela, S. D., &amp; Thango, B. A. (2025). The impact of IT strategic planning process on SME performance: A systematic review. </w:t>
+      </w:r>
+      <w:r>
+        <w:rPr>
+          <w:b w:val="0"/>
+          <w:i w:val="0"/>
+          <w:color w:val="000000" w:themeColor="text1"/>
+        </w:rPr>
+      </w:r>
+      <w:r>
+        <w:rPr>
+          <w:rFonts w:ascii="Times New Roman" w:hAnsi="Times New Roman" w:eastAsia="Times New Roman"/>
+          <w:b w:val="0"/>
+          <w:i/>
+          <w:sz w:val="24"/>
+        </w:rPr>
+        <w:t>Businesses, 5</w:t>
+      </w:r>
+      <w:r>
+        <w:rPr>
+          <w:rFonts w:ascii="Times New Roman" w:hAnsi="Times New Roman" w:eastAsia="Times New Roman"/>
+          <w:b w:val="0"/>
+          <w:i w:val="0"/>
+          <w:sz w:val="24"/>
+        </w:rPr>
+        <w:t xml:space="preserve">(1), Article 2. </w:t>
+      </w:r>
+      <w:hyperlink r:id="rId44">
+        <w:r>
+          <w:rPr>
+            <w:color w:val="0563C1"/>
+            <w:u w:val="single"/>
+            <w:rFonts w:ascii="Times New Roman" w:hAnsi="Times New Roman"/>
+            <w:sz w:val="24"/>
+          </w:rPr>
+          <w:t xml:space="preserve">https://doi.org/10.3390/businesses5010002</w:t>
+        </w:r>
+      </w:hyperlink>
     </w:p>
     <w:p>
       <w:pPr>
         <w:spacing w:line="480" w:lineRule="auto"/>
         <w:ind w:left="630" w:hanging="630"/>
-        <w:rPr>
-          <w:color w:val="000000" w:themeColor="text1"/>
-        </w:rPr>
-      </w:pPr>
-      <w:r>
-        <w:rPr>
-          <w:color w:val="000000" w:themeColor="text1"/>
-        </w:rPr>
-        <w:t xml:space="preserve">Kenny, C., Weber, C., &amp; Bratton, K. (2017). The characteristics of interpersonal networks in disaster response. Social Science Quarterly (Wiley-Blackwell), 98(2), 566–583. </w:t>
-      </w:r>
-      <w:hyperlink r:id="rId37" w:history="1">
+      </w:pPr>
+      <w:r>
+        <w:rPr>
+          <w:rFonts w:ascii="Times New Roman" w:hAnsi="Times New Roman" w:eastAsia="Times New Roman"/>
+          <w:b w:val="0"/>
+          <w:i w:val="0"/>
+          <w:sz w:val="24"/>
+          <w:highlight w:val="yellow"/>
+        </w:rPr>
+        <w:t xml:space="preserve">Naeem, M., Ozuem, W., Howell, K., &amp; Ranfagni, S. (2024). Demystification and actualisation of data saturation in qualitative research through thematic analysis. </w:t>
+      </w:r>
+      <w:r>
+        <w:rPr>
+          <w:b w:val="0"/>
+          <w:i w:val="0"/>
+        </w:rPr>
+      </w:r>
+      <w:r>
+        <w:rPr>
+          <w:b w:val="0"/>
+          <w:i w:val="0"/>
+          <w:iCs/>
+        </w:rPr>
+      </w:r>
+      <w:r>
+        <w:rPr>
+          <w:b w:val="0"/>
+          <w:i w:val="0"/>
+        </w:rPr>
+      </w:r>
+      <w:r>
+        <w:rPr>
+          <w:b w:val="0"/>
+          <w:i w:val="0"/>
+        </w:rPr>
+      </w:r>
+      <w:r>
+        <w:rPr>
+          <w:rFonts w:ascii="Times New Roman" w:hAnsi="Times New Roman" w:eastAsia="Times New Roman"/>
+          <w:b w:val="0"/>
+          <w:i/>
+          <w:sz w:val="24"/>
+        </w:rPr>
+        <w:t>International Journal of Qualitative Methods, 23</w:t>
+      </w:r>
+      <w:r>
+        <w:rPr>
+          <w:rFonts w:ascii="Times New Roman" w:hAnsi="Times New Roman" w:eastAsia="Times New Roman"/>
+          <w:b w:val="0"/>
+          <w:i w:val="0"/>
+          <w:sz w:val="24"/>
+        </w:rPr>
+        <w:t xml:space="preserve">, 1–17. </w:t>
+      </w:r>
+      <w:hyperlink r:id="rId94">
         <w:r>
           <w:rPr>
-            <w:rStyle w:val="Hyperlink"/>
-            <w:color w:val="000000" w:themeColor="text1"/>
+            <w:color w:val="0563C1"/>
+            <w:u w:val="single"/>
+            <w:rFonts w:ascii="Times New Roman" w:hAnsi="Times New Roman"/>
+            <w:sz w:val="24"/>
           </w:rPr>
-          <w:t>https://doi-org.library.capella.edu/10.1111/ssqu.12328</w:t>
+          <w:t xml:space="preserve">https://doi.org/10.1177/16094069241229777</w:t>
         </w:r>
       </w:hyperlink>
     </w:p>
@@ -8038,17 +9456,42 @@
       </w:pPr>
       <w:r>
         <w:rPr>
-          <w:color w:val="000000" w:themeColor="text1"/>
-        </w:rPr>
-        <w:t xml:space="preserve">Koerber, A., &amp; McMichael, L. (2008). Qualitative Sampling Methods: A Primer for Technical Communicators: A Primer for Technical Communicators. Journal of Business and Technical Communication, 22(4), 454-473. </w:t>
-      </w:r>
-      <w:hyperlink r:id="rId38" w:history="1">
+          <w:rFonts w:ascii="Times New Roman" w:hAnsi="Times New Roman" w:eastAsia="Times New Roman"/>
+          <w:b/>
+          <w:i w:val="0"/>
+          <w:color w:val="000000" w:themeColor="text1"/>
+          <w:sz w:val="24"/>
+        </w:rPr>
+        <w:t xml:space="preserve">Narayanan, A., Finucane, M., Acosta, J., &amp; Wicker, A. (2020). From awareness to action: Accounting for infrastructure interdependencies in disaster response and recovery planning. </w:t>
+      </w:r>
+      <w:r>
+        <w:rPr>
+          <w:rFonts w:ascii="Times New Roman" w:hAnsi="Times New Roman" w:eastAsia="Times New Roman"/>
+          <w:b/>
+          <w:i/>
+          <w:sz w:val="24"/>
+        </w:rPr>
+        <w:t>GeoHealth, 4</w:t>
+      </w:r>
+      <w:r>
+        <w:rPr>
+          <w:rFonts w:ascii="Times New Roman" w:hAnsi="Times New Roman" w:eastAsia="Times New Roman"/>
+          <w:b/>
+          <w:i w:val="0"/>
+          <w:sz w:val="24"/>
+        </w:rPr>
+        <w:t xml:space="preserve">(7), Article e2020GH000251. </w:t>
+      </w:r>
+      <w:hyperlink r:id="rId47">
         <w:r>
           <w:rPr>
-            <w:rStyle w:val="Hyperlink"/>
-            <w:color w:val="000000" w:themeColor="text1"/>
+            <w:color w:val="0563C1"/>
+            <w:u w:val="single"/>
+            <w:rFonts w:ascii="Times New Roman" w:hAnsi="Times New Roman"/>
+            <w:sz w:val="24"/>
+            <w:b/>
           </w:rPr>
-          <w:t>https://doi-org.library.capella.edu/10.1177/1050651908320362</w:t>
+          <w:t xml:space="preserve">https://doi.org/10.1029/2020GH000251</w:t>
         </w:r>
       </w:hyperlink>
     </w:p>
@@ -8062,40 +9505,131 @@
       </w:pPr>
       <w:r>
         <w:rPr>
-          <w:color w:val="000000" w:themeColor="text1"/>
-          <w:highlight w:val="yellow"/>
-        </w:rPr>
-        <w:t>Lincoln, Y. S., &amp; Guba, E. G. (1985). Naturalistic</w:t>
-      </w:r>
-      <w:r>
-        <w:rPr>
-          <w:color w:val="000000" w:themeColor="text1"/>
-        </w:rPr>
-        <w:t xml:space="preserve"> Inquiry. Beverly Hills, CA: Sage Publications, Inc. http://dx.doi.org/10.1016/0147-1767(85)90062-8  </w:t>
-      </w:r>
+          <w:rFonts w:ascii="Times New Roman" w:hAnsi="Times New Roman" w:eastAsia="Times New Roman"/>
+          <w:b w:val="0"/>
+          <w:i w:val="0"/>
+          <w:color w:val="000000" w:themeColor="text1"/>
+          <w:sz w:val="24"/>
+        </w:rPr>
+        <w:t xml:space="preserve">National Commission for the Protection of Human Subjects of Biomedical and Behavioral Research. (1979). </w:t>
+      </w:r>
+      <w:r>
+        <w:rPr>
+          <w:b w:val="0"/>
+          <w:i w:val="0"/>
+          <w:color w:val="000000" w:themeColor="text1"/>
+        </w:rPr>
+      </w:r>
+      <w:r>
+        <w:rPr>
+          <w:rFonts w:ascii="Times New Roman" w:hAnsi="Times New Roman" w:eastAsia="Times New Roman"/>
+          <w:b w:val="0"/>
+          <w:i/>
+          <w:sz w:val="24"/>
+        </w:rPr>
+        <w:t>The Belmont report: Ethical principles and guidelines for the protection of human subjects of research</w:t>
+      </w:r>
+      <w:r>
+        <w:rPr>
+          <w:rFonts w:ascii="Times New Roman" w:hAnsi="Times New Roman" w:eastAsia="Times New Roman"/>
+          <w:b w:val="0"/>
+          <w:i w:val="0"/>
+          <w:sz w:val="24"/>
+        </w:rPr>
+        <w:t xml:space="preserve">. U.S. Department of Health, Education, and Welfare. </w:t>
+      </w:r>
+      <w:hyperlink r:id="rId95">
+        <w:r>
+          <w:rPr>
+            <w:color w:val="0563C1"/>
+            <w:u w:val="single"/>
+            <w:rFonts w:ascii="Times New Roman" w:hAnsi="Times New Roman"/>
+            <w:sz w:val="24"/>
+          </w:rPr>
+          <w:t xml:space="preserve">https://www.hhs.gov/ohrp/regulations-and-policy/belmont-report/index.html</w:t>
+        </w:r>
+      </w:hyperlink>
     </w:p>
     <w:p>
       <w:pPr>
         <w:spacing w:line="480" w:lineRule="auto"/>
         <w:ind w:left="630" w:hanging="630"/>
-        <w:rPr>
-          <w:color w:val="000000" w:themeColor="text1"/>
-        </w:rPr>
-      </w:pPr>
-      <w:r>
-        <w:rPr>
-          <w:color w:val="000000" w:themeColor="text1"/>
-        </w:rPr>
-        <w:lastRenderedPageBreak/>
-        <w:t xml:space="preserve">Liu, W., Liu, R., Chen, H., &amp; Mboga, J. (2020). Perspectives on disruptive technology and innovation. The International Journal of Conflict Management, 31(3), 313-331. </w:t>
-      </w:r>
-      <w:hyperlink r:id="rId39" w:tgtFrame="_blank" w:history="1">
+      </w:pPr>
+      <w:r>
+        <w:rPr>
+          <w:rFonts w:ascii="Times New Roman" w:hAnsi="Times New Roman" w:eastAsia="Times New Roman"/>
+          <w:b w:val="0"/>
+          <w:i w:val="0"/>
+          <w:sz w:val="24"/>
+          <w:highlight w:val="yellow"/>
+        </w:rPr>
+        <w:t xml:space="preserve">Nowell, L. S., Norris, J. M., White, D. E., &amp; Moules, N. J. (2017). Thematic analysis: Striving to meet the trustworthiness criteria. </w:t>
+      </w:r>
+      <w:r>
+        <w:rPr>
+          <w:b w:val="0"/>
+          <w:i w:val="0"/>
+        </w:rPr>
+      </w:r>
+      <w:r>
+        <w:rPr>
+          <w:b w:val="0"/>
+          <w:i w:val="0"/>
+        </w:rPr>
+      </w:r>
+      <w:r>
+        <w:rPr>
+          <w:b w:val="0"/>
+          <w:i w:val="0"/>
+          <w:iCs/>
+        </w:rPr>
+      </w:r>
+      <w:r>
+        <w:rPr>
+          <w:b w:val="0"/>
+          <w:i w:val="0"/>
+        </w:rPr>
+      </w:r>
+      <w:r>
+        <w:rPr>
+          <w:b w:val="0"/>
+          <w:i w:val="0"/>
+          <w:iCs/>
+        </w:rPr>
+      </w:r>
+      <w:r>
+        <w:rPr>
+          <w:b w:val="0"/>
+          <w:i w:val="0"/>
+        </w:rPr>
+      </w:r>
+      <w:r>
+        <w:rPr>
+          <w:rFonts w:ascii="Times New Roman" w:hAnsi="Times New Roman" w:eastAsia="Times New Roman"/>
+          <w:b w:val="0"/>
+          <w:i/>
+          <w:sz w:val="24"/>
+        </w:rPr>
+        <w:t>International Journal of Qualitative Methods, 16</w:t>
+      </w:r>
+      <w:r>
+        <w:rPr>
+          <w:rFonts w:ascii="Times New Roman" w:hAnsi="Times New Roman" w:eastAsia="Times New Roman"/>
+          <w:b w:val="0"/>
+          <w:i w:val="0"/>
+          <w:sz w:val="24"/>
+        </w:rPr>
+        <w:t xml:space="preserve">(1), 1–13. </w:t>
+      </w:r>
+      <w:hyperlink r:id="rId96">
         <w:r>
           <w:rPr>
-            <w:rStyle w:val="Hyperlink"/>
-            <w:color w:val="000000" w:themeColor="text1"/>
+            <w:color w:val="0563C1"/>
+            <w:u w:val="single"/>
+            <w:rFonts w:ascii="Times New Roman" w:hAnsi="Times New Roman"/>
+            <w:sz w:val="24"/>
           </w:rPr>
-          <w:t>https://doi.org/10.1108/IJCMA-09-2019-0172</w:t>
+          <w:t xml:space="preserve">https://doi.org/10.1177/1609406917733847</w:t>
         </w:r>
       </w:hyperlink>
     </w:p>
@@ -8109,25 +9643,76 @@
       </w:pPr>
       <w:r>
         <w:rPr>
-          <w:color w:val="000000" w:themeColor="text1"/>
-        </w:rPr>
-        <w:t xml:space="preserve">Lowry, M. R., Vance, A., &amp; Vance, M. D. (2025). Inexpert supervision: Field evidence on boards’ oversight of cybersecurity. Management Science. </w:t>
-      </w:r>
-      <w:hyperlink r:id="rId40" w:history="1">
+          <w:rFonts w:ascii="Times New Roman" w:hAnsi="Times New Roman" w:eastAsia="Times New Roman"/>
+          <w:b/>
+          <w:i w:val="0"/>
+          <w:sz w:val="24"/>
+          <w:highlight w:val="yellow"/>
+        </w:rPr>
+        <w:t xml:space="preserve">Nowell, B., &amp; Albrecht, K. (2019). A reviewer’s guide to qualitative rigor. </w:t>
+      </w:r>
+      <w:r>
+        <w:rPr>
+          <w:b w:val="0"/>
+          <w:i w:val="0"/>
+        </w:rPr>
+      </w:r>
+      <w:r>
+        <w:rPr>
+          <w:b w:val="0"/>
+          <w:i w:val="0"/>
+          <w:iCs/>
+        </w:rPr>
+      </w:r>
+      <w:r>
+        <w:rPr>
+          <w:b w:val="0"/>
+          <w:i w:val="0"/>
+        </w:rPr>
+      </w:r>
+      <w:r>
+        <w:rPr>
+          <w:b w:val="0"/>
+          <w:i w:val="0"/>
+          <w:iCs/>
+        </w:rPr>
+      </w:r>
+      <w:r>
+        <w:rPr>
+          <w:b w:val="0"/>
+          <w:i w:val="0"/>
+        </w:rPr>
+      </w:r>
+      <w:r>
+        <w:rPr>
+          <w:rFonts w:ascii="Times New Roman" w:hAnsi="Times New Roman" w:eastAsia="Times New Roman"/>
+          <w:b/>
+          <w:i/>
+          <w:sz w:val="24"/>
+        </w:rPr>
+        <w:t>Journal of Public Administration Research and Theory, 29</w:t>
+      </w:r>
+      <w:r>
+        <w:rPr>
+          <w:rFonts w:ascii="Times New Roman" w:hAnsi="Times New Roman" w:eastAsia="Times New Roman"/>
+          <w:b/>
+          <w:i w:val="0"/>
+          <w:sz w:val="24"/>
+        </w:rPr>
+        <w:t xml:space="preserve">(2), 348–363. </w:t>
+      </w:r>
+      <w:hyperlink r:id="rId97">
         <w:r>
           <w:rPr>
-            <w:rStyle w:val="Hyperlink"/>
-            <w:color w:val="000000" w:themeColor="text1"/>
+            <w:color w:val="0563C1"/>
+            <w:u w:val="single"/>
+            <w:rFonts w:ascii="Times New Roman" w:hAnsi="Times New Roman"/>
+            <w:sz w:val="24"/>
+            <w:b/>
           </w:rPr>
-          <w:t>https://doi.org/10.1287/mnsc.2023.04147</w:t>
+          <w:t xml:space="preserve">https://doi.org/10.1093/jopart/muy052</w:t>
         </w:r>
       </w:hyperlink>
-      <w:r>
-        <w:rPr>
-          <w:color w:val="000000" w:themeColor="text1"/>
-        </w:rPr>
-        <w:t xml:space="preserve"> </w:t>
-      </w:r>
     </w:p>
     <w:p>
       <w:pPr>
@@ -8139,38 +9724,168 @@
       </w:pPr>
       <w:r>
         <w:rPr>
-          <w:color w:val="000000" w:themeColor="text1"/>
-          <w:highlight w:val="yellow"/>
-        </w:rPr>
-        <w:t>Malterud, K., Siersma, V. D.,</w:t>
-      </w:r>
-      <w:r>
-        <w:rPr>
-          <w:color w:val="000000" w:themeColor="text1"/>
-        </w:rPr>
-        <w:t xml:space="preserve"> &amp; Guassora, A. D. (2016). Sample size in qualitative interview studies: Guided by information power. Qualitative health research, 26(13), 1753-1760. </w:t>
-      </w:r>
-      <w:hyperlink r:id="rId41" w:history="1">
+          <w:rFonts w:ascii="Times New Roman" w:hAnsi="Times New Roman" w:eastAsia="Times New Roman"/>
+          <w:b/>
+          <w:i w:val="0"/>
+          <w:color w:val="000000" w:themeColor="text1"/>
+          <w:sz w:val="24"/>
+        </w:rPr>
+        <w:t xml:space="preserve">Örtenblad, A. (2007). Senge’s many faces: Problem or opportunity? </w:t>
+      </w:r>
+      <w:r>
+        <w:rPr>
+          <w:b w:val="0"/>
+          <w:i w:val="0"/>
+          <w:color w:val="000000" w:themeColor="text1"/>
+          <w:highlight w:val="cyan"/>
+        </w:rPr>
+      </w:r>
+      <w:r>
+        <w:rPr>
+          <w:b w:val="0"/>
+          <w:i w:val="0"/>
+          <w:color w:val="000000" w:themeColor="text1"/>
+        </w:rPr>
+      </w:r>
+      <w:r>
+        <w:rPr>
+          <w:rFonts w:ascii="Times New Roman" w:hAnsi="Times New Roman" w:eastAsia="Times New Roman"/>
+          <w:b/>
+          <w:i/>
+          <w:sz w:val="24"/>
+        </w:rPr>
+        <w:t>The Learning Organization, 14</w:t>
+      </w:r>
+      <w:r>
+        <w:rPr>
+          <w:rFonts w:ascii="Times New Roman" w:hAnsi="Times New Roman" w:eastAsia="Times New Roman"/>
+          <w:b/>
+          <w:i w:val="0"/>
+          <w:sz w:val="24"/>
+        </w:rPr>
+        <w:t xml:space="preserve">(2), 108–122. </w:t>
+      </w:r>
+      <w:hyperlink r:id="rId98">
         <w:r>
           <w:rPr>
-            <w:rStyle w:val="Hyperlink"/>
-            <w:color w:val="000000" w:themeColor="text1"/>
+            <w:color w:val="0563C1"/>
+            <w:u w:val="single"/>
+            <w:rFonts w:ascii="Times New Roman" w:hAnsi="Times New Roman"/>
+            <w:sz w:val="24"/>
+            <w:b/>
           </w:rPr>
-          <w:t>https://doi-org.library.capella.edu/1</w:t>
+          <w:t xml:space="preserve">https://doi.org/10.1108/09696470710726989</w:t>
         </w:r>
+      </w:hyperlink>
+    </w:p>
+    <w:p>
+      <w:pPr>
+        <w:spacing w:line="480" w:lineRule="auto"/>
+        <w:ind w:left="630" w:hanging="630"/>
+        <w:rPr>
+          <w:color w:val="000000" w:themeColor="text1"/>
+        </w:rPr>
+      </w:pPr>
+      <w:r>
+        <w:rPr>
+          <w:rFonts w:ascii="Times New Roman" w:hAnsi="Times New Roman" w:eastAsia="Times New Roman"/>
+          <w:b w:val="0"/>
+          <w:i w:val="0"/>
+          <w:color w:val="000000" w:themeColor="text1"/>
+          <w:sz w:val="24"/>
+        </w:rPr>
+        <w:t xml:space="preserve">Park, J., Son, Y., &amp; Angst, C. M. (2023). The value of centralized IT in building resilience during crises: Evidence from U.S. higher education’s transition to emergency remote teaching. </w:t>
+      </w:r>
+      <w:r>
+        <w:rPr>
+          <w:b w:val="0"/>
+          <w:i w:val="0"/>
+          <w:color w:val="000000" w:themeColor="text1"/>
+        </w:rPr>
+      </w:r>
+      <w:r>
+        <w:rPr>
+          <w:rFonts w:ascii="Times New Roman" w:hAnsi="Times New Roman" w:eastAsia="Times New Roman"/>
+          <w:b w:val="0"/>
+          <w:i/>
+          <w:sz w:val="24"/>
+        </w:rPr>
+        <w:t>MIS Quarterly, 47</w:t>
+      </w:r>
+      <w:r>
+        <w:rPr>
+          <w:rFonts w:ascii="Times New Roman" w:hAnsi="Times New Roman" w:eastAsia="Times New Roman"/>
+          <w:b w:val="0"/>
+          <w:i w:val="0"/>
+          <w:sz w:val="24"/>
+        </w:rPr>
+        <w:t xml:space="preserve">(1), 451–482. </w:t>
+      </w:r>
+      <w:hyperlink r:id="rId51">
         <w:r>
           <w:rPr>
-            <w:rStyle w:val="Hyperlink"/>
-            <w:color w:val="000000" w:themeColor="text1"/>
+            <w:color w:val="0563C1"/>
+            <w:u w:val="single"/>
+            <w:rFonts w:ascii="Times New Roman" w:hAnsi="Times New Roman"/>
+            <w:sz w:val="24"/>
           </w:rPr>
-          <w:t>0</w:t>
+          <w:t xml:space="preserve">https://doi.org/10.25300/MISQ/2022/17265</w:t>
         </w:r>
+      </w:hyperlink>
+    </w:p>
+    <w:p>
+      <w:pPr>
+        <w:spacing w:line="480" w:lineRule="auto"/>
+        <w:ind w:left="630" w:hanging="630"/>
+        <w:rPr>
+          <w:color w:val="000000" w:themeColor="text1"/>
+        </w:rPr>
+      </w:pPr>
+      <w:r>
+        <w:rPr>
+          <w:rFonts w:ascii="Times New Roman" w:hAnsi="Times New Roman" w:eastAsia="Times New Roman"/>
+          <w:b w:val="0"/>
+          <w:i w:val="0"/>
+          <w:color w:val="000000" w:themeColor="text1"/>
+          <w:sz w:val="24"/>
+          <w:highlight w:val="yellow"/>
+        </w:rPr>
+        <w:t xml:space="preserve">Percy, W. H., Kostere, K., &amp; Kostere, S. (2015). Generic qualitative research in psychology. </w:t>
+      </w:r>
+      <w:r>
+        <w:rPr>
+          <w:b w:val="0"/>
+          <w:i w:val="0"/>
+          <w:color w:val="000000" w:themeColor="text1"/>
+        </w:rPr>
+      </w:r>
+      <w:r>
+        <w:rPr>
+          <w:rFonts w:ascii="Times New Roman" w:hAnsi="Times New Roman" w:eastAsia="Times New Roman"/>
+          <w:b w:val="0"/>
+          <w:i/>
+          <w:sz w:val="24"/>
+        </w:rPr>
+        <w:t>The Qualitative Report, 20</w:t>
+      </w:r>
+      <w:r>
+        <w:rPr>
+          <w:rFonts w:ascii="Times New Roman" w:hAnsi="Times New Roman" w:eastAsia="Times New Roman"/>
+          <w:b w:val="0"/>
+          <w:i w:val="0"/>
+          <w:sz w:val="24"/>
+        </w:rPr>
+        <w:t xml:space="preserve">(2), 76–85. </w:t>
+      </w:r>
+      <w:hyperlink r:id="rId99">
         <w:r>
           <w:rPr>
-            <w:rStyle w:val="Hyperlink"/>
-            <w:color w:val="000000" w:themeColor="text1"/>
+            <w:color w:val="0563C1"/>
+            <w:u w:val="single"/>
+            <w:rFonts w:ascii="Times New Roman" w:hAnsi="Times New Roman"/>
+            <w:sz w:val="24"/>
           </w:rPr>
-          <w:t>.1177/14034948156211</w:t>
+          <w:t xml:space="preserve">https://doi.org/10.46743/2160-3715/2015.2097</w:t>
         </w:r>
       </w:hyperlink>
     </w:p>
@@ -8178,27 +9893,67 @@
       <w:pPr>
         <w:spacing w:line="480" w:lineRule="auto"/>
         <w:ind w:left="630" w:hanging="630"/>
-      </w:pPr>
-      <w:r>
-        <w:rPr>
-          <w:color w:val="000000" w:themeColor="text1"/>
+        <w:rPr>
+          <w:color w:val="000000" w:themeColor="text1"/>
+        </w:rPr>
+      </w:pPr>
+      <w:r>
+        <w:rPr>
+          <w:rFonts w:ascii="Times New Roman" w:hAnsi="Times New Roman" w:eastAsia="Times New Roman"/>
+          <w:b/>
+          <w:i w:val="0"/>
+          <w:sz w:val="24"/>
           <w:highlight w:val="cyan"/>
         </w:rPr>
-        <w:t>Mitchell, R. K., Agle</w:t>
-      </w:r>
-      <w:r>
-        <w:rPr>
-          <w:color w:val="000000" w:themeColor="text1"/>
-        </w:rPr>
-        <w:t xml:space="preserve">, B. R., &amp; Wood, D. J. (1997). Toward a theory of stakeholder identification and salience: Defining the principle of who and what really counts. The Academy of Management Review, 22(4), 853-886. </w:t>
-      </w:r>
-      <w:hyperlink r:id="rId42" w:tgtFrame="_blank" w:history="1">
+        <w:t xml:space="preserve">Stieb, J. A. (2009). Assessing Freeman’s stakeholder theory. </w:t>
+      </w:r>
+      <w:r>
+        <w:rPr>
+          <w:b w:val="0"/>
+          <w:i w:val="0"/>
+        </w:rPr>
+      </w:r>
+      <w:r>
+        <w:rPr>
+          <w:b w:val="0"/>
+          <w:i w:val="0"/>
+          <w:iCs/>
+        </w:rPr>
+      </w:r>
+      <w:r>
+        <w:rPr>
+          <w:b w:val="0"/>
+          <w:i w:val="0"/>
+        </w:rPr>
+      </w:r>
+      <w:r>
+        <w:rPr>
+          <w:rFonts w:ascii="Times New Roman" w:hAnsi="Times New Roman" w:eastAsia="Times New Roman"/>
+          <w:b/>
+          <w:i/>
+          <w:sz w:val="24"/>
+        </w:rPr>
+        <w:t>Journal of Business Ethics, 87</w:t>
+      </w:r>
+      <w:r>
+        <w:rPr>
+          <w:rFonts w:ascii="Times New Roman" w:hAnsi="Times New Roman" w:eastAsia="Times New Roman"/>
+          <w:b/>
+          <w:i w:val="0"/>
+          <w:sz w:val="24"/>
+        </w:rPr>
+        <w:t xml:space="preserve">(3), 401–414. </w:t>
+      </w:r>
+      <w:hyperlink r:id="rId52">
         <w:r>
           <w:rPr>
-            <w:rStyle w:val="Hyperlink"/>
-            <w:color w:val="000000" w:themeColor="text1"/>
+            <w:color w:val="0563C1"/>
+            <w:u w:val="single"/>
+            <w:rFonts w:ascii="Times New Roman" w:hAnsi="Times New Roman"/>
+            <w:sz w:val="24"/>
+            <w:b/>
           </w:rPr>
-          <w:t>https://doi.org/10.2307/259247</w:t>
+          <w:t xml:space="preserve">https://doi.org/10.1007/s10551-008-9928-4</w:t>
         </w:r>
       </w:hyperlink>
     </w:p>
@@ -8206,52 +9961,173 @@
       <w:pPr>
         <w:spacing w:line="480" w:lineRule="auto"/>
         <w:ind w:left="630" w:hanging="630"/>
-      </w:pPr>
-      <w:r>
-        <w:rPr>
-          <w:highlight w:val="yellow"/>
-        </w:rPr>
-        <w:t>Miteu, G. D. (2024). Ethics</w:t>
-      </w:r>
-      <w:r>
-        <w:t xml:space="preserve"> in scientific research: A lens into its importance, history, and future.</w:t>
-      </w:r>
-      <w:r>
-        <w:rPr>
-          <w:i/>
-          <w:iCs/>
-        </w:rPr>
-        <w:t xml:space="preserve"> Annals of Medicine and Surgery, 86</w:t>
-      </w:r>
-      <w:r>
-        <w:t>(5), 2395-2398.</w:t>
-      </w:r>
-      <w:r>
-        <w:t xml:space="preserve"> </w:t>
-      </w:r>
-      <w:hyperlink r:id="rId43" w:history="1">
+        <w:rPr>
+          <w:color w:val="000000" w:themeColor="text1"/>
+        </w:rPr>
+      </w:pPr>
+      <w:r>
+        <w:rPr>
+          <w:rFonts w:ascii="Times New Roman" w:hAnsi="Times New Roman" w:eastAsia="Times New Roman"/>
+          <w:b w:val="0"/>
+          <w:i w:val="0"/>
+          <w:color w:val="000000" w:themeColor="text1"/>
+          <w:sz w:val="24"/>
+        </w:rPr>
+        <w:t xml:space="preserve">Taylor, S. J., &amp; Bogdan, R. (1998). </w:t>
+      </w:r>
+      <w:r>
+        <w:rPr>
+          <w:rFonts w:ascii="Times New Roman" w:hAnsi="Times New Roman" w:eastAsia="Times New Roman"/>
+          <w:b w:val="0"/>
+          <w:i/>
+          <w:sz w:val="24"/>
+        </w:rPr>
+        <w:t>Introduction to qualitative research methods: A guidebook and resource</w:t>
+      </w:r>
+      <w:r>
+        <w:rPr>
+          <w:rFonts w:ascii="Times New Roman" w:hAnsi="Times New Roman" w:eastAsia="Times New Roman"/>
+          <w:b w:val="0"/>
+          <w:i w:val="0"/>
+          <w:sz w:val="24"/>
+        </w:rPr>
+        <w:t xml:space="preserve"> (3rd ed.). Wiley.</w:t>
+      </w:r>
+    </w:p>
+    <w:p>
+      <w:pPr>
+        <w:spacing w:line="480" w:lineRule="auto"/>
+        <w:ind w:left="630" w:hanging="630"/>
+        <w:rPr>
+          <w:color w:val="000000" w:themeColor="text1"/>
+        </w:rPr>
+      </w:pPr>
+      <w:r>
+        <w:rPr>
+          <w:rFonts w:ascii="Times New Roman" w:hAnsi="Times New Roman" w:eastAsia="Times New Roman"/>
+          <w:b w:val="0"/>
+          <w:i w:val="0"/>
+          <w:color w:val="000000" w:themeColor="text1"/>
+          <w:sz w:val="24"/>
+        </w:rPr>
+        <w:t xml:space="preserve">Tisdell, E. J., Merriam, S. B., &amp; Stuckey-Peyrot, H. L. (2025). </w:t>
+      </w:r>
+      <w:r>
+        <w:rPr>
+          <w:rFonts w:ascii="Times New Roman" w:hAnsi="Times New Roman" w:eastAsia="Times New Roman"/>
+          <w:b w:val="0"/>
+          <w:i/>
+          <w:sz w:val="24"/>
+        </w:rPr>
+        <w:t>Qualitative research: A guide to design and implementation</w:t>
+      </w:r>
+      <w:r>
+        <w:rPr>
+          <w:rFonts w:ascii="Times New Roman" w:hAnsi="Times New Roman" w:eastAsia="Times New Roman"/>
+          <w:b w:val="0"/>
+          <w:i w:val="0"/>
+          <w:sz w:val="24"/>
+        </w:rPr>
+        <w:t>. John Wiley &amp; Sons.</w:t>
+      </w:r>
+    </w:p>
+    <w:p>
+      <w:pPr>
+        <w:spacing w:line="480" w:lineRule="auto"/>
+        <w:ind w:left="630" w:hanging="630"/>
+        <w:rPr>
+          <w:color w:val="000000" w:themeColor="text1"/>
+        </w:rPr>
+      </w:pPr>
+      <w:r>
+        <w:rPr>
+          <w:rFonts w:ascii="Times New Roman" w:hAnsi="Times New Roman" w:eastAsia="Times New Roman"/>
+          <w:b w:val="0"/>
+          <w:i w:val="0"/>
+          <w:color w:val="000000" w:themeColor="text1"/>
+          <w:sz w:val="24"/>
+        </w:rPr>
+        <w:t xml:space="preserve">Tracy, S. J. (2010). Qualitative quality: Eight “big-tent” criteria for excellent qualitative research. </w:t>
+      </w:r>
+      <w:r>
+        <w:rPr>
+          <w:b w:val="0"/>
+          <w:i w:val="0"/>
+          <w:color w:val="000000" w:themeColor="text1"/>
+        </w:rPr>
+      </w:r>
+      <w:r>
+        <w:rPr>
+          <w:rFonts w:ascii="Times New Roman" w:hAnsi="Times New Roman" w:eastAsia="Times New Roman"/>
+          <w:b w:val="0"/>
+          <w:i/>
+          <w:sz w:val="24"/>
+        </w:rPr>
+        <w:t>Qualitative Inquiry, 16</w:t>
+      </w:r>
+      <w:r>
+        <w:rPr>
+          <w:rFonts w:ascii="Times New Roman" w:hAnsi="Times New Roman" w:eastAsia="Times New Roman"/>
+          <w:b w:val="0"/>
+          <w:i w:val="0"/>
+          <w:sz w:val="24"/>
+        </w:rPr>
+        <w:t xml:space="preserve">(10), 837–851. </w:t>
+      </w:r>
+      <w:hyperlink r:id="rId100">
         <w:r>
           <w:rPr>
-            <w:rStyle w:val="Hyperlink"/>
+            <w:color w:val="0563C1"/>
+            <w:u w:val="single"/>
+            <w:rFonts w:ascii="Times New Roman" w:hAnsi="Times New Roman"/>
+            <w:sz w:val="24"/>
           </w:rPr>
-          <w:t>https://doi.org/10.1097/MS9.0000000000001959</w:t>
+          <w:t xml:space="preserve">https://doi.org/10.1177/1077800410383121</w:t>
         </w:r>
       </w:hyperlink>
     </w:p>
     <w:p>
       <w:pPr>
         <w:spacing w:line="480" w:lineRule="auto"/>
-        <w:ind w:left="630" w:hanging="630"/>
-        <w:rPr>
-          <w:color w:val="000000" w:themeColor="text1"/>
-        </w:rPr>
-      </w:pPr>
-      <w:r>
-        <w:rPr>
-          <w:color w:val="000000" w:themeColor="text1"/>
-        </w:rPr>
-        <w:t>Mojtahedi, M., &amp; Oo, B. L. (2017). Critical attributes for proactive engagement of stakeholders in disaster risk management. International journal of disaster risk reduction, 21, 35-43. https://doi-org.library.capella.edu/10.1016/j.ijdrr.2016.10.017</w:t>
-      </w:r>
+      </w:pPr>
+      <w:r>
+        <w:rPr>
+          <w:rFonts w:ascii="Times New Roman" w:hAnsi="Times New Roman" w:eastAsia="Times New Roman"/>
+          <w:b w:val="0"/>
+          <w:i w:val="0"/>
+          <w:sz w:val="24"/>
+        </w:rPr>
+        <w:t xml:space="preserve">van der Kamp, M., Tjemkes, B., Duplat, V., &amp; Jehn, K. (2023). On alliance teams: Conceptualization, review, and future research agenda. </w:t>
+      </w:r>
+      <w:r>
+        <w:rPr>
+          <w:rFonts w:ascii="Times New Roman" w:hAnsi="Times New Roman" w:eastAsia="Times New Roman"/>
+          <w:b w:val="0"/>
+          <w:i/>
+          <w:sz w:val="24"/>
+        </w:rPr>
+        <w:t>Human Relations, 76</w:t>
+      </w:r>
+      <w:r>
+        <w:rPr>
+          <w:rFonts w:ascii="Times New Roman" w:hAnsi="Times New Roman" w:eastAsia="Times New Roman"/>
+          <w:b w:val="0"/>
+          <w:i w:val="0"/>
+          <w:sz w:val="24"/>
+        </w:rPr>
+        <w:t xml:space="preserve">(9), 1382–1413. </w:t>
+      </w:r>
+      <w:hyperlink r:id="rId55">
+        <w:r>
+          <w:rPr>
+            <w:color w:val="0563C1"/>
+            <w:u w:val="single"/>
+            <w:rFonts w:ascii="Times New Roman" w:hAnsi="Times New Roman"/>
+            <w:sz w:val="24"/>
+          </w:rPr>
+          <w:t xml:space="preserve">https://doi.org/10.1177/00187267221104985</w:t>
+        </w:r>
+      </w:hyperlink>
     </w:p>
     <w:p>
       <w:pPr>
@@ -8263,109 +10139,244 @@
       </w:pPr>
       <w:r>
         <w:rPr>
-          <w:color w:val="000000" w:themeColor="text1"/>
-        </w:rPr>
-        <w:t xml:space="preserve">Molete, O. B., Mokhele, S. E., Ntombela, S. D., &amp; Thango, B. A. (2025). The impact of IT strategic planning process on SME performance: A systematic review. Businesses, 5(1), 2. </w:t>
-      </w:r>
-      <w:hyperlink r:id="rId44" w:tgtFrame="_blank" w:history="1">
+          <w:rFonts w:ascii="Times New Roman" w:hAnsi="Times New Roman" w:eastAsia="Times New Roman"/>
+          <w:b w:val="0"/>
+          <w:i w:val="0"/>
+          <w:color w:val="000000" w:themeColor="text1"/>
+          <w:sz w:val="24"/>
+        </w:rPr>
+        <w:t xml:space="preserve">de Vaujany, F.-X., Leclercq-Vandelannoitte, A., Aroles, J., Introna, L., &amp; Davidson, S. (2025). Rethinking responsibility in the digital age: A narrative approach. </w:t>
+      </w:r>
+      <w:r>
+        <w:rPr>
+          <w:rFonts w:ascii="Times New Roman" w:hAnsi="Times New Roman" w:eastAsia="Times New Roman"/>
+          <w:b w:val="0"/>
+          <w:i/>
+          <w:sz w:val="24"/>
+        </w:rPr>
+        <w:t>MIS Quarterly, 49</w:t>
+      </w:r>
+      <w:r>
+        <w:rPr>
+          <w:rFonts w:ascii="Times New Roman" w:hAnsi="Times New Roman" w:eastAsia="Times New Roman"/>
+          <w:b w:val="0"/>
+          <w:i w:val="0"/>
+          <w:sz w:val="24"/>
+        </w:rPr>
+        <w:t>(4), 1295–1318.</w:t>
+      </w:r>
+    </w:p>
+    <w:p>
+      <w:pPr>
+        <w:spacing w:line="480" w:lineRule="auto"/>
+        <w:ind w:left="630" w:hanging="630"/>
+        <w:rPr>
+          <w:color w:val="000000" w:themeColor="text1"/>
+        </w:rPr>
+      </w:pPr>
+      <w:r>
+        <w:rPr>
+          <w:rFonts w:ascii="Times New Roman" w:hAnsi="Times New Roman" w:eastAsia="Times New Roman"/>
+          <w:b w:val="0"/>
+          <w:i w:val="0"/>
+          <w:color w:val="000000" w:themeColor="text1"/>
+          <w:sz w:val="24"/>
+        </w:rPr>
+        <w:t xml:space="preserve">Verizon. (2025). </w:t>
+      </w:r>
+      <w:r>
+        <w:rPr>
+          <w:rFonts w:ascii="Times New Roman" w:hAnsi="Times New Roman" w:eastAsia="Times New Roman"/>
+          <w:b w:val="0"/>
+          <w:i/>
+          <w:sz w:val="24"/>
+        </w:rPr>
+        <w:t>2025 data breach investigations report</w:t>
+      </w:r>
+      <w:r>
+        <w:rPr>
+          <w:rFonts w:ascii="Times New Roman" w:hAnsi="Times New Roman" w:eastAsia="Times New Roman"/>
+          <w:b w:val="0"/>
+          <w:i w:val="0"/>
+          <w:sz w:val="24"/>
+        </w:rPr>
+        <w:t xml:space="preserve">. </w:t>
+      </w:r>
+      <w:hyperlink r:id="rId101">
         <w:r>
           <w:rPr>
-            <w:rStyle w:val="Hyperlink"/>
-            <w:color w:val="000000" w:themeColor="text1"/>
+            <w:color w:val="0563C1"/>
+            <w:u w:val="single"/>
+            <w:rFonts w:ascii="Times New Roman" w:hAnsi="Times New Roman"/>
+            <w:sz w:val="24"/>
           </w:rPr>
-          <w:t>https://doi.org/10.3390/businesses5010002</w:t>
+          <w:t xml:space="preserve">https://www.verizon.com/business/resources/reports/dbir/</w:t>
         </w:r>
       </w:hyperlink>
-      <w:r>
-        <w:rPr>
-          <w:color w:val="000000" w:themeColor="text1"/>
-        </w:rPr>
-        <w:t xml:space="preserve"> </w:t>
-      </w:r>
     </w:p>
     <w:p>
       <w:pPr>
         <w:spacing w:line="480" w:lineRule="auto"/>
         <w:ind w:left="630" w:hanging="630"/>
-      </w:pPr>
-      <w:r>
-        <w:rPr>
-          <w:highlight w:val="yellow"/>
-        </w:rPr>
-        <w:t>Moser, A., &amp; Korstjens, I. (2023).</w:t>
-      </w:r>
-      <w:r>
-        <w:t xml:space="preserve"> Series: Practical guidance to qualitative research. Part 7: Qualitative evidence synthesis for emerging themes in primary care research: Scoping </w:t>
-      </w:r>
-      <w:r>
-        <w:lastRenderedPageBreak/>
-        <w:t xml:space="preserve">review, meta-ethnography and rapid realist review. </w:t>
-      </w:r>
-      <w:r>
-        <w:rPr>
-          <w:i/>
-          <w:iCs/>
-        </w:rPr>
-        <w:t>European Journal of General Practice</w:t>
-      </w:r>
-      <w:r>
-        <w:t xml:space="preserve">, </w:t>
-      </w:r>
-      <w:r>
-        <w:rPr>
-          <w:i/>
-          <w:iCs/>
-        </w:rPr>
-        <w:t>29</w:t>
-      </w:r>
-      <w:r>
-        <w:t xml:space="preserve">(1). </w:t>
-      </w:r>
-      <w:hyperlink r:id="rId45" w:history="1">
+        <w:rPr>
+          <w:color w:val="000000" w:themeColor="text1"/>
+        </w:rPr>
+      </w:pPr>
+      <w:r>
+        <w:rPr>
+          <w:rFonts w:ascii="Times New Roman" w:hAnsi="Times New Roman" w:eastAsia="Times New Roman"/>
+          <w:b w:val="0"/>
+          <w:i w:val="0"/>
+          <w:color w:val="000000" w:themeColor="text1"/>
+          <w:sz w:val="24"/>
+        </w:rPr>
+        <w:t xml:space="preserve">Vos, J. (2022). A delicate balance: How structure, creativity and innovation play a role in advancing change. </w:t>
+      </w:r>
+      <w:r>
+        <w:rPr>
+          <w:rFonts w:ascii="Times New Roman" w:hAnsi="Times New Roman" w:eastAsia="Times New Roman"/>
+          <w:b w:val="0"/>
+          <w:i/>
+          <w:sz w:val="24"/>
+        </w:rPr>
+        <w:t>HCM Sales, Marketing &amp; Alliance Excellence, 21</w:t>
+      </w:r>
+      <w:r>
+        <w:rPr>
+          <w:rFonts w:ascii="Times New Roman" w:hAnsi="Times New Roman" w:eastAsia="Times New Roman"/>
+          <w:b w:val="0"/>
+          <w:i w:val="0"/>
+          <w:sz w:val="24"/>
+        </w:rPr>
+        <w:t>(11), 15–17.</w:t>
+      </w:r>
+    </w:p>
+    <w:p>
+      <w:pPr>
+        <w:spacing w:line="480" w:lineRule="auto"/>
+        <w:ind w:left="630" w:hanging="630"/>
+        <w:rPr>
+          <w:color w:val="000000" w:themeColor="text1"/>
+        </w:rPr>
+      </w:pPr>
+      <w:r>
+        <w:rPr>
+          <w:rFonts w:ascii="Times New Roman" w:hAnsi="Times New Roman" w:eastAsia="Times New Roman"/>
+          <w:b w:val="0"/>
+          <w:i w:val="0"/>
+          <w:color w:val="000000" w:themeColor="text1"/>
+          <w:sz w:val="24"/>
+        </w:rPr>
+        <w:t xml:space="preserve">Walker, M. (2026). </w:t>
+      </w:r>
+      <w:r>
+        <w:rPr>
+          <w:b w:val="0"/>
+          <w:i w:val="0"/>
+          <w:color w:val="000000" w:themeColor="text1"/>
+        </w:rPr>
+      </w:r>
+      <w:r>
+        <w:rPr>
+          <w:rFonts w:ascii="Times New Roman" w:hAnsi="Times New Roman" w:eastAsia="Times New Roman"/>
+          <w:b w:val="0"/>
+          <w:i/>
+          <w:sz w:val="24"/>
+        </w:rPr>
+        <w:t>GQI semi-structured interview guide: Where leverage sits</w:t>
+      </w:r>
+      <w:r>
+        <w:rPr>
+          <w:rFonts w:ascii="Times New Roman" w:hAnsi="Times New Roman" w:eastAsia="Times New Roman"/>
+          <w:b w:val="0"/>
+          <w:i w:val="0"/>
+          <w:sz w:val="24"/>
+        </w:rPr>
+        <w:t xml:space="preserve"> (Instrument ID ITDR-GQI-INT-v0.1.1) [Unpublished research instrument]. Capella University.</w:t>
+      </w:r>
+    </w:p>
+    <w:p>
+      <w:pPr>
+        <w:spacing w:line="480" w:lineRule="auto"/>
+        <w:ind w:left="630" w:hanging="630"/>
+        <w:rPr>
+          <w:color w:val="000000" w:themeColor="text1"/>
+        </w:rPr>
+      </w:pPr>
+      <w:r>
+        <w:rPr>
+          <w:rFonts w:ascii="Times New Roman" w:hAnsi="Times New Roman" w:eastAsia="Times New Roman"/>
+          <w:b w:val="0"/>
+          <w:i w:val="0"/>
+          <w:color w:val="000000" w:themeColor="text1"/>
+          <w:sz w:val="24"/>
+        </w:rPr>
+        <w:t xml:space="preserve">Weick, K. E. (1989). Theory construction as disciplined imagination. </w:t>
+      </w:r>
+      <w:r>
+        <w:rPr>
+          <w:rFonts w:ascii="Times New Roman" w:hAnsi="Times New Roman" w:eastAsia="Times New Roman"/>
+          <w:b w:val="0"/>
+          <w:i/>
+          <w:sz w:val="24"/>
+        </w:rPr>
+        <w:t>Academy of Management Review, 14</w:t>
+      </w:r>
+      <w:r>
+        <w:rPr>
+          <w:rFonts w:ascii="Times New Roman" w:hAnsi="Times New Roman" w:eastAsia="Times New Roman"/>
+          <w:b w:val="0"/>
+          <w:i w:val="0"/>
+          <w:sz w:val="24"/>
+        </w:rPr>
+        <w:t xml:space="preserve">(4), 516–531. </w:t>
+      </w:r>
+      <w:hyperlink r:id="rId59">
         <w:r>
           <w:rPr>
-            <w:rStyle w:val="Hyperlink"/>
+            <w:color w:val="0563C1"/>
+            <w:u w:val="single"/>
+            <w:rFonts w:ascii="Times New Roman" w:hAnsi="Times New Roman"/>
+            <w:sz w:val="24"/>
           </w:rPr>
-          <w:t>https://doi.org/10.1080/13814788.2023.2274467</w:t>
+          <w:t xml:space="preserve">https://doi.org/10.5465/amr.1989.4308376</w:t>
         </w:r>
       </w:hyperlink>
     </w:p>
     <w:p>
       <w:pPr>
         <w:spacing w:line="480" w:lineRule="auto"/>
-        <w:ind w:left="630" w:hanging="630"/>
-        <w:rPr>
-          <w:color w:val="000000" w:themeColor="text1"/>
-        </w:rPr>
-      </w:pPr>
-      <w:r>
-        <w:rPr>
-          <w:highlight w:val="yellow"/>
-        </w:rPr>
-        <w:t>Naeem, M., Ozuem, W., Howell</w:t>
-      </w:r>
-      <w:r>
-        <w:t xml:space="preserve">, K., &amp; Ranfagni, S. (2024). Demystification and actualisation of data saturation in qualitative research through thematic analysis. </w:t>
-      </w:r>
-      <w:r>
-        <w:rPr>
-          <w:i/>
-          <w:iCs/>
-        </w:rPr>
-        <w:t>International journal of qualitative methods</w:t>
-      </w:r>
-      <w:r>
-        <w:t xml:space="preserve">, </w:t>
-      </w:r>
-      <w:r>
-        <w:rPr>
-          <w:i/>
-          <w:iCs/>
-        </w:rPr>
-        <w:t>23</w:t>
-      </w:r>
-      <w:r>
-        <w:t>, 16094069241229777.</w:t>
+        <w:rPr>
+          <w:color w:val="000000" w:themeColor="text1"/>
+        </w:rPr>
+      </w:pPr>
+      <w:r>
+        <w:rPr>
+          <w:rFonts w:ascii="Times New Roman" w:hAnsi="Times New Roman" w:eastAsia="Times New Roman"/>
+          <w:b w:val="0"/>
+          <w:i w:val="0"/>
+          <w:color w:val="000000" w:themeColor="text1"/>
+          <w:sz w:val="24"/>
+        </w:rPr>
+        <w:t xml:space="preserve">Weill, P., &amp; Ross, J. W. (2004). </w:t>
+      </w:r>
+      <w:r>
+        <w:rPr>
+          <w:rFonts w:ascii="Times New Roman" w:hAnsi="Times New Roman" w:eastAsia="Times New Roman"/>
+          <w:b w:val="0"/>
+          <w:i/>
+          <w:sz w:val="24"/>
+        </w:rPr>
+        <w:t>IT governance: How top performers manage IT decision rights for superior results</w:t>
+      </w:r>
+      <w:r>
+        <w:rPr>
+          <w:rFonts w:ascii="Times New Roman" w:hAnsi="Times New Roman" w:eastAsia="Times New Roman"/>
+          <w:b w:val="0"/>
+          <w:i w:val="0"/>
+          <w:sz w:val="24"/>
+        </w:rPr>
+        <w:t>. Harvard Business School Press.</w:t>
       </w:r>
     </w:p>
     <w:p>
@@ -8378,30 +10389,42 @@
       </w:pPr>
       <w:r>
         <w:rPr>
-          <w:color w:val="000000" w:themeColor="text1"/>
-        </w:rPr>
-        <w:t xml:space="preserve">National Institute of Standards and Technology. (2024). The </w:t>
-      </w:r>
-      <w:r>
-        <w:rPr>
-          <w:color w:val="000000" w:themeColor="text1"/>
-          <w:highlight w:val="cyan"/>
-        </w:rPr>
-        <w:t>NIST</w:t>
-      </w:r>
-      <w:r>
-        <w:rPr>
-          <w:color w:val="000000" w:themeColor="text1"/>
-        </w:rPr>
-        <w:t xml:space="preserve"> Cybersecurity Framework (CSF) 2.0 (NIST CSWP 29). </w:t>
-      </w:r>
-      <w:hyperlink r:id="rId46" w:history="1">
+          <w:rFonts w:ascii="Times New Roman" w:hAnsi="Times New Roman" w:eastAsia="Times New Roman"/>
+          <w:b/>
+          <w:i w:val="0"/>
+          <w:color w:val="000000" w:themeColor="text1"/>
+          <w:sz w:val="24"/>
+        </w:rPr>
+        <w:t xml:space="preserve">Williams, T. A., Gruber, D. A., Sutcliffe, K. M., Shepherd, D. A., &amp; Zhao, E. Y. (2017). Organizational response to adversity: Fusing crisis management and resilience research streams. </w:t>
+      </w:r>
+      <w:r>
+        <w:rPr>
+          <w:rFonts w:ascii="Times New Roman" w:hAnsi="Times New Roman" w:eastAsia="Times New Roman"/>
+          <w:b/>
+          <w:i/>
+          <w:sz w:val="24"/>
+        </w:rPr>
+        <w:t>Academy of Management Annals, 11</w:t>
+      </w:r>
+      <w:r>
+        <w:rPr>
+          <w:rFonts w:ascii="Times New Roman" w:hAnsi="Times New Roman" w:eastAsia="Times New Roman"/>
+          <w:b/>
+          <w:i w:val="0"/>
+          <w:sz w:val="24"/>
+        </w:rPr>
+        <w:t xml:space="preserve">(2), 733–769. </w:t>
+      </w:r>
+      <w:hyperlink r:id="rId102">
         <w:r>
           <w:rPr>
-            <w:rStyle w:val="Hyperlink"/>
-            <w:color w:val="000000" w:themeColor="text1"/>
+            <w:color w:val="0563C1"/>
+            <w:u w:val="single"/>
+            <w:rFonts w:ascii="Times New Roman" w:hAnsi="Times New Roman"/>
+            <w:sz w:val="24"/>
+            <w:b/>
           </w:rPr>
-          <w:t>https://www.nist.gov/publications/nist-cybersecurity-framework-csf-20?utm_source=openai</w:t>
+          <w:t xml:space="preserve">https://doi.org/10.5465/annals.2015.0134</w:t>
         </w:r>
       </w:hyperlink>
     </w:p>
@@ -8415,25 +10438,51 @@
       </w:pPr>
       <w:r>
         <w:rPr>
-          <w:color w:val="000000" w:themeColor="text1"/>
-        </w:rPr>
-        <w:t xml:space="preserve">Narayanan, A., Finucane, M., Acosta, J., &amp; Wicker, A. (2020). From awareness to action: Accounting for infrastructure interdependencies in disaster response and recovery planning. GeoHealth, 4, e2020GH000251. </w:t>
-      </w:r>
-      <w:hyperlink r:id="rId47" w:history="1">
+          <w:rFonts w:ascii="Times New Roman" w:hAnsi="Times New Roman" w:eastAsia="Times New Roman"/>
+          <w:b w:val="0"/>
+          <w:i w:val="0"/>
+          <w:color w:val="000000" w:themeColor="text1"/>
+          <w:sz w:val="24"/>
+          <w:highlight w:val="cyan"/>
+        </w:rPr>
+        <w:t xml:space="preserve">Wutich, A., Beresford, M., &amp; Bernard, H. R. (2024). Sample sizes for 10 types of qualitative data analysis: An integrative review, empirical guidance, and next steps. </w:t>
+      </w:r>
+      <w:r>
+        <w:rPr>
+          <w:b w:val="0"/>
+          <w:i w:val="0"/>
+          <w:color w:val="000000" w:themeColor="text1"/>
+        </w:rPr>
+      </w:r>
+      <w:r>
+        <w:rPr>
+          <w:rFonts w:ascii="Times New Roman" w:hAnsi="Times New Roman" w:eastAsia="Times New Roman"/>
+          <w:b w:val="0"/>
+          <w:i/>
+          <w:sz w:val="24"/>
+        </w:rPr>
+        <w:t>International Journal of Qualitative Methods, 23</w:t>
+      </w:r>
+      <w:r>
+        <w:rPr>
+          <w:rFonts w:ascii="Times New Roman" w:hAnsi="Times New Roman" w:eastAsia="Times New Roman"/>
+          <w:b w:val="0"/>
+          <w:i w:val="0"/>
+          <w:sz w:val="24"/>
+        </w:rPr>
+        <w:t xml:space="preserve">, 1–23. </w:t>
+      </w:r>
+      <w:hyperlink r:id="rId103">
         <w:r>
           <w:rPr>
-            <w:rStyle w:val="Hyperlink"/>
-            <w:color w:val="000000" w:themeColor="text1"/>
+            <w:color w:val="0563C1"/>
+            <w:u w:val="single"/>
+            <w:rFonts w:ascii="Times New Roman" w:hAnsi="Times New Roman"/>
+            <w:sz w:val="24"/>
           </w:rPr>
-          <w:t>https://doi.org/10.1029/2020GH000251</w:t>
+          <w:t xml:space="preserve">https://doi.org/10.1177/16094069241296206</w:t>
         </w:r>
       </w:hyperlink>
-      <w:r>
-        <w:rPr>
-          <w:color w:val="000000" w:themeColor="text1"/>
-        </w:rPr>
-        <w:t xml:space="preserve"> </w:t>
-      </w:r>
     </w:p>
     <w:p>
       <w:pPr>
@@ -8445,16 +10494,11 @@
       </w:pPr>
       <w:r>
         <w:rPr>
-          <w:color w:val="000000" w:themeColor="text1"/>
-          <w:highlight w:val="yellow"/>
-        </w:rPr>
-        <w:t>National Commission for the Protection of Human Subjects</w:t>
-      </w:r>
-      <w:r>
-        <w:rPr>
-          <w:color w:val="000000" w:themeColor="text1"/>
-        </w:rPr>
-        <w:t xml:space="preserve"> of Biomedical and Behavioral Research. (1979). The belmont report: Ethical principles and guidelines for the protection of human subjects of research. U.S. Department of Health, Education, and Welfare.</w:t>
+          <w:rFonts w:ascii="Times New Roman" w:hAnsi="Times New Roman" w:eastAsia="Times New Roman"/>
+          <w:b w:val="0"/>
+          <w:color w:val="000000" w:themeColor="text1"/>
+          <w:sz w:val="24"/>
+        </w:rPr>
       </w:r>
     </w:p>
     <w:p>
@@ -8467,31 +10511,12 @@
       </w:pPr>
       <w:r>
         <w:rPr>
-          <w:highlight w:val="cyan"/>
-        </w:rPr>
-        <w:t>Nowell, L. S., Norris, J. M., White, D. E., &amp;</w:t>
-      </w:r>
-      <w:r>
-        <w:t xml:space="preserve"> Moules, N. J. (2017). Thematic analysis: Striving to meet the trustworthiness criteria: Striving to meet the trustworthiness criteria.</w:t>
-      </w:r>
-      <w:r>
-        <w:rPr>
-          <w:i/>
-          <w:iCs/>
-        </w:rPr>
-        <w:t xml:space="preserve"> International Journal of Qualitative Methods, 16</w:t>
-      </w:r>
-      <w:r>
-        <w:t xml:space="preserve">(1), 13. </w:t>
-      </w:r>
-      <w:hyperlink r:id="rId48" w:tgtFrame="_blank" w:history="1">
-        <w:r>
-          <w:rPr>
-            <w:rStyle w:val="Hyperlink"/>
-          </w:rPr>
-          <w:t>https://doi.org/10.1177/1609406917733847.;10.1177/1609406917733847;</w:t>
-        </w:r>
-      </w:hyperlink>
+          <w:rFonts w:ascii="Times New Roman" w:hAnsi="Times New Roman" w:eastAsia="Times New Roman"/>
+          <w:b w:val="0"/>
+          <w:color w:val="000000" w:themeColor="text1"/>
+          <w:sz w:val="24"/>
+        </w:rPr>
+      </w:r>
     </w:p>
     <w:p>
       <w:pPr>
@@ -8503,379 +10528,27 @@
       </w:pPr>
       <w:r>
         <w:rPr>
-          <w:color w:val="000000" w:themeColor="text1"/>
-        </w:rPr>
-        <w:t xml:space="preserve">Nowell, B., &amp; Albrecht, K. (2019). A reviewer’s guide to qualitative rigor. Journal of public administration research and theory, 29(2), 348-363. </w:t>
-      </w:r>
-      <w:hyperlink r:id="rId49" w:history="1">
-        <w:r>
-          <w:rPr>
-            <w:rStyle w:val="Hyperlink"/>
-            <w:color w:val="000000" w:themeColor="text1"/>
-          </w:rPr>
-          <w:t>https://doi-org.library.capella.edu/10.1093/jopart/muy052</w:t>
-        </w:r>
-      </w:hyperlink>
-    </w:p>
-    <w:p>
-      <w:pPr>
-        <w:spacing w:line="480" w:lineRule="auto"/>
-        <w:ind w:left="630" w:hanging="630"/>
-        <w:rPr>
-          <w:color w:val="000000" w:themeColor="text1"/>
-        </w:rPr>
-      </w:pPr>
-      <w:r>
-        <w:rPr>
-          <w:color w:val="000000" w:themeColor="text1"/>
-        </w:rPr>
-        <w:t xml:space="preserve">Örtenblad, A. (2007). Senge's many faces: Problem or opportunity? The Learning Organization, 14(2), 108–122. </w:t>
-      </w:r>
-      <w:hyperlink r:id="rId50" w:tgtFrame="_blank" w:history="1">
-        <w:r>
-          <w:rPr>
-            <w:rStyle w:val="Hyperlink"/>
-            <w:color w:val="000000" w:themeColor="text1"/>
-          </w:rPr>
-          <w:t>https://10.1108/09696470710726989</w:t>
-        </w:r>
-      </w:hyperlink>
-    </w:p>
-    <w:p>
-      <w:pPr>
-        <w:spacing w:line="480" w:lineRule="auto"/>
-        <w:ind w:left="630" w:hanging="630"/>
-        <w:rPr>
-          <w:color w:val="000000" w:themeColor="text1"/>
-        </w:rPr>
-      </w:pPr>
-      <w:r>
-        <w:rPr>
-          <w:color w:val="000000" w:themeColor="text1"/>
-        </w:rPr>
-        <w:lastRenderedPageBreak/>
-        <w:t xml:space="preserve">Park, J., Son, Y., &amp; Angst, C. M. (2023). The value of centralized IT in building resilience during crises. MIS Quarterly, 47(1), 451–482. </w:t>
-      </w:r>
-      <w:hyperlink r:id="rId51" w:tgtFrame="_blank" w:history="1">
-        <w:r>
-          <w:rPr>
-            <w:rStyle w:val="Hyperlink"/>
-            <w:color w:val="000000" w:themeColor="text1"/>
-          </w:rPr>
-          <w:t>https://doi.org/10.25300/MISQ/2022/17265</w:t>
-        </w:r>
-      </w:hyperlink>
-      <w:r>
-        <w:rPr>
-          <w:color w:val="000000" w:themeColor="text1"/>
-        </w:rPr>
-        <w:t xml:space="preserve"> </w:t>
-      </w:r>
-    </w:p>
-    <w:p>
-      <w:pPr>
-        <w:spacing w:line="480" w:lineRule="auto"/>
-      </w:pPr>
-      <w:r>
-        <w:rPr>
-          <w:rFonts w:ascii="Times New Roman" w:hAnsi="Times New Roman" w:eastAsia="Times New Roman"/>
-          <w:sz w:val="24"/>
-        </w:rPr>
-        <w:t>Percy, W. H., Kostere, K., &amp; Kostere, S. (2015). Generic qualitative research in psychology. The Qualitative Report, 20(2), 76–85. https://doi.org/10.46743/2160-3715/2015.2097</w:t>
-      </w:r>
-    </w:p>
-    <w:p>
-      <w:pPr>
-        <w:spacing w:line="480" w:lineRule="auto"/>
-        <w:ind w:left="630" w:hanging="630"/>
-        <w:rPr>
-          <w:color w:val="000000" w:themeColor="text1"/>
-        </w:rPr>
-      </w:pPr>
-      <w:r>
-        <w:rPr>
-          <w:color w:val="000000" w:themeColor="text1"/>
-        </w:rPr>
-        <w:t xml:space="preserve">Stieb, J. A. (2009). Assessing freeman's stakeholder theory. Journal of Business Ethics, 87(3), 401-414. </w:t>
-      </w:r>
-      <w:hyperlink r:id="rId52" w:tgtFrame="_blank" w:history="1">
-        <w:r>
-          <w:rPr>
-            <w:rStyle w:val="Hyperlink"/>
-            <w:color w:val="000000" w:themeColor="text1"/>
-          </w:rPr>
-          <w:t>https://doi.org/10.1007/s10551-008-9928-4</w:t>
-        </w:r>
-      </w:hyperlink>
-    </w:p>
-    <w:p>
-      <w:pPr>
-        <w:spacing w:line="480" w:lineRule="auto"/>
-        <w:ind w:left="630" w:hanging="630"/>
-        <w:rPr>
-          <w:color w:val="000000" w:themeColor="text1"/>
-        </w:rPr>
-      </w:pPr>
-      <w:r>
-        <w:rPr>
-          <w:color w:val="000000" w:themeColor="text1"/>
-        </w:rPr>
-        <w:t>Tisdell, E. J., Merriam, S. B., &amp; Stuckey-Peyrot, H. L. (2025). Qualitative research: A guide to design and implementation. John Wiley &amp; Sons. DOI:</w:t>
-      </w:r>
-      <w:hyperlink r:id="rId53" w:tgtFrame="_blank" w:history="1">
-        <w:r>
-          <w:rPr>
-            <w:rStyle w:val="Hyperlink"/>
-            <w:color w:val="000000" w:themeColor="text1"/>
-          </w:rPr>
-          <w:t>10.1177/07417136251356470</w:t>
-        </w:r>
-      </w:hyperlink>
-    </w:p>
-    <w:p>
-      <w:pPr>
-        <w:spacing w:line="480" w:lineRule="auto"/>
-        <w:ind w:left="630" w:hanging="630"/>
-        <w:rPr>
-          <w:color w:val="000000" w:themeColor="text1"/>
-        </w:rPr>
-      </w:pPr>
-      <w:r>
-        <w:rPr>
-          <w:color w:val="000000" w:themeColor="text1"/>
-        </w:rPr>
-        <w:t xml:space="preserve">Tracy, S. J. (2010). Qualitative quality: Eight “big-tent” criteria for excellent qualitative research. Qualitative inquiry, 16(10), 837-851. </w:t>
-      </w:r>
-      <w:hyperlink r:id="rId54" w:history="1">
-        <w:r>
-          <w:rPr>
-            <w:rStyle w:val="Hyperlink"/>
-            <w:color w:val="000000" w:themeColor="text1"/>
-          </w:rPr>
-          <w:t>https://doi-org.library.capella.edu/10.1002/9781118901731.iecrm0016Digital Object Identifier (DOI)</w:t>
-        </w:r>
-      </w:hyperlink>
-    </w:p>
-    <w:p>
-      <w:pPr>
-        <w:spacing w:line="480" w:lineRule="auto"/>
-        <w:ind w:left="630" w:hanging="630"/>
-        <w:rPr>
-          <w:color w:val="000000" w:themeColor="text1"/>
-        </w:rPr>
-      </w:pPr>
-      <w:r>
-        <w:rPr>
-          <w:color w:val="000000" w:themeColor="text1"/>
-        </w:rPr>
-        <w:t xml:space="preserve">van der Kamp, M., Tjemkes, B., Duplat, V., &amp; Jehn, K. (2023). On alliance teams: Conceptualization, review, and future research agenda. Human Relations (New York), 76(9), 1382-1413. </w:t>
-      </w:r>
-      <w:hyperlink r:id="rId55" w:tgtFrame="_blank" w:history="1">
-        <w:r>
-          <w:rPr>
-            <w:rStyle w:val="Hyperlink"/>
-            <w:color w:val="000000" w:themeColor="text1"/>
-          </w:rPr>
-          <w:t>https://doi.org/10.1177/00187267221104985</w:t>
-        </w:r>
-      </w:hyperlink>
-      <w:r>
-        <w:rPr>
-          <w:color w:val="000000" w:themeColor="text1"/>
-        </w:rPr>
-        <w:t xml:space="preserve"> </w:t>
-      </w:r>
-    </w:p>
-    <w:p>
-      <w:pPr>
-        <w:spacing w:line="480" w:lineRule="auto"/>
-        <w:ind w:left="630" w:hanging="630"/>
-        <w:rPr>
-          <w:color w:val="000000" w:themeColor="text1"/>
-        </w:rPr>
-      </w:pPr>
-      <w:r>
-        <w:rPr>
-          <w:color w:val="000000" w:themeColor="text1"/>
-        </w:rPr>
-        <w:t xml:space="preserve">Vaujany, F.-X. de, Leclercq-Vandelannoitte, A., Aroles, J., Introna, L., &amp; Davidson, S. (2025). Rethinking responsibility in the digital age: A narrative approach. MIS Quarterly, 49(4), 1295–1318. </w:t>
-      </w:r>
-      <w:hyperlink r:id="rId56" w:history="1">
-        <w:r>
-          <w:rPr>
-            <w:rStyle w:val="Hyperlink"/>
-            <w:color w:val="000000" w:themeColor="text1"/>
-          </w:rPr>
-          <w:t>https://cnrs.hal.science/hal-04962366v1</w:t>
-        </w:r>
-      </w:hyperlink>
-    </w:p>
-    <w:p>
-      <w:pPr>
-        <w:spacing w:line="480" w:lineRule="auto"/>
-        <w:rPr>
-          <w:color w:val="000000" w:themeColor="text1"/>
-        </w:rPr>
-      </w:pPr>
-      <w:r>
-        <w:rPr>
-          <w:color w:val="000000" w:themeColor="text1"/>
-        </w:rPr>
-        <w:t>Verizon. (2025). 2025 Data Breach Investigations Report (DBIR).</w:t>
-      </w:r>
-    </w:p>
-    <w:p>
-      <w:pPr>
-        <w:spacing w:line="480" w:lineRule="auto"/>
-        <w:ind w:left="630" w:hanging="630"/>
-        <w:rPr>
-          <w:color w:val="000000" w:themeColor="text1"/>
-        </w:rPr>
-      </w:pPr>
-      <w:r>
-        <w:rPr>
-          <w:color w:val="000000" w:themeColor="text1"/>
-        </w:rPr>
-        <w:t xml:space="preserve">Vos, J. (2022). A delicate balance: How structure, creativity and innovation play A role in advancing change. HCM Sales, Marketing &amp; Alliance Excellence, 21(11), 15–17. </w:t>
-      </w:r>
-      <w:hyperlink r:id="rId57" w:tgtFrame="_blank" w:history="1">
-        <w:r>
-          <w:rPr>
-            <w:rStyle w:val="Hyperlink"/>
-            <w:color w:val="000000" w:themeColor="text1"/>
-          </w:rPr>
-          <w:t>https://research-ebsco-com.library.capella.edu/linkprocessor/plink?id=64ea6eaa-cac0-3a22-8336-55c3f6626a14</w:t>
-        </w:r>
-      </w:hyperlink>
-    </w:p>
-    <w:p>
-      <w:pPr>
-        <w:spacing w:line="480" w:lineRule="auto"/>
-        <w:ind w:left="630" w:hanging="630"/>
-        <w:rPr>
-          <w:color w:val="000000" w:themeColor="text1"/>
-        </w:rPr>
-      </w:pPr>
-      <w:r>
-        <w:rPr>
-          <w:color w:val="000000" w:themeColor="text1"/>
+          <w:rFonts w:ascii="Times New Roman" w:hAnsi="Times New Roman" w:eastAsia="Times New Roman"/>
+          <w:b w:val="0"/>
+          <w:sz w:val="24"/>
           <w:highlight w:val="cyan"/>
         </w:rPr>
-        <w:t>Weill, P., &amp; Ross, J. W. (2004). IT governance</w:t>
-      </w:r>
-      <w:r>
-        <w:rPr>
-          <w:color w:val="000000" w:themeColor="text1"/>
-        </w:rPr>
-        <w:t xml:space="preserve">: How top performers manage IT decision rights for superior results. Harvard Business Press. </w:t>
-      </w:r>
-      <w:hyperlink r:id="rId58" w:history="1">
-        <w:r>
-          <w:rPr>
-            <w:rStyle w:val="Hyperlink"/>
-          </w:rPr>
-          <w:t>https://www.researchgate.net/publication/236973378_IT_Governance_How_Top_Performers_Manage_IT_Decision_Rights_for_Superior_Results</w:t>
-        </w:r>
-      </w:hyperlink>
-    </w:p>
-    <w:p>
-      <w:pPr>
-        <w:spacing w:line="480" w:lineRule="auto"/>
-        <w:ind w:left="630" w:hanging="630"/>
-        <w:rPr>
-          <w:color w:val="000000" w:themeColor="text1"/>
-        </w:rPr>
-      </w:pPr>
-      <w:r>
-        <w:rPr>
-          <w:color w:val="000000" w:themeColor="text1"/>
-        </w:rPr>
-        <w:t xml:space="preserve">Weick, K. E. (1989). Theory construction as disciplined imagination. Academy of management review, 14(4), 516-531. </w:t>
-      </w:r>
-      <w:hyperlink r:id="rId59" w:history="1">
-        <w:r>
-          <w:rPr>
-            <w:rStyle w:val="Hyperlink"/>
-            <w:color w:val="000000" w:themeColor="text1"/>
-          </w:rPr>
-          <w:t>https://doi.org/10.5465/a</w:t>
-        </w:r>
-        <w:r>
-          <w:rPr>
-            <w:rStyle w:val="Hyperlink"/>
-            <w:color w:val="000000" w:themeColor="text1"/>
-          </w:rPr>
-          <w:t>m</w:t>
-        </w:r>
-        <w:r>
-          <w:rPr>
-            <w:rStyle w:val="Hyperlink"/>
-            <w:color w:val="000000" w:themeColor="text1"/>
-          </w:rPr>
-          <w:t>r.1989.4308376</w:t>
-        </w:r>
-      </w:hyperlink>
-    </w:p>
-    <w:p>
-      <w:pPr>
-        <w:spacing w:line="480" w:lineRule="auto"/>
-        <w:ind w:left="630" w:hanging="630"/>
-        <w:rPr>
-          <w:color w:val="000000" w:themeColor="text1"/>
-        </w:rPr>
-      </w:pPr>
-      <w:r>
-        <w:rPr>
-          <w:color w:val="000000" w:themeColor="text1"/>
-        </w:rPr>
-        <w:t xml:space="preserve">Williams, T. A., Gruber, D. A., Sutcliffe, K. M., Shepherd, D. A., &amp; Zhao, E. Y. (2017). Organizational response to adversity: Fusing crisis management and resilience research streams. Academy of Management Annals, 11(2), 733–769. </w:t>
-      </w:r>
-      <w:hyperlink r:id="rId60" w:history="1">
-        <w:r>
-          <w:rPr>
-            <w:rStyle w:val="Hyperlink"/>
-          </w:rPr>
-          <w:t>https://doi-org.library.capella.edu/10.5465/annals.2015.0134</w:t>
-        </w:r>
-      </w:hyperlink>
-    </w:p>
-    <w:p>
-      <w:pPr>
-        <w:spacing w:line="480" w:lineRule="auto"/>
-        <w:ind w:left="630" w:hanging="630"/>
-        <w:rPr>
-          <w:color w:val="000000" w:themeColor="text1"/>
-        </w:rPr>
-      </w:pPr>
-      <w:r>
-        <w:rPr>
-          <w:highlight w:val="cyan"/>
-        </w:rPr>
-        <w:t>Wutich, A., Beresford, M</w:t>
-      </w:r>
-      <w:r>
-        <w:t xml:space="preserve">., &amp; Bernard, H. R. (2024). Sample sizes for 10 types of qualitative data analysis: an integrative review, empirical guidance, and next steps. </w:t>
-      </w:r>
-      <w:r>
-        <w:rPr>
-          <w:i/>
-          <w:iCs/>
-        </w:rPr>
-        <w:t>International Journal of Qualitative Methods</w:t>
-      </w:r>
-      <w:r>
-        <w:t xml:space="preserve">, </w:t>
-      </w:r>
-      <w:r>
-        <w:rPr>
-          <w:i/>
-          <w:iCs/>
-        </w:rPr>
-        <w:t>23</w:t>
-      </w:r>
-      <w:r>
-        <w:t>, 16094069241296206</w:t>
-      </w:r>
+      </w:r>
+      <w:r/>
+      <w:r>
+        <w:rPr>
+          <w:i/>
+          <w:iCs/>
+        </w:rPr>
+      </w:r>
+      <w:r/>
+      <w:r>
+        <w:rPr>
+          <w:i/>
+          <w:iCs/>
+        </w:rPr>
+      </w:r>
+      <w:r/>
     </w:p>
     <w:sectPr>
       <w:headerReference w:type="even" r:id="rId61"/>

--- a/downloads/MW_Wk5_to_wk8_Edit_6Sep26.docx
+++ b/downloads/MW_Wk5_to_wk8_Edit_6Sep26.docx
@@ -586,7 +586,7 @@
           <w:sz w:val="24"/>
           <w:szCs w:val="24"/>
         </w:rPr>
-        <w:t>The general problem is that many U.S. small and medium-sized enterprises (SMEs) suffer avoidable organizational harm during cyber disruptions because they fail to consistently translate IT Disaster Recovery as a Service (ITDRPaaS) capabilities into governed, auditable, and defensible recoverability assurance (Federal Bureau of Investigation, 2024; Verizon, 2025). This inconsistency is particularly pronounced when decision authority is fragmented and oversight is applied inconsistently under pressure (Lowry et al., 2025; Park et al., 2023). Consequently, these disruptions lead to prolonged system downtime, uneven or slow recovery processes, compromised data integrity, and a diminished ability to demonstrate that restoration actions meet acceptable operational and risk thresholds during crisis conditions (Lowry et al., 2025; Park et al., 2023). This issue is most acutely felt by IT and network managers within U.S. SMEs, who bear responsibility for recovery while coordinating across internal teams and external service providers in environments where stakeholder priorities are often in flux (Molete et al., 2025). Furthermore, existing governance arrangements frequently fail to establish clear decision rights, accountability structures, or time-sensitive escalation pathways (Mitchell et al., 1997; Park et al., 2023). Despite increasing scholarship on IT centralization, resilience, and cybersecurity oversight, research remains limited on how U.S. SME IT and network managers operationalize disaster-recovery governance in practice when shifting stakeholder priorities undermine decision rights, escalation pathways, and standards for defensible recoverability assurance (Lowry et al., 2025; Park et al., 2023).</w:t>
+        <w:t>The general problem is that many U.S. small and medium-sized enterprises (SMEs) suffer avoidable organizational harm during cyber disruptions because they fail to consistently translate IT Disaster Recovery as a Service (ITDRPaaS) capabilities into governed, auditable, and defensible recoverability assurance (Federal Bureau of Investigation, 2024; Verizon, 2025). This inconsistency is particularly pronounced when decision authority is fragmented and oversight is applied inconsistently under pressure (Lowry et al., 2025; Park et al., 2023). Consequently, these disruptions lead to prolonged system downtime, uneven or slow recovery processes, compromised data integrity, and a diminished ability to demonstrate that restoration actions meet acceptable operational and risk thresholds during crisis conditions (Lowry et al., 2025; Park et al., 2023). This issue is most acutely felt by IT and network managers within U.S. SMEs, who bear responsibility for recovery while coordinating across internal teams and external service providers in environments where stakeholder priorities are often in flux (Ampel et al., 2024). Furthermore, existing governance arrangements frequently fail to establish clear decision rights, accountability structures, or time-sensitive escalation pathways (Mitchell et al., 1997; Park et al., 2023). Despite increasing scholarship on IT centralization, resilience, and cybersecurity oversight, research remains limited on how U.S. SME IT and network managers operationalize disaster-recovery governance in practice when shifting stakeholder priorities undermine decision rights, escalation pathways, and standards for defensible recoverability assurance (Lowry et al., 2025; Park et al., 2023).</w:t>
       </w:r>
       <w:commentRangeStart w:id="3"/>
       <w:commentRangeStart w:id="4"/>
@@ -2343,11 +2343,12 @@
       <w:r>
         <w:rPr>
           <w:rFonts w:ascii="Times New Roman" w:hAnsi="Times New Roman" w:eastAsia="Times New Roman"/>
+          <w:b w:val="0"/>
           <w:color w:val="000000" w:themeColor="text1"/>
           <w:sz w:val="24"/>
           <w:szCs w:val="28"/>
         </w:rPr>
-        <w:t>The study’s methodological approach is a generic qualitative inquiry (GQI), selected to investigate how U.S. SME IT and network managers perceive and interpret the governance challenges associated with establishing and managing ITDRPaaS (Caelli et al., 2003; Kahlke, 2014; Percy et al., 2015). This approach aligns with the topic and problem because it prioritizes managers’ sense-making of operational recovery processes over a confirmatory audit of written plans (Percy et al., 2015). GQI interview practice uses a flexible protocol that probes for clarification in participants’ terms. Thematic analysis uses prior literature as orientation rather than a rigid coding mandate (Braun &amp; Clarke, 2019; Fereday &amp; Muir-Cochrane, 2006). Honoring participants’ accounts is both an ethical and a methodological discipline: it protects their descriptions, makes researcher influence visible, and keeps interpretations accountable to the named incident.</w:t>
+        <w:t>The study’s methodological approach is a generic qualitative inquiry (GQI), selected to investigate how U.S. SME IT and network managers perceive and interpret the governance challenges associated with establishing and managing ITDRPaaS (Caelli et al., 2003; Kahlke, 2014; Percy et al., 2015). This approach aligns with the topic and problem because it prioritizes managers’ sense-making of operational recovery processes over a confirmatory audit of written plans (Percy et al., 2015). GQI interview practice uses a flexible protocol that probes for clarification in participants’ terms. Thematic analysis uses prior literature as orientation rather than a rigid coding mandate (Saldaña, 2021; Fereday &amp; Muir-Cochrane, 2006). Honoring participants’ accounts is both an ethical and a methodological discipline: it protects their descriptions, makes researcher influence visible, and keeps interpretations accountable to the named incident.</w:t>
       </w:r>
       <w:r>
         <w:rPr>
@@ -2695,11 +2696,12 @@
       <w:r>
         <w:rPr>
           <w:rFonts w:ascii="Times New Roman" w:hAnsi="Times New Roman" w:eastAsia="Times New Roman"/>
+          <w:b w:val="0"/>
           <w:color w:val="000000" w:themeColor="text1"/>
           <w:sz w:val="24"/>
           <w:szCs w:val="28"/>
         </w:rPr>
-        <w:t>The target population comprises IT and network managers (or equivalent titles such as systems, infrastructure, or IT operations managers) employed by U.S. small and medium enterprises of 10 to 200 employees (Ekinci et al., 2025). Eligible participants have responsibility for, or direct participation in, IT disaster recovery involving an external platform or managed recovery service (ITDRPaaS or functionally equivalent cloud recovery). Population characteristics therefore center on role authority, U.S. SME employment, and recent platform-mediated recovery exposure rather than executive-only or vendor-side perspectives. The study is not limited to a single organizational site; participants will be drawn from multiple U.S. SME contexts in which IT systems are operationally critical. The locked sample is 12 interviews. That number is justified by information power for a narrow aim and a specific population (Malterud et al., 2016) and is the school-required fixed count rather than a range. Guest et al. (2006) is reserved for later stopping discussion only and is not the interview method.</w:t>
+        <w:t>The target population comprises IT and network managers (or equivalent titles such as systems, infrastructure, or IT operations managers) employed by U.S. small and medium enterprises of 10 to 200 employees (U.S. Small Business Administration, 2026). Eligible participants have responsibility for, or direct participation in, IT disaster recovery involving an external platform or managed recovery service (ITDRPaaS or functionally equivalent cloud recovery). Population characteristics therefore center on role authority, U.S. SME employment, and recent platform-mediated recovery exposure rather than executive-only or vendor-side perspectives. The study is not limited to a single organizational site; participants will be drawn from multiple U.S. SME contexts in which IT systems are operationally critical. The locked sample is 12 interviews. That number is justified by information power for a narrow aim and a specific population (Malterud et al., 2016) and is the school-required fixed count rather than a range. Guest et al. (2006) is reserved for later stopping discussion only and is not the interview method.</w:t>
       </w:r>
       <w:commentRangeStart w:id="12"/>
       <w:commentRangeStart w:id="13"/>
@@ -3098,11 +3100,12 @@
       <w:r>
         <w:rPr>
           <w:rFonts w:ascii="Times New Roman" w:hAnsi="Times New Roman" w:eastAsia="Times New Roman"/>
+          <w:b w:val="0"/>
           <w:color w:val="000000" w:themeColor="text1"/>
           <w:sz w:val="24"/>
           <w:szCs w:val="28"/>
         </w:rPr>
-        <w:t>This study does not operationalize independent or dependent variables. Constructs function as interpretive lenses in a generic qualitative inquiry (Caelli et al., 2003; Percy et al., 2015). If a participant names ISO, NIST, or BCM materials, those names are context in the spoken account. They are not coding systems, treatment conditions, or researcher-administered checklists. The study does not use experimental manipulation, a Likert salience inventory, or a hypothesized path model. Semi-structured critical-incident interviews will be used to explore how managers encounter the constructs in one named event, producing descriptive thematic insight rather than population-level causal inference (Flanagan, 1954; Chell, 2004). The framework remains anchored in stakeholder-salience theory: managers prioritize stakeholder claims through power, legitimacy, and urgency (Mitchell et al., 1997).</w:t>
+        <w:t>This study does not operationalize independent or dependent variables. Constructs function as interpretive lenses in a generic qualitative inquiry (Caelli et al., 2003; Percy et al., 2015). If a participant names ISO, NIST, or BCM materials, those names are context in the spoken account. They are not coding systems, treatment conditions, or researcher-administered checklists. The study does not use experimental manipulation, a Likert salience inventory, or a hypothesized path model. Semi-structured critical-incident interviews will be used to explore how managers encounter the constructs in one named event, producing descriptive thematic insight rather than population-level causal inference (Flanagan, 1954; Gremler, 2004). The framework remains anchored in stakeholder-salience theory: managers prioritize stakeholder claims through power, legitimacy, and urgency (Mitchell et al., 1997).</w:t>
       </w:r>
       <w:r>
         <w:rPr>
@@ -5072,7 +5075,7 @@
           <w:color w:val="000000" w:themeColor="text1"/>
           <w:sz w:val="24"/>
         </w:rPr>
-        <w:t>Operational procedures begin with purposive and criterion sampling to identify qualified participants (Percy et al., 2015). The locked sample is 12. Inclusion requires service as an IT or network manager (or equivalent systems, infrastructure, or IT operations role) in a U.S. SME of 10 to 200 personnel (Ekinci et al., 2025); direct operational responsibility for, or participation in, IT disaster-recovery coordination that uses an external platform or managed recovery service; and at least one disruption, failover, recovery test, or operational recovery in the preceding 36 months. Vendor-only employees and managers who cannot name a qualifying event are excluded. After eligibility is verified, the researcher emails the informed consent form; once signed electronic consent is returned, a virtual, recorded English interview is scheduled.</w:t>
+        <w:t>Operational procedures begin with purposive and criterion sampling to identify qualified participants (Percy et al., 2015). The locked sample is 12. Inclusion requires service as an IT or network manager (or equivalent systems, infrastructure, or IT operations role) in a U.S. SME of 10 to 200 personnel (U.S. Small Business Administration, 2026); direct operational responsibility for, or participation in, IT disaster-recovery coordination that uses an external platform or managed recovery service; and at least one disruption, failover, recovery test, or operational recovery in the preceding 36 months. Vendor-only employees and managers who cannot name a qualifying event are excluded. After eligibility is verified, the researcher emails the informed consent form; once signed electronic consent is returned, a virtual, recorded English interview is scheduled.</w:t>
       </w:r>
       <w:r>
         <w:rPr>
@@ -5228,10 +5231,11 @@
         <w:rPr>
           <w:rStyle w:val="ng-star-inserted"/>
           <w:rFonts w:ascii="Times New Roman" w:hAnsi="Times New Roman" w:eastAsia="Times New Roman"/>
-          <w:color w:val="000000" w:themeColor="text1"/>
-          <w:sz w:val="24"/>
-        </w:rPr>
-        <w:t>The second phase is the semi-structured interview. The session opens with a standardized ethics script, then uses the critical-incident technique (Flanagan, 1954; Chell, 2004; Butterfield et al., 2005). The participant is asked to walk through one specific recovery or testing incident. The researcher guides the dialogue with open-ended questions and flexible probes anchored in stakeholder-salience theory (Mitchell et al., 1997). Probes address whose request or pressure moved restore order, whose claim was treated as rightful, what made one service time-critical, who was supposed to decide versus who did, what if anything was escalated, and what counted as enough proof that the service was recovered. Guest et al. (2006) is not the interview method.</w:t>
+          <w:b w:val="0"/>
+          <w:color w:val="000000" w:themeColor="text1"/>
+          <w:sz w:val="24"/>
+        </w:rPr>
+        <w:t>The second phase is the semi-structured interview. The session opens with a standardized ethics script, then uses the critical-incident technique (Flanagan, 1954; Gremler, 2004). The participant is asked to walk through one specific recovery or testing incident. The researcher guides the dialogue with open-ended questions and flexible probes anchored in stakeholder-salience theory (Mitchell et al., 1997). Probes address whose request or pressure moved restore order, whose claim was treated as rightful, what made one service time-critical, who was supposed to decide versus who did, what if anything was escalated, and what counted as enough proof that the service was recovered. Guest et al. (2006) is not the interview method.</w:t>
       </w:r>
       <w:r>
         <w:rPr>
@@ -5669,7 +5673,7 @@
           <w:sz w:val="24"/>
           <w:szCs w:val="24"/>
         </w:rPr>
-        <w:t>This project uses the qualitative trustworthiness criteria of credibility, dependability, confirmability, and transferability (Lincoln &amp; Guba, 1985). Credibility will be supported by critical-incident interviews, a seven-day factual member check, SME-panel review of the interview guide, and two to three mock or pilot interviews before the n = 12 corpus is collected (Korstjens &amp; Moser, 2018). Dependability will be supported by a dated audit trail of protocol versions, codebook changes, and analytic memos (Carcary, 2020). Confirmability will be supported by reflexive memos that separate participant accounts from researcher interpretation. Transferability will be supported by rich, de-identified descriptions of incident context without naming employers, vendors, or products. Expert review and pilot testing belong to instrument development; they are not a second data-collection stream and they are not used as findings.</w:t>
+        <w:t>This project uses the qualitative trustworthiness criteria of credibility, dependability, confirmability, and transferability (Lincoln &amp; Guba, 1985). Credibility will be supported by critical-incident interviews, a seven-day factual member check, SME-panel review of the interview guide, and two to three mock or pilot interviews before the n = 12 corpus is collected (Morse, 2015). Dependability will be supported by a dated audit trail of protocol versions, codebook changes, and analytic memos (Paulus, 2023). Confirmability will be supported by reflexive memos that separate participant accounts from researcher interpretation. Transferability will be supported by rich, de-identified descriptions of incident context without naming employers, vendors, or products. Expert review and pilot testing belong to instrument development; they are not a second data-collection stream and they are not used as findings.</w:t>
       </w:r>
       <w:r>
         <w:rPr>
@@ -6106,10 +6110,12 @@
       </w:pPr>
       <w:r>
         <w:rPr>
+          <w:rFonts w:ascii="Times New Roman" w:hAnsi="Times New Roman" w:eastAsia="Times New Roman"/>
+          <w:b w:val="0"/>
           <w:sz w:val="24"/>
           <w:szCs w:val="24"/>
         </w:rPr>
-        <w:t>Recruitment and preliminary analysis will proceed through the locked sample of 12. Stopping will be documented as an analytic decision: the researcher will record whether interviews in that corpus continue to contribute new meaning units, categories, or thematic variation relevant to the research questions (</w:t>
+        <w:t xml:space="preserve">Recruitment and preliminary analysis will proceed through the locked sample of 12. Stopping will be documented as an analytic decision: the researcher will record whether interviews in that corpus continue to contribute new meaning units, categories, or thematic variation relevant to the research questions (Guest et al., 2020). Guest et al. (2006) only as background that some homogeneous interview studies have observed early code stability; that source will not be used to claim in advance that 12 interviews serve. The final participant count and the rationale for ending recruitment will be recorded in the study audit trail (Paulus, 2023).     </w:t>
       </w:r>
       <w:r>
         <w:rPr>
@@ -6117,28 +6123,21 @@
           <w:szCs w:val="24"/>
           <w:highlight w:val="cyan"/>
         </w:rPr>
-        <w:t>Naeem et al., 2024</w:t>
       </w:r>
       <w:r>
         <w:rPr>
           <w:sz w:val="24"/>
           <w:szCs w:val="24"/>
         </w:rPr>
-        <w:t xml:space="preserve">). Guest et al. (2006) only as background that some homogeneous interview studies have observed early code stability; that source will not be used to claim in advance that 12 interviews </w:t>
-      </w:r>
-      <w:r>
-        <w:t>serve</w:t>
-      </w:r>
+      </w:r>
+      <w:r/>
       <w:r>
         <w:rPr>
           <w:sz w:val="24"/>
           <w:szCs w:val="24"/>
         </w:rPr>
-        <w:t>. The final participant count and the rationale for ending recruitment will be recorded in the study audit trail (Carcary, 2020).</w:t>
-      </w:r>
-      <w:r>
-        <w:t xml:space="preserve">     </w:t>
-      </w:r>
+      </w:r>
+      <w:r/>
     </w:p>
     <w:p>
       <w:pPr>
@@ -6317,18 +6316,20 @@
         <w:ind w:firstLine="720"/>
       </w:pPr>
       <w:r>
-        <w:t>Membership in the population further requires recent, firsthand, platform-mediated recovery experience. A qualifying member must be able to name at least one disruption, failover, recovery test, or operational recovery in the preceding 36 months in which the external capability was used. That named event is the unit of talk for the critical-incident interview (</w:t>
+        <w:rPr>
+          <w:rFonts w:ascii="Times New Roman" w:hAnsi="Times New Roman" w:eastAsia="Times New Roman"/>
+          <w:b w:val="0"/>
+          <w:sz w:val="24"/>
+        </w:rPr>
+        <w:t>Membership in the population further requires recent, firsthand, platform-mediated recovery experience. A qualifying member must be able to name at least one disruption, failover, recovery test, or operational recovery in the preceding 36 months in which the external capability was used. That named event is the unit of talk for the critical-incident interview (Flanagan, 1954; Gremler, 2004). A manager who cannot name such an event is not in the population and will not enter the sample. This recency and platform bound distinguishes the population from the broader set of IT managers who only know a written plan or a vendor demonstration.</w:t>
       </w:r>
       <w:r>
         <w:rPr>
           <w:b w:val="0"/>
           <w:bCs/>
         </w:rPr>
-        <w:t>Flanagan, 1954; Chell, 2004</w:t>
-      </w:r>
-      <w:r>
-        <w:t>). A manager who cannot name such an event is not in the population and will not enter the sample. This recency and platform bound distinguishes the population from the broader set of IT managers who only know a written plan or a vendor demonstration.</w:t>
-      </w:r>
+      </w:r>
+      <w:r/>
     </w:p>
     <w:p>
       <w:pPr>
@@ -6468,9 +6469,10 @@
       <w:r>
         <w:rPr>
           <w:rFonts w:ascii="Times New Roman" w:hAnsi="Times New Roman" w:eastAsia="Times New Roman"/>
-          <w:sz w:val="24"/>
-        </w:rPr>
-        <w:t>Critical-incident prompts will ask participants to describe one specific disruption, failover, recovery test, or restoration event. Follow-up probes will examine what occurred, who made or influenced decisions, how competing demands were prioritized, when escalation occurred, and what was treated as proof of recovery (Flanagan, 1954; Chell, 2004). No artifacts will be requested or collected. If a manager names a matrix, ticket, or test record, that naming is part of the interview account.</w:t>
+          <w:b w:val="0"/>
+          <w:sz w:val="24"/>
+        </w:rPr>
+        <w:t>Critical-incident prompts will ask participants to describe one specific disruption, failover, recovery test, or restoration event. Follow-up probes will examine what occurred, who made or influenced decisions, how competing demands were prioritized, when escalation occurred, and what was treated as proof of recovery (Flanagan, 1954; Gremler, 2004). No artifacts will be requested or collected. If a manager names a matrix, ticket, or test record, that naming is part of the interview account.</w:t>
       </w:r>
     </w:p>
     <w:p>
@@ -6481,9 +6483,10 @@
       <w:r>
         <w:rPr>
           <w:rFonts w:ascii="Times New Roman" w:hAnsi="Times New Roman" w:eastAsia="Times New Roman"/>
-          <w:sz w:val="24"/>
-        </w:rPr>
-        <w:t>After each interview, the recording will be transcribed, checked against the audio, de-identified, and assigned a participant code. The researcher will prepare field notes and reflexive memos. Participants may be contacted to clarify materially ambiguous statements without being asked to approve the researcher’s final interpretation. Verified transcripts and audit-trail documentation will be imported into Delve for organization and retrieval during hybrid deductive–inductive codebook thematic analysis. Delve will support data management and coding; the analytic method remains thematic analysis (Fereday &amp; Muir-Cochrane, 2006; Carcary, 2020).</w:t>
+          <w:b w:val="0"/>
+          <w:sz w:val="24"/>
+        </w:rPr>
+        <w:t>After each interview, the recording will be transcribed, checked against the audio, de-identified, and assigned a participant code. The researcher will prepare field notes and reflexive memos. Participants may be contacted to clarify materially ambiguous statements without being asked to approve the researcher’s final interpretation. Verified transcripts and audit-trail documentation will be imported into Delve for organization and retrieval during hybrid deductive–inductive codebook thematic analysis. Delve will support data management and coding; the analytic method remains thematic analysis (Fereday &amp; Muir-Cochrane, 2006; Paulus, 2023).</w:t>
       </w:r>
       <w:r/>
       <w:r/>
@@ -6565,7 +6568,7 @@
           <w:sz w:val="24"/>
           <w:highlight w:val="yellow"/>
         </w:rPr>
-        <w:t>Ethics is a guiding principle in qualitative research. It shapes study design, the process of discovery, and the significance of the findings, and it requires the researcher to weigh the human cost of inquiry (Miteu, 2024). This generic qualitative inquiry will utilize U.S. small and medium-sized enterprise (SME) IT, network, systems, infrastructure, or operations managers in firms of 10 to 200 personnel. In that setting, ethical risk is concentrated: a named recovery event, a role title, and a platform type can re-identify a person or firm more easily than in a large enterprise. The study will therefore treat data management, respect for persons, honesty and integrity, and responsible dissemination as operational requirements, not as a checklist (Miteu, 2024). The researcher will not begin identification, screening, or scheduling until the Capella University Institutional Review Board has granted written approval. The design follows the Belmont Report’s principles of respect for persons, beneficence, and justice (National Commission for the Protection of Human Subjects of Biomedical and Behavioral Research, 1979). Respect for persons will be enacted through voluntary participation, signed electronic consent, a recorded permission-to-record check, and the right to skip any question or stop at any time without penalty. Beneficence will be enacted by treating SME organizational disclosure as both a compliance issue and a Gap-data threat: the researcher will not recruit through a supervisor, owner, employer command chain, or vendor account manager; collection remains interviews only; identifiers will be stripped to P##, role only, SME-X, and Platform-X; and member checking will be a seven-day factual review of sequence, roles, and named proof so contested recovery decisions are not edited out. Justice will be enacted by placing the research burden on operational U.S. SME managers who can name a qualifying event, and by excluding vendor-only staff and command-visible recruitment paths.</w:t>
+        <w:t>Ethics is a guiding principle in qualitative research. It shapes study design, the process of discovery, and the significance of the findings, and it requires the researcher to weigh the human cost of inquiry (Resnik, 2018). This generic qualitative inquiry will utilize U.S. small and medium-sized enterprise (SME) IT, network, systems, infrastructure, or operations managers in firms of 10 to 200 personnel. In that setting, ethical risk is concentrated: a named recovery event, a role title, and a platform type can re-identify a person or firm more easily than in a large enterprise. The study will therefore treat data management, respect for persons, honesty and integrity, and responsible dissemination as operational requirements, not as a checklist (Resnik, 2018). The researcher will not begin identification, screening, or scheduling until the Capella University Institutional Review Board has granted written approval. The design follows the Belmont Report’s principles of respect for persons, beneficence, and justice (National Commission for the Protection of Human Subjects of Biomedical and Behavioral Research, 1979). Respect for persons will be enacted through voluntary participation, signed electronic consent, a recorded permission-to-record check, and the right to skip any question or stop at any time without penalty. Beneficence will be enacted by treating SME organizational disclosure as both a compliance issue and a Gap-data threat: the researcher will not recruit through a supervisor, owner, employer command chain, or vendor account manager; collection remains interviews only; identifiers will be stripped to P##, role only, SME-X, and Platform-X; and member checking will be a seven-day factual review of sequence, roles, and named proof so contested recovery decisions are not edited out. Justice will be enacted by placing the research burden on operational U.S. SME managers who can name a qualifying event, and by excluding vendor-only staff and command-visible recruitment paths.</w:t>
       </w:r>
       <w:r>
         <w:rPr>
@@ -6606,7 +6609,7 @@
           <w:sz w:val="24"/>
           <w:highlight w:val="yellow"/>
         </w:rPr>
-        <w:t>Honesty and integrity will govern collection, storage, analysis, reporting, and any later Q&amp;A about the study (Miteu, 2024). Recordings and RAW notes will be stored in an encrypted, password-protected directory separate from CLEAN transcripts and the Delve audit nest. The researcher will not continue a session from memory if recording fails, will not invent artifact contents a manager did not state, and will not claim that Delvetool performed the analysis. Findings and will be disseminated as de-identified patterned accounts of named U.S. SME recovery events, without employer, owner, vendor, or product names, so the study can report how managers enacted whose claim counted, who decided, and what counted as enough proof without exposing the participant or the firm.</w:t>
+        <w:t>Honesty and integrity will govern collection, storage, analysis, reporting, and any later Q&amp;A about the study (Resnik, 2018). Recordings and RAW notes will be stored in an encrypted, password-protected directory separate from CLEAN transcripts and the Delve audit nest. The researcher will not continue a session from memory if recording fails, will not invent artifact contents a manager did not state, and will not claim that Delvetool performed the analysis. Findings and will be disseminated as de-identified patterned accounts of named U.S. SME recovery events, without employer, owner, vendor, or product names, so the study can report how managers enacted whose claim counted, who decided, and what counted as enough proof without exposing the participant or the firm.</w:t>
       </w:r>
       <w:r>
         <w:rPr>
@@ -6759,7 +6762,7 @@
           <w:b w:val="0"/>
           <w:sz w:val="24"/>
         </w:rPr>
-        <w:t>Second, the researcher will import the nested start-list of STRUCTURAL, FRAMEWORK_DEDUCTIVE, and BOUNDARY codes and create one excerpt record for each bounded passage that requires analysis, attaching its source locator, speaker, incident context, and provisional code (Fereday &amp; Muir-Cochrane, 2006; Carcary, 2020). A passage may receive more than one code when it conveys distinct ideas. Power, legitimacy, and urgency will function as sensitizing probes, not predetermined theme titles (Mitchell et al., 1997). Decision rights, escalation, evidentiary standards, and recoverability assurance will be coded as enactment evidence, not as a fourth salience attribute. Each code definition will state its meaning, inclusion criteria, exclusion criteria, and a source-linked example; uncertain assignments will be flagged for review. EMERGENT child codes will remain empty until meaning units are locked (Braun &amp; Clarke, 2019; Taylor &amp; Bogdan, 1998). Coding changes will be recorded with the date, reason, and affected records. Spreadsheet lookup and Delve retrieval may support these records; interpretive approval will remain with the researcher (Fereday &amp; Muir-Cochrane, 2006).</w:t>
+        <w:t>Second, the researcher will import the nested start-list of STRUCTURAL, FRAMEWORK_DEDUCTIVE, and BOUNDARY codes and create one excerpt record for each bounded passage that requires analysis, attaching its source locator, speaker, incident context, and provisional code (Fereday &amp; Muir-Cochrane, 2006; Paulus, 2023). A passage may receive more than one code when it conveys distinct ideas. Power, legitimacy, and urgency will function as sensitizing probes, not predetermined theme titles (Mitchell et al., 1997). Decision rights, escalation, evidentiary standards, and recoverability assurance will be coded as enactment evidence, not as a fourth salience attribute. Each code definition will state its meaning, inclusion criteria, exclusion criteria, and a source-linked example; uncertain assignments will be flagged for review. EMERGENT child codes will remain empty until meaning units are locked (Saldaña, 2021; Taylor &amp; Bogdan, 1998). Coding changes will be recorded with the date, reason, and affected records. Spreadsheet lookup and Delve retrieval may support these records; interpretive approval will remain with the researcher (Fereday &amp; Muir-Cochrane, 2006).</w:t>
       </w:r>
       <w:r>
         <w:rPr>
@@ -6799,7 +6802,7 @@
           <w:b w:val="0"/>
           <w:sz w:val="24"/>
         </w:rPr>
-        <w:t>Third, the researcher will lock meaning units that state a practice claim before any theme name is written, confirm each unit with a named excerpt and a negative or boundary case, and group related units only when they describe the same salience-to-assurance bargain rather than the same recovery topic (Braun &amp; Clarke, 2019; Taylor &amp; Bogdan, 1998; Walker, 2026). For every proposed theme, the researcher will record its central claim, contributing categories, representative excerpts, exceptions, and research-question relevance, then return to the original passages to inspect context. Candidate categories may be retained, revised, split, combined, or rejected, with earlier versions preserved. This is iterative interpretive work, not an automatic promotion of frequently used labels into themes, and it is not reflexive thematic analysis as the analytic method (Braun &amp; Clarke, 2019; Fereday &amp; Muir-Cochrane, 2006). The locked n = 12 will be reported as the planned participant count, not as proof of saturation; adequacy will be assessed through richness, relevant variation, question coverage, and whether later interviews still change the meaning-unit inventory (Malterud et al., 2016; Naeem et al., 2024).</w:t>
+        <w:t>Third, the researcher will lock meaning units that state a practice claim before any theme name is written, confirm each unit with a named excerpt and a negative or boundary case, and group related units only when they describe the same salience-to-assurance bargain rather than the same recovery topic (Saldaña, 2021; Taylor &amp; Bogdan, 1998; Walker, 2026). For every proposed theme, the researcher will record its central claim, contributing categories, representative excerpts, exceptions, and research-question relevance, then return to the original passages to inspect context. Candidate categories may be retained, revised, split, combined, or rejected, with earlier versions preserved. This is iterative interpretive work, not an automatic promotion of frequently used labels into themes, and it is not reflexive thematic analysis as the analytic method (Saldaña, 2021; Fereday &amp; Muir-Cochrane, 2006). The locked n = 12 will be reported as the planned participant count, not as proof of saturation; adequacy will be assessed through richness, relevant variation, question coverage, and whether later interviews still change the meaning-unit inventory (Malterud et al., 2016; Guest et al., 2020).</w:t>
       </w:r>
       <w:r>
         <w:rPr>
@@ -6851,7 +6854,7 @@
           <w:b w:val="0"/>
           <w:sz w:val="24"/>
         </w:rPr>
-        <w:t>Fourth, the researcher will write two separate syntheses from the reviewed theme records: one for stakeholder-claim management and salience shifts, and one for decision rights, escalation, and recoverability assurance (</w:t>
+        <w:t>Fourth, the researcher will write two separate syntheses from the reviewed theme records: one for stakeholder-claim management and salience shifts, and one for decision rights, escalation, and recoverability assurance (Lester et al., 2020; Percy et al., 2015). Presentation will include a meaning-unit evidence table, a theme-to-question map, and a narrative that pairs each interpretive claim with source-verified excerpts and relevant boundary cases, including Every published quotation, participant label, source locator, and thematic claim will receive a source check; table titles and theme names will be compared with the narrative. Participant counts, excerpt counts, and source counts will remain separate. The researcher will close the revision log, record unresolved gaps, and release a dated version of the report, codebook, and CSV nest (Paulus, 2023). Clerical software and retrieval aids will not replace researcher interpretation; every quotation and thematic claim will remain grounded in the CLEAN transcript and the dated audit trail (Tracy, 2010). Findings will distinguish managers’ reported interpretations from independently documented actions and will not claim statistical generalization.</w:t>
       </w:r>
       <w:r/>
       <w:r>
@@ -6860,15 +6863,13 @@
           <w:b/>
           <w:sz w:val="24"/>
         </w:rPr>
-        <w:t>Lester et al., 2020</w:t>
-      </w:r>
-      <w:r>
-        <w:rPr>
-          <w:rFonts w:ascii="Times New Roman" w:hAnsi="Times New Roman" w:eastAsia="Times New Roman"/>
-          <w:b w:val="0"/>
-          <w:sz w:val="24"/>
-        </w:rPr>
-        <w:t>; Percy et al., 2015). Presentation will include a meaning-unit evidence table, a theme-to-question map, and a narrative that pairs each interpretive claim with source-verified excerpts and relevant boundary cases, including Every published quotation, participant label, source locator, and thematic claim will receive a source check; table titles and theme names will be compared with the narrative. Participant counts, excerpt counts, and source counts will remain separate. The researcher will close the revision log, record unresolved gaps, and release a dated version of the report, codebook, and CSV nest (Carcary, 2020). Clerical software and retrieval aids will not replace researcher interpretation; every quotation and thematic claim will remain grounded in the CLEAN transcript and the dated audit trail (Nowell et al., 2017). Findings will distinguish managers’ reported interpretations from independently documented actions and will not claim statistical generalization.</w:t>
+      </w:r>
+      <w:r>
+        <w:rPr>
+          <w:rFonts w:ascii="Times New Roman" w:hAnsi="Times New Roman" w:eastAsia="Times New Roman"/>
+          <w:b w:val="0"/>
+          <w:sz w:val="24"/>
+        </w:rPr>
       </w:r>
     </w:p>
     <w:p>
@@ -6989,6 +6990,22 @@
           <w:sz w:val="24"/>
         </w:rPr>
         <w:t xml:space="preserve">Agle, B. R., Mitchell, R. K., &amp; Sonnenfeld, J. A. (1999). Who matters to CEOs? An investigation of stakeholder attributes and salience, corporate performance, and CEO values. </w:t>
+      </w:r>
+      <w:r>
+        <w:rPr>
+          <w:rFonts w:ascii="Times New Roman" w:hAnsi="Times New Roman" w:eastAsia="Times New Roman"/>
+          <w:b w:val="0"/>
+          <w:i w:val="0"/>
+          <w:sz w:val="24"/>
+        </w:rPr>
+      </w:r>
+      <w:r>
+        <w:rPr>
+          <w:rFonts w:ascii="Times New Roman" w:hAnsi="Times New Roman" w:eastAsia="Times New Roman"/>
+          <w:b w:val="0"/>
+          <w:i w:val="0"/>
+          <w:sz w:val="24"/>
+        </w:rPr>
       </w:r>
       <w:r>
         <w:rPr>
@@ -7042,6 +7059,22 @@
         <w:rPr>
           <w:rFonts w:ascii="Times New Roman" w:hAnsi="Times New Roman" w:eastAsia="Times New Roman"/>
           <w:b w:val="0"/>
+          <w:i w:val="0"/>
+          <w:sz w:val="24"/>
+        </w:rPr>
+      </w:r>
+      <w:r>
+        <w:rPr>
+          <w:rFonts w:ascii="Times New Roman" w:hAnsi="Times New Roman" w:eastAsia="Times New Roman"/>
+          <w:b w:val="0"/>
+          <w:i w:val="0"/>
+          <w:sz w:val="24"/>
+        </w:rPr>
+      </w:r>
+      <w:r>
+        <w:rPr>
+          <w:rFonts w:ascii="Times New Roman" w:hAnsi="Times New Roman" w:eastAsia="Times New Roman"/>
+          <w:b w:val="0"/>
           <w:i/>
           <w:sz w:val="24"/>
         </w:rPr>
@@ -7087,6 +7120,22 @@
         <w:rPr>
           <w:rFonts w:ascii="Times New Roman" w:hAnsi="Times New Roman" w:eastAsia="Times New Roman"/>
           <w:b w:val="0"/>
+          <w:i w:val="0"/>
+          <w:sz w:val="24"/>
+        </w:rPr>
+      </w:r>
+      <w:r>
+        <w:rPr>
+          <w:rFonts w:ascii="Times New Roman" w:hAnsi="Times New Roman" w:eastAsia="Times New Roman"/>
+          <w:b w:val="0"/>
+          <w:i w:val="0"/>
+          <w:sz w:val="24"/>
+        </w:rPr>
+      </w:r>
+      <w:r>
+        <w:rPr>
+          <w:rFonts w:ascii="Times New Roman" w:hAnsi="Times New Roman" w:eastAsia="Times New Roman"/>
+          <w:b w:val="0"/>
           <w:i/>
           <w:sz w:val="24"/>
         </w:rPr>
@@ -7121,74 +7170,79 @@
       <w:r>
         <w:rPr>
           <w:rFonts w:ascii="Times New Roman" w:hAnsi="Times New Roman" w:eastAsia="Times New Roman"/>
-          <w:b w:val="0"/>
+          <w:b/>
           <w:i w:val="0"/>
           <w:sz w:val="24"/>
           <w:highlight w:val="yellow"/>
         </w:rPr>
-        <w:t xml:space="preserve">Braun, V., &amp; Clarke, V. (2019). Reflecting on reflexive thematic analysis. </w:t>
-      </w:r>
-      <w:r>
-        <w:rPr>
-          <w:b w:val="0"/>
-          <w:i w:val="0"/>
-        </w:rPr>
-      </w:r>
-      <w:r>
-        <w:rPr>
-          <w:b w:val="0"/>
-          <w:i w:val="0"/>
-          <w:iCs/>
-        </w:rPr>
-      </w:r>
-      <w:r>
-        <w:rPr>
-          <w:b w:val="0"/>
-          <w:i w:val="0"/>
-        </w:rPr>
-      </w:r>
-      <w:r>
-        <w:rPr>
-          <w:b w:val="0"/>
-          <w:i w:val="0"/>
-          <w:iCs/>
-        </w:rPr>
-      </w:r>
-      <w:r>
-        <w:rPr>
-          <w:b w:val="0"/>
-          <w:i w:val="0"/>
-        </w:rPr>
-      </w:r>
-      <w:r>
-        <w:rPr>
-          <w:rFonts w:ascii="Times New Roman" w:hAnsi="Times New Roman" w:eastAsia="Times New Roman"/>
-          <w:b w:val="0"/>
-          <w:i/>
-          <w:sz w:val="24"/>
-        </w:rPr>
-        <w:t>Qualitative Research in Sport, Exercise and Health, 11</w:t>
-      </w:r>
-      <w:r>
-        <w:rPr>
-          <w:rFonts w:ascii="Times New Roman" w:hAnsi="Times New Roman" w:eastAsia="Times New Roman"/>
-          <w:b w:val="0"/>
-          <w:i w:val="0"/>
-          <w:sz w:val="24"/>
-        </w:rPr>
-        <w:t xml:space="preserve">(4), 589–597. </w:t>
-      </w:r>
-      <w:hyperlink r:id="rId17">
-        <w:r>
-          <w:rPr>
-            <w:color w:val="0563C1"/>
-            <w:u w:val="single"/>
-            <w:rFonts w:ascii="Times New Roman" w:hAnsi="Times New Roman"/>
-            <w:sz w:val="24"/>
-          </w:rPr>
-          <w:t xml:space="preserve">https://doi.org/10.1080/2159676X.2019.1628806</w:t>
-        </w:r>
-      </w:hyperlink>
+        <w:t xml:space="preserve">Brinkmann, S., &amp; Kvale, S. (2017). Ethics in qualitative psychological research. In C. Willig &amp; W. Stainton Rogers (Eds.), </w:t>
+      </w:r>
+      <w:r>
+        <w:rPr>
+          <w:b w:val="0"/>
+          <w:i w:val="0"/>
+        </w:rPr>
+      </w:r>
+      <w:r>
+        <w:rPr>
+          <w:b w:val="0"/>
+          <w:i w:val="0"/>
+          <w:iCs/>
+        </w:rPr>
+      </w:r>
+      <w:r>
+        <w:rPr>
+          <w:b w:val="0"/>
+          <w:i w:val="0"/>
+        </w:rPr>
+      </w:r>
+      <w:r>
+        <w:rPr>
+          <w:b w:val="0"/>
+          <w:i w:val="0"/>
+          <w:iCs/>
+        </w:rPr>
+      </w:r>
+      <w:r>
+        <w:rPr>
+          <w:b w:val="0"/>
+          <w:i w:val="0"/>
+        </w:rPr>
+      </w:r>
+      <w:r>
+        <w:rPr>
+          <w:rFonts w:ascii="Times New Roman" w:hAnsi="Times New Roman" w:eastAsia="Times New Roman"/>
+          <w:b w:val="0"/>
+          <w:i w:val="0"/>
+          <w:sz w:val="24"/>
+        </w:rPr>
+      </w:r>
+      <w:r>
+        <w:rPr>
+          <w:rFonts w:ascii="Times New Roman" w:hAnsi="Times New Roman" w:eastAsia="Times New Roman"/>
+          <w:b w:val="0"/>
+          <w:i w:val="0"/>
+          <w:sz w:val="24"/>
+        </w:rPr>
+      </w:r>
+      <w:r>
+        <w:rPr>
+          <w:rFonts w:ascii="Times New Roman" w:hAnsi="Times New Roman" w:eastAsia="Times New Roman"/>
+          <w:b/>
+          <w:i/>
+          <w:sz w:val="24"/>
+        </w:rPr>
+        <w:t>The SAGE handbook of qualitative research in psychology</w:t>
+      </w:r>
+      <w:r>
+        <w:rPr>
+          <w:rFonts w:ascii="Times New Roman" w:hAnsi="Times New Roman" w:eastAsia="Times New Roman"/>
+          <w:b/>
+          <w:i w:val="0"/>
+          <w:sz w:val="24"/>
+        </w:rPr>
+        <w:t xml:space="preserve"> (2nd ed., pp. 259–273). SAGE. </w:t>
+      </w:r>
     </w:p>
     <w:p>
       <w:pPr>
@@ -7201,7 +7255,23 @@
           <w:i w:val="0"/>
           <w:sz w:val="24"/>
         </w:rPr>
-        <w:t xml:space="preserve">Brinkmann, S., &amp; Kvale, S. (2017). Ethics in qualitative psychological research. In C. Willig &amp; W. Stainton Rogers (Eds.), </w:t>
+        <w:t xml:space="preserve">Butterfield, L. D., Borgen, W. A., Amundson, N. E., &amp; Maglio, A.-S. T. (2005). Fifty years of the critical incident technique: 1954–2004 and beyond. </w:t>
+      </w:r>
+      <w:r>
+        <w:rPr>
+          <w:rFonts w:ascii="Times New Roman" w:hAnsi="Times New Roman" w:eastAsia="Times New Roman"/>
+          <w:b w:val="0"/>
+          <w:i w:val="0"/>
+          <w:sz w:val="24"/>
+        </w:rPr>
+      </w:r>
+      <w:r>
+        <w:rPr>
+          <w:rFonts w:ascii="Times New Roman" w:hAnsi="Times New Roman" w:eastAsia="Times New Roman"/>
+          <w:b w:val="0"/>
+          <w:i w:val="0"/>
+          <w:sz w:val="24"/>
+        </w:rPr>
       </w:r>
       <w:r>
         <w:rPr>
@@ -7210,57 +7280,12 @@
           <w:i/>
           <w:sz w:val="24"/>
         </w:rPr>
-        <w:t>The SAGE handbook of qualitative research in psychology</w:t>
+        <w:t>Qualitative Research, 5</w:t>
       </w:r>
       <w:r>
         <w:rPr>
           <w:rFonts w:ascii="Times New Roman" w:hAnsi="Times New Roman" w:eastAsia="Times New Roman"/>
           <w:b/>
-          <w:i w:val="0"/>
-          <w:sz w:val="24"/>
-        </w:rPr>
-        <w:t xml:space="preserve"> (2nd ed., pp. 259–273). SAGE. </w:t>
-      </w:r>
-    </w:p>
-    <w:p>
-      <w:pPr>
-        <w:spacing w:line="480" w:lineRule="auto"/>
-        <w:ind w:left="630" w:hanging="630"/>
-        <w:rPr>
-          <w:highlight w:val="cyan"/>
-        </w:rPr>
-      </w:pPr>
-      <w:r>
-        <w:rPr>
-          <w:rFonts w:ascii="Times New Roman" w:hAnsi="Times New Roman" w:eastAsia="Times New Roman"/>
-          <w:b w:val="0"/>
-          <w:i w:val="0"/>
-          <w:color w:val="000000" w:themeColor="text1"/>
-          <w:sz w:val="24"/>
-        </w:rPr>
-        <w:t xml:space="preserve">Butterfield, L. D., Borgen, W. A., Amundson, N. E., &amp; Maglio, A.-S. T. (2005). Fifty years of the critical incident technique: 1954–2004 and beyond. </w:t>
-      </w:r>
-      <w:r>
-        <w:rPr>
-          <w:b w:val="0"/>
-          <w:i w:val="0"/>
-          <w:color w:val="000000" w:themeColor="text1"/>
-          <w:highlight w:val="cyan"/>
-        </w:rPr>
-      </w:r>
-      <w:r>
-        <w:rPr>
-          <w:rFonts w:ascii="Times New Roman" w:hAnsi="Times New Roman" w:eastAsia="Times New Roman"/>
-          <w:b w:val="0"/>
-          <w:i/>
-          <w:sz w:val="24"/>
-        </w:rPr>
-        <w:t>Qualitative Research, 5</w:t>
-      </w:r>
-      <w:r>
-        <w:rPr>
-          <w:rFonts w:ascii="Times New Roman" w:hAnsi="Times New Roman" w:eastAsia="Times New Roman"/>
-          <w:b w:val="0"/>
           <w:i w:val="0"/>
           <w:sz w:val="24"/>
         </w:rPr>
@@ -7273,6 +7298,7 @@
             <w:u w:val="single"/>
             <w:rFonts w:ascii="Times New Roman" w:hAnsi="Times New Roman"/>
             <w:sz w:val="24"/>
+            <w:b/>
           </w:rPr>
           <w:t xml:space="preserve">https://doi.org/10.1177/1468794105056924</w:t>
         </w:r>
@@ -7282,16 +7308,18 @@
       <w:pPr>
         <w:spacing w:line="480" w:lineRule="auto"/>
         <w:ind w:left="630" w:hanging="630"/>
-      </w:pPr>
-      <w:r>
-        <w:rPr>
-          <w:rFonts w:ascii="Times New Roman" w:hAnsi="Times New Roman" w:eastAsia="Times New Roman"/>
-          <w:b w:val="0"/>
-          <w:i w:val="0"/>
-          <w:color w:val="000000" w:themeColor="text1"/>
-          <w:sz w:val="24"/>
+        <w:rPr>
           <w:highlight w:val="cyan"/>
         </w:rPr>
+      </w:pPr>
+      <w:r>
+        <w:rPr>
+          <w:rFonts w:ascii="Times New Roman" w:hAnsi="Times New Roman" w:eastAsia="Times New Roman"/>
+          <w:b w:val="0"/>
+          <w:i w:val="0"/>
+          <w:color w:val="000000" w:themeColor="text1"/>
+          <w:sz w:val="24"/>
+        </w:rPr>
         <w:t xml:space="preserve">Caelli, K., Ray, L., &amp; Mill, J. (2003). “Clear as mud”: Toward greater clarity in generic qualitative research. </w:t>
       </w:r>
       <w:r>
@@ -7299,12 +7327,23 @@
           <w:b w:val="0"/>
           <w:i w:val="0"/>
           <w:color w:val="000000" w:themeColor="text1"/>
-        </w:rPr>
-      </w:r>
-      <w:r>
-        <w:rPr>
-          <w:b w:val="0"/>
-          <w:i w:val="0"/>
+          <w:highlight w:val="cyan"/>
+        </w:rPr>
+      </w:r>
+      <w:r>
+        <w:rPr>
+          <w:rFonts w:ascii="Times New Roman" w:hAnsi="Times New Roman" w:eastAsia="Times New Roman"/>
+          <w:b w:val="0"/>
+          <w:i w:val="0"/>
+          <w:sz w:val="24"/>
+        </w:rPr>
+      </w:r>
+      <w:r>
+        <w:rPr>
+          <w:rFonts w:ascii="Times New Roman" w:hAnsi="Times New Roman" w:eastAsia="Times New Roman"/>
+          <w:b w:val="0"/>
+          <w:i w:val="0"/>
+          <w:sz w:val="24"/>
         </w:rPr>
       </w:r>
       <w:r>
@@ -7340,18 +7379,50 @@
     <w:p>
       <w:pPr>
         <w:spacing w:line="480" w:lineRule="auto"/>
-      </w:pPr>
-      <w:r>
-        <w:rPr>
-          <w:rFonts w:ascii="Times New Roman" w:hAnsi="Times New Roman" w:eastAsia="Times New Roman"/>
-          <w:b w:val="0"/>
-          <w:i w:val="0"/>
-          <w:sz w:val="24"/>
+        <w:ind w:left="630" w:hanging="630"/>
+      </w:pPr>
+      <w:r>
+        <w:rPr>
+          <w:rFonts w:ascii="Times New Roman" w:hAnsi="Times New Roman" w:eastAsia="Times New Roman"/>
+          <w:b w:val="0"/>
+          <w:i w:val="0"/>
+          <w:color w:val="000000" w:themeColor="text1"/>
+          <w:sz w:val="24"/>
+          <w:highlight w:val="cyan"/>
         </w:rPr>
         <w:t xml:space="preserve">Capella University. (2024). </w:t>
       </w:r>
       <w:r>
         <w:rPr>
+          <w:b w:val="0"/>
+          <w:i w:val="0"/>
+          <w:color w:val="000000" w:themeColor="text1"/>
+        </w:rPr>
+      </w:r>
+      <w:r>
+        <w:rPr>
+          <w:b w:val="0"/>
+          <w:i w:val="0"/>
+        </w:rPr>
+      </w:r>
+      <w:r>
+        <w:rPr>
+          <w:rFonts w:ascii="Times New Roman" w:hAnsi="Times New Roman" w:eastAsia="Times New Roman"/>
+          <w:b w:val="0"/>
+          <w:i w:val="0"/>
+          <w:sz w:val="24"/>
+        </w:rPr>
+      </w:r>
+      <w:r>
+        <w:rPr>
+          <w:rFonts w:ascii="Times New Roman" w:hAnsi="Times New Roman" w:eastAsia="Times New Roman"/>
+          <w:b w:val="0"/>
+          <w:i w:val="0"/>
+          <w:sz w:val="24"/>
+        </w:rPr>
+      </w:r>
+      <w:r>
+        <w:rPr>
           <w:rFonts w:ascii="Times New Roman" w:hAnsi="Times New Roman" w:eastAsia="Times New Roman"/>
           <w:b w:val="0"/>
           <w:i/>
@@ -7372,119 +7443,31 @@
     <w:p>
       <w:pPr>
         <w:spacing w:line="480" w:lineRule="auto"/>
-        <w:ind w:left="630" w:hanging="630"/>
-        <w:rPr>
-          <w:color w:val="000000" w:themeColor="text1"/>
-        </w:rPr>
-      </w:pPr>
-      <w:r>
-        <w:rPr>
-          <w:rFonts w:ascii="Times New Roman" w:hAnsi="Times New Roman" w:eastAsia="Times New Roman"/>
-          <w:b w:val="0"/>
-          <w:i w:val="0"/>
-          <w:sz w:val="24"/>
-          <w:highlight w:val="cyan"/>
-        </w:rPr>
-        <w:t xml:space="preserve">Carcary, M. (2020). The research audit trail: Methodological guidance for application in practice. </w:t>
-      </w:r>
-      <w:r>
-        <w:rPr>
-          <w:b w:val="0"/>
-          <w:i w:val="0"/>
-        </w:rPr>
-      </w:r>
-      <w:r>
-        <w:rPr>
-          <w:b w:val="0"/>
-          <w:i w:val="0"/>
-          <w:iCs/>
-        </w:rPr>
-      </w:r>
-      <w:r>
-        <w:rPr>
-          <w:b w:val="0"/>
-          <w:i w:val="0"/>
-        </w:rPr>
-      </w:r>
-      <w:r>
-        <w:rPr>
-          <w:rFonts w:ascii="Times New Roman" w:hAnsi="Times New Roman" w:eastAsia="Times New Roman"/>
-          <w:b w:val="0"/>
-          <w:i/>
-          <w:sz w:val="24"/>
-        </w:rPr>
-        <w:t>Electronic Journal of Business Research Methods, 18</w:t>
-      </w:r>
-      <w:r>
-        <w:rPr>
-          <w:rFonts w:ascii="Times New Roman" w:hAnsi="Times New Roman" w:eastAsia="Times New Roman"/>
-          <w:b w:val="0"/>
-          <w:i w:val="0"/>
-          <w:sz w:val="24"/>
-        </w:rPr>
-        <w:t xml:space="preserve">(2), 166–177. </w:t>
-      </w:r>
-      <w:hyperlink r:id="rId74">
-        <w:r>
-          <w:rPr>
-            <w:color w:val="0563C1"/>
-            <w:u w:val="single"/>
-            <w:rFonts w:ascii="Times New Roman" w:hAnsi="Times New Roman"/>
-            <w:sz w:val="24"/>
-          </w:rPr>
-          <w:t xml:space="preserve">https://doi.org/10.34190/jbrm.18.2.008</w:t>
-        </w:r>
-      </w:hyperlink>
-    </w:p>
-    <w:p>
-      <w:pPr>
-        <w:spacing w:line="480" w:lineRule="auto"/>
-      </w:pPr>
-      <w:r>
-        <w:rPr>
-          <w:rFonts w:ascii="Times New Roman" w:hAnsi="Times New Roman" w:eastAsia="Times New Roman"/>
-          <w:b w:val="0"/>
-          <w:i w:val="0"/>
-          <w:sz w:val="24"/>
-        </w:rPr>
-        <w:t xml:space="preserve">Chell, E. (2004). Critical incident technique. In C. Cassell &amp; G. Symon (Eds.), </w:t>
-      </w:r>
-      <w:r>
-        <w:rPr>
-          <w:rFonts w:ascii="Times New Roman" w:hAnsi="Times New Roman" w:eastAsia="Times New Roman"/>
-          <w:b w:val="0"/>
-          <w:i/>
-          <w:sz w:val="24"/>
-        </w:rPr>
-        <w:t>Essential guide to qualitative methods in organizational research</w:t>
-      </w:r>
-      <w:r>
-        <w:rPr>
-          <w:rFonts w:ascii="Times New Roman" w:hAnsi="Times New Roman" w:eastAsia="Times New Roman"/>
-          <w:b w:val="0"/>
-          <w:i w:val="0"/>
-          <w:sz w:val="24"/>
-        </w:rPr>
-        <w:t xml:space="preserve"> (pp. 45–60). SAGE.</w:t>
-      </w:r>
-    </w:p>
-    <w:p>
-      <w:pPr>
-        <w:spacing w:line="480" w:lineRule="auto"/>
-        <w:ind w:left="630" w:hanging="630"/>
-        <w:rPr>
-          <w:color w:val="000000" w:themeColor="text1"/>
-        </w:rPr>
       </w:pPr>
       <w:r>
         <w:rPr>
           <w:rFonts w:ascii="Times New Roman" w:hAnsi="Times New Roman" w:eastAsia="Times New Roman"/>
           <w:b/>
           <w:i w:val="0"/>
-          <w:color w:val="000000" w:themeColor="text1"/>
           <w:sz w:val="24"/>
         </w:rPr>
         <w:t xml:space="preserve">Cooper, S., &amp; Endacott, R. (2007). Generic qualitative research: A design for qualitative research in emergency care? </w:t>
+      </w:r>
+      <w:r>
+        <w:rPr>
+          <w:rFonts w:ascii="Times New Roman" w:hAnsi="Times New Roman" w:eastAsia="Times New Roman"/>
+          <w:b w:val="0"/>
+          <w:i w:val="0"/>
+          <w:sz w:val="24"/>
+        </w:rPr>
+      </w:r>
+      <w:r>
+        <w:rPr>
+          <w:rFonts w:ascii="Times New Roman" w:hAnsi="Times New Roman" w:eastAsia="Times New Roman"/>
+          <w:b w:val="0"/>
+          <w:i w:val="0"/>
+          <w:sz w:val="24"/>
+        </w:rPr>
       </w:r>
       <w:r>
         <w:rPr>
@@ -7528,17 +7511,52 @@
       <w:r>
         <w:rPr>
           <w:rFonts w:ascii="Times New Roman" w:hAnsi="Times New Roman" w:eastAsia="Times New Roman"/>
-          <w:b/>
-          <w:i w:val="0"/>
-          <w:color w:val="000000" w:themeColor="text1"/>
-          <w:sz w:val="24"/>
+          <w:b w:val="0"/>
+          <w:i w:val="0"/>
+          <w:sz w:val="24"/>
+          <w:highlight w:val="cyan"/>
         </w:rPr>
         <w:t xml:space="preserve">Creswell, J. W., &amp; Miller, D. L. (2000). Determining validity in qualitative inquiry. </w:t>
       </w:r>
       <w:r>
         <w:rPr>
-          <w:rFonts w:ascii="Times New Roman" w:hAnsi="Times New Roman" w:eastAsia="Times New Roman"/>
-          <w:b/>
+          <w:b w:val="0"/>
+          <w:i w:val="0"/>
+        </w:rPr>
+      </w:r>
+      <w:r>
+        <w:rPr>
+          <w:b w:val="0"/>
+          <w:i w:val="0"/>
+          <w:iCs/>
+        </w:rPr>
+      </w:r>
+      <w:r>
+        <w:rPr>
+          <w:b w:val="0"/>
+          <w:i w:val="0"/>
+        </w:rPr>
+      </w:r>
+      <w:r>
+        <w:rPr>
+          <w:rFonts w:ascii="Times New Roman" w:hAnsi="Times New Roman" w:eastAsia="Times New Roman"/>
+          <w:b w:val="0"/>
+          <w:i w:val="0"/>
+          <w:sz w:val="24"/>
+        </w:rPr>
+      </w:r>
+      <w:r>
+        <w:rPr>
+          <w:rFonts w:ascii="Times New Roman" w:hAnsi="Times New Roman" w:eastAsia="Times New Roman"/>
+          <w:b w:val="0"/>
+          <w:i w:val="0"/>
+          <w:sz w:val="24"/>
+        </w:rPr>
+      </w:r>
+      <w:r>
+        <w:rPr>
+          <w:rFonts w:ascii="Times New Roman" w:hAnsi="Times New Roman" w:eastAsia="Times New Roman"/>
+          <w:b w:val="0"/>
           <w:i/>
           <w:sz w:val="24"/>
         </w:rPr>
@@ -7547,7 +7565,7 @@
       <w:r>
         <w:rPr>
           <w:rFonts w:ascii="Times New Roman" w:hAnsi="Times New Roman" w:eastAsia="Times New Roman"/>
-          <w:b/>
+          <w:b w:val="0"/>
           <w:i w:val="0"/>
           <w:sz w:val="24"/>
         </w:rPr>
@@ -7560,7 +7578,6 @@
             <w:u w:val="single"/>
             <w:rFonts w:ascii="Times New Roman" w:hAnsi="Times New Roman"/>
             <w:sz w:val="24"/>
-            <w:b/>
           </w:rPr>
           <w:t xml:space="preserve">https://doi.org/10.1207/s15430421tip3903_2</w:t>
         </w:r>
@@ -7569,51 +7586,30 @@
     <w:p>
       <w:pPr>
         <w:spacing w:line="480" w:lineRule="auto"/>
-        <w:ind w:left="630" w:hanging="630"/>
-        <w:rPr>
-          <w:color w:val="000000" w:themeColor="text1"/>
-        </w:rPr>
-      </w:pPr>
-      <w:r>
-        <w:rPr>
-          <w:rFonts w:ascii="Times New Roman" w:hAnsi="Times New Roman" w:eastAsia="Times New Roman"/>
-          <w:b w:val="0"/>
-          <w:i w:val="0"/>
-          <w:color w:val="000000" w:themeColor="text1"/>
-          <w:sz w:val="24"/>
-          <w:highlight w:val="cyan"/>
+      </w:pPr>
+      <w:r>
+        <w:rPr>
+          <w:rFonts w:ascii="Times New Roman" w:hAnsi="Times New Roman" w:eastAsia="Times New Roman"/>
+          <w:b w:val="0"/>
+          <w:i w:val="0"/>
+          <w:sz w:val="24"/>
         </w:rPr>
         <w:t xml:space="preserve">Creswell, J. W., &amp; Poth, C. N. (2024). </w:t>
       </w:r>
       <w:r>
         <w:rPr>
-          <w:b w:val="0"/>
-          <w:i w:val="0"/>
-          <w:color w:val="000000" w:themeColor="text1"/>
-          <w:highlight w:val="green"/>
-        </w:rPr>
-      </w:r>
-      <w:r>
-        <w:rPr>
-          <w:b w:val="0"/>
-          <w:i w:val="0"/>
-          <w:color w:val="000000" w:themeColor="text1"/>
-          <w:highlight w:val="green"/>
-        </w:rPr>
-      </w:r>
-      <w:r>
-        <w:rPr>
-          <w:b w:val="0"/>
-          <w:i w:val="0"/>
-          <w:color w:val="000000" w:themeColor="text1"/>
-          <w:highlight w:val="green"/>
-        </w:rPr>
-      </w:r>
-      <w:r>
-        <w:rPr>
-          <w:b w:val="0"/>
-          <w:i w:val="0"/>
-          <w:color w:val="000000" w:themeColor="text1"/>
+          <w:rFonts w:ascii="Times New Roman" w:hAnsi="Times New Roman" w:eastAsia="Times New Roman"/>
+          <w:b w:val="0"/>
+          <w:i w:val="0"/>
+          <w:sz w:val="24"/>
+        </w:rPr>
+      </w:r>
+      <w:r>
+        <w:rPr>
+          <w:rFonts w:ascii="Times New Roman" w:hAnsi="Times New Roman" w:eastAsia="Times New Roman"/>
+          <w:b w:val="0"/>
+          <w:i w:val="0"/>
+          <w:sz w:val="24"/>
         </w:rPr>
       </w:r>
       <w:r>
@@ -7655,16 +7651,18 @@
       </w:r>
       <w:r>
         <w:rPr>
-          <w:b w:val="0"/>
-          <w:i w:val="0"/>
-          <w:color w:val="000000" w:themeColor="text1"/>
-        </w:rPr>
-      </w:r>
-      <w:r>
-        <w:rPr>
-          <w:b w:val="0"/>
-          <w:i w:val="0"/>
-          <w:color w:val="000000" w:themeColor="text1"/>
+          <w:rFonts w:ascii="Times New Roman" w:hAnsi="Times New Roman" w:eastAsia="Times New Roman"/>
+          <w:b w:val="0"/>
+          <w:i w:val="0"/>
+          <w:sz w:val="24"/>
+        </w:rPr>
+      </w:r>
+      <w:r>
+        <w:rPr>
+          <w:rFonts w:ascii="Times New Roman" w:hAnsi="Times New Roman" w:eastAsia="Times New Roman"/>
+          <w:b w:val="0"/>
+          <w:i w:val="0"/>
+          <w:sz w:val="24"/>
         </w:rPr>
       </w:r>
       <w:r>
@@ -7719,6 +7717,22 @@
         <w:rPr>
           <w:rFonts w:ascii="Times New Roman" w:hAnsi="Times New Roman" w:eastAsia="Times New Roman"/>
           <w:b w:val="0"/>
+          <w:i w:val="0"/>
+          <w:sz w:val="24"/>
+        </w:rPr>
+      </w:r>
+      <w:r>
+        <w:rPr>
+          <w:rFonts w:ascii="Times New Roman" w:hAnsi="Times New Roman" w:eastAsia="Times New Roman"/>
+          <w:b w:val="0"/>
+          <w:i w:val="0"/>
+          <w:sz w:val="24"/>
+        </w:rPr>
+      </w:r>
+      <w:r>
+        <w:rPr>
+          <w:rFonts w:ascii="Times New Roman" w:hAnsi="Times New Roman" w:eastAsia="Times New Roman"/>
+          <w:b w:val="0"/>
           <w:i/>
           <w:sz w:val="24"/>
         </w:rPr>
@@ -7756,60 +7770,60 @@
       <w:r>
         <w:rPr>
           <w:rFonts w:ascii="Times New Roman" w:hAnsi="Times New Roman" w:eastAsia="Times New Roman"/>
-          <w:b w:val="0"/>
-          <w:i w:val="0"/>
-          <w:color w:val="000000" w:themeColor="text1"/>
-          <w:sz w:val="24"/>
-        </w:rPr>
-        <w:t xml:space="preserve">Ekinci, Y., Rodrigo, P., Japutra, A., Çifci, S., Tee, M., &amp; Jia, Y. (2025). Assessing small and medium-size enterprise CEOs’ attitude towards business growth: The impact of event risk. </w:t>
-      </w:r>
-      <w:r>
-        <w:rPr>
-          <w:rFonts w:ascii="Times New Roman" w:hAnsi="Times New Roman" w:eastAsia="Times New Roman"/>
-          <w:b w:val="0"/>
-          <w:i/>
-          <w:sz w:val="24"/>
-        </w:rPr>
-        <w:t>Journal of Business Economics and Management, 26</w:t>
-      </w:r>
-      <w:r>
-        <w:rPr>
-          <w:rFonts w:ascii="Times New Roman" w:hAnsi="Times New Roman" w:eastAsia="Times New Roman"/>
-          <w:b w:val="0"/>
-          <w:i w:val="0"/>
-          <w:sz w:val="24"/>
-        </w:rPr>
-        <w:t xml:space="preserve">(3), 533–554. </w:t>
-      </w:r>
-      <w:hyperlink r:id="rId78">
-        <w:r>
-          <w:rPr>
-            <w:color w:val="0563C1"/>
-            <w:u w:val="single"/>
-            <w:rFonts w:ascii="Times New Roman" w:hAnsi="Times New Roman"/>
-            <w:sz w:val="24"/>
-          </w:rPr>
-          <w:t xml:space="preserve">https://doi.org/10.3846/jbem.2025.23519</w:t>
-        </w:r>
-      </w:hyperlink>
-    </w:p>
-    <w:p>
-      <w:pPr>
-        <w:spacing w:line="480" w:lineRule="auto"/>
-        <w:ind w:left="630" w:hanging="630"/>
-        <w:rPr>
-          <w:color w:val="000000" w:themeColor="text1"/>
-        </w:rPr>
-      </w:pPr>
-      <w:r>
-        <w:rPr>
-          <w:rFonts w:ascii="Times New Roman" w:hAnsi="Times New Roman" w:eastAsia="Times New Roman"/>
           <w:b/>
           <w:i w:val="0"/>
           <w:color w:val="000000" w:themeColor="text1"/>
           <w:sz w:val="24"/>
+          <w:highlight w:val="cyan"/>
         </w:rPr>
         <w:t xml:space="preserve">Erdiaw-Kwasie, M. O., Alam, K., &amp; Shahiduzzaman, M. (2017). Towards understanding stakeholder salience transition and relational approach to ‘better’ corporate social responsibility: A case for a proposed model in practice. </w:t>
+      </w:r>
+      <w:r>
+        <w:rPr>
+          <w:b w:val="0"/>
+          <w:i w:val="0"/>
+          <w:color w:val="000000" w:themeColor="text1"/>
+          <w:highlight w:val="green"/>
+        </w:rPr>
+      </w:r>
+      <w:r>
+        <w:rPr>
+          <w:b w:val="0"/>
+          <w:i w:val="0"/>
+          <w:color w:val="000000" w:themeColor="text1"/>
+          <w:highlight w:val="green"/>
+        </w:rPr>
+      </w:r>
+      <w:r>
+        <w:rPr>
+          <w:b w:val="0"/>
+          <w:i w:val="0"/>
+          <w:color w:val="000000" w:themeColor="text1"/>
+          <w:highlight w:val="green"/>
+        </w:rPr>
+      </w:r>
+      <w:r>
+        <w:rPr>
+          <w:b w:val="0"/>
+          <w:i w:val="0"/>
+          <w:color w:val="000000" w:themeColor="text1"/>
+        </w:rPr>
+      </w:r>
+      <w:r>
+        <w:rPr>
+          <w:rFonts w:ascii="Times New Roman" w:hAnsi="Times New Roman" w:eastAsia="Times New Roman"/>
+          <w:b w:val="0"/>
+          <w:i w:val="0"/>
+          <w:sz w:val="24"/>
+        </w:rPr>
+      </w:r>
+      <w:r>
+        <w:rPr>
+          <w:rFonts w:ascii="Times New Roman" w:hAnsi="Times New Roman" w:eastAsia="Times New Roman"/>
+          <w:b w:val="0"/>
+          <w:i w:val="0"/>
+          <w:sz w:val="24"/>
+        </w:rPr>
       </w:r>
       <w:r>
         <w:rPr>
@@ -7857,7 +7871,6 @@
           <w:i w:val="0"/>
           <w:color w:val="000000" w:themeColor="text1"/>
           <w:sz w:val="24"/>
-          <w:highlight w:val="cyan"/>
         </w:rPr>
         <w:t xml:space="preserve">Farahbod, K., Shayo, C., &amp; Varzandeh, J. (2022). Six sigma and lean operations in cybersecurity management. </w:t>
       </w:r>
@@ -7866,6 +7879,29 @@
           <w:b w:val="0"/>
           <w:i w:val="0"/>
           <w:color w:val="000000" w:themeColor="text1"/>
+        </w:rPr>
+      </w:r>
+      <w:r>
+        <w:rPr>
+          <w:b w:val="0"/>
+          <w:i w:val="0"/>
+          <w:color w:val="000000" w:themeColor="text1"/>
+        </w:rPr>
+      </w:r>
+      <w:r>
+        <w:rPr>
+          <w:rFonts w:ascii="Times New Roman" w:hAnsi="Times New Roman" w:eastAsia="Times New Roman"/>
+          <w:b w:val="0"/>
+          <w:i w:val="0"/>
+          <w:sz w:val="24"/>
+        </w:rPr>
+      </w:r>
+      <w:r>
+        <w:rPr>
+          <w:rFonts w:ascii="Times New Roman" w:hAnsi="Times New Roman" w:eastAsia="Times New Roman"/>
+          <w:b w:val="0"/>
+          <w:i w:val="0"/>
+          <w:sz w:val="24"/>
         </w:rPr>
       </w:r>
       <w:r>
@@ -7904,6 +7940,22 @@
           <w:sz w:val="24"/>
         </w:rPr>
         <w:t xml:space="preserve">Federal Bureau of Investigation. (2024). </w:t>
+      </w:r>
+      <w:r>
+        <w:rPr>
+          <w:rFonts w:ascii="Times New Roman" w:hAnsi="Times New Roman" w:eastAsia="Times New Roman"/>
+          <w:b w:val="0"/>
+          <w:i w:val="0"/>
+          <w:sz w:val="24"/>
+        </w:rPr>
+      </w:r>
+      <w:r>
+        <w:rPr>
+          <w:rFonts w:ascii="Times New Roman" w:hAnsi="Times New Roman" w:eastAsia="Times New Roman"/>
+          <w:b w:val="0"/>
+          <w:i w:val="0"/>
+          <w:sz w:val="24"/>
+        </w:rPr>
       </w:r>
       <w:r>
         <w:rPr>
@@ -7936,14 +7988,38 @@
       </w:hyperlink>
     </w:p>
     <w:p>
-      <w:r>
-        <w:rPr>
-          <w:rFonts w:ascii="Times New Roman" w:hAnsi="Times New Roman" w:eastAsia="Times New Roman"/>
-          <w:b w:val="0"/>
-          <w:i w:val="0"/>
+      <w:pPr>
+        <w:spacing w:line="480" w:lineRule="auto"/>
+        <w:ind w:left="630" w:hanging="630"/>
+        <w:rPr>
+          <w:color w:val="000000" w:themeColor="text1"/>
+        </w:rPr>
+      </w:pPr>
+      <w:r>
+        <w:rPr>
+          <w:rFonts w:ascii="Times New Roman" w:hAnsi="Times New Roman" w:eastAsia="Times New Roman"/>
+          <w:b w:val="0"/>
+          <w:i w:val="0"/>
+          <w:color w:val="000000" w:themeColor="text1"/>
           <w:sz w:val="24"/>
         </w:rPr>
         <w:t xml:space="preserve">Fereday, J., &amp; Muir-Cochrane, E. (2006). Demonstrating rigor using thematic analysis: A hybrid approach of inductive and deductive coding and theme development. </w:t>
+      </w:r>
+      <w:r>
+        <w:rPr>
+          <w:rFonts w:ascii="Times New Roman" w:hAnsi="Times New Roman" w:eastAsia="Times New Roman"/>
+          <w:b w:val="0"/>
+          <w:i w:val="0"/>
+          <w:sz w:val="24"/>
+        </w:rPr>
+      </w:r>
+      <w:r>
+        <w:rPr>
+          <w:rFonts w:ascii="Times New Roman" w:hAnsi="Times New Roman" w:eastAsia="Times New Roman"/>
+          <w:b w:val="0"/>
+          <w:i w:val="0"/>
+          <w:sz w:val="24"/>
+        </w:rPr>
       </w:r>
       <w:r>
         <w:rPr>
@@ -7995,9 +8071,18 @@
       </w:r>
       <w:r>
         <w:rPr>
-          <w:b w:val="0"/>
-          <w:i w:val="0"/>
-          <w:color w:val="000000" w:themeColor="text1"/>
+          <w:rFonts w:ascii="Times New Roman" w:hAnsi="Times New Roman" w:eastAsia="Times New Roman"/>
+          <w:b w:val="0"/>
+          <w:i w:val="0"/>
+          <w:sz w:val="24"/>
+        </w:rPr>
+      </w:r>
+      <w:r>
+        <w:rPr>
+          <w:rFonts w:ascii="Times New Roman" w:hAnsi="Times New Roman" w:eastAsia="Times New Roman"/>
+          <w:b w:val="0"/>
+          <w:i w:val="0"/>
+          <w:sz w:val="24"/>
         </w:rPr>
       </w:r>
       <w:r>
@@ -8044,8 +8129,9 @@
           <w:rFonts w:ascii="Times New Roman" w:hAnsi="Times New Roman" w:eastAsia="Times New Roman"/>
           <w:b w:val="0"/>
           <w:i w:val="0"/>
-          <w:sz w:val="24"/>
-          <w:highlight w:val="yellow"/>
+          <w:color w:val="000000" w:themeColor="text1"/>
+          <w:sz w:val="24"/>
+          <w:highlight w:val="cyan"/>
         </w:rPr>
         <w:t xml:space="preserve">Flanagan, J. C. (1954). The critical incident technique. </w:t>
       </w:r>
@@ -8053,32 +8139,23 @@
         <w:rPr>
           <w:b w:val="0"/>
           <w:i w:val="0"/>
-        </w:rPr>
-      </w:r>
-      <w:r>
-        <w:rPr>
-          <w:b w:val="0"/>
-          <w:i w:val="0"/>
-          <w:iCs/>
-        </w:rPr>
-      </w:r>
-      <w:r>
-        <w:rPr>
-          <w:b w:val="0"/>
-          <w:i w:val="0"/>
-        </w:rPr>
-      </w:r>
-      <w:r>
-        <w:rPr>
-          <w:b w:val="0"/>
-          <w:i w:val="0"/>
-          <w:iCs/>
-        </w:rPr>
-      </w:r>
-      <w:r>
-        <w:rPr>
-          <w:b w:val="0"/>
-          <w:i w:val="0"/>
+          <w:color w:val="000000" w:themeColor="text1"/>
+        </w:rPr>
+      </w:r>
+      <w:r>
+        <w:rPr>
+          <w:rFonts w:ascii="Times New Roman" w:hAnsi="Times New Roman" w:eastAsia="Times New Roman"/>
+          <w:b w:val="0"/>
+          <w:i w:val="0"/>
+          <w:sz w:val="24"/>
+        </w:rPr>
+      </w:r>
+      <w:r>
+        <w:rPr>
+          <w:rFonts w:ascii="Times New Roman" w:hAnsi="Times New Roman" w:eastAsia="Times New Roman"/>
+          <w:b w:val="0"/>
+          <w:i w:val="0"/>
+          <w:sz w:val="24"/>
         </w:rPr>
       </w:r>
       <w:r>
@@ -8133,6 +8210,22 @@
         <w:rPr>
           <w:rFonts w:ascii="Times New Roman" w:hAnsi="Times New Roman" w:eastAsia="Times New Roman"/>
           <w:b w:val="0"/>
+          <w:i w:val="0"/>
+          <w:sz w:val="24"/>
+        </w:rPr>
+      </w:r>
+      <w:r>
+        <w:rPr>
+          <w:rFonts w:ascii="Times New Roman" w:hAnsi="Times New Roman" w:eastAsia="Times New Roman"/>
+          <w:b w:val="0"/>
+          <w:i w:val="0"/>
+          <w:sz w:val="24"/>
+        </w:rPr>
+      </w:r>
+      <w:r>
+        <w:rPr>
+          <w:rFonts w:ascii="Times New Roman" w:hAnsi="Times New Roman" w:eastAsia="Times New Roman"/>
+          <w:b w:val="0"/>
           <w:i/>
           <w:sz w:val="24"/>
         </w:rPr>
@@ -8149,9 +8242,6 @@
       </w:r>
     </w:p>
     <w:p>
-      <w:pPr>
-        <w:spacing w:line="480" w:lineRule="auto"/>
-      </w:pPr>
       <w:r>
         <w:rPr>
           <w:rFonts w:ascii="Times New Roman" w:hAnsi="Times New Roman" w:eastAsia="Times New Roman"/>
@@ -8160,6 +8250,22 @@
           <w:sz w:val="24"/>
         </w:rPr>
         <w:t xml:space="preserve">Freeman, R. E. (2008). </w:t>
+      </w:r>
+      <w:r>
+        <w:rPr>
+          <w:rFonts w:ascii="Times New Roman" w:hAnsi="Times New Roman" w:eastAsia="Times New Roman"/>
+          <w:b w:val="0"/>
+          <w:i w:val="0"/>
+          <w:sz w:val="24"/>
+        </w:rPr>
+      </w:r>
+      <w:r>
+        <w:rPr>
+          <w:rFonts w:ascii="Times New Roman" w:hAnsi="Times New Roman" w:eastAsia="Times New Roman"/>
+          <w:b w:val="0"/>
+          <w:i w:val="0"/>
+          <w:sz w:val="24"/>
+        </w:rPr>
       </w:r>
       <w:r>
         <w:rPr>
@@ -8185,22 +8291,33 @@
         <w:spacing w:line="480" w:lineRule="auto"/>
         <w:ind w:left="630" w:hanging="630"/>
         <w:rPr>
-          <w:b/>
-          <w:bCs/>
-          <w:color w:val="000000" w:themeColor="text1"/>
-        </w:rPr>
-      </w:pPr>
-      <w:r>
-        <w:rPr>
-          <w:rFonts w:ascii="Times New Roman" w:hAnsi="Times New Roman" w:eastAsia="Times New Roman"/>
-          <w:b w:val="0"/>
-          <w:bCs/>
-          <w:i w:val="0"/>
-          <w:color w:val="000000" w:themeColor="text1"/>
-          <w:sz w:val="24"/>
-          <w:highlight w:val="yellow"/>
+          <w:color w:val="000000" w:themeColor="text1"/>
+        </w:rPr>
+      </w:pPr>
+      <w:r>
+        <w:rPr>
+          <w:rFonts w:ascii="Times New Roman" w:hAnsi="Times New Roman" w:eastAsia="Times New Roman"/>
+          <w:b w:val="0"/>
+          <w:i w:val="0"/>
+          <w:color w:val="000000" w:themeColor="text1"/>
+          <w:sz w:val="24"/>
         </w:rPr>
         <w:t xml:space="preserve">Freeman, R. E. (2009). Stakeholder theory: 25 years later. </w:t>
+      </w:r>
+      <w:r>
+        <w:rPr>
+          <w:b w:val="0"/>
+          <w:i w:val="0"/>
+          <w:color w:val="000000" w:themeColor="text1"/>
+        </w:rPr>
+      </w:r>
+      <w:r>
+        <w:rPr>
+          <w:rFonts w:ascii="Times New Roman" w:hAnsi="Times New Roman" w:eastAsia="Times New Roman"/>
+          <w:b w:val="0"/>
+          <w:i w:val="0"/>
+          <w:sz w:val="24"/>
+        </w:rPr>
       </w:r>
       <w:r>
         <w:rPr>
@@ -8253,10 +8370,58 @@
           <w:rFonts w:ascii="Times New Roman" w:hAnsi="Times New Roman" w:eastAsia="Times New Roman"/>
           <w:b w:val="0"/>
           <w:i w:val="0"/>
-          <w:color w:val="000000" w:themeColor="text1"/>
-          <w:sz w:val="24"/>
+          <w:sz w:val="24"/>
+          <w:highlight w:val="yellow"/>
         </w:rPr>
         <w:t xml:space="preserve">Freeman, R. E., Gilbert, D. R., Jr., &amp; Hartman, E. (1988). Values and the foundations of strategic management. </w:t>
+      </w:r>
+      <w:r>
+        <w:rPr>
+          <w:b w:val="0"/>
+          <w:i w:val="0"/>
+        </w:rPr>
+      </w:r>
+      <w:r>
+        <w:rPr>
+          <w:b w:val="0"/>
+          <w:i w:val="0"/>
+          <w:iCs/>
+        </w:rPr>
+      </w:r>
+      <w:r>
+        <w:rPr>
+          <w:b w:val="0"/>
+          <w:i w:val="0"/>
+        </w:rPr>
+      </w:r>
+      <w:r>
+        <w:rPr>
+          <w:b w:val="0"/>
+          <w:i w:val="0"/>
+          <w:iCs/>
+        </w:rPr>
+      </w:r>
+      <w:r>
+        <w:rPr>
+          <w:b w:val="0"/>
+          <w:i w:val="0"/>
+        </w:rPr>
+      </w:r>
+      <w:r>
+        <w:rPr>
+          <w:rFonts w:ascii="Times New Roman" w:hAnsi="Times New Roman" w:eastAsia="Times New Roman"/>
+          <w:b w:val="0"/>
+          <w:i w:val="0"/>
+          <w:sz w:val="24"/>
+        </w:rPr>
+      </w:r>
+      <w:r>
+        <w:rPr>
+          <w:rFonts w:ascii="Times New Roman" w:hAnsi="Times New Roman" w:eastAsia="Times New Roman"/>
+          <w:b w:val="0"/>
+          <w:i w:val="0"/>
+          <w:sz w:val="24"/>
+        </w:rPr>
       </w:r>
       <w:r>
         <w:rPr>
@@ -8310,6 +8475,22 @@
         <w:rPr>
           <w:rFonts w:ascii="Times New Roman" w:hAnsi="Times New Roman" w:eastAsia="Times New Roman"/>
           <w:b w:val="0"/>
+          <w:i w:val="0"/>
+          <w:sz w:val="24"/>
+        </w:rPr>
+      </w:r>
+      <w:r>
+        <w:rPr>
+          <w:rFonts w:ascii="Times New Roman" w:hAnsi="Times New Roman" w:eastAsia="Times New Roman"/>
+          <w:b w:val="0"/>
+          <w:i w:val="0"/>
+          <w:sz w:val="24"/>
+        </w:rPr>
+      </w:r>
+      <w:r>
+        <w:rPr>
+          <w:rFonts w:ascii="Times New Roman" w:hAnsi="Times New Roman" w:eastAsia="Times New Roman"/>
+          <w:b w:val="0"/>
           <w:i/>
           <w:sz w:val="24"/>
         </w:rPr>
@@ -8339,20 +8520,31 @@
     <w:p>
       <w:pPr>
         <w:spacing w:line="480" w:lineRule="auto"/>
-        <w:ind w:left="630" w:hanging="630"/>
-        <w:rPr>
-          <w:color w:val="000000" w:themeColor="text1"/>
-        </w:rPr>
-      </w:pPr>
-      <w:r>
-        <w:rPr>
-          <w:rFonts w:ascii="Times New Roman" w:hAnsi="Times New Roman" w:eastAsia="Times New Roman"/>
-          <w:b w:val="0"/>
-          <w:i w:val="0"/>
-          <w:color w:val="000000" w:themeColor="text1"/>
+      </w:pPr>
+      <w:r>
+        <w:rPr>
+          <w:rFonts w:ascii="Times New Roman" w:hAnsi="Times New Roman" w:eastAsia="Times New Roman"/>
+          <w:b w:val="0"/>
+          <w:i w:val="0"/>
           <w:sz w:val="24"/>
         </w:rPr>
         <w:t xml:space="preserve">Freeman, R. E., Phillips, R., &amp; Sisodia, R. (2020). Tensions in stakeholder theory. </w:t>
+      </w:r>
+      <w:r>
+        <w:rPr>
+          <w:rFonts w:ascii="Times New Roman" w:hAnsi="Times New Roman" w:eastAsia="Times New Roman"/>
+          <w:b w:val="0"/>
+          <w:i w:val="0"/>
+          <w:sz w:val="24"/>
+        </w:rPr>
+      </w:r>
+      <w:r>
+        <w:rPr>
+          <w:rFonts w:ascii="Times New Roman" w:hAnsi="Times New Roman" w:eastAsia="Times New Roman"/>
+          <w:b w:val="0"/>
+          <w:i w:val="0"/>
+          <w:sz w:val="24"/>
+        </w:rPr>
       </w:r>
       <w:r>
         <w:rPr>
@@ -8389,18 +8581,46 @@
         <w:spacing w:line="480" w:lineRule="auto"/>
         <w:ind w:left="630" w:hanging="630"/>
         <w:rPr>
-          <w:color w:val="000000" w:themeColor="text1"/>
-        </w:rPr>
-      </w:pPr>
-      <w:r>
-        <w:rPr>
-          <w:rFonts w:ascii="Times New Roman" w:hAnsi="Times New Roman" w:eastAsia="Times New Roman"/>
-          <w:b w:val="0"/>
-          <w:i w:val="0"/>
-          <w:color w:val="000000" w:themeColor="text1"/>
-          <w:sz w:val="24"/>
+          <w:b/>
+          <w:bCs/>
+          <w:color w:val="000000" w:themeColor="text1"/>
+        </w:rPr>
+      </w:pPr>
+      <w:r>
+        <w:rPr>
+          <w:rFonts w:ascii="Times New Roman" w:hAnsi="Times New Roman" w:eastAsia="Times New Roman"/>
+          <w:b w:val="0"/>
+          <w:bCs/>
+          <w:i w:val="0"/>
+          <w:color w:val="000000" w:themeColor="text1"/>
+          <w:sz w:val="24"/>
+          <w:highlight w:val="yellow"/>
         </w:rPr>
         <w:t xml:space="preserve">Freeman, R. E., Wicks, A. C., &amp; Parmar, B. (2004). Stakeholder theory and the corporate objective revisited. </w:t>
+      </w:r>
+      <w:r>
+        <w:rPr>
+          <w:rFonts w:ascii="Times New Roman" w:hAnsi="Times New Roman" w:eastAsia="Times New Roman"/>
+          <w:b w:val="0"/>
+          <w:i w:val="0"/>
+          <w:sz w:val="24"/>
+        </w:rPr>
+      </w:r>
+      <w:r>
+        <w:rPr>
+          <w:rFonts w:ascii="Times New Roman" w:hAnsi="Times New Roman" w:eastAsia="Times New Roman"/>
+          <w:b w:val="0"/>
+          <w:i w:val="0"/>
+          <w:sz w:val="24"/>
+        </w:rPr>
+      </w:r>
+      <w:r>
+        <w:rPr>
+          <w:rFonts w:ascii="Times New Roman" w:hAnsi="Times New Roman" w:eastAsia="Times New Roman"/>
+          <w:b w:val="0"/>
+          <w:i w:val="0"/>
+          <w:sz w:val="24"/>
+        </w:rPr>
       </w:r>
       <w:r>
         <w:rPr>
@@ -8443,18 +8663,91 @@
       <w:r>
         <w:rPr>
           <w:rFonts w:ascii="Times New Roman" w:hAnsi="Times New Roman" w:eastAsia="Times New Roman"/>
+          <w:b w:val="0"/>
+          <w:i w:val="0"/>
+          <w:color w:val="000000" w:themeColor="text1"/>
+          <w:sz w:val="24"/>
+        </w:rPr>
+        <w:t xml:space="preserve">Fusch, P., Fusch, G. E., &amp; Ness, L. R. (2018). Denzin’s paradigm shift: Revisiting triangulation in qualitative research. </w:t>
+      </w:r>
+      <w:r>
+        <w:rPr>
+          <w:rFonts w:ascii="Times New Roman" w:hAnsi="Times New Roman" w:eastAsia="Times New Roman"/>
+          <w:b w:val="0"/>
+          <w:i w:val="0"/>
+          <w:sz w:val="24"/>
+        </w:rPr>
+      </w:r>
+      <w:r>
+        <w:rPr>
+          <w:rFonts w:ascii="Times New Roman" w:hAnsi="Times New Roman" w:eastAsia="Times New Roman"/>
+          <w:b w:val="0"/>
+          <w:i w:val="0"/>
+          <w:sz w:val="24"/>
+        </w:rPr>
+      </w:r>
+      <w:r>
+        <w:rPr>
+          <w:rFonts w:ascii="Times New Roman" w:hAnsi="Times New Roman" w:eastAsia="Times New Roman"/>
+          <w:b w:val="0"/>
+          <w:i/>
+          <w:sz w:val="24"/>
+        </w:rPr>
+        <w:t>Journal of Social Change, 10</w:t>
+      </w:r>
+      <w:r>
+        <w:rPr>
+          <w:rFonts w:ascii="Times New Roman" w:hAnsi="Times New Roman" w:eastAsia="Times New Roman"/>
+          <w:b w:val="0"/>
+          <w:i w:val="0"/>
+          <w:sz w:val="24"/>
+        </w:rPr>
+        <w:t xml:space="preserve">(1), 19–32. </w:t>
+      </w:r>
+      <w:hyperlink r:id="rId32">
+        <w:r>
+          <w:rPr>
+            <w:color w:val="0563C1"/>
+            <w:u w:val="single"/>
+            <w:rFonts w:ascii="Times New Roman" w:hAnsi="Times New Roman"/>
+            <w:sz w:val="24"/>
+          </w:rPr>
+          <w:t xml:space="preserve">https://doi.org/10.5590/JOSC.2018.10.1.02</w:t>
+        </w:r>
+      </w:hyperlink>
+    </w:p>
+    <w:p>
+      <w:pPr>
+        <w:spacing w:line="480" w:lineRule="auto"/>
+        <w:ind w:left="630" w:hanging="630"/>
+        <w:rPr>
+          <w:color w:val="000000" w:themeColor="text1"/>
+        </w:rPr>
+      </w:pPr>
+      <w:r>
+        <w:rPr>
+          <w:rFonts w:ascii="Times New Roman" w:hAnsi="Times New Roman" w:eastAsia="Times New Roman"/>
           <w:b/>
           <w:i w:val="0"/>
           <w:color w:val="000000" w:themeColor="text1"/>
           <w:sz w:val="24"/>
         </w:rPr>
-        <w:t xml:space="preserve">Fusch, P., Fusch, G. E., &amp; Ness, L. R. (2018). Denzin’s paradigm shift: Revisiting triangulation in qualitative research. </w:t>
-      </w:r>
-      <w:r>
-        <w:rPr>
-          <w:b w:val="0"/>
-          <w:i w:val="0"/>
-          <w:color w:val="000000" w:themeColor="text1"/>
+        <w:t xml:space="preserve">Gabriel, C., &amp; Shafique, K. (2024). An ethical salience framework to achieve sustainable development goals. </w:t>
+      </w:r>
+      <w:r>
+        <w:rPr>
+          <w:rFonts w:ascii="Times New Roman" w:hAnsi="Times New Roman" w:eastAsia="Times New Roman"/>
+          <w:b w:val="0"/>
+          <w:i w:val="0"/>
+          <w:sz w:val="24"/>
+        </w:rPr>
+      </w:r>
+      <w:r>
+        <w:rPr>
+          <w:rFonts w:ascii="Times New Roman" w:hAnsi="Times New Roman" w:eastAsia="Times New Roman"/>
+          <w:b w:val="0"/>
+          <w:i w:val="0"/>
+          <w:sz w:val="24"/>
         </w:rPr>
       </w:r>
       <w:r>
@@ -8464,7 +8757,7 @@
           <w:i/>
           <w:sz w:val="24"/>
         </w:rPr>
-        <w:t>Journal of Social Change, 10</w:t>
+        <w:t>Sustainable Development, 32</w:t>
       </w:r>
       <w:r>
         <w:rPr>
@@ -8473,9 +8766,9 @@
           <w:i w:val="0"/>
           <w:sz w:val="24"/>
         </w:rPr>
-        <w:t xml:space="preserve">(1), 19–32. </w:t>
-      </w:r>
-      <w:hyperlink r:id="rId32">
+        <w:t xml:space="preserve">(4), 3213–3225. </w:t>
+      </w:r>
+      <w:hyperlink r:id="rId85">
         <w:r>
           <w:rPr>
             <w:color w:val="0563C1"/>
@@ -8484,7 +8777,7 @@
             <w:sz w:val="24"/>
             <w:b/>
           </w:rPr>
-          <w:t xml:space="preserve">https://doi.org/10.5590/JOSC.2018.10.1.02</w:t>
+          <w:t xml:space="preserve">https://doi.org/10.1002/sd.2840</w:t>
         </w:r>
       </w:hyperlink>
     </w:p>
@@ -8504,27 +8797,43 @@
           <w:color w:val="000000" w:themeColor="text1"/>
           <w:sz w:val="24"/>
         </w:rPr>
-        <w:t xml:space="preserve">Gabriel, C., &amp; Shafique, K. (2024). An ethical salience framework to achieve sustainable development goals. </w:t>
-      </w:r>
-      <w:r>
-        <w:rPr>
-          <w:rFonts w:ascii="Times New Roman" w:hAnsi="Times New Roman" w:eastAsia="Times New Roman"/>
-          <w:b w:val="0"/>
-          <w:i/>
-          <w:sz w:val="24"/>
-        </w:rPr>
-        <w:t>Sustainable Development, 32</w:t>
-      </w:r>
-      <w:r>
-        <w:rPr>
-          <w:rFonts w:ascii="Times New Roman" w:hAnsi="Times New Roman" w:eastAsia="Times New Roman"/>
-          <w:b w:val="0"/>
-          <w:i w:val="0"/>
-          <w:sz w:val="24"/>
-        </w:rPr>
-        <w:t xml:space="preserve">(4), 3213–3225. </w:t>
-      </w:r>
-      <w:hyperlink r:id="rId85">
+        <w:t xml:space="preserve">Gremler, D. D. (2004). The critical incident technique in service research. </w:t>
+      </w:r>
+      <w:r>
+        <w:rPr>
+          <w:rFonts w:ascii="Times New Roman" w:hAnsi="Times New Roman" w:eastAsia="Times New Roman"/>
+          <w:b w:val="0"/>
+          <w:i w:val="0"/>
+          <w:sz w:val="24"/>
+        </w:rPr>
+      </w:r>
+      <w:r>
+        <w:rPr>
+          <w:rFonts w:ascii="Times New Roman" w:hAnsi="Times New Roman" w:eastAsia="Times New Roman"/>
+          <w:b w:val="0"/>
+          <w:i w:val="0"/>
+          <w:sz w:val="24"/>
+        </w:rPr>
+      </w:r>
+      <w:r>
+        <w:rPr>
+          <w:rFonts w:ascii="Times New Roman" w:hAnsi="Times New Roman" w:eastAsia="Times New Roman"/>
+          <w:b w:val="0"/>
+          <w:i/>
+          <w:sz w:val="24"/>
+        </w:rPr>
+        <w:t>Journal of Service Research, 7</w:t>
+      </w:r>
+      <w:r>
+        <w:rPr>
+          <w:rFonts w:ascii="Times New Roman" w:hAnsi="Times New Roman" w:eastAsia="Times New Roman"/>
+          <w:b w:val="0"/>
+          <w:i w:val="0"/>
+          <w:sz w:val="24"/>
+        </w:rPr>
+        <w:t xml:space="preserve">(1), 65–89. </w:t>
+      </w:r>
+      <w:hyperlink r:id="rId15">
         <w:r>
           <w:rPr>
             <w:color w:val="0563C1"/>
@@ -8532,7 +8841,7 @@
             <w:rFonts w:ascii="Times New Roman" w:hAnsi="Times New Roman"/>
             <w:sz w:val="24"/>
           </w:rPr>
-          <w:t xml:space="preserve">https://doi.org/10.1002/sd.2840</w:t>
+          <w:t xml:space="preserve">https://doi.org/10.1177/1094670504266138</w:t>
         </w:r>
       </w:hyperlink>
     </w:p>
@@ -8558,6 +8867,22 @@
         <w:rPr>
           <w:rFonts w:ascii="Times New Roman" w:hAnsi="Times New Roman" w:eastAsia="Times New Roman"/>
           <w:b w:val="0"/>
+          <w:i w:val="0"/>
+          <w:sz w:val="24"/>
+        </w:rPr>
+      </w:r>
+      <w:r>
+        <w:rPr>
+          <w:rFonts w:ascii="Times New Roman" w:hAnsi="Times New Roman" w:eastAsia="Times New Roman"/>
+          <w:b w:val="0"/>
+          <w:i w:val="0"/>
+          <w:sz w:val="24"/>
+        </w:rPr>
+      </w:r>
+      <w:r>
+        <w:rPr>
+          <w:rFonts w:ascii="Times New Roman" w:hAnsi="Times New Roman" w:eastAsia="Times New Roman"/>
+          <w:b w:val="0"/>
           <w:i/>
           <w:sz w:val="24"/>
         </w:rPr>
@@ -8590,6 +8915,29 @@
           <w:sz w:val="24"/>
         </w:rPr>
         <w:t xml:space="preserve">Guest, G., Bunce, A., &amp; Johnson, L. (2006). How many interviews are enough? An experiment with data saturation and variability. </w:t>
+      </w:r>
+      <w:r>
+        <w:rPr>
+          <w:b w:val="0"/>
+          <w:i w:val="0"/>
+          <w:color w:val="000000" w:themeColor="text1"/>
+        </w:rPr>
+      </w:r>
+      <w:r>
+        <w:rPr>
+          <w:rFonts w:ascii="Times New Roman" w:hAnsi="Times New Roman" w:eastAsia="Times New Roman"/>
+          <w:b w:val="0"/>
+          <w:i w:val="0"/>
+          <w:sz w:val="24"/>
+        </w:rPr>
+      </w:r>
+      <w:r>
+        <w:rPr>
+          <w:rFonts w:ascii="Times New Roman" w:hAnsi="Times New Roman" w:eastAsia="Times New Roman"/>
+          <w:b w:val="0"/>
+          <w:i w:val="0"/>
+          <w:sz w:val="24"/>
+        </w:rPr>
       </w:r>
       <w:r>
         <w:rPr>
@@ -8625,6 +8973,73 @@
       <w:pPr>
         <w:spacing w:line="480" w:lineRule="auto"/>
         <w:ind w:left="630" w:hanging="630"/>
+        <w:rPr>
+          <w:color w:val="000000" w:themeColor="text1"/>
+        </w:rPr>
+      </w:pPr>
+      <w:r>
+        <w:rPr>
+          <w:rFonts w:ascii="Times New Roman" w:hAnsi="Times New Roman" w:eastAsia="Times New Roman"/>
+          <w:b w:val="0"/>
+          <w:i w:val="0"/>
+          <w:color w:val="000000" w:themeColor="text1"/>
+          <w:sz w:val="24"/>
+        </w:rPr>
+        <w:t xml:space="preserve">Guest, G., Namey, E., &amp; Chen, M. (2020). A simple method to assess and report thematic saturation in qualitative research. </w:t>
+      </w:r>
+      <w:r>
+        <w:rPr>
+          <w:rFonts w:ascii="Times New Roman" w:hAnsi="Times New Roman" w:eastAsia="Times New Roman"/>
+          <w:b w:val="0"/>
+          <w:i w:val="0"/>
+          <w:sz w:val="24"/>
+        </w:rPr>
+      </w:r>
+      <w:r>
+        <w:rPr>
+          <w:rFonts w:ascii="Times New Roman" w:hAnsi="Times New Roman" w:eastAsia="Times New Roman"/>
+          <w:b w:val="0"/>
+          <w:i w:val="0"/>
+          <w:sz w:val="24"/>
+        </w:rPr>
+      </w:r>
+      <w:r>
+        <w:rPr>
+          <w:rFonts w:ascii="Times New Roman" w:hAnsi="Times New Roman" w:eastAsia="Times New Roman"/>
+          <w:b w:val="0"/>
+          <w:i/>
+          <w:sz w:val="24"/>
+        </w:rPr>
+        <w:t>PLOS ONE, 15</w:t>
+      </w:r>
+      <w:r>
+        <w:rPr>
+          <w:rFonts w:ascii="Times New Roman" w:hAnsi="Times New Roman" w:eastAsia="Times New Roman"/>
+          <w:b w:val="0"/>
+          <w:i w:val="0"/>
+          <w:sz w:val="24"/>
+        </w:rPr>
+        <w:t xml:space="preserve">(5), Article e0232076. </w:t>
+      </w:r>
+      <w:hyperlink r:id="rId20">
+        <w:r>
+          <w:rPr>
+            <w:color w:val="0563C1"/>
+            <w:u w:val="single"/>
+            <w:rFonts w:ascii="Times New Roman" w:hAnsi="Times New Roman"/>
+            <w:sz w:val="24"/>
+          </w:rPr>
+          <w:t xml:space="preserve">https://doi.org/10.1371/journal.pone.0232076</w:t>
+        </w:r>
+      </w:hyperlink>
+    </w:p>
+    <w:p>
+      <w:pPr>
+        <w:spacing w:line="480" w:lineRule="auto"/>
+        <w:ind w:left="630" w:hanging="630"/>
+        <w:rPr>
+          <w:color w:val="000000" w:themeColor="text1"/>
+        </w:rPr>
       </w:pPr>
       <w:r>
         <w:rPr>
@@ -8635,6 +9050,22 @@
           <w:sz w:val="24"/>
         </w:rPr>
         <w:t xml:space="preserve">Kahlke, R. M. (2014). Generic qualitative approaches: Pitfalls and benefits of methodological mixology. </w:t>
+      </w:r>
+      <w:r>
+        <w:rPr>
+          <w:rFonts w:ascii="Times New Roman" w:hAnsi="Times New Roman" w:eastAsia="Times New Roman"/>
+          <w:b w:val="0"/>
+          <w:i w:val="0"/>
+          <w:sz w:val="24"/>
+        </w:rPr>
+      </w:r>
+      <w:r>
+        <w:rPr>
+          <w:rFonts w:ascii="Times New Roman" w:hAnsi="Times New Roman" w:eastAsia="Times New Roman"/>
+          <w:b w:val="0"/>
+          <w:i w:val="0"/>
+          <w:sz w:val="24"/>
+        </w:rPr>
       </w:r>
       <w:r>
         <w:rPr>
@@ -8670,40 +9101,40 @@
       <w:pPr>
         <w:spacing w:line="480" w:lineRule="auto"/>
         <w:ind w:left="630" w:hanging="630"/>
-      </w:pPr>
-      <w:r>
-        <w:rPr>
-          <w:rFonts w:ascii="Times New Roman" w:hAnsi="Times New Roman" w:eastAsia="Times New Roman"/>
-          <w:b/>
-          <w:i w:val="0"/>
-          <w:sz w:val="24"/>
-          <w:highlight w:val="cyan"/>
+        <w:rPr>
+          <w:color w:val="000000" w:themeColor="text1"/>
+        </w:rPr>
+      </w:pPr>
+      <w:r>
+        <w:rPr>
+          <w:rFonts w:ascii="Times New Roman" w:hAnsi="Times New Roman" w:eastAsia="Times New Roman"/>
+          <w:b w:val="0"/>
+          <w:i w:val="0"/>
+          <w:color w:val="000000" w:themeColor="text1"/>
+          <w:sz w:val="24"/>
         </w:rPr>
         <w:t xml:space="preserve">Kenny, C., Weber, C., &amp; Bratton, K. (2017). The characteristics of interpersonal networks in disaster response. </w:t>
       </w:r>
       <w:r>
         <w:rPr>
-          <w:b w:val="0"/>
-          <w:i w:val="0"/>
-        </w:rPr>
-      </w:r>
-      <w:r>
-        <w:rPr>
-          <w:rStyle w:val="Emphasis"/>
-          <w:b w:val="0"/>
-          <w:i w:val="0"/>
-        </w:rPr>
-      </w:r>
-      <w:r>
-        <w:rPr>
-          <w:b w:val="0"/>
-          <w:i w:val="0"/>
-        </w:rPr>
-      </w:r>
-      <w:r>
-        <w:rPr>
-          <w:rFonts w:ascii="Times New Roman" w:hAnsi="Times New Roman" w:eastAsia="Times New Roman"/>
-          <w:b/>
+          <w:rFonts w:ascii="Times New Roman" w:hAnsi="Times New Roman" w:eastAsia="Times New Roman"/>
+          <w:b w:val="0"/>
+          <w:i w:val="0"/>
+          <w:sz w:val="24"/>
+        </w:rPr>
+      </w:r>
+      <w:r>
+        <w:rPr>
+          <w:rFonts w:ascii="Times New Roman" w:hAnsi="Times New Roman" w:eastAsia="Times New Roman"/>
+          <w:b w:val="0"/>
+          <w:i w:val="0"/>
+          <w:sz w:val="24"/>
+        </w:rPr>
+      </w:r>
+      <w:r>
+        <w:rPr>
+          <w:rFonts w:ascii="Times New Roman" w:hAnsi="Times New Roman" w:eastAsia="Times New Roman"/>
+          <w:b w:val="0"/>
           <w:i/>
           <w:sz w:val="24"/>
         </w:rPr>
@@ -8712,7 +9143,7 @@
       <w:r>
         <w:rPr>
           <w:rFonts w:ascii="Times New Roman" w:hAnsi="Times New Roman" w:eastAsia="Times New Roman"/>
-          <w:b/>
+          <w:b w:val="0"/>
           <w:i w:val="0"/>
           <w:sz w:val="24"/>
         </w:rPr>
@@ -8725,7 +9156,6 @@
             <w:u w:val="single"/>
             <w:rFonts w:ascii="Times New Roman" w:hAnsi="Times New Roman"/>
             <w:sz w:val="24"/>
-            <w:b/>
           </w:rPr>
           <w:t xml:space="preserve">https://doi.org/10.1111/ssqu.12328</w:t>
         </w:r>
@@ -8739,49 +9169,33 @@
       <w:r>
         <w:rPr>
           <w:rFonts w:ascii="Times New Roman" w:hAnsi="Times New Roman" w:eastAsia="Times New Roman"/>
-          <w:b/>
-          <w:i w:val="0"/>
-          <w:sz w:val="24"/>
-          <w:highlight w:val="yellow"/>
+          <w:b w:val="0"/>
+          <w:i w:val="0"/>
+          <w:color w:val="000000" w:themeColor="text1"/>
+          <w:sz w:val="24"/>
         </w:rPr>
         <w:t xml:space="preserve">Koerber, A., &amp; McMichael, L. (2008). Qualitative sampling methods: A primer for technical communicators. </w:t>
       </w:r>
       <w:r>
         <w:rPr>
-          <w:b w:val="0"/>
-          <w:i w:val="0"/>
-        </w:rPr>
-      </w:r>
-      <w:r>
-        <w:rPr>
-          <w:b w:val="0"/>
-          <w:i w:val="0"/>
-          <w:iCs/>
-        </w:rPr>
-      </w:r>
-      <w:r>
-        <w:rPr>
-          <w:b w:val="0"/>
-          <w:i w:val="0"/>
-        </w:rPr>
-      </w:r>
-      <w:r>
-        <w:rPr>
-          <w:b w:val="0"/>
-          <w:i w:val="0"/>
-          <w:iCs/>
-        </w:rPr>
-      </w:r>
-      <w:r>
-        <w:rPr>
-          <w:b w:val="0"/>
-          <w:i w:val="0"/>
-        </w:rPr>
-      </w:r>
-      <w:r>
-        <w:rPr>
-          <w:rFonts w:ascii="Times New Roman" w:hAnsi="Times New Roman" w:eastAsia="Times New Roman"/>
-          <w:b/>
+          <w:rFonts w:ascii="Times New Roman" w:hAnsi="Times New Roman" w:eastAsia="Times New Roman"/>
+          <w:b w:val="0"/>
+          <w:i w:val="0"/>
+          <w:sz w:val="24"/>
+        </w:rPr>
+      </w:r>
+      <w:r>
+        <w:rPr>
+          <w:rFonts w:ascii="Times New Roman" w:hAnsi="Times New Roman" w:eastAsia="Times New Roman"/>
+          <w:b w:val="0"/>
+          <w:i w:val="0"/>
+          <w:sz w:val="24"/>
+        </w:rPr>
+      </w:r>
+      <w:r>
+        <w:rPr>
+          <w:rFonts w:ascii="Times New Roman" w:hAnsi="Times New Roman" w:eastAsia="Times New Roman"/>
+          <w:b w:val="0"/>
           <w:i/>
           <w:sz w:val="24"/>
         </w:rPr>
@@ -8790,7 +9204,7 @@
       <w:r>
         <w:rPr>
           <w:rFonts w:ascii="Times New Roman" w:hAnsi="Times New Roman" w:eastAsia="Times New Roman"/>
-          <w:b/>
+          <w:b w:val="0"/>
           <w:i w:val="0"/>
           <w:sz w:val="24"/>
         </w:rPr>
@@ -8803,7 +9217,6 @@
             <w:u w:val="single"/>
             <w:rFonts w:ascii="Times New Roman" w:hAnsi="Times New Roman"/>
             <w:sz w:val="24"/>
-            <w:b/>
           </w:rPr>
           <w:t xml:space="preserve">https://doi.org/10.1177/1050651908320362</w:t>
         </w:r>
@@ -8813,46 +9226,153 @@
       <w:pPr>
         <w:spacing w:line="480" w:lineRule="auto"/>
         <w:ind w:left="630" w:hanging="630"/>
-        <w:rPr>
-          <w:color w:val="000000" w:themeColor="text1"/>
-        </w:rPr>
-      </w:pPr>
-      <w:r>
-        <w:rPr>
-          <w:rFonts w:ascii="Times New Roman" w:hAnsi="Times New Roman" w:eastAsia="Times New Roman"/>
-          <w:b w:val="0"/>
-          <w:i w:val="0"/>
-          <w:color w:val="000000" w:themeColor="text1"/>
-          <w:sz w:val="24"/>
-        </w:rPr>
-        <w:t xml:space="preserve">Korstjens, I., &amp; Moser, A. (2018). Series: Practical guidance to qualitative research. Part 4: Trustworthiness and publishing. </w:t>
-      </w:r>
-      <w:r>
-        <w:rPr>
-          <w:b w:val="0"/>
-          <w:i w:val="0"/>
-          <w:color w:val="000000" w:themeColor="text1"/>
-        </w:rPr>
-      </w:r>
-      <w:r>
-        <w:rPr>
-          <w:rFonts w:ascii="Times New Roman" w:hAnsi="Times New Roman" w:eastAsia="Times New Roman"/>
-          <w:b w:val="0"/>
-          <w:i/>
-          <w:sz w:val="24"/>
-        </w:rPr>
-        <w:t>European Journal of General Practice, 24</w:t>
-      </w:r>
-      <w:r>
-        <w:rPr>
-          <w:rFonts w:ascii="Times New Roman" w:hAnsi="Times New Roman" w:eastAsia="Times New Roman"/>
-          <w:b w:val="0"/>
-          <w:i w:val="0"/>
-          <w:sz w:val="24"/>
-        </w:rPr>
-        <w:t xml:space="preserve">(1), 120–124. </w:t>
-      </w:r>
-      <w:hyperlink r:id="rId89">
+      </w:pPr>
+      <w:r>
+        <w:rPr>
+          <w:rFonts w:ascii="Times New Roman" w:hAnsi="Times New Roman" w:eastAsia="Times New Roman"/>
+          <w:b/>
+          <w:i w:val="0"/>
+          <w:sz w:val="24"/>
+          <w:highlight w:val="cyan"/>
+        </w:rPr>
+        <w:t xml:space="preserve">Kvale, S., &amp; Brinkmann, S. (2015). </w:t>
+      </w:r>
+      <w:r>
+        <w:rPr>
+          <w:b w:val="0"/>
+          <w:i w:val="0"/>
+        </w:rPr>
+      </w:r>
+      <w:r>
+        <w:rPr>
+          <w:rStyle w:val="Emphasis"/>
+          <w:b w:val="0"/>
+          <w:i w:val="0"/>
+        </w:rPr>
+      </w:r>
+      <w:r>
+        <w:rPr>
+          <w:b w:val="0"/>
+          <w:i w:val="0"/>
+        </w:rPr>
+      </w:r>
+      <w:r>
+        <w:rPr>
+          <w:rFonts w:ascii="Times New Roman" w:hAnsi="Times New Roman" w:eastAsia="Times New Roman"/>
+          <w:b w:val="0"/>
+          <w:i w:val="0"/>
+          <w:sz w:val="24"/>
+        </w:rPr>
+      </w:r>
+      <w:r>
+        <w:rPr>
+          <w:rFonts w:ascii="Times New Roman" w:hAnsi="Times New Roman" w:eastAsia="Times New Roman"/>
+          <w:b w:val="0"/>
+          <w:i w:val="0"/>
+          <w:sz w:val="24"/>
+        </w:rPr>
+      </w:r>
+      <w:r>
+        <w:rPr>
+          <w:rFonts w:ascii="Times New Roman" w:hAnsi="Times New Roman" w:eastAsia="Times New Roman"/>
+          <w:b/>
+          <w:i/>
+          <w:sz w:val="24"/>
+        </w:rPr>
+        <w:t>InterViews: Learning the craft of qualitative research interviewing</w:t>
+      </w:r>
+      <w:r>
+        <w:rPr>
+          <w:rFonts w:ascii="Times New Roman" w:hAnsi="Times New Roman" w:eastAsia="Times New Roman"/>
+          <w:b/>
+          <w:i w:val="0"/>
+          <w:sz w:val="24"/>
+        </w:rPr>
+        <w:t xml:space="preserve"> (3rd ed.). SAGE.</w:t>
+      </w:r>
+    </w:p>
+    <w:p>
+      <w:pPr>
+        <w:spacing w:line="480" w:lineRule="auto"/>
+        <w:ind w:left="630" w:hanging="630"/>
+      </w:pPr>
+      <w:r>
+        <w:rPr>
+          <w:rFonts w:ascii="Times New Roman" w:hAnsi="Times New Roman" w:eastAsia="Times New Roman"/>
+          <w:b w:val="0"/>
+          <w:i w:val="0"/>
+          <w:sz w:val="24"/>
+          <w:highlight w:val="yellow"/>
+        </w:rPr>
+        <w:t xml:space="preserve">Lester, J. N., Cho, Y., &amp; Lochmiller, C. R. (2020). Learning to do qualitative data analysis: A starting point. </w:t>
+      </w:r>
+      <w:r>
+        <w:rPr>
+          <w:b w:val="0"/>
+          <w:i w:val="0"/>
+        </w:rPr>
+      </w:r>
+      <w:r>
+        <w:rPr>
+          <w:b w:val="0"/>
+          <w:i w:val="0"/>
+          <w:iCs/>
+        </w:rPr>
+      </w:r>
+      <w:r>
+        <w:rPr>
+          <w:b w:val="0"/>
+          <w:i w:val="0"/>
+        </w:rPr>
+      </w:r>
+      <w:r>
+        <w:rPr>
+          <w:b w:val="0"/>
+          <w:i w:val="0"/>
+          <w:iCs/>
+        </w:rPr>
+      </w:r>
+      <w:r>
+        <w:rPr>
+          <w:b w:val="0"/>
+          <w:i w:val="0"/>
+        </w:rPr>
+      </w:r>
+      <w:r>
+        <w:rPr>
+          <w:rFonts w:ascii="Times New Roman" w:hAnsi="Times New Roman" w:eastAsia="Times New Roman"/>
+          <w:b w:val="0"/>
+          <w:i w:val="0"/>
+          <w:sz w:val="24"/>
+        </w:rPr>
+      </w:r>
+      <w:r>
+        <w:rPr>
+          <w:rFonts w:ascii="Times New Roman" w:hAnsi="Times New Roman" w:eastAsia="Times New Roman"/>
+          <w:b w:val="0"/>
+          <w:i w:val="0"/>
+          <w:sz w:val="24"/>
+        </w:rPr>
+      </w:r>
+      <w:r>
+        <w:rPr>
+          <w:rFonts w:ascii="Times New Roman" w:hAnsi="Times New Roman" w:eastAsia="Times New Roman"/>
+          <w:b w:val="0"/>
+          <w:i/>
+          <w:sz w:val="24"/>
+        </w:rPr>
+        <w:t>Human Resource Development Review, 19</w:t>
+      </w:r>
+      <w:r>
+        <w:rPr>
+          <w:rFonts w:ascii="Times New Roman" w:hAnsi="Times New Roman" w:eastAsia="Times New Roman"/>
+          <w:b w:val="0"/>
+          <w:i w:val="0"/>
+          <w:sz w:val="24"/>
+        </w:rPr>
+        <w:t xml:space="preserve">(1), 94–106. </w:t>
+      </w:r>
+      <w:hyperlink r:id="rId90">
         <w:r>
           <w:rPr>
             <w:color w:val="0563C1"/>
@@ -8860,112 +9380,6 @@
             <w:rFonts w:ascii="Times New Roman" w:hAnsi="Times New Roman"/>
             <w:sz w:val="24"/>
           </w:rPr>
-          <w:t xml:space="preserve">https://doi.org/10.1080/13814788.2017.1375092</w:t>
-        </w:r>
-      </w:hyperlink>
-    </w:p>
-    <w:p>
-      <w:pPr>
-        <w:spacing w:line="480" w:lineRule="auto"/>
-        <w:ind w:left="630" w:hanging="630"/>
-      </w:pPr>
-      <w:r>
-        <w:rPr>
-          <w:rFonts w:ascii="Times New Roman" w:hAnsi="Times New Roman" w:eastAsia="Times New Roman"/>
-          <w:b w:val="0"/>
-          <w:i w:val="0"/>
-          <w:sz w:val="24"/>
-          <w:highlight w:val="yellow"/>
-        </w:rPr>
-        <w:t xml:space="preserve">Kvale, S., &amp; Brinkmann, S. (2015). </w:t>
-      </w:r>
-      <w:r>
-        <w:rPr>
-          <w:b w:val="0"/>
-          <w:i w:val="0"/>
-        </w:rPr>
-      </w:r>
-      <w:r>
-        <w:rPr>
-          <w:b w:val="0"/>
-          <w:i w:val="0"/>
-        </w:rPr>
-      </w:r>
-      <w:r>
-        <w:rPr>
-          <w:b w:val="0"/>
-          <w:i w:val="0"/>
-        </w:rPr>
-      </w:r>
-      <w:r>
-        <w:rPr>
-          <w:rFonts w:ascii="Times New Roman" w:hAnsi="Times New Roman" w:eastAsia="Times New Roman"/>
-          <w:b w:val="0"/>
-          <w:i/>
-          <w:sz w:val="24"/>
-        </w:rPr>
-        <w:t>InterViews: Learning the craft of qualitative research interviewing</w:t>
-      </w:r>
-      <w:r>
-        <w:rPr>
-          <w:rFonts w:ascii="Times New Roman" w:hAnsi="Times New Roman" w:eastAsia="Times New Roman"/>
-          <w:b w:val="0"/>
-          <w:i w:val="0"/>
-          <w:sz w:val="24"/>
-        </w:rPr>
-        <w:t xml:space="preserve"> (3rd ed.). SAGE.</w:t>
-      </w:r>
-    </w:p>
-    <w:p>
-      <w:pPr>
-        <w:spacing w:line="480" w:lineRule="auto"/>
-        <w:ind w:left="630" w:hanging="630"/>
-      </w:pPr>
-      <w:r>
-        <w:rPr>
-          <w:rFonts w:ascii="Times New Roman" w:hAnsi="Times New Roman" w:eastAsia="Times New Roman"/>
-          <w:b/>
-          <w:i w:val="0"/>
-          <w:color w:val="000000" w:themeColor="text1"/>
-          <w:sz w:val="24"/>
-          <w:highlight w:val="cyan"/>
-        </w:rPr>
-        <w:t xml:space="preserve">Lester, J. N., Cho, Y., &amp; Lochmiller, C. R. (2020). Learning to do qualitative data analysis: A starting point. </w:t>
-      </w:r>
-      <w:r>
-        <w:rPr>
-          <w:b w:val="0"/>
-          <w:i w:val="0"/>
-          <w:color w:val="000000" w:themeColor="text1"/>
-        </w:rPr>
-      </w:r>
-      <w:r>
-        <w:rPr>
-          <w:rFonts w:ascii="Times New Roman" w:hAnsi="Times New Roman" w:eastAsia="Times New Roman"/>
-          <w:b/>
-          <w:i/>
-          <w:sz w:val="24"/>
-        </w:rPr>
-        <w:t>Human Resource Development Review, 19</w:t>
-      </w:r>
-      <w:r>
-        <w:rPr>
-          <w:rFonts w:ascii="Times New Roman" w:hAnsi="Times New Roman" w:eastAsia="Times New Roman"/>
-          <w:b/>
-          <w:i w:val="0"/>
-          <w:sz w:val="24"/>
-        </w:rPr>
-        <w:t xml:space="preserve">(1), 94–106. </w:t>
-      </w:r>
-      <w:hyperlink r:id="rId90">
-        <w:r>
-          <w:rPr>
-            <w:color w:val="0563C1"/>
-            <w:u w:val="single"/>
-            <w:rFonts w:ascii="Times New Roman" w:hAnsi="Times New Roman"/>
-            <w:sz w:val="24"/>
-            <w:b/>
-          </w:rPr>
           <w:t xml:space="preserve">https://doi.org/10.1177/1534484320903890</w:t>
         </w:r>
       </w:hyperlink>
@@ -8975,21 +9389,41 @@
         <w:spacing w:line="480" w:lineRule="auto"/>
         <w:ind w:left="630" w:hanging="630"/>
         <w:rPr>
-          <w:b/>
-          <w:bCs/>
-          <w:color w:val="000000" w:themeColor="text1"/>
-        </w:rPr>
-      </w:pPr>
-      <w:r>
-        <w:rPr>
-          <w:rFonts w:ascii="Times New Roman" w:hAnsi="Times New Roman" w:eastAsia="Times New Roman"/>
-          <w:b w:val="0"/>
-          <w:bCs/>
-          <w:i w:val="0"/>
-          <w:sz w:val="24"/>
-          <w:highlight w:val="yellow"/>
+          <w:color w:val="000000" w:themeColor="text1"/>
+        </w:rPr>
+      </w:pPr>
+      <w:r>
+        <w:rPr>
+          <w:rFonts w:ascii="Times New Roman" w:hAnsi="Times New Roman" w:eastAsia="Times New Roman"/>
+          <w:b w:val="0"/>
+          <w:i w:val="0"/>
+          <w:color w:val="000000" w:themeColor="text1"/>
+          <w:sz w:val="24"/>
         </w:rPr>
         <w:t xml:space="preserve">Lincoln, Y. S., &amp; Guba, E. G. (1985). </w:t>
+      </w:r>
+      <w:r>
+        <w:rPr>
+          <w:b w:val="0"/>
+          <w:i w:val="0"/>
+          <w:color w:val="000000" w:themeColor="text1"/>
+        </w:rPr>
+      </w:r>
+      <w:r>
+        <w:rPr>
+          <w:rFonts w:ascii="Times New Roman" w:hAnsi="Times New Roman" w:eastAsia="Times New Roman"/>
+          <w:b w:val="0"/>
+          <w:i w:val="0"/>
+          <w:sz w:val="24"/>
+        </w:rPr>
+      </w:r>
+      <w:r>
+        <w:rPr>
+          <w:rFonts w:ascii="Times New Roman" w:hAnsi="Times New Roman" w:eastAsia="Times New Roman"/>
+          <w:b w:val="0"/>
+          <w:i w:val="0"/>
+          <w:sz w:val="24"/>
+        </w:rPr>
       </w:r>
       <w:r>
         <w:rPr>
@@ -9014,19 +9448,50 @@
       <w:pPr>
         <w:spacing w:line="480" w:lineRule="auto"/>
         <w:ind w:left="630" w:hanging="630"/>
-        <w:rPr>
-          <w:color w:val="000000" w:themeColor="text1"/>
-        </w:rPr>
       </w:pPr>
       <w:r>
         <w:rPr>
           <w:rFonts w:ascii="Times New Roman" w:hAnsi="Times New Roman" w:eastAsia="Times New Roman"/>
           <w:b/>
           <w:i w:val="0"/>
-          <w:color w:val="000000" w:themeColor="text1"/>
-          <w:sz w:val="24"/>
+          <w:sz w:val="24"/>
+          <w:highlight w:val="yellow"/>
         </w:rPr>
         <w:t xml:space="preserve">Liu, W., Liu, R., Chen, H., &amp; Mboga, J. (2020). Perspectives on disruptive technology and innovation. </w:t>
+      </w:r>
+      <w:r>
+        <w:rPr>
+          <w:b w:val="0"/>
+          <w:i w:val="0"/>
+        </w:rPr>
+      </w:r>
+      <w:r>
+        <w:rPr>
+          <w:b w:val="0"/>
+          <w:i w:val="0"/>
+        </w:rPr>
+      </w:r>
+      <w:r>
+        <w:rPr>
+          <w:b w:val="0"/>
+          <w:i w:val="0"/>
+        </w:rPr>
+      </w:r>
+      <w:r>
+        <w:rPr>
+          <w:rFonts w:ascii="Times New Roman" w:hAnsi="Times New Roman" w:eastAsia="Times New Roman"/>
+          <w:b w:val="0"/>
+          <w:i w:val="0"/>
+          <w:sz w:val="24"/>
+        </w:rPr>
+      </w:r>
+      <w:r>
+        <w:rPr>
+          <w:rFonts w:ascii="Times New Roman" w:hAnsi="Times New Roman" w:eastAsia="Times New Roman"/>
+          <w:b w:val="0"/>
+          <w:i w:val="0"/>
+          <w:sz w:val="24"/>
+        </w:rPr>
       </w:r>
       <w:r>
         <w:rPr>
@@ -9063,19 +9528,40 @@
       <w:pPr>
         <w:spacing w:line="480" w:lineRule="auto"/>
         <w:ind w:left="630" w:hanging="630"/>
-        <w:rPr>
-          <w:color w:val="000000" w:themeColor="text1"/>
-        </w:rPr>
-      </w:pPr>
-      <w:r>
-        <w:rPr>
-          <w:rFonts w:ascii="Times New Roman" w:hAnsi="Times New Roman" w:eastAsia="Times New Roman"/>
-          <w:b w:val="0"/>
-          <w:i w:val="0"/>
-          <w:color w:val="000000" w:themeColor="text1"/>
-          <w:sz w:val="24"/>
+      </w:pPr>
+      <w:r>
+        <w:rPr>
+          <w:rFonts w:ascii="Times New Roman" w:hAnsi="Times New Roman" w:eastAsia="Times New Roman"/>
+          <w:b w:val="0"/>
+          <w:i w:val="0"/>
+          <w:color w:val="000000" w:themeColor="text1"/>
+          <w:sz w:val="24"/>
+          <w:highlight w:val="cyan"/>
         </w:rPr>
         <w:t xml:space="preserve">Lowry, M. R., Vance, A., &amp; Vance, M. D. (2025). Inexpert supervision: Field evidence on boards’ oversight of cybersecurity. </w:t>
+      </w:r>
+      <w:r>
+        <w:rPr>
+          <w:b w:val="0"/>
+          <w:i w:val="0"/>
+          <w:color w:val="000000" w:themeColor="text1"/>
+        </w:rPr>
+      </w:r>
+      <w:r>
+        <w:rPr>
+          <w:rFonts w:ascii="Times New Roman" w:hAnsi="Times New Roman" w:eastAsia="Times New Roman"/>
+          <w:b w:val="0"/>
+          <w:i w:val="0"/>
+          <w:sz w:val="24"/>
+        </w:rPr>
+      </w:r>
+      <w:r>
+        <w:rPr>
+          <w:rFonts w:ascii="Times New Roman" w:hAnsi="Times New Roman" w:eastAsia="Times New Roman"/>
+          <w:b w:val="0"/>
+          <w:i w:val="0"/>
+          <w:sz w:val="24"/>
+        </w:rPr>
       </w:r>
       <w:r>
         <w:rPr>
@@ -9112,15 +9598,17 @@
         <w:spacing w:line="480" w:lineRule="auto"/>
         <w:ind w:left="630" w:hanging="630"/>
         <w:rPr>
-          <w:color w:val="000000" w:themeColor="text1"/>
-        </w:rPr>
-      </w:pPr>
-      <w:r>
-        <w:rPr>
-          <w:rFonts w:ascii="Times New Roman" w:hAnsi="Times New Roman" w:eastAsia="Times New Roman"/>
-          <w:b w:val="0"/>
-          <w:i w:val="0"/>
-          <w:color w:val="000000" w:themeColor="text1"/>
+          <w:b/>
+          <w:bCs/>
+          <w:color w:val="000000" w:themeColor="text1"/>
+        </w:rPr>
+      </w:pPr>
+      <w:r>
+        <w:rPr>
+          <w:rFonts w:ascii="Times New Roman" w:hAnsi="Times New Roman" w:eastAsia="Times New Roman"/>
+          <w:b w:val="0"/>
+          <w:bCs/>
+          <w:i w:val="0"/>
           <w:sz w:val="24"/>
           <w:highlight w:val="yellow"/>
         </w:rPr>
@@ -9128,9 +9616,18 @@
       </w:r>
       <w:r>
         <w:rPr>
-          <w:b w:val="0"/>
-          <w:i w:val="0"/>
-          <w:color w:val="000000" w:themeColor="text1"/>
+          <w:rFonts w:ascii="Times New Roman" w:hAnsi="Times New Roman" w:eastAsia="Times New Roman"/>
+          <w:b w:val="0"/>
+          <w:i w:val="0"/>
+          <w:sz w:val="24"/>
+        </w:rPr>
+      </w:r>
+      <w:r>
+        <w:rPr>
+          <w:rFonts w:ascii="Times New Roman" w:hAnsi="Times New Roman" w:eastAsia="Times New Roman"/>
+          <w:b w:val="0"/>
+          <w:i w:val="0"/>
+          <w:sz w:val="24"/>
         </w:rPr>
       </w:r>
       <w:r>
@@ -9185,6 +9682,22 @@
         <w:rPr>
           <w:rFonts w:ascii="Times New Roman" w:hAnsi="Times New Roman" w:eastAsia="Times New Roman"/>
           <w:b w:val="0"/>
+          <w:i w:val="0"/>
+          <w:sz w:val="24"/>
+        </w:rPr>
+      </w:r>
+      <w:r>
+        <w:rPr>
+          <w:rFonts w:ascii="Times New Roman" w:hAnsi="Times New Roman" w:eastAsia="Times New Roman"/>
+          <w:b w:val="0"/>
+          <w:i w:val="0"/>
+          <w:sz w:val="24"/>
+        </w:rPr>
+      </w:r>
+      <w:r>
+        <w:rPr>
+          <w:rFonts w:ascii="Times New Roman" w:hAnsi="Times New Roman" w:eastAsia="Times New Roman"/>
+          <w:b w:val="0"/>
           <w:i/>
           <w:sz w:val="24"/>
         </w:rPr>
@@ -9222,74 +9735,27 @@
       <w:r>
         <w:rPr>
           <w:rFonts w:ascii="Times New Roman" w:hAnsi="Times New Roman" w:eastAsia="Times New Roman"/>
-          <w:b w:val="0"/>
-          <w:i w:val="0"/>
-          <w:color w:val="000000" w:themeColor="text1"/>
-          <w:sz w:val="24"/>
-        </w:rPr>
-        <w:t xml:space="preserve">Miteu, G. D. (2024). Ethics in scientific research: A lens into its importance, history, and future. </w:t>
-      </w:r>
-      <w:r>
-        <w:rPr>
-          <w:b w:val="0"/>
-          <w:i w:val="0"/>
-          <w:color w:val="000000" w:themeColor="text1"/>
-        </w:rPr>
-      </w:r>
-      <w:r>
-        <w:rPr>
-          <w:rFonts w:ascii="Times New Roman" w:hAnsi="Times New Roman" w:eastAsia="Times New Roman"/>
-          <w:b w:val="0"/>
-          <w:i/>
-          <w:sz w:val="24"/>
-        </w:rPr>
-        <w:t>Annals of Medicine and Surgery, 86</w:t>
-      </w:r>
-      <w:r>
-        <w:rPr>
-          <w:rFonts w:ascii="Times New Roman" w:hAnsi="Times New Roman" w:eastAsia="Times New Roman"/>
-          <w:b w:val="0"/>
-          <w:i w:val="0"/>
-          <w:sz w:val="24"/>
-        </w:rPr>
-        <w:t xml:space="preserve">(5), 2395–2398. </w:t>
-      </w:r>
-      <w:hyperlink r:id="rId43">
-        <w:r>
-          <w:rPr>
-            <w:color w:val="0563C1"/>
-            <w:u w:val="single"/>
-            <w:rFonts w:ascii="Times New Roman" w:hAnsi="Times New Roman"/>
-            <w:sz w:val="24"/>
-          </w:rPr>
-          <w:t xml:space="preserve">https://doi.org/10.1097/MS9.0000000000001959</w:t>
-        </w:r>
-      </w:hyperlink>
-    </w:p>
-    <w:p>
-      <w:pPr>
-        <w:spacing w:line="480" w:lineRule="auto"/>
-        <w:ind w:left="630" w:hanging="630"/>
-        <w:rPr>
-          <w:color w:val="000000" w:themeColor="text1"/>
-        </w:rPr>
-      </w:pPr>
-      <w:r>
-        <w:rPr>
-          <w:rFonts w:ascii="Times New Roman" w:hAnsi="Times New Roman" w:eastAsia="Times New Roman"/>
           <w:b/>
           <w:i w:val="0"/>
           <w:color w:val="000000" w:themeColor="text1"/>
           <w:sz w:val="24"/>
-          <w:highlight w:val="yellow"/>
         </w:rPr>
         <w:t xml:space="preserve">Mojtahedi, M., &amp; Oo, B. L. (2017). Critical attributes for proactive engagement of stakeholders in disaster risk management. </w:t>
       </w:r>
       <w:r>
         <w:rPr>
-          <w:b w:val="0"/>
-          <w:i w:val="0"/>
-          <w:color w:val="000000" w:themeColor="text1"/>
+          <w:rFonts w:ascii="Times New Roman" w:hAnsi="Times New Roman" w:eastAsia="Times New Roman"/>
+          <w:b w:val="0"/>
+          <w:i w:val="0"/>
+          <w:sz w:val="24"/>
+        </w:rPr>
+      </w:r>
+      <w:r>
+        <w:rPr>
+          <w:rFonts w:ascii="Times New Roman" w:hAnsi="Times New Roman" w:eastAsia="Times New Roman"/>
+          <w:b w:val="0"/>
+          <w:i w:val="0"/>
+          <w:sz w:val="24"/>
         </w:rPr>
       </w:r>
       <w:r>
@@ -9327,15 +9793,18 @@
       <w:pPr>
         <w:spacing w:line="480" w:lineRule="auto"/>
         <w:ind w:left="630" w:hanging="630"/>
-      </w:pPr>
-      <w:r>
-        <w:rPr>
-          <w:rFonts w:ascii="Times New Roman" w:hAnsi="Times New Roman" w:eastAsia="Times New Roman"/>
-          <w:b w:val="0"/>
-          <w:i w:val="0"/>
-          <w:color w:val="000000" w:themeColor="text1"/>
-          <w:sz w:val="24"/>
-          <w:highlight w:val="cyan"/>
+        <w:rPr>
+          <w:color w:val="000000" w:themeColor="text1"/>
+        </w:rPr>
+      </w:pPr>
+      <w:r>
+        <w:rPr>
+          <w:rFonts w:ascii="Times New Roman" w:hAnsi="Times New Roman" w:eastAsia="Times New Roman"/>
+          <w:b/>
+          <w:i w:val="0"/>
+          <w:color w:val="000000" w:themeColor="text1"/>
+          <w:sz w:val="24"/>
+          <w:highlight w:val="yellow"/>
         </w:rPr>
         <w:t xml:space="preserve">Molete, O. B., Mokhele, S. E., Ntombela, S. D., &amp; Thango, B. A. (2025). The impact of IT strategic planning process on SME performance: A systematic review. </w:t>
       </w:r>
@@ -9350,6 +9819,22 @@
         <w:rPr>
           <w:rFonts w:ascii="Times New Roman" w:hAnsi="Times New Roman" w:eastAsia="Times New Roman"/>
           <w:b w:val="0"/>
+          <w:i w:val="0"/>
+          <w:sz w:val="24"/>
+        </w:rPr>
+      </w:r>
+      <w:r>
+        <w:rPr>
+          <w:rFonts w:ascii="Times New Roman" w:hAnsi="Times New Roman" w:eastAsia="Times New Roman"/>
+          <w:b w:val="0"/>
+          <w:i w:val="0"/>
+          <w:sz w:val="24"/>
+        </w:rPr>
+      </w:r>
+      <w:r>
+        <w:rPr>
+          <w:rFonts w:ascii="Times New Roman" w:hAnsi="Times New Roman" w:eastAsia="Times New Roman"/>
+          <w:b/>
           <w:i/>
           <w:sz w:val="24"/>
         </w:rPr>
@@ -9358,131 +9843,13 @@
       <w:r>
         <w:rPr>
           <w:rFonts w:ascii="Times New Roman" w:hAnsi="Times New Roman" w:eastAsia="Times New Roman"/>
-          <w:b w:val="0"/>
+          <w:b/>
           <w:i w:val="0"/>
           <w:sz w:val="24"/>
         </w:rPr>
         <w:t xml:space="preserve">(1), Article 2. </w:t>
       </w:r>
       <w:hyperlink r:id="rId44">
-        <w:r>
-          <w:rPr>
-            <w:color w:val="0563C1"/>
-            <w:u w:val="single"/>
-            <w:rFonts w:ascii="Times New Roman" w:hAnsi="Times New Roman"/>
-            <w:sz w:val="24"/>
-          </w:rPr>
-          <w:t xml:space="preserve">https://doi.org/10.3390/businesses5010002</w:t>
-        </w:r>
-      </w:hyperlink>
-    </w:p>
-    <w:p>
-      <w:pPr>
-        <w:spacing w:line="480" w:lineRule="auto"/>
-        <w:ind w:left="630" w:hanging="630"/>
-      </w:pPr>
-      <w:r>
-        <w:rPr>
-          <w:rFonts w:ascii="Times New Roman" w:hAnsi="Times New Roman" w:eastAsia="Times New Roman"/>
-          <w:b w:val="0"/>
-          <w:i w:val="0"/>
-          <w:sz w:val="24"/>
-          <w:highlight w:val="yellow"/>
-        </w:rPr>
-        <w:t xml:space="preserve">Naeem, M., Ozuem, W., Howell, K., &amp; Ranfagni, S. (2024). Demystification and actualisation of data saturation in qualitative research through thematic analysis. </w:t>
-      </w:r>
-      <w:r>
-        <w:rPr>
-          <w:b w:val="0"/>
-          <w:i w:val="0"/>
-        </w:rPr>
-      </w:r>
-      <w:r>
-        <w:rPr>
-          <w:b w:val="0"/>
-          <w:i w:val="0"/>
-          <w:iCs/>
-        </w:rPr>
-      </w:r>
-      <w:r>
-        <w:rPr>
-          <w:b w:val="0"/>
-          <w:i w:val="0"/>
-        </w:rPr>
-      </w:r>
-      <w:r>
-        <w:rPr>
-          <w:b w:val="0"/>
-          <w:i w:val="0"/>
-        </w:rPr>
-      </w:r>
-      <w:r>
-        <w:rPr>
-          <w:rFonts w:ascii="Times New Roman" w:hAnsi="Times New Roman" w:eastAsia="Times New Roman"/>
-          <w:b w:val="0"/>
-          <w:i/>
-          <w:sz w:val="24"/>
-        </w:rPr>
-        <w:t>International Journal of Qualitative Methods, 23</w:t>
-      </w:r>
-      <w:r>
-        <w:rPr>
-          <w:rFonts w:ascii="Times New Roman" w:hAnsi="Times New Roman" w:eastAsia="Times New Roman"/>
-          <w:b w:val="0"/>
-          <w:i w:val="0"/>
-          <w:sz w:val="24"/>
-        </w:rPr>
-        <w:t xml:space="preserve">, 1–17. </w:t>
-      </w:r>
-      <w:hyperlink r:id="rId94">
-        <w:r>
-          <w:rPr>
-            <w:color w:val="0563C1"/>
-            <w:u w:val="single"/>
-            <w:rFonts w:ascii="Times New Roman" w:hAnsi="Times New Roman"/>
-            <w:sz w:val="24"/>
-          </w:rPr>
-          <w:t xml:space="preserve">https://doi.org/10.1177/16094069241229777</w:t>
-        </w:r>
-      </w:hyperlink>
-    </w:p>
-    <w:p>
-      <w:pPr>
-        <w:spacing w:line="480" w:lineRule="auto"/>
-        <w:ind w:left="630" w:hanging="630"/>
-        <w:rPr>
-          <w:color w:val="000000" w:themeColor="text1"/>
-        </w:rPr>
-      </w:pPr>
-      <w:r>
-        <w:rPr>
-          <w:rFonts w:ascii="Times New Roman" w:hAnsi="Times New Roman" w:eastAsia="Times New Roman"/>
-          <w:b/>
-          <w:i w:val="0"/>
-          <w:color w:val="000000" w:themeColor="text1"/>
-          <w:sz w:val="24"/>
-        </w:rPr>
-        <w:t xml:space="preserve">Narayanan, A., Finucane, M., Acosta, J., &amp; Wicker, A. (2020). From awareness to action: Accounting for infrastructure interdependencies in disaster response and recovery planning. </w:t>
-      </w:r>
-      <w:r>
-        <w:rPr>
-          <w:rFonts w:ascii="Times New Roman" w:hAnsi="Times New Roman" w:eastAsia="Times New Roman"/>
-          <w:b/>
-          <w:i/>
-          <w:sz w:val="24"/>
-        </w:rPr>
-        <w:t>GeoHealth, 4</w:t>
-      </w:r>
-      <w:r>
-        <w:rPr>
-          <w:rFonts w:ascii="Times New Roman" w:hAnsi="Times New Roman" w:eastAsia="Times New Roman"/>
-          <w:b/>
-          <w:i w:val="0"/>
-          <w:sz w:val="24"/>
-        </w:rPr>
-        <w:t xml:space="preserve">(7), Article e2020GH000251. </w:t>
-      </w:r>
-      <w:hyperlink r:id="rId47">
         <w:r>
           <w:rPr>
             <w:color w:val="0563C1"/>
@@ -9491,6 +9858,141 @@
             <w:sz w:val="24"/>
             <w:b/>
           </w:rPr>
+          <w:t xml:space="preserve">https://doi.org/10.3390/businesses5010002</w:t>
+        </w:r>
+      </w:hyperlink>
+    </w:p>
+    <w:p>
+      <w:pPr>
+        <w:spacing w:line="480" w:lineRule="auto"/>
+        <w:ind w:left="630" w:hanging="630"/>
+        <w:rPr>
+          <w:color w:val="000000" w:themeColor="text1"/>
+        </w:rPr>
+      </w:pPr>
+      <w:r>
+        <w:rPr>
+          <w:rFonts w:ascii="Times New Roman" w:hAnsi="Times New Roman" w:eastAsia="Times New Roman"/>
+          <w:b w:val="0"/>
+          <w:i w:val="0"/>
+          <w:color w:val="000000" w:themeColor="text1"/>
+          <w:sz w:val="24"/>
+        </w:rPr>
+        <w:t xml:space="preserve">Morse, J. M. (2015). Critical analysis of strategies for determining rigor in qualitative inquiry. </w:t>
+      </w:r>
+      <w:r>
+        <w:rPr>
+          <w:rFonts w:ascii="Times New Roman" w:hAnsi="Times New Roman" w:eastAsia="Times New Roman"/>
+          <w:b w:val="0"/>
+          <w:i w:val="0"/>
+          <w:sz w:val="24"/>
+        </w:rPr>
+      </w:r>
+      <w:r>
+        <w:rPr>
+          <w:rFonts w:ascii="Times New Roman" w:hAnsi="Times New Roman" w:eastAsia="Times New Roman"/>
+          <w:b w:val="0"/>
+          <w:i w:val="0"/>
+          <w:sz w:val="24"/>
+        </w:rPr>
+      </w:r>
+      <w:r>
+        <w:rPr>
+          <w:rFonts w:ascii="Times New Roman" w:hAnsi="Times New Roman" w:eastAsia="Times New Roman"/>
+          <w:b w:val="0"/>
+          <w:i/>
+          <w:sz w:val="24"/>
+        </w:rPr>
+        <w:t>Qualitative Health Research, 25</w:t>
+      </w:r>
+      <w:r>
+        <w:rPr>
+          <w:rFonts w:ascii="Times New Roman" w:hAnsi="Times New Roman" w:eastAsia="Times New Roman"/>
+          <w:b w:val="0"/>
+          <w:i w:val="0"/>
+          <w:sz w:val="24"/>
+        </w:rPr>
+        <w:t xml:space="preserve">(9), 1212–1222. </w:t>
+      </w:r>
+      <w:hyperlink r:id="rId22">
+        <w:r>
+          <w:rPr>
+            <w:color w:val="0563C1"/>
+            <w:u w:val="single"/>
+            <w:rFonts w:ascii="Times New Roman" w:hAnsi="Times New Roman"/>
+            <w:sz w:val="24"/>
+          </w:rPr>
+          <w:t xml:space="preserve">https://doi.org/10.1177/1049732315588501</w:t>
+        </w:r>
+      </w:hyperlink>
+    </w:p>
+    <w:p>
+      <w:pPr>
+        <w:spacing w:line="480" w:lineRule="auto"/>
+        <w:ind w:left="630" w:hanging="630"/>
+        <w:rPr>
+          <w:color w:val="000000" w:themeColor="text1"/>
+        </w:rPr>
+      </w:pPr>
+      <w:r>
+        <w:rPr>
+          <w:rFonts w:ascii="Times New Roman" w:hAnsi="Times New Roman" w:eastAsia="Times New Roman"/>
+          <w:b w:val="0"/>
+          <w:i w:val="0"/>
+          <w:color w:val="000000" w:themeColor="text1"/>
+          <w:sz w:val="24"/>
+        </w:rPr>
+        <w:t xml:space="preserve">Narayanan, A., Finucane, M., Acosta, J., &amp; Wicker, A. (2020). From awareness to action: Accounting for infrastructure interdependencies in disaster response and recovery planning. </w:t>
+      </w:r>
+      <w:r>
+        <w:rPr>
+          <w:b w:val="0"/>
+          <w:i w:val="0"/>
+          <w:color w:val="000000" w:themeColor="text1"/>
+        </w:rPr>
+      </w:r>
+      <w:r>
+        <w:rPr>
+          <w:rFonts w:ascii="Times New Roman" w:hAnsi="Times New Roman" w:eastAsia="Times New Roman"/>
+          <w:b w:val="0"/>
+          <w:i w:val="0"/>
+          <w:sz w:val="24"/>
+        </w:rPr>
+      </w:r>
+      <w:r>
+        <w:rPr>
+          <w:rFonts w:ascii="Times New Roman" w:hAnsi="Times New Roman" w:eastAsia="Times New Roman"/>
+          <w:b w:val="0"/>
+          <w:i w:val="0"/>
+          <w:sz w:val="24"/>
+        </w:rPr>
+      </w:r>
+      <w:r>
+        <w:rPr>
+          <w:rFonts w:ascii="Times New Roman" w:hAnsi="Times New Roman" w:eastAsia="Times New Roman"/>
+          <w:b w:val="0"/>
+          <w:i/>
+          <w:sz w:val="24"/>
+        </w:rPr>
+        <w:t>GeoHealth, 4</w:t>
+      </w:r>
+      <w:r>
+        <w:rPr>
+          <w:rFonts w:ascii="Times New Roman" w:hAnsi="Times New Roman" w:eastAsia="Times New Roman"/>
+          <w:b w:val="0"/>
+          <w:i w:val="0"/>
+          <w:sz w:val="24"/>
+        </w:rPr>
+        <w:t xml:space="preserve">(7), Article e2020GH000251. </w:t>
+      </w:r>
+      <w:hyperlink r:id="rId47">
+        <w:r>
+          <w:rPr>
+            <w:color w:val="0563C1"/>
+            <w:u w:val="single"/>
+            <w:rFonts w:ascii="Times New Roman" w:hAnsi="Times New Roman"/>
+            <w:sz w:val="24"/>
+          </w:rPr>
           <w:t xml:space="preserve">https://doi.org/10.1029/2020GH000251</w:t>
         </w:r>
       </w:hyperlink>
@@ -9510,6 +10012,7 @@
           <w:i w:val="0"/>
           <w:color w:val="000000" w:themeColor="text1"/>
           <w:sz w:val="24"/>
+          <w:highlight w:val="yellow"/>
         </w:rPr>
         <w:t xml:space="preserve">National Commission for the Protection of Human Subjects of Biomedical and Behavioral Research. (1979). </w:t>
       </w:r>
@@ -9518,6 +10021,22 @@
           <w:b w:val="0"/>
           <w:i w:val="0"/>
           <w:color w:val="000000" w:themeColor="text1"/>
+        </w:rPr>
+      </w:r>
+      <w:r>
+        <w:rPr>
+          <w:rFonts w:ascii="Times New Roman" w:hAnsi="Times New Roman" w:eastAsia="Times New Roman"/>
+          <w:b w:val="0"/>
+          <w:i w:val="0"/>
+          <w:sz w:val="24"/>
+        </w:rPr>
+      </w:r>
+      <w:r>
+        <w:rPr>
+          <w:rFonts w:ascii="Times New Roman" w:hAnsi="Times New Roman" w:eastAsia="Times New Roman"/>
+          <w:b w:val="0"/>
+          <w:i w:val="0"/>
+          <w:sz w:val="24"/>
         </w:rPr>
       </w:r>
       <w:r>
@@ -9558,10 +10077,11 @@
       <w:r>
         <w:rPr>
           <w:rFonts w:ascii="Times New Roman" w:hAnsi="Times New Roman" w:eastAsia="Times New Roman"/>
-          <w:b w:val="0"/>
-          <w:i w:val="0"/>
-          <w:sz w:val="24"/>
-          <w:highlight w:val="yellow"/>
+          <w:b/>
+          <w:i w:val="0"/>
+          <w:color w:val="000000" w:themeColor="text1"/>
+          <w:sz w:val="24"/>
+          <w:highlight w:val="cyan"/>
         </w:rPr>
         <w:t xml:space="preserve">Nowell, L. S., Norris, J. M., White, D. E., &amp; Moules, N. J. (2017). Thematic analysis: Striving to meet the trustworthiness criteria. </w:t>
       </w:r>
@@ -9569,44 +10089,29 @@
         <w:rPr>
           <w:b w:val="0"/>
           <w:i w:val="0"/>
-        </w:rPr>
-      </w:r>
-      <w:r>
-        <w:rPr>
-          <w:b w:val="0"/>
-          <w:i w:val="0"/>
-        </w:rPr>
-      </w:r>
-      <w:r>
-        <w:rPr>
-          <w:b w:val="0"/>
-          <w:i w:val="0"/>
-          <w:iCs/>
-        </w:rPr>
-      </w:r>
-      <w:r>
-        <w:rPr>
-          <w:b w:val="0"/>
-          <w:i w:val="0"/>
-        </w:rPr>
-      </w:r>
-      <w:r>
-        <w:rPr>
-          <w:b w:val="0"/>
-          <w:i w:val="0"/>
-          <w:iCs/>
-        </w:rPr>
-      </w:r>
-      <w:r>
-        <w:rPr>
-          <w:b w:val="0"/>
-          <w:i w:val="0"/>
-        </w:rPr>
-      </w:r>
-      <w:r>
-        <w:rPr>
-          <w:rFonts w:ascii="Times New Roman" w:hAnsi="Times New Roman" w:eastAsia="Times New Roman"/>
-          <w:b w:val="0"/>
+          <w:color w:val="000000" w:themeColor="text1"/>
+        </w:rPr>
+      </w:r>
+      <w:r>
+        <w:rPr>
+          <w:rFonts w:ascii="Times New Roman" w:hAnsi="Times New Roman" w:eastAsia="Times New Roman"/>
+          <w:b w:val="0"/>
+          <w:i w:val="0"/>
+          <w:sz w:val="24"/>
+        </w:rPr>
+      </w:r>
+      <w:r>
+        <w:rPr>
+          <w:rFonts w:ascii="Times New Roman" w:hAnsi="Times New Roman" w:eastAsia="Times New Roman"/>
+          <w:b w:val="0"/>
+          <w:i w:val="0"/>
+          <w:sz w:val="24"/>
+        </w:rPr>
+      </w:r>
+      <w:r>
+        <w:rPr>
+          <w:rFonts w:ascii="Times New Roman" w:hAnsi="Times New Roman" w:eastAsia="Times New Roman"/>
+          <w:b/>
           <w:i/>
           <w:sz w:val="24"/>
         </w:rPr>
@@ -9615,93 +10120,13 @@
       <w:r>
         <w:rPr>
           <w:rFonts w:ascii="Times New Roman" w:hAnsi="Times New Roman" w:eastAsia="Times New Roman"/>
-          <w:b w:val="0"/>
+          <w:b/>
           <w:i w:val="0"/>
           <w:sz w:val="24"/>
         </w:rPr>
         <w:t xml:space="preserve">(1), 1–13. </w:t>
       </w:r>
       <w:hyperlink r:id="rId96">
-        <w:r>
-          <w:rPr>
-            <w:color w:val="0563C1"/>
-            <w:u w:val="single"/>
-            <w:rFonts w:ascii="Times New Roman" w:hAnsi="Times New Roman"/>
-            <w:sz w:val="24"/>
-          </w:rPr>
-          <w:t xml:space="preserve">https://doi.org/10.1177/1609406917733847</w:t>
-        </w:r>
-      </w:hyperlink>
-    </w:p>
-    <w:p>
-      <w:pPr>
-        <w:spacing w:line="480" w:lineRule="auto"/>
-        <w:ind w:left="630" w:hanging="630"/>
-        <w:rPr>
-          <w:color w:val="000000" w:themeColor="text1"/>
-        </w:rPr>
-      </w:pPr>
-      <w:r>
-        <w:rPr>
-          <w:rFonts w:ascii="Times New Roman" w:hAnsi="Times New Roman" w:eastAsia="Times New Roman"/>
-          <w:b/>
-          <w:i w:val="0"/>
-          <w:sz w:val="24"/>
-          <w:highlight w:val="yellow"/>
-        </w:rPr>
-        <w:t xml:space="preserve">Nowell, B., &amp; Albrecht, K. (2019). A reviewer’s guide to qualitative rigor. </w:t>
-      </w:r>
-      <w:r>
-        <w:rPr>
-          <w:b w:val="0"/>
-          <w:i w:val="0"/>
-        </w:rPr>
-      </w:r>
-      <w:r>
-        <w:rPr>
-          <w:b w:val="0"/>
-          <w:i w:val="0"/>
-          <w:iCs/>
-        </w:rPr>
-      </w:r>
-      <w:r>
-        <w:rPr>
-          <w:b w:val="0"/>
-          <w:i w:val="0"/>
-        </w:rPr>
-      </w:r>
-      <w:r>
-        <w:rPr>
-          <w:b w:val="0"/>
-          <w:i w:val="0"/>
-          <w:iCs/>
-        </w:rPr>
-      </w:r>
-      <w:r>
-        <w:rPr>
-          <w:b w:val="0"/>
-          <w:i w:val="0"/>
-        </w:rPr>
-      </w:r>
-      <w:r>
-        <w:rPr>
-          <w:rFonts w:ascii="Times New Roman" w:hAnsi="Times New Roman" w:eastAsia="Times New Roman"/>
-          <w:b/>
-          <w:i/>
-          <w:sz w:val="24"/>
-        </w:rPr>
-        <w:t>Journal of Public Administration Research and Theory, 29</w:t>
-      </w:r>
-      <w:r>
-        <w:rPr>
-          <w:rFonts w:ascii="Times New Roman" w:hAnsi="Times New Roman" w:eastAsia="Times New Roman"/>
-          <w:b/>
-          <w:i w:val="0"/>
-          <w:sz w:val="24"/>
-        </w:rPr>
-        <w:t xml:space="preserve">(2), 348–363. </w:t>
-      </w:r>
-      <w:hyperlink r:id="rId97">
         <w:r>
           <w:rPr>
             <w:color w:val="0563C1"/>
@@ -9710,6 +10135,92 @@
             <w:sz w:val="24"/>
             <w:b/>
           </w:rPr>
+          <w:t xml:space="preserve">https://doi.org/10.1177/1609406917733847</w:t>
+        </w:r>
+      </w:hyperlink>
+    </w:p>
+    <w:p>
+      <w:pPr>
+        <w:spacing w:line="480" w:lineRule="auto"/>
+        <w:ind w:left="630" w:hanging="630"/>
+      </w:pPr>
+      <w:r>
+        <w:rPr>
+          <w:rFonts w:ascii="Times New Roman" w:hAnsi="Times New Roman" w:eastAsia="Times New Roman"/>
+          <w:b w:val="0"/>
+          <w:i w:val="0"/>
+          <w:sz w:val="24"/>
+          <w:highlight w:val="yellow"/>
+        </w:rPr>
+        <w:t xml:space="preserve">Nowell, B., &amp; Albrecht, K. (2019). A reviewer’s guide to qualitative rigor. </w:t>
+      </w:r>
+      <w:r>
+        <w:rPr>
+          <w:b w:val="0"/>
+          <w:i w:val="0"/>
+        </w:rPr>
+      </w:r>
+      <w:r>
+        <w:rPr>
+          <w:b w:val="0"/>
+          <w:i w:val="0"/>
+          <w:iCs/>
+        </w:rPr>
+      </w:r>
+      <w:r>
+        <w:rPr>
+          <w:b w:val="0"/>
+          <w:i w:val="0"/>
+        </w:rPr>
+      </w:r>
+      <w:r>
+        <w:rPr>
+          <w:b w:val="0"/>
+          <w:i w:val="0"/>
+        </w:rPr>
+      </w:r>
+      <w:r>
+        <w:rPr>
+          <w:rFonts w:ascii="Times New Roman" w:hAnsi="Times New Roman" w:eastAsia="Times New Roman"/>
+          <w:b w:val="0"/>
+          <w:i w:val="0"/>
+          <w:sz w:val="24"/>
+        </w:rPr>
+      </w:r>
+      <w:r>
+        <w:rPr>
+          <w:rFonts w:ascii="Times New Roman" w:hAnsi="Times New Roman" w:eastAsia="Times New Roman"/>
+          <w:b w:val="0"/>
+          <w:i w:val="0"/>
+          <w:sz w:val="24"/>
+        </w:rPr>
+      </w:r>
+      <w:r>
+        <w:rPr>
+          <w:rFonts w:ascii="Times New Roman" w:hAnsi="Times New Roman" w:eastAsia="Times New Roman"/>
+          <w:b w:val="0"/>
+          <w:i/>
+          <w:sz w:val="24"/>
+        </w:rPr>
+        <w:t>Journal of Public Administration Research and Theory, 29</w:t>
+      </w:r>
+      <w:r>
+        <w:rPr>
+          <w:rFonts w:ascii="Times New Roman" w:hAnsi="Times New Roman" w:eastAsia="Times New Roman"/>
+          <w:b w:val="0"/>
+          <w:i w:val="0"/>
+          <w:sz w:val="24"/>
+        </w:rPr>
+        <w:t xml:space="preserve">(2), 348–363. </w:t>
+      </w:r>
+      <w:hyperlink r:id="rId97">
+        <w:r>
+          <w:rPr>
+            <w:color w:val="0563C1"/>
+            <w:u w:val="single"/>
+            <w:rFonts w:ascii="Times New Roman" w:hAnsi="Times New Roman"/>
+            <w:sz w:val="24"/>
+          </w:rPr>
           <w:t xml:space="preserve">https://doi.org/10.1093/jopart/muy052</w:t>
         </w:r>
       </w:hyperlink>
@@ -9734,17 +10245,18 @@
       </w:r>
       <w:r>
         <w:rPr>
-          <w:b w:val="0"/>
-          <w:i w:val="0"/>
-          <w:color w:val="000000" w:themeColor="text1"/>
-          <w:highlight w:val="cyan"/>
-        </w:rPr>
-      </w:r>
-      <w:r>
-        <w:rPr>
-          <w:b w:val="0"/>
-          <w:i w:val="0"/>
-          <w:color w:val="000000" w:themeColor="text1"/>
+          <w:rFonts w:ascii="Times New Roman" w:hAnsi="Times New Roman" w:eastAsia="Times New Roman"/>
+          <w:b w:val="0"/>
+          <w:i w:val="0"/>
+          <w:sz w:val="24"/>
+        </w:rPr>
+      </w:r>
+      <w:r>
+        <w:rPr>
+          <w:rFonts w:ascii="Times New Roman" w:hAnsi="Times New Roman" w:eastAsia="Times New Roman"/>
+          <w:b w:val="0"/>
+          <w:i w:val="0"/>
+          <w:sz w:val="24"/>
         </w:rPr>
       </w:r>
       <w:r>
@@ -9807,6 +10319,22 @@
         <w:rPr>
           <w:rFonts w:ascii="Times New Roman" w:hAnsi="Times New Roman" w:eastAsia="Times New Roman"/>
           <w:b w:val="0"/>
+          <w:i w:val="0"/>
+          <w:sz w:val="24"/>
+        </w:rPr>
+      </w:r>
+      <w:r>
+        <w:rPr>
+          <w:rFonts w:ascii="Times New Roman" w:hAnsi="Times New Roman" w:eastAsia="Times New Roman"/>
+          <w:b w:val="0"/>
+          <w:i w:val="0"/>
+          <w:sz w:val="24"/>
+        </w:rPr>
+      </w:r>
+      <w:r>
+        <w:rPr>
+          <w:rFonts w:ascii="Times New Roman" w:hAnsi="Times New Roman" w:eastAsia="Times New Roman"/>
+          <w:b w:val="0"/>
           <w:i/>
           <w:sz w:val="24"/>
         </w:rPr>
@@ -9837,26 +10365,165 @@
       <w:pPr>
         <w:spacing w:line="480" w:lineRule="auto"/>
         <w:ind w:left="630" w:hanging="630"/>
-        <w:rPr>
-          <w:color w:val="000000" w:themeColor="text1"/>
-        </w:rPr>
-      </w:pPr>
-      <w:r>
-        <w:rPr>
-          <w:rFonts w:ascii="Times New Roman" w:hAnsi="Times New Roman" w:eastAsia="Times New Roman"/>
-          <w:b w:val="0"/>
-          <w:i w:val="0"/>
-          <w:color w:val="000000" w:themeColor="text1"/>
+      </w:pPr>
+      <w:r>
+        <w:rPr>
+          <w:rFonts w:ascii="Times New Roman" w:hAnsi="Times New Roman" w:eastAsia="Times New Roman"/>
+          <w:b w:val="0"/>
+          <w:i w:val="0"/>
           <w:sz w:val="24"/>
           <w:highlight w:val="yellow"/>
         </w:rPr>
+        <w:t xml:space="preserve">Paulus, T. M. (2023). Using qualitative data analysis software to support digital research workflows. </w:t>
+      </w:r>
+      <w:r>
+        <w:rPr>
+          <w:b w:val="0"/>
+          <w:i w:val="0"/>
+        </w:rPr>
+      </w:r>
+      <w:r>
+        <w:rPr>
+          <w:b w:val="0"/>
+          <w:i w:val="0"/>
+        </w:rPr>
+      </w:r>
+      <w:r>
+        <w:rPr>
+          <w:b w:val="0"/>
+          <w:i w:val="0"/>
+          <w:iCs/>
+        </w:rPr>
+      </w:r>
+      <w:r>
+        <w:rPr>
+          <w:b w:val="0"/>
+          <w:i w:val="0"/>
+        </w:rPr>
+      </w:r>
+      <w:r>
+        <w:rPr>
+          <w:b w:val="0"/>
+          <w:i w:val="0"/>
+          <w:iCs/>
+        </w:rPr>
+      </w:r>
+      <w:r>
+        <w:rPr>
+          <w:b w:val="0"/>
+          <w:i w:val="0"/>
+        </w:rPr>
+      </w:r>
+      <w:r>
+        <w:rPr>
+          <w:rFonts w:ascii="Times New Roman" w:hAnsi="Times New Roman" w:eastAsia="Times New Roman"/>
+          <w:b w:val="0"/>
+          <w:i w:val="0"/>
+          <w:sz w:val="24"/>
+        </w:rPr>
+      </w:r>
+      <w:r>
+        <w:rPr>
+          <w:rFonts w:ascii="Times New Roman" w:hAnsi="Times New Roman" w:eastAsia="Times New Roman"/>
+          <w:b w:val="0"/>
+          <w:i w:val="0"/>
+          <w:sz w:val="24"/>
+        </w:rPr>
+      </w:r>
+      <w:r>
+        <w:rPr>
+          <w:rFonts w:ascii="Times New Roman" w:hAnsi="Times New Roman" w:eastAsia="Times New Roman"/>
+          <w:b w:val="0"/>
+          <w:i/>
+          <w:sz w:val="24"/>
+        </w:rPr>
+        <w:t>Human Resource Development Review, 22</w:t>
+      </w:r>
+      <w:r>
+        <w:rPr>
+          <w:rFonts w:ascii="Times New Roman" w:hAnsi="Times New Roman" w:eastAsia="Times New Roman"/>
+          <w:b w:val="0"/>
+          <w:i w:val="0"/>
+          <w:sz w:val="24"/>
+        </w:rPr>
+        <w:t xml:space="preserve">(1), 139–148. </w:t>
+      </w:r>
+      <w:hyperlink r:id="rId24">
+        <w:r>
+          <w:rPr>
+            <w:color w:val="0563C1"/>
+            <w:u w:val="single"/>
+            <w:rFonts w:ascii="Times New Roman" w:hAnsi="Times New Roman"/>
+            <w:sz w:val="24"/>
+          </w:rPr>
+          <w:t xml:space="preserve">https://doi.org/10.1177/15344843221138381</w:t>
+        </w:r>
+      </w:hyperlink>
+    </w:p>
+    <w:p>
+      <w:pPr>
+        <w:spacing w:line="480" w:lineRule="auto"/>
+        <w:ind w:left="630" w:hanging="630"/>
+        <w:rPr>
+          <w:color w:val="000000" w:themeColor="text1"/>
+        </w:rPr>
+      </w:pPr>
+      <w:r>
+        <w:rPr>
+          <w:rFonts w:ascii="Times New Roman" w:hAnsi="Times New Roman" w:eastAsia="Times New Roman"/>
+          <w:b w:val="0"/>
+          <w:i w:val="0"/>
+          <w:sz w:val="24"/>
+          <w:highlight w:val="yellow"/>
+        </w:rPr>
         <w:t xml:space="preserve">Percy, W. H., Kostere, K., &amp; Kostere, S. (2015). Generic qualitative research in psychology. </w:t>
       </w:r>
       <w:r>
         <w:rPr>
           <w:b w:val="0"/>
           <w:i w:val="0"/>
-          <w:color w:val="000000" w:themeColor="text1"/>
+        </w:rPr>
+      </w:r>
+      <w:r>
+        <w:rPr>
+          <w:b w:val="0"/>
+          <w:i w:val="0"/>
+          <w:iCs/>
+        </w:rPr>
+      </w:r>
+      <w:r>
+        <w:rPr>
+          <w:b w:val="0"/>
+          <w:i w:val="0"/>
+        </w:rPr>
+      </w:r>
+      <w:r>
+        <w:rPr>
+          <w:b w:val="0"/>
+          <w:i w:val="0"/>
+          <w:iCs/>
+        </w:rPr>
+      </w:r>
+      <w:r>
+        <w:rPr>
+          <w:b w:val="0"/>
+          <w:i w:val="0"/>
+        </w:rPr>
+      </w:r>
+      <w:r>
+        <w:rPr>
+          <w:rFonts w:ascii="Times New Roman" w:hAnsi="Times New Roman" w:eastAsia="Times New Roman"/>
+          <w:b w:val="0"/>
+          <w:i w:val="0"/>
+          <w:sz w:val="24"/>
+        </w:rPr>
+      </w:r>
+      <w:r>
+        <w:rPr>
+          <w:rFonts w:ascii="Times New Roman" w:hAnsi="Times New Roman" w:eastAsia="Times New Roman"/>
+          <w:b w:val="0"/>
+          <w:i w:val="0"/>
+          <w:sz w:val="24"/>
         </w:rPr>
       </w:r>
       <w:r>
@@ -9900,36 +10567,180 @@
       <w:r>
         <w:rPr>
           <w:rFonts w:ascii="Times New Roman" w:hAnsi="Times New Roman" w:eastAsia="Times New Roman"/>
-          <w:b/>
-          <w:i w:val="0"/>
-          <w:sz w:val="24"/>
+          <w:b w:val="0"/>
+          <w:i w:val="0"/>
+          <w:color w:val="000000" w:themeColor="text1"/>
+          <w:sz w:val="24"/>
+        </w:rPr>
+        <w:t xml:space="preserve">Resnik, D. B. (2018). </w:t>
+      </w:r>
+      <w:r>
+        <w:rPr>
+          <w:b w:val="0"/>
+          <w:i w:val="0"/>
+          <w:color w:val="000000" w:themeColor="text1"/>
           <w:highlight w:val="cyan"/>
         </w:rPr>
+      </w:r>
+      <w:r>
+        <w:rPr>
+          <w:b w:val="0"/>
+          <w:i w:val="0"/>
+          <w:color w:val="000000" w:themeColor="text1"/>
+        </w:rPr>
+      </w:r>
+      <w:r>
+        <w:rPr>
+          <w:rFonts w:ascii="Times New Roman" w:hAnsi="Times New Roman" w:eastAsia="Times New Roman"/>
+          <w:b w:val="0"/>
+          <w:i w:val="0"/>
+          <w:sz w:val="24"/>
+        </w:rPr>
+      </w:r>
+      <w:r>
+        <w:rPr>
+          <w:rFonts w:ascii="Times New Roman" w:hAnsi="Times New Roman" w:eastAsia="Times New Roman"/>
+          <w:b w:val="0"/>
+          <w:i w:val="0"/>
+          <w:sz w:val="24"/>
+        </w:rPr>
+      </w:r>
+      <w:r>
+        <w:rPr>
+          <w:rFonts w:ascii="Times New Roman" w:hAnsi="Times New Roman" w:eastAsia="Times New Roman"/>
+          <w:b w:val="0"/>
+          <w:i/>
+          <w:sz w:val="24"/>
+        </w:rPr>
+        <w:t>The ethics of research with human subjects: Protecting people, advancing science, promoting trust</w:t>
+      </w:r>
+      <w:r>
+        <w:rPr>
+          <w:rFonts w:ascii="Times New Roman" w:hAnsi="Times New Roman" w:eastAsia="Times New Roman"/>
+          <w:b w:val="0"/>
+          <w:i w:val="0"/>
+          <w:sz w:val="24"/>
+        </w:rPr>
+        <w:t xml:space="preserve">. Springer. </w:t>
+      </w:r>
+      <w:hyperlink r:id="rId25">
+        <w:r>
+          <w:rPr>
+            <w:color w:val="0563C1"/>
+            <w:u w:val="single"/>
+            <w:rFonts w:ascii="Times New Roman" w:hAnsi="Times New Roman"/>
+            <w:sz w:val="24"/>
+          </w:rPr>
+          <w:t xml:space="preserve">https://doi.org/10.1007/978-3-319-68756-8</w:t>
+        </w:r>
+      </w:hyperlink>
+    </w:p>
+    <w:p>
+      <w:pPr>
+        <w:spacing w:line="480" w:lineRule="auto"/>
+        <w:ind w:left="630" w:hanging="630"/>
+        <w:rPr>
+          <w:color w:val="000000" w:themeColor="text1"/>
+        </w:rPr>
+      </w:pPr>
+      <w:r>
+        <w:rPr>
+          <w:rFonts w:ascii="Times New Roman" w:hAnsi="Times New Roman" w:eastAsia="Times New Roman"/>
+          <w:b w:val="0"/>
+          <w:i w:val="0"/>
+          <w:color w:val="000000" w:themeColor="text1"/>
+          <w:sz w:val="24"/>
+        </w:rPr>
+        <w:t xml:space="preserve">Saldaña, J. (2021). </w:t>
+      </w:r>
+      <w:r>
+        <w:rPr>
+          <w:b w:val="0"/>
+          <w:i w:val="0"/>
+          <w:color w:val="000000" w:themeColor="text1"/>
+        </w:rPr>
+      </w:r>
+      <w:r>
+        <w:rPr>
+          <w:rFonts w:ascii="Times New Roman" w:hAnsi="Times New Roman" w:eastAsia="Times New Roman"/>
+          <w:b w:val="0"/>
+          <w:i w:val="0"/>
+          <w:sz w:val="24"/>
+        </w:rPr>
+      </w:r>
+      <w:r>
+        <w:rPr>
+          <w:rFonts w:ascii="Times New Roman" w:hAnsi="Times New Roman" w:eastAsia="Times New Roman"/>
+          <w:b w:val="0"/>
+          <w:i w:val="0"/>
+          <w:sz w:val="24"/>
+        </w:rPr>
+      </w:r>
+      <w:r>
+        <w:rPr>
+          <w:rFonts w:ascii="Times New Roman" w:hAnsi="Times New Roman" w:eastAsia="Times New Roman"/>
+          <w:b w:val="0"/>
+          <w:i/>
+          <w:sz w:val="24"/>
+        </w:rPr>
+        <w:t>The coding manual for qualitative researchers</w:t>
+      </w:r>
+      <w:r>
+        <w:rPr>
+          <w:rFonts w:ascii="Times New Roman" w:hAnsi="Times New Roman" w:eastAsia="Times New Roman"/>
+          <w:b w:val="0"/>
+          <w:i w:val="0"/>
+          <w:sz w:val="24"/>
+        </w:rPr>
+        <w:t xml:space="preserve"> (4th ed.). SAGE.</w:t>
+      </w:r>
+    </w:p>
+    <w:p>
+      <w:pPr>
+        <w:spacing w:line="480" w:lineRule="auto"/>
+        <w:ind w:left="630" w:hanging="630"/>
+        <w:rPr>
+          <w:color w:val="000000" w:themeColor="text1"/>
+        </w:rPr>
+      </w:pPr>
+      <w:r>
+        <w:rPr>
+          <w:rFonts w:ascii="Times New Roman" w:hAnsi="Times New Roman" w:eastAsia="Times New Roman"/>
+          <w:b w:val="0"/>
+          <w:i w:val="0"/>
+          <w:color w:val="000000" w:themeColor="text1"/>
+          <w:sz w:val="24"/>
+          <w:highlight w:val="yellow"/>
+        </w:rPr>
         <w:t xml:space="preserve">Stieb, J. A. (2009). Assessing Freeman’s stakeholder theory. </w:t>
       </w:r>
       <w:r>
         <w:rPr>
           <w:b w:val="0"/>
           <w:i w:val="0"/>
-        </w:rPr>
-      </w:r>
-      <w:r>
-        <w:rPr>
-          <w:b w:val="0"/>
-          <w:i w:val="0"/>
-          <w:iCs/>
-        </w:rPr>
-      </w:r>
-      <w:r>
-        <w:rPr>
-          <w:b w:val="0"/>
-          <w:i w:val="0"/>
-        </w:rPr>
-      </w:r>
-      <w:r>
-        <w:rPr>
-          <w:rFonts w:ascii="Times New Roman" w:hAnsi="Times New Roman" w:eastAsia="Times New Roman"/>
-          <w:b/>
+          <w:color w:val="000000" w:themeColor="text1"/>
+        </w:rPr>
+      </w:r>
+      <w:r>
+        <w:rPr>
+          <w:rFonts w:ascii="Times New Roman" w:hAnsi="Times New Roman" w:eastAsia="Times New Roman"/>
+          <w:b w:val="0"/>
+          <w:i w:val="0"/>
+          <w:sz w:val="24"/>
+        </w:rPr>
+      </w:r>
+      <w:r>
+        <w:rPr>
+          <w:rFonts w:ascii="Times New Roman" w:hAnsi="Times New Roman" w:eastAsia="Times New Roman"/>
+          <w:b w:val="0"/>
+          <w:i w:val="0"/>
+          <w:sz w:val="24"/>
+        </w:rPr>
+      </w:r>
+      <w:r>
+        <w:rPr>
+          <w:rFonts w:ascii="Times New Roman" w:hAnsi="Times New Roman" w:eastAsia="Times New Roman"/>
+          <w:b w:val="0"/>
           <w:i/>
           <w:sz w:val="24"/>
         </w:rPr>
@@ -9938,7 +10749,7 @@
       <w:r>
         <w:rPr>
           <w:rFonts w:ascii="Times New Roman" w:hAnsi="Times New Roman" w:eastAsia="Times New Roman"/>
-          <w:b/>
+          <w:b w:val="0"/>
           <w:i w:val="0"/>
           <w:sz w:val="24"/>
         </w:rPr>
@@ -9951,7 +10762,6 @@
             <w:u w:val="single"/>
             <w:rFonts w:ascii="Times New Roman" w:hAnsi="Times New Roman"/>
             <w:sz w:val="24"/>
-            <w:b/>
           </w:rPr>
           <w:t xml:space="preserve">https://doi.org/10.1007/s10551-008-9928-4</w:t>
         </w:r>
@@ -9970,10 +10780,45 @@
           <w:rFonts w:ascii="Times New Roman" w:hAnsi="Times New Roman" w:eastAsia="Times New Roman"/>
           <w:b w:val="0"/>
           <w:i w:val="0"/>
-          <w:color w:val="000000" w:themeColor="text1"/>
-          <w:sz w:val="24"/>
+          <w:sz w:val="24"/>
+          <w:highlight w:val="cyan"/>
         </w:rPr>
         <w:t xml:space="preserve">Taylor, S. J., &amp; Bogdan, R. (1998). </w:t>
+      </w:r>
+      <w:r>
+        <w:rPr>
+          <w:b w:val="0"/>
+          <w:i w:val="0"/>
+        </w:rPr>
+      </w:r>
+      <w:r>
+        <w:rPr>
+          <w:b w:val="0"/>
+          <w:i w:val="0"/>
+          <w:iCs/>
+        </w:rPr>
+      </w:r>
+      <w:r>
+        <w:rPr>
+          <w:b w:val="0"/>
+          <w:i w:val="0"/>
+        </w:rPr>
+      </w:r>
+      <w:r>
+        <w:rPr>
+          <w:rFonts w:ascii="Times New Roman" w:hAnsi="Times New Roman" w:eastAsia="Times New Roman"/>
+          <w:b w:val="0"/>
+          <w:i w:val="0"/>
+          <w:sz w:val="24"/>
+        </w:rPr>
+      </w:r>
+      <w:r>
+        <w:rPr>
+          <w:rFonts w:ascii="Times New Roman" w:hAnsi="Times New Roman" w:eastAsia="Times New Roman"/>
+          <w:b w:val="0"/>
+          <w:i w:val="0"/>
+          <w:sz w:val="24"/>
+        </w:rPr>
       </w:r>
       <w:r>
         <w:rPr>
@@ -10016,6 +10861,22 @@
         <w:rPr>
           <w:rFonts w:ascii="Times New Roman" w:hAnsi="Times New Roman" w:eastAsia="Times New Roman"/>
           <w:b w:val="0"/>
+          <w:i w:val="0"/>
+          <w:sz w:val="24"/>
+        </w:rPr>
+      </w:r>
+      <w:r>
+        <w:rPr>
+          <w:rFonts w:ascii="Times New Roman" w:hAnsi="Times New Roman" w:eastAsia="Times New Roman"/>
+          <w:b w:val="0"/>
+          <w:i w:val="0"/>
+          <w:sz w:val="24"/>
+        </w:rPr>
+      </w:r>
+      <w:r>
+        <w:rPr>
+          <w:rFonts w:ascii="Times New Roman" w:hAnsi="Times New Roman" w:eastAsia="Times New Roman"/>
+          <w:b w:val="0"/>
           <w:i/>
           <w:sz w:val="24"/>
         </w:rPr>
@@ -10051,9 +10912,18 @@
       </w:r>
       <w:r>
         <w:rPr>
-          <w:b w:val="0"/>
-          <w:i w:val="0"/>
-          <w:color w:val="000000" w:themeColor="text1"/>
+          <w:rFonts w:ascii="Times New Roman" w:hAnsi="Times New Roman" w:eastAsia="Times New Roman"/>
+          <w:b w:val="0"/>
+          <w:i w:val="0"/>
+          <w:sz w:val="24"/>
+        </w:rPr>
+      </w:r>
+      <w:r>
+        <w:rPr>
+          <w:rFonts w:ascii="Times New Roman" w:hAnsi="Times New Roman" w:eastAsia="Times New Roman"/>
+          <w:b w:val="0"/>
+          <w:i w:val="0"/>
+          <w:sz w:val="24"/>
         </w:rPr>
       </w:r>
       <w:r>
@@ -10089,11 +10959,82 @@
     <w:p>
       <w:pPr>
         <w:spacing w:line="480" w:lineRule="auto"/>
-      </w:pPr>
-      <w:r>
-        <w:rPr>
-          <w:rFonts w:ascii="Times New Roman" w:hAnsi="Times New Roman" w:eastAsia="Times New Roman"/>
-          <w:b w:val="0"/>
+        <w:ind w:left="630" w:hanging="630"/>
+        <w:rPr>
+          <w:color w:val="000000" w:themeColor="text1"/>
+        </w:rPr>
+      </w:pPr>
+      <w:r>
+        <w:rPr>
+          <w:rFonts w:ascii="Times New Roman" w:hAnsi="Times New Roman" w:eastAsia="Times New Roman"/>
+          <w:b w:val="0"/>
+          <w:i w:val="0"/>
+          <w:color w:val="000000" w:themeColor="text1"/>
+          <w:sz w:val="24"/>
+        </w:rPr>
+        <w:t xml:space="preserve">U.S. Small Business Administration. (2026). </w:t>
+      </w:r>
+      <w:r>
+        <w:rPr>
+          <w:b w:val="0"/>
+          <w:i w:val="0"/>
+          <w:color w:val="000000" w:themeColor="text1"/>
+        </w:rPr>
+      </w:r>
+      <w:r>
+        <w:rPr>
+          <w:rFonts w:ascii="Times New Roman" w:hAnsi="Times New Roman" w:eastAsia="Times New Roman"/>
+          <w:b w:val="0"/>
+          <w:i w:val="0"/>
+          <w:sz w:val="24"/>
+        </w:rPr>
+      </w:r>
+      <w:r>
+        <w:rPr>
+          <w:rFonts w:ascii="Times New Roman" w:hAnsi="Times New Roman" w:eastAsia="Times New Roman"/>
+          <w:b w:val="0"/>
+          <w:i w:val="0"/>
+          <w:sz w:val="24"/>
+        </w:rPr>
+      </w:r>
+      <w:r>
+        <w:rPr>
+          <w:rFonts w:ascii="Times New Roman" w:hAnsi="Times New Roman" w:eastAsia="Times New Roman"/>
+          <w:b w:val="0"/>
+          <w:i/>
+          <w:sz w:val="24"/>
+        </w:rPr>
+        <w:t>Frequently asked questions about small business</w:t>
+      </w:r>
+      <w:r>
+        <w:rPr>
+          <w:rFonts w:ascii="Times New Roman" w:hAnsi="Times New Roman" w:eastAsia="Times New Roman"/>
+          <w:b w:val="0"/>
+          <w:i w:val="0"/>
+          <w:sz w:val="24"/>
+        </w:rPr>
+        <w:t xml:space="preserve">. Office of Advocacy. </w:t>
+      </w:r>
+      <w:hyperlink r:id="rId26">
+        <w:r>
+          <w:rPr>
+            <w:color w:val="0563C1"/>
+            <w:u w:val="single"/>
+            <w:rFonts w:ascii="Times New Roman" w:hAnsi="Times New Roman"/>
+            <w:sz w:val="24"/>
+          </w:rPr>
+          <w:t xml:space="preserve">https://advocacy.sba.gov/wp-content/uploads/2026/02/FINAL_FAQsAboutSmallBusiness_2026_012826.pdf</w:t>
+        </w:r>
+      </w:hyperlink>
+    </w:p>
+    <w:p>
+      <w:pPr>
+        <w:spacing w:line="480" w:lineRule="auto"/>
+      </w:pPr>
+      <w:r>
+        <w:rPr>
+          <w:rFonts w:ascii="Times New Roman" w:hAnsi="Times New Roman" w:eastAsia="Times New Roman"/>
+          <w:b/>
           <w:i w:val="0"/>
           <w:sz w:val="24"/>
         </w:rPr>
@@ -10103,6 +11044,22 @@
         <w:rPr>
           <w:rFonts w:ascii="Times New Roman" w:hAnsi="Times New Roman" w:eastAsia="Times New Roman"/>
           <w:b w:val="0"/>
+          <w:i w:val="0"/>
+          <w:sz w:val="24"/>
+        </w:rPr>
+      </w:r>
+      <w:r>
+        <w:rPr>
+          <w:rFonts w:ascii="Times New Roman" w:hAnsi="Times New Roman" w:eastAsia="Times New Roman"/>
+          <w:b w:val="0"/>
+          <w:i w:val="0"/>
+          <w:sz w:val="24"/>
+        </w:rPr>
+      </w:r>
+      <w:r>
+        <w:rPr>
+          <w:rFonts w:ascii="Times New Roman" w:hAnsi="Times New Roman" w:eastAsia="Times New Roman"/>
+          <w:b/>
           <w:i/>
           <w:sz w:val="24"/>
         </w:rPr>
@@ -10111,7 +11068,7 @@
       <w:r>
         <w:rPr>
           <w:rFonts w:ascii="Times New Roman" w:hAnsi="Times New Roman" w:eastAsia="Times New Roman"/>
-          <w:b w:val="0"/>
+          <w:b/>
           <w:i w:val="0"/>
           <w:sz w:val="24"/>
         </w:rPr>
@@ -10124,6 +11081,7 @@
             <w:u w:val="single"/>
             <w:rFonts w:ascii="Times New Roman" w:hAnsi="Times New Roman"/>
             <w:sz w:val="24"/>
+            <w:b/>
           </w:rPr>
           <w:t xml:space="preserve">https://doi.org/10.1177/00187267221104985</w:t>
         </w:r>
@@ -10140,7 +11098,7 @@
       <w:r>
         <w:rPr>
           <w:rFonts w:ascii="Times New Roman" w:hAnsi="Times New Roman" w:eastAsia="Times New Roman"/>
-          <w:b w:val="0"/>
+          <w:b/>
           <w:i w:val="0"/>
           <w:color w:val="000000" w:themeColor="text1"/>
           <w:sz w:val="24"/>
@@ -10151,6 +11109,22 @@
         <w:rPr>
           <w:rFonts w:ascii="Times New Roman" w:hAnsi="Times New Roman" w:eastAsia="Times New Roman"/>
           <w:b w:val="0"/>
+          <w:i w:val="0"/>
+          <w:sz w:val="24"/>
+        </w:rPr>
+      </w:r>
+      <w:r>
+        <w:rPr>
+          <w:rFonts w:ascii="Times New Roman" w:hAnsi="Times New Roman" w:eastAsia="Times New Roman"/>
+          <w:b w:val="0"/>
+          <w:i w:val="0"/>
+          <w:sz w:val="24"/>
+        </w:rPr>
+      </w:r>
+      <w:r>
+        <w:rPr>
+          <w:rFonts w:ascii="Times New Roman" w:hAnsi="Times New Roman" w:eastAsia="Times New Roman"/>
+          <w:b/>
           <w:i/>
           <w:sz w:val="24"/>
         </w:rPr>
@@ -10159,7 +11133,7 @@
       <w:r>
         <w:rPr>
           <w:rFonts w:ascii="Times New Roman" w:hAnsi="Times New Roman" w:eastAsia="Times New Roman"/>
-          <w:b w:val="0"/>
+          <w:b/>
           <w:i w:val="0"/>
           <w:sz w:val="24"/>
         </w:rPr>
@@ -10183,6 +11157,22 @@
           <w:sz w:val="24"/>
         </w:rPr>
         <w:t xml:space="preserve">Verizon. (2025). </w:t>
+      </w:r>
+      <w:r>
+        <w:rPr>
+          <w:rFonts w:ascii="Times New Roman" w:hAnsi="Times New Roman" w:eastAsia="Times New Roman"/>
+          <w:b w:val="0"/>
+          <w:i w:val="0"/>
+          <w:sz w:val="24"/>
+        </w:rPr>
+      </w:r>
+      <w:r>
+        <w:rPr>
+          <w:rFonts w:ascii="Times New Roman" w:hAnsi="Times New Roman" w:eastAsia="Times New Roman"/>
+          <w:b w:val="0"/>
+          <w:i w:val="0"/>
+          <w:sz w:val="24"/>
+        </w:rPr>
       </w:r>
       <w:r>
         <w:rPr>
@@ -10225,7 +11215,7 @@
       <w:r>
         <w:rPr>
           <w:rFonts w:ascii="Times New Roman" w:hAnsi="Times New Roman" w:eastAsia="Times New Roman"/>
-          <w:b w:val="0"/>
+          <w:b/>
           <w:i w:val="0"/>
           <w:color w:val="000000" w:themeColor="text1"/>
           <w:sz w:val="24"/>
@@ -10236,6 +11226,22 @@
         <w:rPr>
           <w:rFonts w:ascii="Times New Roman" w:hAnsi="Times New Roman" w:eastAsia="Times New Roman"/>
           <w:b w:val="0"/>
+          <w:i w:val="0"/>
+          <w:sz w:val="24"/>
+        </w:rPr>
+      </w:r>
+      <w:r>
+        <w:rPr>
+          <w:rFonts w:ascii="Times New Roman" w:hAnsi="Times New Roman" w:eastAsia="Times New Roman"/>
+          <w:b w:val="0"/>
+          <w:i w:val="0"/>
+          <w:sz w:val="24"/>
+        </w:rPr>
+      </w:r>
+      <w:r>
+        <w:rPr>
+          <w:rFonts w:ascii="Times New Roman" w:hAnsi="Times New Roman" w:eastAsia="Times New Roman"/>
+          <w:b/>
           <w:i/>
           <w:sz w:val="24"/>
         </w:rPr>
@@ -10244,7 +11250,7 @@
       <w:r>
         <w:rPr>
           <w:rFonts w:ascii="Times New Roman" w:hAnsi="Times New Roman" w:eastAsia="Times New Roman"/>
-          <w:b w:val="0"/>
+          <w:b/>
           <w:i w:val="0"/>
           <w:sz w:val="24"/>
         </w:rPr>
@@ -10280,6 +11286,22 @@
         <w:rPr>
           <w:rFonts w:ascii="Times New Roman" w:hAnsi="Times New Roman" w:eastAsia="Times New Roman"/>
           <w:b w:val="0"/>
+          <w:i w:val="0"/>
+          <w:sz w:val="24"/>
+        </w:rPr>
+      </w:r>
+      <w:r>
+        <w:rPr>
+          <w:rFonts w:ascii="Times New Roman" w:hAnsi="Times New Roman" w:eastAsia="Times New Roman"/>
+          <w:b w:val="0"/>
+          <w:i w:val="0"/>
+          <w:sz w:val="24"/>
+        </w:rPr>
+      </w:r>
+      <w:r>
+        <w:rPr>
+          <w:rFonts w:ascii="Times New Roman" w:hAnsi="Times New Roman" w:eastAsia="Times New Roman"/>
+          <w:b w:val="0"/>
           <w:i/>
           <w:sz w:val="24"/>
         </w:rPr>
@@ -10312,6 +11334,22 @@
           <w:sz w:val="24"/>
         </w:rPr>
         <w:t xml:space="preserve">Weick, K. E. (1989). Theory construction as disciplined imagination. </w:t>
+      </w:r>
+      <w:r>
+        <w:rPr>
+          <w:rFonts w:ascii="Times New Roman" w:hAnsi="Times New Roman" w:eastAsia="Times New Roman"/>
+          <w:b w:val="0"/>
+          <w:i w:val="0"/>
+          <w:sz w:val="24"/>
+        </w:rPr>
+      </w:r>
+      <w:r>
+        <w:rPr>
+          <w:rFonts w:ascii="Times New Roman" w:hAnsi="Times New Roman" w:eastAsia="Times New Roman"/>
+          <w:b w:val="0"/>
+          <w:i w:val="0"/>
+          <w:sz w:val="24"/>
+        </w:rPr>
       </w:r>
       <w:r>
         <w:rPr>
@@ -10364,6 +11402,22 @@
         <w:rPr>
           <w:rFonts w:ascii="Times New Roman" w:hAnsi="Times New Roman" w:eastAsia="Times New Roman"/>
           <w:b w:val="0"/>
+          <w:i w:val="0"/>
+          <w:sz w:val="24"/>
+        </w:rPr>
+      </w:r>
+      <w:r>
+        <w:rPr>
+          <w:rFonts w:ascii="Times New Roman" w:hAnsi="Times New Roman" w:eastAsia="Times New Roman"/>
+          <w:b w:val="0"/>
+          <w:i w:val="0"/>
+          <w:sz w:val="24"/>
+        </w:rPr>
+      </w:r>
+      <w:r>
+        <w:rPr>
+          <w:rFonts w:ascii="Times New Roman" w:hAnsi="Times New Roman" w:eastAsia="Times New Roman"/>
+          <w:b w:val="0"/>
           <w:i/>
           <w:sz w:val="24"/>
         </w:rPr>
@@ -10390,7 +11444,7 @@
       <w:r>
         <w:rPr>
           <w:rFonts w:ascii="Times New Roman" w:hAnsi="Times New Roman" w:eastAsia="Times New Roman"/>
-          <w:b/>
+          <w:b w:val="0"/>
           <w:i w:val="0"/>
           <w:color w:val="000000" w:themeColor="text1"/>
           <w:sz w:val="24"/>
@@ -10400,7 +11454,23 @@
       <w:r>
         <w:rPr>
           <w:rFonts w:ascii="Times New Roman" w:hAnsi="Times New Roman" w:eastAsia="Times New Roman"/>
-          <w:b/>
+          <w:b w:val="0"/>
+          <w:i w:val="0"/>
+          <w:sz w:val="24"/>
+        </w:rPr>
+      </w:r>
+      <w:r>
+        <w:rPr>
+          <w:rFonts w:ascii="Times New Roman" w:hAnsi="Times New Roman" w:eastAsia="Times New Roman"/>
+          <w:b w:val="0"/>
+          <w:i w:val="0"/>
+          <w:sz w:val="24"/>
+        </w:rPr>
+      </w:r>
+      <w:r>
+        <w:rPr>
+          <w:rFonts w:ascii="Times New Roman" w:hAnsi="Times New Roman" w:eastAsia="Times New Roman"/>
+          <w:b w:val="0"/>
           <w:i/>
           <w:sz w:val="24"/>
         </w:rPr>
@@ -10409,7 +11479,7 @@
       <w:r>
         <w:rPr>
           <w:rFonts w:ascii="Times New Roman" w:hAnsi="Times New Roman" w:eastAsia="Times New Roman"/>
-          <w:b/>
+          <w:b w:val="0"/>
           <w:i w:val="0"/>
           <w:sz w:val="24"/>
         </w:rPr>
@@ -10422,7 +11492,6 @@
             <w:u w:val="single"/>
             <w:rFonts w:ascii="Times New Roman" w:hAnsi="Times New Roman"/>
             <w:sz w:val="24"/>
-            <w:b/>
           </w:rPr>
           <w:t xml:space="preserve">https://doi.org/10.5465/annals.2015.0134</w:t>
         </w:r>
@@ -10452,6 +11521,22 @@
           <w:b w:val="0"/>
           <w:i w:val="0"/>
           <w:color w:val="000000" w:themeColor="text1"/>
+        </w:rPr>
+      </w:r>
+      <w:r>
+        <w:rPr>
+          <w:rFonts w:ascii="Times New Roman" w:hAnsi="Times New Roman" w:eastAsia="Times New Roman"/>
+          <w:b w:val="0"/>
+          <w:i w:val="0"/>
+          <w:sz w:val="24"/>
+        </w:rPr>
+      </w:r>
+      <w:r>
+        <w:rPr>
+          <w:rFonts w:ascii="Times New Roman" w:hAnsi="Times New Roman" w:eastAsia="Times New Roman"/>
+          <w:b w:val="0"/>
+          <w:i w:val="0"/>
+          <w:sz w:val="24"/>
         </w:rPr>
       </w:r>
       <w:r>

--- a/downloads/MW_Wk5_to_wk8_Edit_6Sep26.docx
+++ b/downloads/MW_Wk5_to_wk8_Edit_6Sep26.docx
@@ -8780,6 +8780,34 @@
           <w:t xml:space="preserve">https://doi.org/10.1002/sd.2840</w:t>
         </w:r>
       </w:hyperlink>
+    </w:p>
+    <w:p>
+      <w:pPr>
+        <w:spacing w:line="480" w:lineRule="auto"/>
+        <w:ind w:left="720" w:hanging="720"/>
+      </w:pPr>
+      <w:r>
+        <w:rPr>
+          <w:rFonts w:ascii="Times New Roman" w:hAnsi="Times New Roman" w:eastAsia="Times New Roman"/>
+          <w:sz w:val="24"/>
+        </w:rPr>
+        <w:t xml:space="preserve">Gibran, K. (1923). </w:t>
+      </w:r>
+      <w:r>
+        <w:rPr>
+          <w:rFonts w:ascii="Times New Roman" w:hAnsi="Times New Roman" w:eastAsia="Times New Roman"/>
+          <w:i/>
+          <w:sz w:val="24"/>
+        </w:rPr>
+        <w:t>The prophet.</w:t>
+      </w:r>
+      <w:r>
+        <w:rPr>
+          <w:rFonts w:ascii="Times New Roman" w:hAnsi="Times New Roman" w:eastAsia="Times New Roman"/>
+          <w:sz w:val="24"/>
+        </w:rPr>
+        <w:t xml:space="preserve"> Alfred A. Knopf.</w:t>
+      </w:r>
     </w:p>
     <w:p>
       <w:pPr>

--- a/downloads/MW_Wk5_to_wk8_Edit_6Sep26.docx
+++ b/downloads/MW_Wk5_to_wk8_Edit_6Sep26.docx
@@ -6770,16 +6770,17 @@
     <w:p>
       <w:pPr>
         <w:pStyle w:val="ui-markdownparagraph"/>
+        <w:spacing w:line="480" w:lineRule="auto"/>
         <w:ind w:firstLine="720"/>
       </w:pPr>
       <w:r>
         <w:rPr>
           <w:rFonts w:ascii="Times New Roman" w:hAnsi="Times New Roman" w:eastAsia="Times New Roman"/>
-          <w:b w:val="0"/>
+          <w:b/>
           <w:sz w:val="24"/>
           <w:highlight w:val="yellow"/>
         </w:rPr>
-        <w:t>Ethics is a guiding principle in qualitative research. It shapes study design, the process of discovery, and the significance of the findings, and it requires the researcher to weigh the human cost of inquiry (Resnik, 2018). This generic qualitative inquiry will utilize U.S. small and medium-sized enterprise (SME) IT, network, systems, infrastructure, or operations managers in firms of 10 to 200 personnel. In that setting, ethical risk is concentrated: a named recovery event, a role title, and a platform type can re-identify a person or firm more easily than in a large enterprise. The study will therefore treat data management, respect for persons, honesty and integrity, and responsible dissemination as operational requirements, not as a checklist (Resnik, 2018). The researcher will not begin identification, screening, or scheduling until the Capella University Institutional Review Board has granted written approval. The design follows the Belmont Report’s principles of respect for persons, beneficence, and justice (National Commission for the Protection of Human Subjects of Biomedical and Behavioral Research, 1979). Respect for persons will be enacted through voluntary participation, signed electronic consent, a recorded permission-to-record check, and the right to skip any question or stop at any time without penalty. Beneficence will be enacted by treating SME organizational disclosure as both a compliance issue and a Gap-data threat: the researcher will not recruit through a supervisor, owner, employer command chain, or vendor account manager; collection remains interviews only; identifiers will be stripped to P##, role only, SME-X, and Platform-X; and member checking will be a seven-day factual review of sequence, roles, and named proof so contested recovery decisions are not edited out. Justice will be enacted by placing the research burden on operational U.S. SME managers who can name a qualifying event, and by excluding vendor-only staff and command-visible recruitment paths.</w:t>
+        <w:t xml:space="preserve">Ethical Considerations for this generic qualitative inquiry name the ethical issues and the plan that will meet Capella’s privacy, confidentiality, and data security standard (Resnik, 2018). </w:t>
       </w:r>
       <w:r>
         <w:rPr>
@@ -6807,10 +6808,99 @@
         </w:rPr>
       </w:r>
       <w:r/>
+      <w:r>
+        <w:rPr>
+          <w:rFonts w:ascii="Times New Roman" w:hAnsi="Times New Roman" w:eastAsia="Times New Roman"/>
+          <w:b w:val="0"/>
+          <w:sz w:val="24"/>
+        </w:rPr>
+        <w:t xml:space="preserve">Ethics shapes study design, the process of discovery, and the significance of the findings, and it requires the researcher to weigh the human cost of inquiry </w:t>
+      </w:r>
+      <w:r>
+        <w:rPr>
+          <w:rFonts w:ascii="Times New Roman" w:hAnsi="Times New Roman" w:eastAsia="Times New Roman"/>
+          <w:b/>
+          <w:sz w:val="24"/>
+        </w:rPr>
+        <w:t>(Resnik, 2018)</w:t>
+      </w:r>
+      <w:r>
+        <w:rPr>
+          <w:rFonts w:ascii="Times New Roman" w:hAnsi="Times New Roman" w:eastAsia="Times New Roman"/>
+          <w:b w:val="0"/>
+          <w:sz w:val="24"/>
+        </w:rPr>
+        <w:t xml:space="preserve">. Participants will be U.S. small and medium-sized enterprise (SME) IT, network, systems, infrastructure, or operations managers in firms of 10 to 200 personnel. In that setting </w:t>
+      </w:r>
+      <w:r>
+        <w:rPr>
+          <w:rFonts w:ascii="Times New Roman" w:hAnsi="Times New Roman" w:eastAsia="Times New Roman"/>
+          <w:b/>
+          <w:sz w:val="24"/>
+        </w:rPr>
+        <w:t>the primary ethical issue is re-identification</w:t>
+      </w:r>
+      <w:r>
+        <w:rPr>
+          <w:rFonts w:ascii="Times New Roman" w:hAnsi="Times New Roman" w:eastAsia="Times New Roman"/>
+          <w:b w:val="0"/>
+          <w:sz w:val="24"/>
+        </w:rPr>
+        <w:t xml:space="preserve">: a named recovery event, a role title, and a platform type can expose a person or firm more easily than in a large enterprise. The researcher will not begin identification, screening, or scheduling until the Capella University Institutional Review Board has granted written approval. The design follows the Belmont Report’s principles of respect for persons, beneficence, and justice (National Commission for the Protection of Human Subjects of Biomedical and Behavioral Research, 1979). Respect for persons will be enacted through voluntary participation, signed electronic consent, a recorded permission-to-record check, and the right to skip any question or stop at any time without penalty. Beneficence will be enacted by treating SME organizational disclosure as both a </w:t>
+      </w:r>
+      <w:r>
+        <w:rPr>
+          <w:rFonts w:ascii="Times New Roman" w:hAnsi="Times New Roman" w:eastAsia="Times New Roman"/>
+          <w:b/>
+          <w:sz w:val="24"/>
+        </w:rPr>
+        <w:t>privacy issue and a threat to candid Gap data</w:t>
+      </w:r>
+      <w:r>
+        <w:rPr>
+          <w:rFonts w:ascii="Times New Roman" w:hAnsi="Times New Roman" w:eastAsia="Times New Roman"/>
+          <w:b w:val="0"/>
+          <w:sz w:val="24"/>
+        </w:rPr>
+        <w:t xml:space="preserve">: the researcher will not recruit through a supervisor, owner, employer command chain, or vendor account manager; </w:t>
+      </w:r>
+      <w:r>
+        <w:rPr>
+          <w:rFonts w:ascii="Times New Roman" w:hAnsi="Times New Roman" w:eastAsia="Times New Roman"/>
+          <w:b/>
+          <w:sz w:val="24"/>
+        </w:rPr>
+        <w:t>collection remains interviews only</w:t>
+      </w:r>
+      <w:r>
+        <w:rPr>
+          <w:rFonts w:ascii="Times New Roman" w:hAnsi="Times New Roman" w:eastAsia="Times New Roman"/>
+          <w:b w:val="0"/>
+          <w:sz w:val="24"/>
+        </w:rPr>
+        <w:t xml:space="preserve">; identifiers will be stripped to P##, role only, SME-X, and Platform-X; and member checking will be a seven-day factual review of sequence, roles, and </w:t>
+      </w:r>
+      <w:r>
+        <w:rPr>
+          <w:rFonts w:ascii="Times New Roman" w:hAnsi="Times New Roman" w:eastAsia="Times New Roman"/>
+          <w:b/>
+          <w:sz w:val="24"/>
+        </w:rPr>
+        <w:t>named proof</w:t>
+      </w:r>
+      <w:r>
+        <w:rPr>
+          <w:rFonts w:ascii="Times New Roman" w:hAnsi="Times New Roman" w:eastAsia="Times New Roman"/>
+          <w:b w:val="0"/>
+          <w:sz w:val="24"/>
+        </w:rPr>
+        <w:t xml:space="preserve"> so contested recovery decisions are not edited out. Justice will be enacted by placing the research burden on operational U.S. SME managers who can name a qualifying event, and by excluding vendor-only staff and command-visible recruitment paths.</w:t>
+      </w:r>
     </w:p>
     <w:p>
       <w:pPr>
         <w:pStyle w:val="ui-markdownparagraph"/>
+        <w:spacing w:line="480" w:lineRule="auto"/>
         <w:ind w:firstLine="720"/>
       </w:pPr>
       <w:r>
@@ -6821,7 +6911,7 @@
           <w:sz w:val="24"/>
           <w:highlight w:val="yellow"/>
         </w:rPr>
-        <w:t>Honesty and integrity will govern collection, storage, analysis, reporting, and any later discussion of the study (</w:t>
+        <w:t xml:space="preserve">Honesty and integrity will govern collection, storage, analysis, reporting, and any later discussion of the study </w:t>
       </w:r>
       <w:r>
         <w:rPr>
@@ -6840,7 +6930,6 @@
           <w:color w:val="000000"/>
           <w:sz w:val="24"/>
         </w:rPr>
-        <w:t>Resnik, 2018</w:t>
       </w:r>
       <w:r>
         <w:rPr>
@@ -6849,7 +6938,94 @@
           <w:color w:val="000000"/>
           <w:sz w:val="24"/>
         </w:rPr>
-        <w:t>). Recordings and RAW notes will be stored in an encrypted, password-protected directory separate from CLEAN transcripts and the Delve audit nest. The researcher will not continue a session from memory if recording fails, will not invent artifact contents a manager did not state, and will not claim that Delve performed the analysis. Findings will be disseminated as de-identified patterned accounts of named U.S. SME recovery events, without employer, owner, vendor, or product names, so the study can report how managers enacted whose claim counted, who decided, and what counted as enough proof without exposing the participant or the firm.</w:t>
+      </w:r>
+      <w:r>
+        <w:rPr>
+          <w:rFonts w:ascii="Times New Roman" w:hAnsi="Times New Roman" w:eastAsia="Times New Roman"/>
+          <w:b/>
+          <w:sz w:val="24"/>
+        </w:rPr>
+        <w:t>(Resnik, 2018)</w:t>
+      </w:r>
+      <w:r>
+        <w:rPr>
+          <w:rFonts w:ascii="Times New Roman" w:hAnsi="Times New Roman" w:eastAsia="Times New Roman"/>
+          <w:b w:val="0"/>
+          <w:sz w:val="24"/>
+        </w:rPr>
+        <w:t xml:space="preserve">. </w:t>
+      </w:r>
+      <w:r>
+        <w:rPr>
+          <w:rFonts w:ascii="Times New Roman" w:hAnsi="Times New Roman" w:eastAsia="Times New Roman"/>
+          <w:b/>
+          <w:sz w:val="24"/>
+        </w:rPr>
+        <w:t xml:space="preserve">Data security: </w:t>
+      </w:r>
+      <w:r>
+        <w:rPr>
+          <w:rFonts w:ascii="Times New Roman" w:hAnsi="Times New Roman" w:eastAsia="Times New Roman"/>
+          <w:b w:val="0"/>
+          <w:sz w:val="24"/>
+        </w:rPr>
+        <w:t xml:space="preserve">recordings and RAW notes will be stored in an encrypted, password-protected directory separate from CLEAN transcripts and the Delve audit nest. </w:t>
+      </w:r>
+      <w:r>
+        <w:rPr>
+          <w:rFonts w:ascii="Times New Roman" w:hAnsi="Times New Roman" w:eastAsia="Times New Roman"/>
+          <w:b/>
+          <w:sz w:val="24"/>
+        </w:rPr>
+        <w:t xml:space="preserve">Confidentiality: </w:t>
+      </w:r>
+      <w:r>
+        <w:rPr>
+          <w:rFonts w:ascii="Times New Roman" w:hAnsi="Times New Roman" w:eastAsia="Times New Roman"/>
+          <w:b w:val="0"/>
+          <w:sz w:val="24"/>
+        </w:rPr>
+        <w:t xml:space="preserve">the researcher will not continue a session from memory if recording fails, will not invent contents a manager did not state, and will </w:t>
+      </w:r>
+      <w:r>
+        <w:rPr>
+          <w:rFonts w:ascii="Times New Roman" w:hAnsi="Times New Roman" w:eastAsia="Times New Roman"/>
+          <w:b/>
+          <w:sz w:val="24"/>
+        </w:rPr>
+        <w:t>not claim that Delve performed the analysis</w:t>
+      </w:r>
+      <w:r>
+        <w:rPr>
+          <w:rFonts w:ascii="Times New Roman" w:hAnsi="Times New Roman" w:eastAsia="Times New Roman"/>
+          <w:b w:val="0"/>
+          <w:sz w:val="24"/>
+        </w:rPr>
+        <w:t xml:space="preserve">. </w:t>
+      </w:r>
+      <w:r>
+        <w:rPr>
+          <w:rFonts w:ascii="Times New Roman" w:hAnsi="Times New Roman" w:eastAsia="Times New Roman"/>
+          <w:b/>
+          <w:sz w:val="24"/>
+        </w:rPr>
+        <w:t xml:space="preserve">Privacy: </w:t>
+      </w:r>
+      <w:r>
+        <w:rPr>
+          <w:rFonts w:ascii="Times New Roman" w:hAnsi="Times New Roman" w:eastAsia="Times New Roman"/>
+          <w:b/>
+          <w:sz w:val="24"/>
+        </w:rPr>
+        <w:t>findings will be disseminated</w:t>
+      </w:r>
+      <w:r>
+        <w:rPr>
+          <w:rFonts w:ascii="Times New Roman" w:hAnsi="Times New Roman" w:eastAsia="Times New Roman"/>
+          <w:b w:val="0"/>
+          <w:sz w:val="24"/>
+        </w:rPr>
+        <w:t xml:space="preserve"> as de-identified patterned accounts of named U.S. SME recovery events, without employer, owner, vendor, or product names, so the study can report how managers enacted whose claim counted, who decided, and what counted as enough proof without exposing the participant or the firm.</w:t>
       </w:r>
     </w:p>
     <w:p>

--- a/downloads/MW_Wk5_to_wk8_Edit_6Sep26.docx
+++ b/downloads/MW_Wk5_to_wk8_Edit_6Sep26.docx
@@ -6945,6 +6945,83 @@
           <w:b/>
           <w:sz w:val="24"/>
         </w:rPr>
+      </w:r>
+      <w:r>
+        <w:rPr>
+          <w:rFonts w:ascii="Times New Roman" w:hAnsi="Times New Roman" w:eastAsia="Times New Roman"/>
+          <w:b w:val="0"/>
+          <w:sz w:val="24"/>
+        </w:rPr>
+      </w:r>
+      <w:r>
+        <w:rPr>
+          <w:rFonts w:ascii="Times New Roman" w:hAnsi="Times New Roman" w:eastAsia="Times New Roman"/>
+          <w:b/>
+          <w:sz w:val="24"/>
+        </w:rPr>
+      </w:r>
+      <w:r>
+        <w:rPr>
+          <w:rFonts w:ascii="Times New Roman" w:hAnsi="Times New Roman" w:eastAsia="Times New Roman"/>
+          <w:b w:val="0"/>
+          <w:sz w:val="24"/>
+        </w:rPr>
+      </w:r>
+      <w:r>
+        <w:rPr>
+          <w:rFonts w:ascii="Times New Roman" w:hAnsi="Times New Roman" w:eastAsia="Times New Roman"/>
+          <w:b/>
+          <w:sz w:val="24"/>
+        </w:rPr>
+      </w:r>
+      <w:r>
+        <w:rPr>
+          <w:rFonts w:ascii="Times New Roman" w:hAnsi="Times New Roman" w:eastAsia="Times New Roman"/>
+          <w:b w:val="0"/>
+          <w:sz w:val="24"/>
+        </w:rPr>
+      </w:r>
+      <w:r>
+        <w:rPr>
+          <w:rFonts w:ascii="Times New Roman" w:hAnsi="Times New Roman" w:eastAsia="Times New Roman"/>
+          <w:b/>
+          <w:sz w:val="24"/>
+        </w:rPr>
+      </w:r>
+      <w:r>
+        <w:rPr>
+          <w:rFonts w:ascii="Times New Roman" w:hAnsi="Times New Roman" w:eastAsia="Times New Roman"/>
+          <w:b w:val="0"/>
+          <w:sz w:val="24"/>
+        </w:rPr>
+      </w:r>
+      <w:r>
+        <w:rPr>
+          <w:rFonts w:ascii="Times New Roman" w:hAnsi="Times New Roman" w:eastAsia="Times New Roman"/>
+          <w:b/>
+          <w:sz w:val="24"/>
+        </w:rPr>
+      </w:r>
+      <w:r>
+        <w:rPr>
+          <w:rFonts w:ascii="Times New Roman" w:hAnsi="Times New Roman" w:eastAsia="Times New Roman"/>
+          <w:b/>
+          <w:sz w:val="24"/>
+        </w:rPr>
+      </w:r>
+      <w:r>
+        <w:rPr>
+          <w:rFonts w:ascii="Times New Roman" w:hAnsi="Times New Roman" w:eastAsia="Times New Roman"/>
+          <w:b w:val="0"/>
+          <w:sz w:val="24"/>
+        </w:rPr>
+      </w:r>
+      <w:r>
+        <w:rPr>
+          <w:rFonts w:ascii="Times New Roman" w:hAnsi="Times New Roman" w:eastAsia="Times New Roman"/>
+          <w:b/>
+          <w:sz w:val="24"/>
+        </w:rPr>
         <w:t>(Resnik, 2018)</w:t>
       </w:r>
       <w:r>
@@ -6969,7 +7046,39 @@
           <w:b w:val="0"/>
           <w:sz w:val="24"/>
         </w:rPr>
-        <w:t xml:space="preserve">recordings and RAW notes will be stored in an encrypted, password-protected directory separate from CLEAN transcripts and the Delve audit nest. </w:t>
+        <w:t xml:space="preserve">recordings and </w:t>
+      </w:r>
+      <w:r>
+        <w:rPr>
+          <w:rFonts w:ascii="Times New Roman" w:hAnsi="Times New Roman" w:eastAsia="Times New Roman"/>
+          <w:b/>
+          <w:sz w:val="24"/>
+        </w:rPr>
+        <w:t>raw notes</w:t>
+      </w:r>
+      <w:r>
+        <w:rPr>
+          <w:rFonts w:ascii="Times New Roman" w:hAnsi="Times New Roman" w:eastAsia="Times New Roman"/>
+          <w:b w:val="0"/>
+          <w:sz w:val="24"/>
+        </w:rPr>
+        <w:t xml:space="preserve"> will be stored in an encrypted, password-protected directory separate from </w:t>
+      </w:r>
+      <w:r>
+        <w:rPr>
+          <w:rFonts w:ascii="Times New Roman" w:hAnsi="Times New Roman" w:eastAsia="Times New Roman"/>
+          <w:b/>
+          <w:sz w:val="24"/>
+        </w:rPr>
+        <w:t>clean transcripts</w:t>
+      </w:r>
+      <w:r>
+        <w:rPr>
+          <w:rFonts w:ascii="Times New Roman" w:hAnsi="Times New Roman" w:eastAsia="Times New Roman"/>
+          <w:b w:val="0"/>
+          <w:sz w:val="24"/>
+        </w:rPr>
+        <w:t xml:space="preserve"> and the Delve audit nest. </w:t>
       </w:r>
       <w:r>
         <w:rPr>
@@ -7130,13 +7239,15 @@
     <w:p>
       <w:pPr>
         <w:pStyle w:val="ui-markdownparagraph"/>
-      </w:pPr>
-      <w:r>
-        <w:rPr>
-          <w:rFonts w:ascii="Times New Roman" w:hAnsi="Times New Roman" w:eastAsia="Times New Roman"/>
-          <w:sz w:val="24"/>
-        </w:rPr>
-        <w:t>The researcher will analyze de-identified critical-incident interviews from the locked sample of 12 U.S. SME IT, network, systems, infrastructure, or operations managers using hybrid deductive–inductive codebook thematic analysis within a generic qualitative inquiry (Caelli et al., 2003; Fereday &amp; Muir-Cochrane, 2006; Kahlke, 2014; Percy et al., 2015). Before coding, the researcher will complete a scope register that records the purpose, research question, framework role, eligibility rules, participant count, and required deliverables, and will keep three work areas separate: preserved RAW recordings, CLEAN analytic files, and presentation outputs. Each interview will receive a stable identifier. The researcher will produce a verbatim transcript, strip person, firm, vendor, and product names, complete a seven-day factual member check, and read each CLEAN transcript in full before formal coding (Lincoln &amp; Guba, 1985). Delve will store CLEAN transcripts, the versioned codebook, memos, and snippet URLs. Delve will not perform the analysis.</w:t>
+        <w:spacing w:line="480" w:lineRule="auto"/>
+      </w:pPr>
+      <w:r>
+        <w:rPr>
+          <w:rFonts w:ascii="Times New Roman" w:hAnsi="Times New Roman" w:eastAsia="Times New Roman"/>
+          <w:b w:val="0"/>
+          <w:sz w:val="24"/>
+        </w:rPr>
+        <w:t xml:space="preserve">The researcher will analyze de-identified critical-incident interviews from the locked sample of 12 U.S. SME IT, network, systems, infrastructure, or operations managers using hybrid deductive–inductive codebook thematic analysis within a generic qualitative inquiry (Caelli et al., 2003; Fereday &amp; Muir-Cochrane, 2006; Kahlke, 2014; Percy et al., 2015). </w:t>
       </w:r>
       <w:r>
         <w:rPr>
@@ -7157,18 +7268,99 @@
       </w:r>
       <w:r/>
       <w:r/>
+      <w:r>
+        <w:rPr>
+          <w:rFonts w:ascii="Times New Roman" w:hAnsi="Times New Roman" w:eastAsia="Times New Roman"/>
+          <w:b/>
+          <w:sz w:val="24"/>
+        </w:rPr>
+        <w:t xml:space="preserve">That technique is appropriate to the project framework because power, legitimacy, and urgency remain sensitizing probes (Mitchell et al., 1997), while value-creation stakeholder theory remains on Need / What We Know and is not imported as a codebook theme (Freeman et al., 2020). </w:t>
+      </w:r>
+      <w:r>
+        <w:rPr>
+          <w:rFonts w:ascii="Times New Roman" w:hAnsi="Times New Roman" w:eastAsia="Times New Roman"/>
+          <w:b w:val="0"/>
+          <w:sz w:val="24"/>
+        </w:rPr>
+        <w:t xml:space="preserve">Before coding, the researcher will complete a scope register that records the purpose, research question, framework role, eligibility rules, participant count, and required deliverables, and will keep three work areas separate: </w:t>
+      </w:r>
+      <w:r>
+        <w:rPr>
+          <w:rFonts w:ascii="Times New Roman" w:hAnsi="Times New Roman" w:eastAsia="Times New Roman"/>
+          <w:b/>
+          <w:sz w:val="24"/>
+        </w:rPr>
+        <w:t>raw recordings, clean analytic files, and presentation outputs</w:t>
+      </w:r>
+      <w:r>
+        <w:rPr>
+          <w:rFonts w:ascii="Times New Roman" w:hAnsi="Times New Roman" w:eastAsia="Times New Roman"/>
+          <w:b w:val="0"/>
+          <w:sz w:val="24"/>
+        </w:rPr>
+        <w:t xml:space="preserve">. Each interview will receive a stable identifier. The researcher will produce a verbatim transcript, strip person, firm, vendor, and product names, complete a seven-day factual member check, and read each </w:t>
+      </w:r>
+      <w:r>
+        <w:rPr>
+          <w:rFonts w:ascii="Times New Roman" w:hAnsi="Times New Roman" w:eastAsia="Times New Roman"/>
+          <w:b/>
+          <w:sz w:val="24"/>
+        </w:rPr>
+        <w:t>clean transcript</w:t>
+      </w:r>
+      <w:r>
+        <w:rPr>
+          <w:rFonts w:ascii="Times New Roman" w:hAnsi="Times New Roman" w:eastAsia="Times New Roman"/>
+          <w:b w:val="0"/>
+          <w:sz w:val="24"/>
+        </w:rPr>
+        <w:t xml:space="preserve"> in full before formal coding (Lincoln &amp; Guba, 1985). Delve will store </w:t>
+      </w:r>
+      <w:r>
+        <w:rPr>
+          <w:rFonts w:ascii="Times New Roman" w:hAnsi="Times New Roman" w:eastAsia="Times New Roman"/>
+          <w:b/>
+          <w:sz w:val="24"/>
+        </w:rPr>
+        <w:t>clean transcripts</w:t>
+      </w:r>
+      <w:r>
+        <w:rPr>
+          <w:rFonts w:ascii="Times New Roman" w:hAnsi="Times New Roman" w:eastAsia="Times New Roman"/>
+          <w:b w:val="0"/>
+          <w:sz w:val="24"/>
+        </w:rPr>
+        <w:t xml:space="preserve">, the versioned codebook, memos, and snippet URLs. Delve will not perform the analysis </w:t>
+      </w:r>
+      <w:r>
+        <w:rPr>
+          <w:rFonts w:ascii="Times New Roman" w:hAnsi="Times New Roman" w:eastAsia="Times New Roman"/>
+          <w:b/>
+          <w:sz w:val="24"/>
+        </w:rPr>
+        <w:t>(Paulus, 2023)</w:t>
+      </w:r>
+      <w:r>
+        <w:rPr>
+          <w:rFonts w:ascii="Times New Roman" w:hAnsi="Times New Roman" w:eastAsia="Times New Roman"/>
+          <w:b w:val="0"/>
+          <w:sz w:val="24"/>
+        </w:rPr>
+        <w:t>.</w:t>
+      </w:r>
     </w:p>
     <w:p>
       <w:pPr>
         <w:pStyle w:val="ui-markdownparagraph"/>
-      </w:pPr>
-      <w:r>
-        <w:rPr>
-          <w:rFonts w:ascii="Times New Roman" w:hAnsi="Times New Roman" w:eastAsia="Times New Roman"/>
-          <w:b w:val="0"/>
-          <w:sz w:val="24"/>
-        </w:rPr>
-        <w:t>Second, the researcher will import the nested start-list of STRUCTURAL, FRAMEWORK_DEDUCTIVE, and BOUNDARY codes and create one excerpt record for each bounded passage that requires analysis, attaching its source locator, speaker, incident context, and provisional code (Fereday &amp; Muir-Cochrane, 2006; Paulus, 2023). A passage may receive more than one code when it conveys distinct ideas. Power, legitimacy, and urgency will function as sensitizing probes, not predetermined theme titles (Mitchell et al., 1997). Decision rights, escalation, evidentiary standards, and recoverability assurance will be coded as enactment evidence, not as a fourth salience attribute. Each code definition will state its meaning, inclusion criteria, exclusion criteria, and a source-linked example; uncertain assignments will be flagged for review. EMERGENT child codes will remain empty until meaning units are locked (Saldaña, 2021; Taylor &amp; Bogdan, 1998). Coding changes will be recorded with the date, reason, and affected records. Spreadsheet lookup and Delve retrieval may support these records; interpretive approval will remain with the researcher (Fereday &amp; Muir-Cochrane, 2006).</w:t>
+        <w:spacing w:line="480" w:lineRule="auto"/>
+      </w:pPr>
+      <w:r>
+        <w:rPr>
+          <w:rFonts w:ascii="Times New Roman" w:hAnsi="Times New Roman" w:eastAsia="Times New Roman"/>
+          <w:b w:val="0"/>
+          <w:sz w:val="24"/>
+        </w:rPr>
+        <w:t xml:space="preserve">Second, the researcher will import the nested start-list of STRUCTURAL, FRAMEWORK_DEDUCTIVE, and BOUNDARY codes and create one excerpt record for each bounded passage that requires analysis, attaching its source locator, speaker, incident context, and provisional code (Fereday &amp; Muir-Cochrane, 2006; Paulus, 2023). A passage may receive more than one code when it conveys distinct ideas. Power, legitimacy, and urgency will function as sensitizing probes, not predetermined theme titles (Mitchell et al., 1997). Decision rights, escalation, evidentiary standards, and recoverability assurance will be coded as enactment evidence, not as a fourth salience attribute. Each code definition will state its meaning, inclusion criteria, exclusion criteria, and a source-linked example; uncertain assignments will be flagged for review. EMERGENT child codes will remain empty until meaning units are locked </w:t>
       </w:r>
       <w:r>
         <w:rPr>
@@ -7197,18 +7389,35 @@
       </w:r>
       <w:r/>
       <w:r/>
+      <w:r>
+        <w:rPr>
+          <w:rFonts w:ascii="Times New Roman" w:hAnsi="Times New Roman" w:eastAsia="Times New Roman"/>
+          <w:b/>
+          <w:sz w:val="24"/>
+        </w:rPr>
+        <w:t>(Saldaña, 2021; Taylor &amp; Bogdan, 1998)</w:t>
+      </w:r>
+      <w:r>
+        <w:rPr>
+          <w:rFonts w:ascii="Times New Roman" w:hAnsi="Times New Roman" w:eastAsia="Times New Roman"/>
+          <w:b w:val="0"/>
+          <w:sz w:val="24"/>
+        </w:rPr>
+        <w:t>. Coding changes will be recorded with the date, reason, and affected records. Spreadsheet lookup and Delve retrieval may support these records; interpretive approval will remain with the researcher (Fereday &amp; Muir-Cochrane, 2006).</w:t>
+      </w:r>
     </w:p>
     <w:p>
       <w:pPr>
         <w:pStyle w:val="ui-markdownparagraph"/>
-      </w:pPr>
-      <w:r>
-        <w:rPr>
-          <w:rFonts w:ascii="Times New Roman" w:hAnsi="Times New Roman" w:eastAsia="Times New Roman"/>
-          <w:b w:val="0"/>
-          <w:sz w:val="24"/>
-        </w:rPr>
-        <w:t>Third, the researcher will lock meaning units that state a practice claim before any theme name is written, confirm each unit with a named excerpt and a negative or boundary case, and group related units only when they describe the same salience-to-assurance bargain rather than the same recovery topic (Saldaña, 2021; Taylor &amp; Bogdan, 1998; Walker, 2026). For every proposed theme, the researcher will record its central claim, contributing categories, representative excerpts, exceptions, and research-question relevance, then return to the original passages to inspect context. Candidate categories may be retained, revised, split, combined, or rejected, with earlier versions preserved. This is iterative interpretive work, not an automatic promotion of frequently used labels into themes, and it is not reflexive thematic analysis as the analytic method (Saldaña, 2021; Fereday &amp; Muir-Cochrane, 2006). The locked n = 12 will be reported as the planned participant count, not as proof of saturation; adequacy will be assessed through richness, relevant variation, question coverage, and whether later interviews still change the meaning-unit inventory (Malterud et al., 2016; Guest et al., 2020).</w:t>
+        <w:spacing w:line="480" w:lineRule="auto"/>
+      </w:pPr>
+      <w:r>
+        <w:rPr>
+          <w:rFonts w:ascii="Times New Roman" w:hAnsi="Times New Roman" w:eastAsia="Times New Roman"/>
+          <w:b w:val="0"/>
+          <w:sz w:val="24"/>
+        </w:rPr>
+        <w:t xml:space="preserve">Third, the researcher will lock meaning units that state a practice claim before any theme name is written, confirm each unit with a named excerpt and a negative or boundary case, and group related units only when they describe the same salience-to-assurance bargain rather than the same recovery topic </w:t>
       </w:r>
       <w:r>
         <w:rPr>
@@ -7249,18 +7458,67 @@
         </w:rPr>
       </w:r>
       <w:r/>
+      <w:r>
+        <w:rPr>
+          <w:rFonts w:ascii="Times New Roman" w:hAnsi="Times New Roman" w:eastAsia="Times New Roman"/>
+          <w:b/>
+          <w:sz w:val="24"/>
+        </w:rPr>
+        <w:t>(Saldaña, 2021; Taylor &amp; Bogdan, 1998; Walker, 2026)</w:t>
+      </w:r>
+      <w:r>
+        <w:rPr>
+          <w:rFonts w:ascii="Times New Roman" w:hAnsi="Times New Roman" w:eastAsia="Times New Roman"/>
+          <w:b w:val="0"/>
+          <w:sz w:val="24"/>
+        </w:rPr>
+        <w:t xml:space="preserve">. For every proposed theme, the researcher will record its central claim, contributing categories, representative excerpts, exceptions, and research-question relevance, then return to the original passages to inspect context. Candidate categories may be retained, revised, split, combined, or rejected, with earlier versions preserved. This is iterative interpretive work, not an automatic promotion of frequently used labels into themes, and it is </w:t>
+      </w:r>
+      <w:r>
+        <w:rPr>
+          <w:rFonts w:ascii="Times New Roman" w:hAnsi="Times New Roman" w:eastAsia="Times New Roman"/>
+          <w:b/>
+          <w:sz w:val="24"/>
+        </w:rPr>
+        <w:t>not reflexive thematic analysis as the analytic method (Saldaña, 2021; Fereday &amp; Muir-Cochrane, 2006)</w:t>
+      </w:r>
+      <w:r>
+        <w:rPr>
+          <w:rFonts w:ascii="Times New Roman" w:hAnsi="Times New Roman" w:eastAsia="Times New Roman"/>
+          <w:b w:val="0"/>
+          <w:sz w:val="24"/>
+        </w:rPr>
+        <w:t xml:space="preserve">. The locked n = 12 will be reported as the planned participant count, not as proof of saturation; adequacy will be assessed through richness, relevant variation, question coverage, and whether later interviews still change the meaning-unit inventory </w:t>
+      </w:r>
+      <w:r>
+        <w:rPr>
+          <w:rFonts w:ascii="Times New Roman" w:hAnsi="Times New Roman" w:eastAsia="Times New Roman"/>
+          <w:b/>
+          <w:sz w:val="24"/>
+        </w:rPr>
+        <w:t>(Malterud et al., 2016; Guest et al., 2020)</w:t>
+      </w:r>
+      <w:r>
+        <w:rPr>
+          <w:rFonts w:ascii="Times New Roman" w:hAnsi="Times New Roman" w:eastAsia="Times New Roman"/>
+          <w:b w:val="0"/>
+          <w:sz w:val="24"/>
+        </w:rPr>
+        <w:t>.</w:t>
+      </w:r>
     </w:p>
     <w:p>
       <w:pPr>
         <w:pStyle w:val="ui-markdownparagraph"/>
-      </w:pPr>
-      <w:r>
-        <w:rPr>
-          <w:rFonts w:ascii="Times New Roman" w:hAnsi="Times New Roman" w:eastAsia="Times New Roman"/>
-          <w:b w:val="0"/>
-          <w:sz w:val="24"/>
-        </w:rPr>
-        <w:t>Fourth, the researcher will write two separate syntheses from the reviewed theme records: one for stakeholder-claim management and salience shifts, and one for decision rights, escalation, and recoverability assurance (Lester et al., 2020; Percy et al., 2015). Presentation will include a meaning-unit evidence table, a theme-to-question map, and a narrative that pairs each interpretive claim with source-verified excerpts and relevant boundary cases, including Every published quotation, participant label, source locator, and thematic claim will receive a source check; table titles and theme names will be compared with the narrative. Participant counts, excerpt counts, and source counts will remain separate. The researcher will close the revision log, record unresolved gaps, and release a dated version of the report, codebook, and CSV nest (Paulus, 2023). Clerical software and retrieval aids will not replace researcher interpretation; every quotation and thematic claim will remain grounded in the CLEAN transcript and the dated audit trail (Tracy, 2010). Findings will distinguish managers’ reported interpretations from independently documented actions and will not claim statistical generalization.</w:t>
+        <w:spacing w:line="480" w:lineRule="auto"/>
+      </w:pPr>
+      <w:r>
+        <w:rPr>
+          <w:rFonts w:ascii="Times New Roman" w:hAnsi="Times New Roman" w:eastAsia="Times New Roman"/>
+          <w:b w:val="0"/>
+          <w:sz w:val="24"/>
+        </w:rPr>
+        <w:t xml:space="preserve">Fourth, the researcher will write two separate syntheses from the reviewed theme records: one for stakeholder-claim management and salience shifts, and one for decision rights, escalation, and recoverability assurance (Lester et al., 2020; Percy et al., 2015). Presentation will include a meaning-unit evidence table, a theme-to-question map, and a narrative that pairs each interpretive claim with source-verified excerpts and relevant boundary cases. </w:t>
       </w:r>
       <w:r/>
       <w:r>
@@ -7276,6 +7534,38 @@
           <w:b w:val="0"/>
           <w:sz w:val="24"/>
         </w:rPr>
+      </w:r>
+      <w:r>
+        <w:rPr>
+          <w:rFonts w:ascii="Times New Roman" w:hAnsi="Times New Roman" w:eastAsia="Times New Roman"/>
+          <w:b/>
+          <w:sz w:val="24"/>
+        </w:rPr>
+        <w:t>Every published quotation, participant label, source locator, and thematic claim will receive a source check</w:t>
+      </w:r>
+      <w:r>
+        <w:rPr>
+          <w:rFonts w:ascii="Times New Roman" w:hAnsi="Times New Roman" w:eastAsia="Times New Roman"/>
+          <w:b w:val="0"/>
+          <w:sz w:val="24"/>
+        </w:rPr>
+        <w:t xml:space="preserve">; table titles and theme names will be compared with the narrative. Participant counts, excerpt counts, and source counts will remain separate. The researcher will close the revision log, record unresolved gaps, and release a dated version of the report, codebook, and CSV nest (Paulus, 2023). Clerical software and retrieval aids will not replace researcher interpretation; every quotation and thematic claim will remain grounded in the </w:t>
+      </w:r>
+      <w:r>
+        <w:rPr>
+          <w:rFonts w:ascii="Times New Roman" w:hAnsi="Times New Roman" w:eastAsia="Times New Roman"/>
+          <w:b/>
+          <w:sz w:val="24"/>
+        </w:rPr>
+        <w:t>clean transcript</w:t>
+      </w:r>
+      <w:r>
+        <w:rPr>
+          <w:rFonts w:ascii="Times New Roman" w:hAnsi="Times New Roman" w:eastAsia="Times New Roman"/>
+          <w:b w:val="0"/>
+          <w:sz w:val="24"/>
+        </w:rPr>
+        <w:t xml:space="preserve"> and the dated audit trail (Tracy, 2010). Findings will distinguish managers’ reported interpretations from independently documented actions and will not claim statistical generalization.</w:t>
       </w:r>
     </w:p>
     <w:p>
